--- a/reports/lab3/LR3_Report_Variant15.docx
+++ b/reports/lab3/LR3_Report_Variant15.docx
@@ -4,104 +4,526 @@
   <w:body>
     <w:p>
       <w:pPr>
+        <w:spacing w:before="0" w:after="80" w:line="276" w:lineRule="auto"/>
         <w:jc w:val="center"/>
       </w:pPr>
       <w:r>
         <w:rPr>
+          <w:rFonts w:ascii="Times New Roman" w:hAnsi="Times New Roman"/>
           <w:b/>
-          <w:color w:val="1D4ED8"/>
+          <w:sz w:val="24"/>
+        </w:rPr>
+        <w:t>МИНИСТЕРСТВО НАУКИ И ВЫСШЕГО ОБРАЗОВАНИЯ РОССИЙСКОЙ ФЕДЕРАЦИИ</w:t>
+        <w:br/>
+        <w:t>ФЕДЕРАЛЬНОЕ ГОСУДАРСТВЕННОЕ АВТОНОМНОЕ ОБРАЗОВАТЕЛЬНОЕ УЧРЕЖДЕНИЕ</w:t>
+        <w:br/>
+        <w:t>ВЫСШЕГО ОБРАЗОВАНИЯ</w:t>
+        <w:br/>
+        <w:t>«НАЦИОНАЛЬНЫЙ ИССЛЕДОВАТЕЛЬСКИЙ УНИВЕРСИТЕТ»</w:t>
+        <w:br/>
+        <w:br/>
+        <w:t>Факультет информационных технологий</w:t>
+        <w:br/>
+        <w:t>Кафедра программной инженерии</w:t>
+      </w:r>
+    </w:p>
+    <w:p/>
+    <w:p/>
+    <w:p/>
+    <w:p>
+      <w:pPr>
+        <w:spacing w:after="120"/>
+        <w:jc w:val="center"/>
+      </w:pPr>
+      <w:r>
+        <w:rPr>
+          <w:rFonts w:ascii="Times New Roman" w:hAnsi="Times New Roman"/>
+          <w:b/>
           <w:sz w:val="32"/>
         </w:rPr>
-        <w:t>ОТЧЕТ ПО ЛАБОРАТОРНОЙ РАБОТЕ №3</w:t>
-        <w:br/>
-      </w:r>
-      <w:r>
-        <w:rPr>
-          <w:b/>
-          <w:color w:val="0F172A"/>
-          <w:sz w:val="24"/>
-        </w:rPr>
-        <w:t>Тема: Создание шаблона дизайна корпоративного портала и главных пользовательских интерфейсов (ГПИ)</w:t>
-        <w:br/>
-      </w:r>
-      <w:r>
-        <w:rPr>
-          <w:i/>
-          <w:color w:val="475569"/>
-          <w:sz w:val="22"/>
-        </w:rPr>
-        <w:t>Вариант №15: Университет. Центр аккредитации и независимой оценки качества образования (АНОК)</w:t>
+        <w:t>ОТЧЕТ ПО ЛАБОРАТОРНОЙ РАБОТЕ № 3</w:t>
         <w:br/>
       </w:r>
     </w:p>
     <w:p>
       <w:pPr>
-        <w:spacing w:after="120"/>
+        <w:jc w:val="center"/>
       </w:pPr>
+      <w:r>
+        <w:rPr>
+          <w:rFonts w:ascii="Times New Roman" w:hAnsi="Times New Roman"/>
+          <w:sz w:val="28"/>
+        </w:rPr>
+        <w:t>по дисциплине: «Практикум по разработке корпоративного портала»</w:t>
+        <w:br/>
+        <w:br/>
+      </w:r>
+      <w:r>
+        <w:rPr>
+          <w:rFonts w:ascii="Times New Roman" w:hAnsi="Times New Roman"/>
+          <w:b/>
+          <w:sz w:val="28"/>
+        </w:rPr>
+        <w:t>Тема: «Создание шаблона дизайна портала и главных пользовательских интерфейсов»</w:t>
+        <w:br/>
+        <w:t>Вариант № 15: «Университет. Центр аккредитации и независимой оценки качества образования (АНОК)»</w:t>
+      </w:r>
+    </w:p>
+    <w:p/>
+    <w:p/>
+    <w:p/>
+    <w:p>
+      <w:pPr>
+        <w:spacing w:line="276" w:lineRule="auto"/>
+        <w:jc w:val="right"/>
+      </w:pPr>
+      <w:r>
+        <w:rPr>
+          <w:rFonts w:ascii="Times New Roman" w:hAnsi="Times New Roman"/>
+          <w:sz w:val="26"/>
+        </w:rPr>
+        <w:t>Выполнил:</w:t>
+        <w:br/>
+        <w:t>студент группы ИВТ-401</w:t>
+        <w:br/>
+        <w:t>Иванов И.И.</w:t>
+        <w:br/>
+        <w:br/>
+        <w:t>Проверил:</w:t>
+        <w:br/>
+        <w:t>к.т.н., доцент</w:t>
+        <w:br/>
+        <w:t>Петров П.П.</w:t>
+        <w:br/>
+      </w:r>
+    </w:p>
+    <w:p/>
+    <w:p/>
+    <w:p/>
+    <w:p>
+      <w:pPr>
+        <w:jc w:val="center"/>
+      </w:pPr>
+      <w:r>
+        <w:rPr>
+          <w:rFonts w:ascii="Times New Roman" w:hAnsi="Times New Roman"/>
+          <w:sz w:val="24"/>
+        </w:rPr>
+        <w:t>Москва, 2026 г.</w:t>
+      </w:r>
+    </w:p>
+    <w:p>
+      <w:r>
+        <w:br w:type="page"/>
+      </w:r>
     </w:p>
     <w:p>
       <w:pPr>
-        <w:keepNext/>
-        <w:spacing w:before="240" w:after="80"/>
+        <w:spacing w:before="160" w:after="80"/>
+        <w:jc w:val="left"/>
       </w:pPr>
       <w:r>
         <w:rPr>
+          <w:rFonts w:ascii="Times New Roman" w:hAnsi="Times New Roman"/>
           <w:b/>
-          <w:color w:val="1D4ED8"/>
           <w:sz w:val="26"/>
+        </w:rPr>
+        <w:t>Дисциплина: Практикум по разработке корпоративного портала (ПРКП)</w:t>
+      </w:r>
+    </w:p>
+    <w:p>
+      <w:pPr>
+        <w:spacing w:before="160" w:after="80"/>
+        <w:jc w:val="left"/>
+      </w:pPr>
+      <w:r>
+        <w:rPr>
+          <w:rFonts w:ascii="Times New Roman" w:hAnsi="Times New Roman"/>
+          <w:b/>
+          <w:sz w:val="26"/>
+        </w:rPr>
+        <w:t>Вариант №15: Университет. Центр аккредитации и независимой оценки качества образования (АНОК)</w:t>
+      </w:r>
+    </w:p>
+    <w:p>
+      <w:pPr>
+        <w:spacing w:before="240" w:after="120"/>
+        <w:jc w:val="left"/>
+      </w:pPr>
+      <w:r>
+        <w:rPr>
+          <w:rFonts w:ascii="Times New Roman" w:hAnsi="Times New Roman"/>
+          <w:b/>
+          <w:sz w:val="28"/>
         </w:rPr>
         <w:t>1. Введение и цели работы</w:t>
       </w:r>
     </w:p>
     <w:p>
+      <w:pPr>
+        <w:spacing w:line="276" w:lineRule="auto" w:after="120"/>
+        <w:ind w:firstLine="709"/>
+        <w:jc w:val="both"/>
+      </w:pPr>
       <w:r>
-        <w:t>Цель лабораторной работы — комплексное проектирование шаблона дизайна корпоративного портала университета (Модуль Центра АНОК) и создание главных пользовательских интерфейсов (ГПИ), обеспечивающих реализацию сквозного жизненного цикла разработки, экспертизы по ФГОС 3++, визирования и актуализации учебных планов согласно Варианту №15.</w:t>
+        <w:rPr>
+          <w:rFonts w:ascii="Times New Roman" w:hAnsi="Times New Roman"/>
+          <w:sz w:val="28"/>
+        </w:rPr>
+      </w:r>
+      <w:r>
+        <w:rPr>
+          <w:rFonts w:ascii="Times New Roman" w:hAnsi="Times New Roman"/>
+          <w:b/>
+          <w:sz w:val="28"/>
+        </w:rPr>
+        <w:t>Цель лабораторной работы:</w:t>
+      </w:r>
+      <w:r>
+        <w:rPr>
+          <w:rFonts w:ascii="Times New Roman" w:hAnsi="Times New Roman"/>
+          <w:sz w:val="28"/>
+        </w:rPr>
+        <w:t xml:space="preserve"> Проектирование комплексного шаблона дизайна корпоративного портала университета (Модуль Центра АНОК) и разработка главных пользовательских интерфейсов (ГПИ), обеспечивающих сквозной жизненный цикл разработки, проверки по ФГОС 3++, визирования и актуализации учебных планов в соответствии с бизнес-правилами Варианта №15.</w:t>
       </w:r>
     </w:p>
     <w:p>
       <w:pPr>
-        <w:keepNext/>
-        <w:spacing w:before="240" w:after="80"/>
+        <w:spacing w:before="160" w:after="80"/>
+        <w:jc w:val="left"/>
       </w:pPr>
       <w:r>
         <w:rPr>
+          <w:rFonts w:ascii="Times New Roman" w:hAnsi="Times New Roman"/>
           <w:b/>
-          <w:color w:val="1D4ED8"/>
           <w:sz w:val="26"/>
+        </w:rPr>
+        <w:t>Задачи работы:</w:t>
+      </w:r>
+    </w:p>
+    <w:p>
+      <w:pPr>
+        <w:spacing w:line="276" w:lineRule="auto" w:after="60"/>
+        <w:ind w:left="709"/>
+        <w:jc w:val="both"/>
+      </w:pPr>
+      <w:r>
+        <w:rPr>
+          <w:rFonts w:ascii="Times New Roman" w:hAnsi="Times New Roman"/>
+          <w:b/>
+          <w:sz w:val="28"/>
+        </w:rPr>
+        <w:t xml:space="preserve">1. </w:t>
+      </w:r>
+      <w:r>
+        <w:rPr>
+          <w:rFonts w:ascii="Times New Roman" w:hAnsi="Times New Roman"/>
+          <w:sz w:val="28"/>
+        </w:rPr>
+        <w:t xml:space="preserve">Разработать и специфицировать структуру и макеты </w:t>
+      </w:r>
+      <w:r>
+        <w:rPr>
+          <w:rFonts w:ascii="Times New Roman" w:hAnsi="Times New Roman"/>
+          <w:b/>
+          <w:sz w:val="28"/>
+        </w:rPr>
+        <w:t>главных пользовательских интерфейсов (ГПИ)</w:t>
+      </w:r>
+      <w:r>
+        <w:rPr>
+          <w:rFonts w:ascii="Times New Roman" w:hAnsi="Times New Roman"/>
+          <w:sz w:val="28"/>
+        </w:rPr>
+        <w:t xml:space="preserve"> корпоративного портала:</w:t>
+      </w:r>
+    </w:p>
+    <w:p>
+      <w:pPr>
+        <w:spacing w:line="276" w:lineRule="auto" w:after="60"/>
+        <w:ind w:left="1134"/>
+        <w:jc w:val="both"/>
+      </w:pPr>
+      <w:r>
+        <w:rPr>
+          <w:rFonts w:ascii="Times New Roman" w:hAnsi="Times New Roman"/>
+          <w:b w:val="0"/>
+          <w:sz w:val="28"/>
+        </w:rPr>
+        <w:t xml:space="preserve">• </w:t>
+      </w:r>
+      <w:r>
+        <w:rPr>
+          <w:rFonts w:ascii="Times New Roman" w:hAnsi="Times New Roman"/>
+          <w:sz w:val="28"/>
+        </w:rPr>
+        <w:t>ГПИ 1: Главная сводная панель оперативного мониторинга и аккредитационной экспертизы (*Dashboard*).</w:t>
+      </w:r>
+    </w:p>
+    <w:p>
+      <w:pPr>
+        <w:spacing w:line="276" w:lineRule="auto" w:after="60"/>
+        <w:ind w:left="1134"/>
+        <w:jc w:val="both"/>
+      </w:pPr>
+      <w:r>
+        <w:rPr>
+          <w:rFonts w:ascii="Times New Roman" w:hAnsi="Times New Roman"/>
+          <w:b w:val="0"/>
+          <w:sz w:val="28"/>
+        </w:rPr>
+        <w:t xml:space="preserve">• </w:t>
+      </w:r>
+      <w:r>
+        <w:rPr>
+          <w:rFonts w:ascii="Times New Roman" w:hAnsi="Times New Roman"/>
+          <w:sz w:val="28"/>
+        </w:rPr>
+        <w:t>ГПИ 2: Интерактивный редактор учебных планов и семестровая матрица дисциплин (*Curriculum Editor*).</w:t>
+      </w:r>
+    </w:p>
+    <w:p>
+      <w:pPr>
+        <w:spacing w:line="276" w:lineRule="auto" w:after="60"/>
+        <w:ind w:left="1134"/>
+        <w:jc w:val="both"/>
+      </w:pPr>
+      <w:r>
+        <w:rPr>
+          <w:rFonts w:ascii="Times New Roman" w:hAnsi="Times New Roman"/>
+          <w:b w:val="0"/>
+          <w:sz w:val="28"/>
+        </w:rPr>
+        <w:t xml:space="preserve">• </w:t>
+      </w:r>
+      <w:r>
+        <w:rPr>
+          <w:rFonts w:ascii="Times New Roman" w:hAnsi="Times New Roman"/>
+          <w:sz w:val="28"/>
+        </w:rPr>
+        <w:t>ГПИ 3: Модуль автоматизированного контроля соответствия ФГОС 3++ (*FGOS Validation Inspector*).</w:t>
+      </w:r>
+    </w:p>
+    <w:p>
+      <w:pPr>
+        <w:spacing w:line="276" w:lineRule="auto" w:after="60"/>
+        <w:ind w:left="1134"/>
+        <w:jc w:val="both"/>
+      </w:pPr>
+      <w:r>
+        <w:rPr>
+          <w:rFonts w:ascii="Times New Roman" w:hAnsi="Times New Roman"/>
+          <w:b w:val="0"/>
+          <w:sz w:val="28"/>
+        </w:rPr>
+        <w:t xml:space="preserve">• </w:t>
+      </w:r>
+      <w:r>
+        <w:rPr>
+          <w:rFonts w:ascii="Times New Roman" w:hAnsi="Times New Roman"/>
+          <w:sz w:val="28"/>
+        </w:rPr>
+        <w:t>ГПИ 4: Маршрут электронного визирования и наложения квалифицированной ЭЦП (*Approval &amp; Digital Signature*).</w:t>
+      </w:r>
+    </w:p>
+    <w:p>
+      <w:pPr>
+        <w:spacing w:line="276" w:lineRule="auto" w:after="60"/>
+        <w:ind w:left="1134"/>
+        <w:jc w:val="both"/>
+      </w:pPr>
+      <w:r>
+        <w:rPr>
+          <w:rFonts w:ascii="Times New Roman" w:hAnsi="Times New Roman"/>
+          <w:b w:val="0"/>
+          <w:sz w:val="28"/>
+        </w:rPr>
+        <w:t xml:space="preserve">• </w:t>
+      </w:r>
+      <w:r>
+        <w:rPr>
+          <w:rFonts w:ascii="Times New Roman" w:hAnsi="Times New Roman"/>
+          <w:sz w:val="28"/>
+        </w:rPr>
+        <w:t>ГПИ 5: Модуль оформления, межкафедрального согласования и обработки служебных записок (*Service Memos &amp; Diff Tracker*).</w:t>
+      </w:r>
+    </w:p>
+    <w:p>
+      <w:pPr>
+        <w:spacing w:line="276" w:lineRule="auto" w:after="60"/>
+        <w:ind w:left="709"/>
+        <w:jc w:val="both"/>
+      </w:pPr>
+      <w:r>
+        <w:rPr>
+          <w:rFonts w:ascii="Times New Roman" w:hAnsi="Times New Roman"/>
+          <w:b/>
+          <w:sz w:val="28"/>
+        </w:rPr>
+        <w:t xml:space="preserve">2. </w:t>
+      </w:r>
+      <w:r>
+        <w:rPr>
+          <w:rFonts w:ascii="Times New Roman" w:hAnsi="Times New Roman"/>
+          <w:sz w:val="28"/>
+        </w:rPr>
+        <w:t xml:space="preserve">Спроектировать </w:t>
+      </w:r>
+      <w:r>
+        <w:rPr>
+          <w:rFonts w:ascii="Times New Roman" w:hAnsi="Times New Roman"/>
+          <w:b/>
+          <w:sz w:val="28"/>
+        </w:rPr>
+        <w:t>шаблон дизайна портала</w:t>
+      </w:r>
+      <w:r>
+        <w:rPr>
+          <w:rFonts w:ascii="Times New Roman" w:hAnsi="Times New Roman"/>
+          <w:sz w:val="28"/>
+        </w:rPr>
+        <w:t>:</w:t>
+      </w:r>
+    </w:p>
+    <w:p>
+      <w:pPr>
+        <w:spacing w:line="276" w:lineRule="auto" w:after="60"/>
+        <w:ind w:left="1134"/>
+        <w:jc w:val="both"/>
+      </w:pPr>
+      <w:r>
+        <w:rPr>
+          <w:rFonts w:ascii="Times New Roman" w:hAnsi="Times New Roman"/>
+          <w:b w:val="0"/>
+          <w:sz w:val="28"/>
+        </w:rPr>
+        <w:t xml:space="preserve">• </w:t>
+      </w:r>
+      <w:r>
+        <w:rPr>
+          <w:rFonts w:ascii="Times New Roman" w:hAnsi="Times New Roman"/>
+          <w:sz w:val="28"/>
+        </w:rPr>
+        <w:t>Разметка страницы: заголовочная часть (*Header*), навигация (*Sidebar Navigation*), основная часть (*Main Content Area*), нижняя часть (*Footer*).</w:t>
+      </w:r>
+    </w:p>
+    <w:p>
+      <w:pPr>
+        <w:spacing w:line="276" w:lineRule="auto" w:after="60"/>
+        <w:ind w:left="1134"/>
+        <w:jc w:val="both"/>
+      </w:pPr>
+      <w:r>
+        <w:rPr>
+          <w:rFonts w:ascii="Times New Roman" w:hAnsi="Times New Roman"/>
+          <w:b w:val="0"/>
+          <w:sz w:val="28"/>
+        </w:rPr>
+        <w:t xml:space="preserve">• </w:t>
+      </w:r>
+      <w:r>
+        <w:rPr>
+          <w:rFonts w:ascii="Times New Roman" w:hAnsi="Times New Roman"/>
+          <w:sz w:val="28"/>
+        </w:rPr>
+        <w:t>Цветовое решение: палитра бренд-токенов, семантические статусные цвета (WCAG AAA).</w:t>
+      </w:r>
+    </w:p>
+    <w:p>
+      <w:pPr>
+        <w:spacing w:line="276" w:lineRule="auto" w:after="60"/>
+        <w:ind w:left="1134"/>
+        <w:jc w:val="both"/>
+      </w:pPr>
+      <w:r>
+        <w:rPr>
+          <w:rFonts w:ascii="Times New Roman" w:hAnsi="Times New Roman"/>
+          <w:b w:val="0"/>
+          <w:sz w:val="28"/>
+        </w:rPr>
+        <w:t xml:space="preserve">• </w:t>
+      </w:r>
+      <w:r>
+        <w:rPr>
+          <w:rFonts w:ascii="Times New Roman" w:hAnsi="Times New Roman"/>
+          <w:sz w:val="28"/>
+        </w:rPr>
+        <w:t>Параметры типографики, масштаб шрифтов, 8px базовая сетка, отступы, радиусы скругления и адаптивные контрольные точки (*Breakpoints*).</w:t>
+      </w:r>
+    </w:p>
+    <w:p>
+      <w:pPr>
+        <w:spacing w:line="276" w:lineRule="auto" w:after="60"/>
+        <w:ind w:left="709"/>
+        <w:jc w:val="both"/>
+      </w:pPr>
+      <w:r>
+        <w:rPr>
+          <w:rFonts w:ascii="Times New Roman" w:hAnsi="Times New Roman"/>
+          <w:b/>
+          <w:sz w:val="28"/>
+        </w:rPr>
+        <w:t xml:space="preserve">3. </w:t>
+      </w:r>
+      <w:r>
+        <w:rPr>
+          <w:rFonts w:ascii="Times New Roman" w:hAnsi="Times New Roman"/>
+          <w:sz w:val="28"/>
+        </w:rPr>
+        <w:t>Сформировать комплект отчетной документации (Markdown, DOCX, PDF).</w:t>
+      </w:r>
+    </w:p>
+    <w:p>
+      <w:pPr>
+        <w:spacing w:before="240" w:after="120"/>
+        <w:jc w:val="left"/>
+      </w:pPr>
+      <w:r>
+        <w:rPr>
+          <w:rFonts w:ascii="Times New Roman" w:hAnsi="Times New Roman"/>
+          <w:b/>
+          <w:sz w:val="28"/>
         </w:rPr>
         <w:t>2. Разработка шаблона дизайна портала</w:t>
       </w:r>
     </w:p>
     <w:p>
       <w:pPr>
-        <w:keepNext/>
-        <w:spacing w:before="160" w:after="60"/>
+        <w:spacing w:before="160" w:after="80"/>
+        <w:jc w:val="left"/>
       </w:pPr>
       <w:r>
         <w:rPr>
+          <w:rFonts w:ascii="Times New Roman" w:hAnsi="Times New Roman"/>
           <w:b/>
-          <w:color w:val="0F172A"/>
-          <w:sz w:val="23"/>
+          <w:sz w:val="26"/>
         </w:rPr>
         <w:t>2.1. Блочная разметка страницы (Page Layout &amp; Wireframe)</w:t>
       </w:r>
     </w:p>
     <w:p>
+      <w:pPr>
+        <w:spacing w:line="276" w:lineRule="auto" w:after="120"/>
+        <w:ind w:firstLine="709"/>
+        <w:jc w:val="both"/>
+      </w:pPr>
       <w:r>
-        <w:t>Шаблон дизайна портала включает 4 ключевые функциональные зоны: заголовочную часть (Header, 64px), боковую панель навигации (Sidebar, 260px), адаптивную рабочую область (Main Content Area) и нижнюю панель (Footer, 48px).</w:t>
+        <w:rPr>
+          <w:rFonts w:ascii="Times New Roman" w:hAnsi="Times New Roman"/>
+          <w:sz w:val="28"/>
+        </w:rPr>
+        <w:t>Шаблон дизайна портала построен на базе адаптивной сеточной структуры с фиксированной левой навигационной панелью (*Sticky Sidebar*) и гибкой рабочей областью (*Fluid 12-Column Grid Container*).</w:t>
       </w:r>
     </w:p>
     <w:p>
       <w:pPr>
-        <w:spacing w:before="120" w:after="40"/>
+        <w:spacing w:before="200" w:after="80"/>
         <w:jc w:val="center"/>
       </w:pPr>
-    </w:p>
-    <w:p>
       <w:r>
         <w:drawing>
           <wp:inline xmlns:a="http://schemas.openxmlformats.org/drawingml/2006/main" xmlns:pic="http://schemas.openxmlformats.org/drawingml/2006/picture">
-            <wp:extent cx="5852160" cy="3847996"/>
+            <wp:extent cx="5760000" cy="3787397"/>
             <wp:docPr id="1" name="Picture 1"/>
             <wp:cNvGraphicFramePr>
               <a:graphicFrameLocks noChangeAspect="1"/>
@@ -114,7 +536,7 @@
                     <pic:cNvPicPr/>
                   </pic:nvPicPr>
                   <pic:blipFill>
-                    <a:blip r:embed="rId9"/>
+                    <a:blip r:embed="rId10"/>
                     <a:stretch>
                       <a:fillRect/>
                     </a:stretch>
@@ -122,7 +544,7 @@
                   <pic:spPr>
                     <a:xfrm>
                       <a:off x="0" y="0"/>
-                      <a:ext cx="5852160" cy="3847996"/>
+                      <a:ext cx="5760000" cy="3787397"/>
                     </a:xfrm>
                     <a:prstGeom prst="rect"/>
                   </pic:spPr>
@@ -135,48 +557,503 @@
     </w:p>
     <w:p>
       <w:pPr>
-        <w:spacing w:after="160"/>
+        <w:spacing w:before="80" w:after="240"/>
         <w:jc w:val="center"/>
       </w:pPr>
       <w:r>
         <w:rPr>
+          <w:rFonts w:ascii="Times New Roman" w:hAnsi="Times New Roman"/>
           <w:i/>
-          <w:color w:val="64748B"/>
-          <w:sz w:val="19"/>
+          <w:sz w:val="24"/>
         </w:rPr>
-        <w:t>Рисунок — Каркас и структура шаблона дизайна портала</w:t>
+        <w:t>Рисунок 1 — Каркас и разметка шаблона дизайна</w:t>
       </w:r>
     </w:p>
     <w:p>
       <w:pPr>
-        <w:keepNext/>
-        <w:spacing w:before="160" w:after="60"/>
+        <w:spacing w:line="276" w:lineRule="auto" w:after="120"/>
+        <w:ind w:firstLine="709"/>
+        <w:jc w:val="both"/>
       </w:pPr>
       <w:r>
         <w:rPr>
-          <w:b/>
-          <w:color w:val="0F172A"/>
-          <w:sz w:val="23"/>
+          <w:rFonts w:ascii="Times New Roman" w:hAnsi="Times New Roman"/>
+          <w:sz w:val="28"/>
         </w:rPr>
-        <w:t>2.2. Цветовое решение и дизайн-система</w:t>
-      </w:r>
-    </w:p>
-    <w:p>
-      <w:r>
-        <w:t>Цветовая схема базируется на корпоративной синей гамме (Primary #1D4ED8, Brand #2563EB, Navy #0F172A) и строгой семантической статусной палитре (Success #16A34A, Warning #D97706, Danger #DC2626), удовлетворяющей стандарту доступности WCAG AAA.</w:t>
+        <w:t>Структура шаблона включает 4 фундаментальные функциональные зоны:</w:t>
       </w:r>
     </w:p>
     <w:p>
       <w:pPr>
-        <w:spacing w:before="120" w:after="40"/>
+        <w:spacing w:line="276" w:lineRule="auto" w:after="60"/>
+        <w:ind w:left="709"/>
+        <w:jc w:val="both"/>
+      </w:pPr>
+      <w:r>
+        <w:rPr>
+          <w:rFonts w:ascii="Times New Roman" w:hAnsi="Times New Roman"/>
+          <w:b/>
+          <w:sz w:val="28"/>
+        </w:rPr>
+        <w:t xml:space="preserve">1. </w:t>
+      </w:r>
+      <w:r>
+        <w:rPr>
+          <w:rFonts w:ascii="Times New Roman" w:hAnsi="Times New Roman"/>
+          <w:sz w:val="28"/>
+        </w:rPr>
+      </w:r>
+      <w:r>
+        <w:rPr>
+          <w:rFonts w:ascii="Times New Roman" w:hAnsi="Times New Roman"/>
+          <w:b/>
+          <w:sz w:val="28"/>
+        </w:rPr>
+        <w:t>Заголовочная часть (Header / Topbar, высота 64px):</w:t>
+      </w:r>
+      <w:r>
+        <w:rPr>
+          <w:rFonts w:ascii="Times New Roman" w:hAnsi="Times New Roman"/>
+          <w:sz w:val="28"/>
+        </w:rPr>
+      </w:r>
+    </w:p>
+    <w:p>
+      <w:pPr>
+        <w:spacing w:line="276" w:lineRule="auto" w:after="60"/>
+        <w:ind w:left="1134"/>
+        <w:jc w:val="both"/>
+      </w:pPr>
+      <w:r>
+        <w:rPr>
+          <w:rFonts w:ascii="Times New Roman" w:hAnsi="Times New Roman"/>
+          <w:b w:val="0"/>
+          <w:sz w:val="28"/>
+        </w:rPr>
+        <w:t xml:space="preserve">• </w:t>
+      </w:r>
+      <w:r>
+        <w:rPr>
+          <w:rFonts w:ascii="Times New Roman" w:hAnsi="Times New Roman"/>
+          <w:sz w:val="28"/>
+        </w:rPr>
+        <w:t>Брендинг и идентификатор системы: корпоративный логотип университета и текстовый дескриптор «Центр АНОК».</w:t>
+      </w:r>
+    </w:p>
+    <w:p>
+      <w:pPr>
+        <w:spacing w:line="276" w:lineRule="auto" w:after="60"/>
+        <w:ind w:left="1134"/>
+        <w:jc w:val="both"/>
+      </w:pPr>
+      <w:r>
+        <w:rPr>
+          <w:rFonts w:ascii="Times New Roman" w:hAnsi="Times New Roman"/>
+          <w:b w:val="0"/>
+          <w:sz w:val="28"/>
+        </w:rPr>
+        <w:t xml:space="preserve">• </w:t>
+      </w:r>
+      <w:r>
+        <w:rPr>
+          <w:rFonts w:ascii="Times New Roman" w:hAnsi="Times New Roman"/>
+          <w:sz w:val="28"/>
+        </w:rPr>
+        <w:t>Глобальная поисковая строка (*Global Search*): живой автокомплит с фильтрацией по учебным планам, дисциплинам, кафедрам и шифрам ФГОС.</w:t>
+      </w:r>
+    </w:p>
+    <w:p>
+      <w:pPr>
+        <w:spacing w:line="276" w:lineRule="auto" w:after="60"/>
+        <w:ind w:left="1134"/>
+        <w:jc w:val="both"/>
+      </w:pPr>
+      <w:r>
+        <w:rPr>
+          <w:rFonts w:ascii="Times New Roman" w:hAnsi="Times New Roman"/>
+          <w:b w:val="0"/>
+          <w:sz w:val="28"/>
+        </w:rPr>
+        <w:t xml:space="preserve">• </w:t>
+      </w:r>
+      <w:r>
+        <w:rPr>
+          <w:rFonts w:ascii="Times New Roman" w:hAnsi="Times New Roman"/>
+          <w:sz w:val="28"/>
+        </w:rPr>
+        <w:t>Индикатор системных уведомлений и активных задач (*Notification Center*): подсчет документов, требующих визирования текущим пользователем.</w:t>
+      </w:r>
+    </w:p>
+    <w:p>
+      <w:pPr>
+        <w:spacing w:line="276" w:lineRule="auto" w:after="60"/>
+        <w:ind w:left="1134"/>
+        <w:jc w:val="both"/>
+      </w:pPr>
+      <w:r>
+        <w:rPr>
+          <w:rFonts w:ascii="Times New Roman" w:hAnsi="Times New Roman"/>
+          <w:b w:val="0"/>
+          <w:sz w:val="28"/>
+        </w:rPr>
+        <w:t xml:space="preserve">• </w:t>
+      </w:r>
+      <w:r>
+        <w:rPr>
+          <w:rFonts w:ascii="Times New Roman" w:hAnsi="Times New Roman"/>
+          <w:sz w:val="28"/>
+        </w:rPr>
+        <w:t>Профиль пользователя (*User Profile Badge*): ФИО, активная должность и роль в системе управления доступом (RBAC).</w:t>
+      </w:r>
+    </w:p>
+    <w:p>
+      <w:pPr>
+        <w:spacing w:line="276" w:lineRule="auto" w:after="60"/>
+        <w:ind w:left="709"/>
+        <w:jc w:val="both"/>
+      </w:pPr>
+      <w:r>
+        <w:rPr>
+          <w:rFonts w:ascii="Times New Roman" w:hAnsi="Times New Roman"/>
+          <w:b/>
+          <w:sz w:val="28"/>
+        </w:rPr>
+        <w:t xml:space="preserve">2. </w:t>
+      </w:r>
+      <w:r>
+        <w:rPr>
+          <w:rFonts w:ascii="Times New Roman" w:hAnsi="Times New Roman"/>
+          <w:sz w:val="28"/>
+        </w:rPr>
+      </w:r>
+      <w:r>
+        <w:rPr>
+          <w:rFonts w:ascii="Times New Roman" w:hAnsi="Times New Roman"/>
+          <w:b/>
+          <w:sz w:val="28"/>
+        </w:rPr>
+        <w:t>Навигационная панель (Sidebar Navigation, ширина 260px):</w:t>
+      </w:r>
+      <w:r>
+        <w:rPr>
+          <w:rFonts w:ascii="Times New Roman" w:hAnsi="Times New Roman"/>
+          <w:sz w:val="28"/>
+        </w:rPr>
+      </w:r>
+    </w:p>
+    <w:p>
+      <w:pPr>
+        <w:spacing w:line="276" w:lineRule="auto" w:after="60"/>
+        <w:ind w:left="1134"/>
+        <w:jc w:val="both"/>
+      </w:pPr>
+      <w:r>
+        <w:rPr>
+          <w:rFonts w:ascii="Times New Roman" w:hAnsi="Times New Roman"/>
+          <w:b w:val="0"/>
+          <w:sz w:val="28"/>
+        </w:rPr>
+        <w:t xml:space="preserve">• </w:t>
+      </w:r>
+      <w:r>
+        <w:rPr>
+          <w:rFonts w:ascii="Times New Roman" w:hAnsi="Times New Roman"/>
+          <w:sz w:val="28"/>
+        </w:rPr>
+        <w:t>Темная контрастная поверхность (`#0F172A`) для снижения зрительной утомляемости операторов.</w:t>
+      </w:r>
+    </w:p>
+    <w:p>
+      <w:pPr>
+        <w:spacing w:line="276" w:lineRule="auto" w:after="60"/>
+        <w:ind w:left="1134"/>
+        <w:jc w:val="both"/>
+      </w:pPr>
+      <w:r>
+        <w:rPr>
+          <w:rFonts w:ascii="Times New Roman" w:hAnsi="Times New Roman"/>
+          <w:b w:val="0"/>
+          <w:sz w:val="28"/>
+        </w:rPr>
+        <w:t xml:space="preserve">• </w:t>
+      </w:r>
+      <w:r>
+        <w:rPr>
+          <w:rFonts w:ascii="Times New Roman" w:hAnsi="Times New Roman"/>
+          <w:sz w:val="28"/>
+        </w:rPr>
+        <w:t>Двухуровневое аккордеонное меню с акцентной подсветкой активного раздела (`#1D4ED8`).</w:t>
+      </w:r>
+    </w:p>
+    <w:p>
+      <w:pPr>
+        <w:spacing w:line="276" w:lineRule="auto" w:after="60"/>
+        <w:ind w:left="1134"/>
+        <w:jc w:val="both"/>
+      </w:pPr>
+      <w:r>
+        <w:rPr>
+          <w:rFonts w:ascii="Times New Roman" w:hAnsi="Times New Roman"/>
+          <w:b w:val="0"/>
+          <w:sz w:val="28"/>
+        </w:rPr>
+        <w:t xml:space="preserve">• </w:t>
+      </w:r>
+      <w:r>
+        <w:rPr>
+          <w:rFonts w:ascii="Times New Roman" w:hAnsi="Times New Roman"/>
+          <w:sz w:val="28"/>
+        </w:rPr>
+        <w:t>Разделы: Сводная панель, Реестр УП, Экспертиза ФГОС, Маршруты ЭЦП, Служебные записки, Каталог УП, Справочники, Администрирование.</w:t>
+      </w:r>
+    </w:p>
+    <w:p>
+      <w:pPr>
+        <w:spacing w:line="276" w:lineRule="auto" w:after="60"/>
+        <w:ind w:left="709"/>
+        <w:jc w:val="both"/>
+      </w:pPr>
+      <w:r>
+        <w:rPr>
+          <w:rFonts w:ascii="Times New Roman" w:hAnsi="Times New Roman"/>
+          <w:b/>
+          <w:sz w:val="28"/>
+        </w:rPr>
+        <w:t xml:space="preserve">3. </w:t>
+      </w:r>
+      <w:r>
+        <w:rPr>
+          <w:rFonts w:ascii="Times New Roman" w:hAnsi="Times New Roman"/>
+          <w:sz w:val="28"/>
+        </w:rPr>
+      </w:r>
+      <w:r>
+        <w:rPr>
+          <w:rFonts w:ascii="Times New Roman" w:hAnsi="Times New Roman"/>
+          <w:b/>
+          <w:sz w:val="28"/>
+        </w:rPr>
+        <w:t>Основная содержательная область (Main Content Area):</w:t>
+      </w:r>
+      <w:r>
+        <w:rPr>
+          <w:rFonts w:ascii="Times New Roman" w:hAnsi="Times New Roman"/>
+          <w:sz w:val="28"/>
+        </w:rPr>
+      </w:r>
+    </w:p>
+    <w:p>
+      <w:pPr>
+        <w:spacing w:line="276" w:lineRule="auto" w:after="60"/>
+        <w:ind w:left="1134"/>
+        <w:jc w:val="both"/>
+      </w:pPr>
+      <w:r>
+        <w:rPr>
+          <w:rFonts w:ascii="Times New Roman" w:hAnsi="Times New Roman"/>
+          <w:b w:val="0"/>
+          <w:sz w:val="28"/>
+        </w:rPr>
+        <w:t xml:space="preserve">• </w:t>
+      </w:r>
+      <w:r>
+        <w:rPr>
+          <w:rFonts w:ascii="Times New Roman" w:hAnsi="Times New Roman"/>
+          <w:sz w:val="28"/>
+        </w:rPr>
+        <w:t>Навигационная цепочка (*Breadcrumbs*) для ориентации в глубине разделов.</w:t>
+      </w:r>
+    </w:p>
+    <w:p>
+      <w:pPr>
+        <w:spacing w:line="276" w:lineRule="auto" w:after="60"/>
+        <w:ind w:left="1134"/>
+        <w:jc w:val="both"/>
+      </w:pPr>
+      <w:r>
+        <w:rPr>
+          <w:rFonts w:ascii="Times New Roman" w:hAnsi="Times New Roman"/>
+          <w:b w:val="0"/>
+          <w:sz w:val="28"/>
+        </w:rPr>
+        <w:t xml:space="preserve">• </w:t>
+      </w:r>
+      <w:r>
+        <w:rPr>
+          <w:rFonts w:ascii="Times New Roman" w:hAnsi="Times New Roman"/>
+          <w:sz w:val="28"/>
+        </w:rPr>
+        <w:t>Панель заголовка страницы с контекстными кнопками быстрых действий (*Primary Actions*).</w:t>
+      </w:r>
+    </w:p>
+    <w:p>
+      <w:pPr>
+        <w:spacing w:line="276" w:lineRule="auto" w:after="60"/>
+        <w:ind w:left="1134"/>
+        <w:jc w:val="both"/>
+      </w:pPr>
+      <w:r>
+        <w:rPr>
+          <w:rFonts w:ascii="Times New Roman" w:hAnsi="Times New Roman"/>
+          <w:b w:val="0"/>
+          <w:sz w:val="28"/>
+        </w:rPr>
+        <w:t xml:space="preserve">• </w:t>
+      </w:r>
+      <w:r>
+        <w:rPr>
+          <w:rFonts w:ascii="Times New Roman" w:hAnsi="Times New Roman"/>
+          <w:sz w:val="28"/>
+        </w:rPr>
+        <w:t>Аналитические KPI-карточки со сводной статистикой по объекту (трудоемкость ЗЕТ, количество курсов, статус согласования).</w:t>
+      </w:r>
+    </w:p>
+    <w:p>
+      <w:pPr>
+        <w:spacing w:line="276" w:lineRule="auto" w:after="60"/>
+        <w:ind w:left="1134"/>
+        <w:jc w:val="both"/>
+      </w:pPr>
+      <w:r>
+        <w:rPr>
+          <w:rFonts w:ascii="Times New Roman" w:hAnsi="Times New Roman"/>
+          <w:b w:val="0"/>
+          <w:sz w:val="28"/>
+        </w:rPr>
+        <w:t xml:space="preserve">• </w:t>
+      </w:r>
+      <w:r>
+        <w:rPr>
+          <w:rFonts w:ascii="Times New Roman" w:hAnsi="Times New Roman"/>
+          <w:sz w:val="28"/>
+        </w:rPr>
+        <w:t>Интерактивные таблицы данных с постраничной пагинацией, сортировкой, фильтрацией и цветовой подсветкой статусов.</w:t>
+      </w:r>
+    </w:p>
+    <w:p>
+      <w:pPr>
+        <w:spacing w:line="276" w:lineRule="auto" w:after="60"/>
+        <w:ind w:left="709"/>
+        <w:jc w:val="both"/>
+      </w:pPr>
+      <w:r>
+        <w:rPr>
+          <w:rFonts w:ascii="Times New Roman" w:hAnsi="Times New Roman"/>
+          <w:b/>
+          <w:sz w:val="28"/>
+        </w:rPr>
+        <w:t xml:space="preserve">4. </w:t>
+      </w:r>
+      <w:r>
+        <w:rPr>
+          <w:rFonts w:ascii="Times New Roman" w:hAnsi="Times New Roman"/>
+          <w:sz w:val="28"/>
+        </w:rPr>
+      </w:r>
+      <w:r>
+        <w:rPr>
+          <w:rFonts w:ascii="Times New Roman" w:hAnsi="Times New Roman"/>
+          <w:b/>
+          <w:sz w:val="28"/>
+        </w:rPr>
+        <w:t>Нижняя часть (Footer, высота 48px):</w:t>
+      </w:r>
+      <w:r>
+        <w:rPr>
+          <w:rFonts w:ascii="Times New Roman" w:hAnsi="Times New Roman"/>
+          <w:sz w:val="28"/>
+        </w:rPr>
+      </w:r>
+    </w:p>
+    <w:p>
+      <w:pPr>
+        <w:spacing w:line="276" w:lineRule="auto" w:after="60"/>
+        <w:ind w:left="1134"/>
+        <w:jc w:val="both"/>
+      </w:pPr>
+      <w:r>
+        <w:rPr>
+          <w:rFonts w:ascii="Times New Roman" w:hAnsi="Times New Roman"/>
+          <w:b w:val="0"/>
+          <w:sz w:val="28"/>
+        </w:rPr>
+        <w:t xml:space="preserve">• </w:t>
+      </w:r>
+      <w:r>
+        <w:rPr>
+          <w:rFonts w:ascii="Times New Roman" w:hAnsi="Times New Roman"/>
+          <w:sz w:val="28"/>
+        </w:rPr>
+        <w:t>Копирайт университета и подразделения АНОК.</w:t>
+      </w:r>
+    </w:p>
+    <w:p>
+      <w:pPr>
+        <w:spacing w:line="276" w:lineRule="auto" w:after="60"/>
+        <w:ind w:left="1134"/>
+        <w:jc w:val="both"/>
+      </w:pPr>
+      <w:r>
+        <w:rPr>
+          <w:rFonts w:ascii="Times New Roman" w:hAnsi="Times New Roman"/>
+          <w:b w:val="0"/>
+          <w:sz w:val="28"/>
+        </w:rPr>
+        <w:t xml:space="preserve">• </w:t>
+      </w:r>
+      <w:r>
+        <w:rPr>
+          <w:rFonts w:ascii="Times New Roman" w:hAnsi="Times New Roman"/>
+          <w:sz w:val="28"/>
+        </w:rPr>
+        <w:t>Версия программного обеспечения (`v2.4.0 Enterprise`).</w:t>
+      </w:r>
+    </w:p>
+    <w:p>
+      <w:pPr>
+        <w:spacing w:line="276" w:lineRule="auto" w:after="60"/>
+        <w:ind w:left="1134"/>
+        <w:jc w:val="both"/>
+      </w:pPr>
+      <w:r>
+        <w:rPr>
+          <w:rFonts w:ascii="Times New Roman" w:hAnsi="Times New Roman"/>
+          <w:b w:val="0"/>
+          <w:sz w:val="28"/>
+        </w:rPr>
+        <w:t xml:space="preserve">• </w:t>
+      </w:r>
+      <w:r>
+        <w:rPr>
+          <w:rFonts w:ascii="Times New Roman" w:hAnsi="Times New Roman"/>
+          <w:sz w:val="28"/>
+        </w:rPr>
+        <w:t>Ссылки на нормативно-методические регламенты ФГОС и контактную информацию службы технической поддержки.</w:t>
+      </w:r>
+    </w:p>
+    <w:p>
+      <w:pPr>
+        <w:spacing w:before="160" w:after="80"/>
+        <w:jc w:val="left"/>
+      </w:pPr>
+      <w:r>
+        <w:rPr>
+          <w:rFonts w:ascii="Times New Roman" w:hAnsi="Times New Roman"/>
+          <w:b/>
+          <w:sz w:val="26"/>
+        </w:rPr>
+        <w:t>2.2. Цветовое решение и дизайн-токены (Color System)</w:t>
+      </w:r>
+    </w:p>
+    <w:p>
+      <w:pPr>
+        <w:spacing w:before="200" w:after="80"/>
         <w:jc w:val="center"/>
       </w:pPr>
-    </w:p>
-    <w:p>
       <w:r>
         <w:drawing>
           <wp:inline xmlns:a="http://schemas.openxmlformats.org/drawingml/2006/main" xmlns:pic="http://schemas.openxmlformats.org/drawingml/2006/picture">
-            <wp:extent cx="5852160" cy="3847996"/>
+            <wp:extent cx="5760000" cy="3787397"/>
             <wp:docPr id="2" name="Picture 2"/>
             <wp:cNvGraphicFramePr>
               <a:graphicFrameLocks noChangeAspect="1"/>
@@ -189,7 +1066,7 @@
                     <pic:cNvPicPr/>
                   </pic:nvPicPr>
                   <pic:blipFill>
-                    <a:blip r:embed="rId10"/>
+                    <a:blip r:embed="rId11"/>
                     <a:stretch>
                       <a:fillRect/>
                     </a:stretch>
@@ -197,7 +1074,7 @@
                   <pic:spPr>
                     <a:xfrm>
                       <a:off x="0" y="0"/>
-                      <a:ext cx="5852160" cy="3847996"/>
+                      <a:ext cx="5760000" cy="3787397"/>
                     </a:xfrm>
                     <a:prstGeom prst="rect"/>
                   </pic:spPr>
@@ -210,62 +1087,2896 @@
     </w:p>
     <w:p>
       <w:pPr>
-        <w:spacing w:after="160"/>
+        <w:spacing w:before="80" w:after="240"/>
         <w:jc w:val="center"/>
       </w:pPr>
       <w:r>
         <w:rPr>
+          <w:rFonts w:ascii="Times New Roman" w:hAnsi="Times New Roman"/>
           <w:i/>
-          <w:color w:val="64748B"/>
-          <w:sz w:val="19"/>
+          <w:sz w:val="24"/>
         </w:rPr>
-        <w:t>Рисунок — Цветовая палитра, типографическая шкала и компоненты UI Kit</w:t>
+        <w:t>Рисунок 2 — Цветовая палитра и типографика</w:t>
       </w:r>
     </w:p>
     <w:p>
       <w:pPr>
-        <w:keepNext/>
-        <w:spacing w:before="240" w:after="80"/>
+        <w:spacing w:line="276" w:lineRule="auto" w:after="120"/>
+        <w:ind w:firstLine="709"/>
+        <w:jc w:val="both"/>
       </w:pPr>
       <w:r>
         <w:rPr>
+          <w:rFonts w:ascii="Times New Roman" w:hAnsi="Times New Roman"/>
+          <w:sz w:val="28"/>
+        </w:rPr>
+        <w:t xml:space="preserve">Цветовая палитра разработана с учетом требований международного стандарта доступности </w:t>
+      </w:r>
+      <w:r>
+        <w:rPr>
+          <w:rFonts w:ascii="Times New Roman" w:hAnsi="Times New Roman"/>
           <w:b/>
-          <w:color w:val="1D4ED8"/>
+          <w:sz w:val="28"/>
+        </w:rPr>
+        <w:t>WCAG 2.1 (уровень AAA)</w:t>
+      </w:r>
+      <w:r>
+        <w:rPr>
+          <w:rFonts w:ascii="Times New Roman" w:hAnsi="Times New Roman"/>
+          <w:sz w:val="28"/>
+        </w:rPr>
+        <w:t xml:space="preserve"> с коэффициентом контрастности текста к фону не менее $7:1$.</w:t>
+      </w:r>
+    </w:p>
+    <w:p>
+      <w:pPr>
+        <w:spacing w:before="160" w:after="80"/>
+        <w:ind w:firstLine="709"/>
+        <w:jc w:val="left"/>
+      </w:pPr>
+      <w:r>
+        <w:rPr>
+          <w:rFonts w:ascii="Times New Roman" w:hAnsi="Times New Roman"/>
+          <w:b/>
+          <w:sz w:val="24"/>
+        </w:rPr>
+        <w:t>Таблица 1 — Спецификация данных</w:t>
+      </w:r>
+    </w:p>
+    <w:tbl>
+      <w:tblPr>
+        <w:tblW w:type="auto" w:w="0"/>
+        <w:jc w:val="center"/>
+        <w:tblLook w:firstColumn="1" w:firstRow="1" w:lastColumn="0" w:lastRow="0" w:noHBand="0" w:noVBand="1" w:val="04A0"/>
+        <w:tblBorders>
+          <w:top w:val="single" w:sz="4" w:space="0" w:color="CBD5E1"/>
+          <w:bottom w:val="single" w:sz="4" w:space="0" w:color="CBD5E1"/>
+          <w:insideH w:val="single" w:sz="4" w:space="0" w:color="CBD5E1"/>
+          <w:insideV w:val="single" w:sz="4" w:space="0" w:color="CBD5E1"/>
+          <w:left w:val="single" w:sz="4" w:space="0" w:color="CBD5E1"/>
+          <w:right w:val="single" w:sz="4" w:space="0" w:color="CBD5E1"/>
+        </w:tblBorders>
+      </w:tblPr>
+      <w:tblGrid>
+        <w:gridCol w:w="1871"/>
+        <w:gridCol w:w="1871"/>
+        <w:gridCol w:w="1871"/>
+        <w:gridCol w:w="1871"/>
+        <w:gridCol w:w="1871"/>
+      </w:tblGrid>
+      <w:tr>
+        <w:tc>
+          <w:tcPr>
+            <w:tcW w:type="dxa" w:w="1871"/>
+            <w:tcMar>
+              <w:top w:w="100" w:type="dxa"/>
+              <w:bottom w:w="100" w:type="dxa"/>
+              <w:left w:w="150" w:type="dxa"/>
+              <w:right w:w="150" w:type="dxa"/>
+            </w:tcMar>
+            <w:shd w:fill="E2E8F0"/>
+          </w:tcPr>
+          <w:p>
+            <w:pPr>
+              <w:spacing w:before="40" w:after="40" w:line="252" w:lineRule="auto"/>
+              <w:jc w:val="left"/>
+            </w:pPr>
+            <w:r>
+              <w:rPr>
+                <w:rFonts w:ascii="Times New Roman" w:hAnsi="Times New Roman"/>
+                <w:b/>
+                <w:sz w:val="22"/>
+              </w:rPr>
+              <w:t>Категория</w:t>
+            </w:r>
+          </w:p>
+        </w:tc>
+        <w:tc>
+          <w:tcPr>
+            <w:tcW w:type="dxa" w:w="1871"/>
+            <w:tcMar>
+              <w:top w:w="100" w:type="dxa"/>
+              <w:bottom w:w="100" w:type="dxa"/>
+              <w:left w:w="150" w:type="dxa"/>
+              <w:right w:w="150" w:type="dxa"/>
+            </w:tcMar>
+            <w:shd w:fill="E2E8F0"/>
+          </w:tcPr>
+          <w:p>
+            <w:pPr>
+              <w:spacing w:before="40" w:after="40" w:line="252" w:lineRule="auto"/>
+              <w:jc w:val="left"/>
+            </w:pPr>
+            <w:r>
+              <w:rPr>
+                <w:rFonts w:ascii="Times New Roman" w:hAnsi="Times New Roman"/>
+                <w:b/>
+                <w:sz w:val="22"/>
+              </w:rPr>
+              <w:t>Токен / Наименование</w:t>
+            </w:r>
+          </w:p>
+        </w:tc>
+        <w:tc>
+          <w:tcPr>
+            <w:tcW w:type="dxa" w:w="1871"/>
+            <w:tcMar>
+              <w:top w:w="100" w:type="dxa"/>
+              <w:bottom w:w="100" w:type="dxa"/>
+              <w:left w:w="150" w:type="dxa"/>
+              <w:right w:w="150" w:type="dxa"/>
+            </w:tcMar>
+            <w:shd w:fill="E2E8F0"/>
+          </w:tcPr>
+          <w:p>
+            <w:pPr>
+              <w:spacing w:before="40" w:after="40" w:line="252" w:lineRule="auto"/>
+              <w:jc w:val="left"/>
+            </w:pPr>
+            <w:r>
+              <w:rPr>
+                <w:rFonts w:ascii="Times New Roman" w:hAnsi="Times New Roman"/>
+                <w:b/>
+                <w:sz w:val="22"/>
+              </w:rPr>
+              <w:t>HEX-код</w:t>
+            </w:r>
+          </w:p>
+        </w:tc>
+        <w:tc>
+          <w:tcPr>
+            <w:tcW w:type="dxa" w:w="1871"/>
+            <w:tcMar>
+              <w:top w:w="100" w:type="dxa"/>
+              <w:bottom w:w="100" w:type="dxa"/>
+              <w:left w:w="150" w:type="dxa"/>
+              <w:right w:w="150" w:type="dxa"/>
+            </w:tcMar>
+            <w:shd w:fill="E2E8F0"/>
+          </w:tcPr>
+          <w:p>
+            <w:pPr>
+              <w:spacing w:before="40" w:after="40" w:line="252" w:lineRule="auto"/>
+              <w:jc w:val="left"/>
+            </w:pPr>
+            <w:r>
+              <w:rPr>
+                <w:rFonts w:ascii="Times New Roman" w:hAnsi="Times New Roman"/>
+                <w:b/>
+                <w:sz w:val="22"/>
+              </w:rPr>
+              <w:t>Образец</w:t>
+            </w:r>
+          </w:p>
+        </w:tc>
+        <w:tc>
+          <w:tcPr>
+            <w:tcW w:type="dxa" w:w="1871"/>
+            <w:tcMar>
+              <w:top w:w="100" w:type="dxa"/>
+              <w:bottom w:w="100" w:type="dxa"/>
+              <w:left w:w="150" w:type="dxa"/>
+              <w:right w:w="150" w:type="dxa"/>
+            </w:tcMar>
+            <w:shd w:fill="E2E8F0"/>
+          </w:tcPr>
+          <w:p>
+            <w:pPr>
+              <w:spacing w:before="40" w:after="40" w:line="252" w:lineRule="auto"/>
+              <w:jc w:val="left"/>
+            </w:pPr>
+            <w:r>
+              <w:rPr>
+                <w:rFonts w:ascii="Times New Roman" w:hAnsi="Times New Roman"/>
+                <w:b/>
+                <w:sz w:val="22"/>
+              </w:rPr>
+              <w:t>Назначение в интерфейсе портала</w:t>
+            </w:r>
+          </w:p>
+        </w:tc>
+      </w:tr>
+      <w:tr>
+        <w:tc>
+          <w:tcPr>
+            <w:tcW w:type="dxa" w:w="1871"/>
+            <w:tcMar>
+              <w:top w:w="100" w:type="dxa"/>
+              <w:bottom w:w="100" w:type="dxa"/>
+              <w:left w:w="150" w:type="dxa"/>
+              <w:right w:w="150" w:type="dxa"/>
+            </w:tcMar>
+          </w:tcPr>
+          <w:p>
+            <w:pPr>
+              <w:spacing w:before="40" w:after="40" w:line="252" w:lineRule="auto"/>
+              <w:jc w:val="left"/>
+            </w:pPr>
+            <w:r>
+              <w:rPr>
+                <w:rFonts w:ascii="Times New Roman" w:hAnsi="Times New Roman"/>
+                <w:sz w:val="22"/>
+              </w:rPr>
+            </w:r>
+            <w:r>
+              <w:rPr>
+                <w:rFonts w:ascii="Times New Roman" w:hAnsi="Times New Roman"/>
+                <w:b/>
+                <w:sz w:val="22"/>
+              </w:rPr>
+              <w:t>Primary</w:t>
+            </w:r>
+            <w:r>
+              <w:rPr>
+                <w:rFonts w:ascii="Times New Roman" w:hAnsi="Times New Roman"/>
+                <w:sz w:val="22"/>
+              </w:rPr>
+            </w:r>
+          </w:p>
+        </w:tc>
+        <w:tc>
+          <w:tcPr>
+            <w:tcW w:type="dxa" w:w="1871"/>
+            <w:tcMar>
+              <w:top w:w="100" w:type="dxa"/>
+              <w:bottom w:w="100" w:type="dxa"/>
+              <w:left w:w="150" w:type="dxa"/>
+              <w:right w:w="150" w:type="dxa"/>
+            </w:tcMar>
+          </w:tcPr>
+          <w:p>
+            <w:pPr>
+              <w:spacing w:before="40" w:after="40" w:line="252" w:lineRule="auto"/>
+              <w:jc w:val="left"/>
+            </w:pPr>
+            <w:r>
+              <w:rPr>
+                <w:rFonts w:ascii="Times New Roman" w:hAnsi="Times New Roman"/>
+                <w:sz w:val="22"/>
+              </w:rPr>
+              <w:t>`color-primary-600`</w:t>
+            </w:r>
+          </w:p>
+        </w:tc>
+        <w:tc>
+          <w:tcPr>
+            <w:tcW w:type="dxa" w:w="1871"/>
+            <w:tcMar>
+              <w:top w:w="100" w:type="dxa"/>
+              <w:bottom w:w="100" w:type="dxa"/>
+              <w:left w:w="150" w:type="dxa"/>
+              <w:right w:w="150" w:type="dxa"/>
+            </w:tcMar>
+          </w:tcPr>
+          <w:p>
+            <w:pPr>
+              <w:spacing w:before="40" w:after="40" w:line="252" w:lineRule="auto"/>
+              <w:jc w:val="left"/>
+            </w:pPr>
+            <w:r>
+              <w:rPr>
+                <w:rFonts w:ascii="Times New Roman" w:hAnsi="Times New Roman"/>
+                <w:sz w:val="22"/>
+              </w:rPr>
+              <w:t>`#1D4ED8`</w:t>
+            </w:r>
+          </w:p>
+        </w:tc>
+        <w:tc>
+          <w:tcPr>
+            <w:tcW w:type="dxa" w:w="1871"/>
+            <w:tcMar>
+              <w:top w:w="100" w:type="dxa"/>
+              <w:bottom w:w="100" w:type="dxa"/>
+              <w:left w:w="150" w:type="dxa"/>
+              <w:right w:w="150" w:type="dxa"/>
+            </w:tcMar>
+          </w:tcPr>
+          <w:p>
+            <w:pPr>
+              <w:spacing w:before="40" w:after="40" w:line="252" w:lineRule="auto"/>
+              <w:jc w:val="left"/>
+            </w:pPr>
+            <w:r>
+              <w:rPr>
+                <w:rFonts w:ascii="Times New Roman" w:hAnsi="Times New Roman"/>
+                <w:sz w:val="22"/>
+              </w:rPr>
+              <w:t>Синий</w:t>
+            </w:r>
+          </w:p>
+        </w:tc>
+        <w:tc>
+          <w:tcPr>
+            <w:tcW w:type="dxa" w:w="1871"/>
+            <w:tcMar>
+              <w:top w:w="100" w:type="dxa"/>
+              <w:bottom w:w="100" w:type="dxa"/>
+              <w:left w:w="150" w:type="dxa"/>
+              <w:right w:w="150" w:type="dxa"/>
+            </w:tcMar>
+          </w:tcPr>
+          <w:p>
+            <w:pPr>
+              <w:spacing w:before="40" w:after="40" w:line="252" w:lineRule="auto"/>
+              <w:jc w:val="left"/>
+            </w:pPr>
+            <w:r>
+              <w:rPr>
+                <w:rFonts w:ascii="Times New Roman" w:hAnsi="Times New Roman"/>
+                <w:sz w:val="22"/>
+              </w:rPr>
+              <w:t>Кнопки ключевых действий, активные пункты меню, ссылки</w:t>
+            </w:r>
+          </w:p>
+        </w:tc>
+      </w:tr>
+      <w:tr>
+        <w:tc>
+          <w:tcPr>
+            <w:tcW w:type="dxa" w:w="1871"/>
+            <w:tcMar>
+              <w:top w:w="100" w:type="dxa"/>
+              <w:bottom w:w="100" w:type="dxa"/>
+              <w:left w:w="150" w:type="dxa"/>
+              <w:right w:w="150" w:type="dxa"/>
+            </w:tcMar>
+          </w:tcPr>
+          <w:p>
+            <w:pPr>
+              <w:spacing w:before="40" w:after="40" w:line="252" w:lineRule="auto"/>
+              <w:jc w:val="left"/>
+            </w:pPr>
+            <w:r>
+              <w:rPr>
+                <w:rFonts w:ascii="Times New Roman" w:hAnsi="Times New Roman"/>
+                <w:sz w:val="22"/>
+              </w:rPr>
+            </w:r>
+            <w:r>
+              <w:rPr>
+                <w:rFonts w:ascii="Times New Roman" w:hAnsi="Times New Roman"/>
+                <w:b/>
+                <w:sz w:val="22"/>
+              </w:rPr>
+              <w:t>Brand</w:t>
+            </w:r>
+            <w:r>
+              <w:rPr>
+                <w:rFonts w:ascii="Times New Roman" w:hAnsi="Times New Roman"/>
+                <w:sz w:val="22"/>
+              </w:rPr>
+            </w:r>
+          </w:p>
+        </w:tc>
+        <w:tc>
+          <w:tcPr>
+            <w:tcW w:type="dxa" w:w="1871"/>
+            <w:tcMar>
+              <w:top w:w="100" w:type="dxa"/>
+              <w:bottom w:w="100" w:type="dxa"/>
+              <w:left w:w="150" w:type="dxa"/>
+              <w:right w:w="150" w:type="dxa"/>
+            </w:tcMar>
+          </w:tcPr>
+          <w:p>
+            <w:pPr>
+              <w:spacing w:before="40" w:after="40" w:line="252" w:lineRule="auto"/>
+              <w:jc w:val="left"/>
+            </w:pPr>
+            <w:r>
+              <w:rPr>
+                <w:rFonts w:ascii="Times New Roman" w:hAnsi="Times New Roman"/>
+                <w:sz w:val="22"/>
+              </w:rPr>
+              <w:t>`color-brand-500`</w:t>
+            </w:r>
+          </w:p>
+        </w:tc>
+        <w:tc>
+          <w:tcPr>
+            <w:tcW w:type="dxa" w:w="1871"/>
+            <w:tcMar>
+              <w:top w:w="100" w:type="dxa"/>
+              <w:bottom w:w="100" w:type="dxa"/>
+              <w:left w:w="150" w:type="dxa"/>
+              <w:right w:w="150" w:type="dxa"/>
+            </w:tcMar>
+          </w:tcPr>
+          <w:p>
+            <w:pPr>
+              <w:spacing w:before="40" w:after="40" w:line="252" w:lineRule="auto"/>
+              <w:jc w:val="left"/>
+            </w:pPr>
+            <w:r>
+              <w:rPr>
+                <w:rFonts w:ascii="Times New Roman" w:hAnsi="Times New Roman"/>
+                <w:sz w:val="22"/>
+              </w:rPr>
+              <w:t>`#2563EB`</w:t>
+            </w:r>
+          </w:p>
+        </w:tc>
+        <w:tc>
+          <w:tcPr>
+            <w:tcW w:type="dxa" w:w="1871"/>
+            <w:tcMar>
+              <w:top w:w="100" w:type="dxa"/>
+              <w:bottom w:w="100" w:type="dxa"/>
+              <w:left w:w="150" w:type="dxa"/>
+              <w:right w:w="150" w:type="dxa"/>
+            </w:tcMar>
+          </w:tcPr>
+          <w:p>
+            <w:pPr>
+              <w:spacing w:before="40" w:after="40" w:line="252" w:lineRule="auto"/>
+              <w:jc w:val="left"/>
+            </w:pPr>
+            <w:r>
+              <w:rPr>
+                <w:rFonts w:ascii="Times New Roman" w:hAnsi="Times New Roman"/>
+                <w:sz w:val="22"/>
+              </w:rPr>
+              <w:t>Ярко-синий</w:t>
+            </w:r>
+          </w:p>
+        </w:tc>
+        <w:tc>
+          <w:tcPr>
+            <w:tcW w:type="dxa" w:w="1871"/>
+            <w:tcMar>
+              <w:top w:w="100" w:type="dxa"/>
+              <w:bottom w:w="100" w:type="dxa"/>
+              <w:left w:w="150" w:type="dxa"/>
+              <w:right w:w="150" w:type="dxa"/>
+            </w:tcMar>
+          </w:tcPr>
+          <w:p>
+            <w:pPr>
+              <w:spacing w:before="40" w:after="40" w:line="252" w:lineRule="auto"/>
+              <w:jc w:val="left"/>
+            </w:pPr>
+            <w:r>
+              <w:rPr>
+                <w:rFonts w:ascii="Times New Roman" w:hAnsi="Times New Roman"/>
+                <w:sz w:val="22"/>
+              </w:rPr>
+              <w:t>Логотип, заголовки информационных блоков, фокусные рамки</w:t>
+            </w:r>
+          </w:p>
+        </w:tc>
+      </w:tr>
+      <w:tr>
+        <w:tc>
+          <w:tcPr>
+            <w:tcW w:type="dxa" w:w="1871"/>
+            <w:tcMar>
+              <w:top w:w="100" w:type="dxa"/>
+              <w:bottom w:w="100" w:type="dxa"/>
+              <w:left w:w="150" w:type="dxa"/>
+              <w:right w:w="150" w:type="dxa"/>
+            </w:tcMar>
+          </w:tcPr>
+          <w:p>
+            <w:pPr>
+              <w:spacing w:before="40" w:after="40" w:line="252" w:lineRule="auto"/>
+              <w:jc w:val="left"/>
+            </w:pPr>
+            <w:r>
+              <w:rPr>
+                <w:rFonts w:ascii="Times New Roman" w:hAnsi="Times New Roman"/>
+                <w:sz w:val="22"/>
+              </w:rPr>
+            </w:r>
+            <w:r>
+              <w:rPr>
+                <w:rFonts w:ascii="Times New Roman" w:hAnsi="Times New Roman"/>
+                <w:b/>
+                <w:sz w:val="22"/>
+              </w:rPr>
+              <w:t>Dark / UI</w:t>
+            </w:r>
+            <w:r>
+              <w:rPr>
+                <w:rFonts w:ascii="Times New Roman" w:hAnsi="Times New Roman"/>
+                <w:sz w:val="22"/>
+              </w:rPr>
+            </w:r>
+          </w:p>
+        </w:tc>
+        <w:tc>
+          <w:tcPr>
+            <w:tcW w:type="dxa" w:w="1871"/>
+            <w:tcMar>
+              <w:top w:w="100" w:type="dxa"/>
+              <w:bottom w:w="100" w:type="dxa"/>
+              <w:left w:w="150" w:type="dxa"/>
+              <w:right w:w="150" w:type="dxa"/>
+            </w:tcMar>
+          </w:tcPr>
+          <w:p>
+            <w:pPr>
+              <w:spacing w:before="40" w:after="40" w:line="252" w:lineRule="auto"/>
+              <w:jc w:val="left"/>
+            </w:pPr>
+            <w:r>
+              <w:rPr>
+                <w:rFonts w:ascii="Times New Roman" w:hAnsi="Times New Roman"/>
+                <w:sz w:val="22"/>
+              </w:rPr>
+              <w:t>`color-navy-900`</w:t>
+            </w:r>
+          </w:p>
+        </w:tc>
+        <w:tc>
+          <w:tcPr>
+            <w:tcW w:type="dxa" w:w="1871"/>
+            <w:tcMar>
+              <w:top w:w="100" w:type="dxa"/>
+              <w:bottom w:w="100" w:type="dxa"/>
+              <w:left w:w="150" w:type="dxa"/>
+              <w:right w:w="150" w:type="dxa"/>
+            </w:tcMar>
+          </w:tcPr>
+          <w:p>
+            <w:pPr>
+              <w:spacing w:before="40" w:after="40" w:line="252" w:lineRule="auto"/>
+              <w:jc w:val="left"/>
+            </w:pPr>
+            <w:r>
+              <w:rPr>
+                <w:rFonts w:ascii="Times New Roman" w:hAnsi="Times New Roman"/>
+                <w:sz w:val="22"/>
+              </w:rPr>
+              <w:t>`#0F172A`</w:t>
+            </w:r>
+          </w:p>
+        </w:tc>
+        <w:tc>
+          <w:tcPr>
+            <w:tcW w:type="dxa" w:w="1871"/>
+            <w:tcMar>
+              <w:top w:w="100" w:type="dxa"/>
+              <w:bottom w:w="100" w:type="dxa"/>
+              <w:left w:w="150" w:type="dxa"/>
+              <w:right w:w="150" w:type="dxa"/>
+            </w:tcMar>
+          </w:tcPr>
+          <w:p>
+            <w:pPr>
+              <w:spacing w:before="40" w:after="40" w:line="252" w:lineRule="auto"/>
+              <w:jc w:val="left"/>
+            </w:pPr>
+            <w:r>
+              <w:rPr>
+                <w:rFonts w:ascii="Times New Roman" w:hAnsi="Times New Roman"/>
+                <w:sz w:val="22"/>
+              </w:rPr>
+              <w:t>Глубокий синий</w:t>
+            </w:r>
+          </w:p>
+        </w:tc>
+        <w:tc>
+          <w:tcPr>
+            <w:tcW w:type="dxa" w:w="1871"/>
+            <w:tcMar>
+              <w:top w:w="100" w:type="dxa"/>
+              <w:bottom w:w="100" w:type="dxa"/>
+              <w:left w:w="150" w:type="dxa"/>
+              <w:right w:w="150" w:type="dxa"/>
+            </w:tcMar>
+          </w:tcPr>
+          <w:p>
+            <w:pPr>
+              <w:spacing w:before="40" w:after="40" w:line="252" w:lineRule="auto"/>
+              <w:jc w:val="left"/>
+            </w:pPr>
+            <w:r>
+              <w:rPr>
+                <w:rFonts w:ascii="Times New Roman" w:hAnsi="Times New Roman"/>
+                <w:sz w:val="22"/>
+              </w:rPr>
+              <w:t>Фон бокового меню (Sidebar), подвал (Footer), темные плашки</w:t>
+            </w:r>
+          </w:p>
+        </w:tc>
+      </w:tr>
+      <w:tr>
+        <w:tc>
+          <w:tcPr>
+            <w:tcW w:type="dxa" w:w="1871"/>
+            <w:tcMar>
+              <w:top w:w="100" w:type="dxa"/>
+              <w:bottom w:w="100" w:type="dxa"/>
+              <w:left w:w="150" w:type="dxa"/>
+              <w:right w:w="150" w:type="dxa"/>
+            </w:tcMar>
+          </w:tcPr>
+          <w:p>
+            <w:pPr>
+              <w:spacing w:before="40" w:after="40" w:line="252" w:lineRule="auto"/>
+              <w:jc w:val="left"/>
+            </w:pPr>
+            <w:r>
+              <w:rPr>
+                <w:rFonts w:ascii="Times New Roman" w:hAnsi="Times New Roman"/>
+                <w:sz w:val="22"/>
+              </w:rPr>
+            </w:r>
+            <w:r>
+              <w:rPr>
+                <w:rFonts w:ascii="Times New Roman" w:hAnsi="Times New Roman"/>
+                <w:b/>
+                <w:sz w:val="22"/>
+              </w:rPr>
+              <w:t>Header</w:t>
+            </w:r>
+            <w:r>
+              <w:rPr>
+                <w:rFonts w:ascii="Times New Roman" w:hAnsi="Times New Roman"/>
+                <w:sz w:val="22"/>
+              </w:rPr>
+            </w:r>
+          </w:p>
+        </w:tc>
+        <w:tc>
+          <w:tcPr>
+            <w:tcW w:type="dxa" w:w="1871"/>
+            <w:tcMar>
+              <w:top w:w="100" w:type="dxa"/>
+              <w:bottom w:w="100" w:type="dxa"/>
+              <w:left w:w="150" w:type="dxa"/>
+              <w:right w:w="150" w:type="dxa"/>
+            </w:tcMar>
+          </w:tcPr>
+          <w:p>
+            <w:pPr>
+              <w:spacing w:before="40" w:after="40" w:line="252" w:lineRule="auto"/>
+              <w:jc w:val="left"/>
+            </w:pPr>
+            <w:r>
+              <w:rPr>
+                <w:rFonts w:ascii="Times New Roman" w:hAnsi="Times New Roman"/>
+                <w:sz w:val="22"/>
+              </w:rPr>
+              <w:t>`color-slate-800`</w:t>
+            </w:r>
+          </w:p>
+        </w:tc>
+        <w:tc>
+          <w:tcPr>
+            <w:tcW w:type="dxa" w:w="1871"/>
+            <w:tcMar>
+              <w:top w:w="100" w:type="dxa"/>
+              <w:bottom w:w="100" w:type="dxa"/>
+              <w:left w:w="150" w:type="dxa"/>
+              <w:right w:w="150" w:type="dxa"/>
+            </w:tcMar>
+          </w:tcPr>
+          <w:p>
+            <w:pPr>
+              <w:spacing w:before="40" w:after="40" w:line="252" w:lineRule="auto"/>
+              <w:jc w:val="left"/>
+            </w:pPr>
+            <w:r>
+              <w:rPr>
+                <w:rFonts w:ascii="Times New Roman" w:hAnsi="Times New Roman"/>
+                <w:sz w:val="22"/>
+              </w:rPr>
+              <w:t>`#1E293B`</w:t>
+            </w:r>
+          </w:p>
+        </w:tc>
+        <w:tc>
+          <w:tcPr>
+            <w:tcW w:type="dxa" w:w="1871"/>
+            <w:tcMar>
+              <w:top w:w="100" w:type="dxa"/>
+              <w:bottom w:w="100" w:type="dxa"/>
+              <w:left w:w="150" w:type="dxa"/>
+              <w:right w:w="150" w:type="dxa"/>
+            </w:tcMar>
+          </w:tcPr>
+          <w:p>
+            <w:pPr>
+              <w:spacing w:before="40" w:after="40" w:line="252" w:lineRule="auto"/>
+              <w:jc w:val="left"/>
+            </w:pPr>
+            <w:r>
+              <w:rPr>
+                <w:rFonts w:ascii="Times New Roman" w:hAnsi="Times New Roman"/>
+                <w:sz w:val="22"/>
+              </w:rPr>
+              <w:t>Сланец</w:t>
+            </w:r>
+          </w:p>
+        </w:tc>
+        <w:tc>
+          <w:tcPr>
+            <w:tcW w:type="dxa" w:w="1871"/>
+            <w:tcMar>
+              <w:top w:w="100" w:type="dxa"/>
+              <w:bottom w:w="100" w:type="dxa"/>
+              <w:left w:w="150" w:type="dxa"/>
+              <w:right w:w="150" w:type="dxa"/>
+            </w:tcMar>
+          </w:tcPr>
+          <w:p>
+            <w:pPr>
+              <w:spacing w:before="40" w:after="40" w:line="252" w:lineRule="auto"/>
+              <w:jc w:val="left"/>
+            </w:pPr>
+            <w:r>
+              <w:rPr>
+                <w:rFonts w:ascii="Times New Roman" w:hAnsi="Times New Roman"/>
+                <w:sz w:val="22"/>
+              </w:rPr>
+              <w:t>Верхняя заголовочная панель (Topbar)</w:t>
+            </w:r>
+          </w:p>
+        </w:tc>
+      </w:tr>
+      <w:tr>
+        <w:tc>
+          <w:tcPr>
+            <w:tcW w:type="dxa" w:w="1871"/>
+            <w:tcMar>
+              <w:top w:w="100" w:type="dxa"/>
+              <w:bottom w:w="100" w:type="dxa"/>
+              <w:left w:w="150" w:type="dxa"/>
+              <w:right w:w="150" w:type="dxa"/>
+            </w:tcMar>
+          </w:tcPr>
+          <w:p>
+            <w:pPr>
+              <w:spacing w:before="40" w:after="40" w:line="252" w:lineRule="auto"/>
+              <w:jc w:val="left"/>
+            </w:pPr>
+            <w:r>
+              <w:rPr>
+                <w:rFonts w:ascii="Times New Roman" w:hAnsi="Times New Roman"/>
+                <w:sz w:val="22"/>
+              </w:rPr>
+            </w:r>
+            <w:r>
+              <w:rPr>
+                <w:rFonts w:ascii="Times New Roman" w:hAnsi="Times New Roman"/>
+                <w:b/>
+                <w:sz w:val="22"/>
+              </w:rPr>
+              <w:t>Success</w:t>
+            </w:r>
+            <w:r>
+              <w:rPr>
+                <w:rFonts w:ascii="Times New Roman" w:hAnsi="Times New Roman"/>
+                <w:sz w:val="22"/>
+              </w:rPr>
+            </w:r>
+          </w:p>
+        </w:tc>
+        <w:tc>
+          <w:tcPr>
+            <w:tcW w:type="dxa" w:w="1871"/>
+            <w:tcMar>
+              <w:top w:w="100" w:type="dxa"/>
+              <w:bottom w:w="100" w:type="dxa"/>
+              <w:left w:w="150" w:type="dxa"/>
+              <w:right w:w="150" w:type="dxa"/>
+            </w:tcMar>
+          </w:tcPr>
+          <w:p>
+            <w:pPr>
+              <w:spacing w:before="40" w:after="40" w:line="252" w:lineRule="auto"/>
+              <w:jc w:val="left"/>
+            </w:pPr>
+            <w:r>
+              <w:rPr>
+                <w:rFonts w:ascii="Times New Roman" w:hAnsi="Times New Roman"/>
+                <w:sz w:val="22"/>
+              </w:rPr>
+              <w:t>`color-success-600`</w:t>
+            </w:r>
+          </w:p>
+        </w:tc>
+        <w:tc>
+          <w:tcPr>
+            <w:tcW w:type="dxa" w:w="1871"/>
+            <w:tcMar>
+              <w:top w:w="100" w:type="dxa"/>
+              <w:bottom w:w="100" w:type="dxa"/>
+              <w:left w:w="150" w:type="dxa"/>
+              <w:right w:w="150" w:type="dxa"/>
+            </w:tcMar>
+          </w:tcPr>
+          <w:p>
+            <w:pPr>
+              <w:spacing w:before="40" w:after="40" w:line="252" w:lineRule="auto"/>
+              <w:jc w:val="left"/>
+            </w:pPr>
+            <w:r>
+              <w:rPr>
+                <w:rFonts w:ascii="Times New Roman" w:hAnsi="Times New Roman"/>
+                <w:sz w:val="22"/>
+              </w:rPr>
+              <w:t>`#16A34A`</w:t>
+            </w:r>
+          </w:p>
+        </w:tc>
+        <w:tc>
+          <w:tcPr>
+            <w:tcW w:type="dxa" w:w="1871"/>
+            <w:tcMar>
+              <w:top w:w="100" w:type="dxa"/>
+              <w:bottom w:w="100" w:type="dxa"/>
+              <w:left w:w="150" w:type="dxa"/>
+              <w:right w:w="150" w:type="dxa"/>
+            </w:tcMar>
+          </w:tcPr>
+          <w:p>
+            <w:pPr>
+              <w:spacing w:before="40" w:after="40" w:line="252" w:lineRule="auto"/>
+              <w:jc w:val="left"/>
+            </w:pPr>
+            <w:r>
+              <w:rPr>
+                <w:rFonts w:ascii="Times New Roman" w:hAnsi="Times New Roman"/>
+                <w:sz w:val="22"/>
+              </w:rPr>
+              <w:t>Зеленый</w:t>
+            </w:r>
+          </w:p>
+        </w:tc>
+        <w:tc>
+          <w:tcPr>
+            <w:tcW w:type="dxa" w:w="1871"/>
+            <w:tcMar>
+              <w:top w:w="100" w:type="dxa"/>
+              <w:bottom w:w="100" w:type="dxa"/>
+              <w:left w:w="150" w:type="dxa"/>
+              <w:right w:w="150" w:type="dxa"/>
+            </w:tcMar>
+          </w:tcPr>
+          <w:p>
+            <w:pPr>
+              <w:spacing w:before="40" w:after="40" w:line="252" w:lineRule="auto"/>
+              <w:jc w:val="left"/>
+            </w:pPr>
+            <w:r>
+              <w:rPr>
+                <w:rFonts w:ascii="Times New Roman" w:hAnsi="Times New Roman"/>
+                <w:sz w:val="22"/>
+              </w:rPr>
+              <w:t>Статусы: «Соответствует ФГОС», «Утвержден», «Подписано ЭЦП»</w:t>
+            </w:r>
+          </w:p>
+        </w:tc>
+      </w:tr>
+      <w:tr>
+        <w:tc>
+          <w:tcPr>
+            <w:tcW w:type="dxa" w:w="1871"/>
+            <w:tcMar>
+              <w:top w:w="100" w:type="dxa"/>
+              <w:bottom w:w="100" w:type="dxa"/>
+              <w:left w:w="150" w:type="dxa"/>
+              <w:right w:w="150" w:type="dxa"/>
+            </w:tcMar>
+          </w:tcPr>
+          <w:p>
+            <w:pPr>
+              <w:spacing w:before="40" w:after="40" w:line="252" w:lineRule="auto"/>
+              <w:jc w:val="left"/>
+            </w:pPr>
+            <w:r>
+              <w:rPr>
+                <w:rFonts w:ascii="Times New Roman" w:hAnsi="Times New Roman"/>
+                <w:sz w:val="22"/>
+              </w:rPr>
+            </w:r>
+            <w:r>
+              <w:rPr>
+                <w:rFonts w:ascii="Times New Roman" w:hAnsi="Times New Roman"/>
+                <w:b/>
+                <w:sz w:val="22"/>
+              </w:rPr>
+              <w:t>Warning</w:t>
+            </w:r>
+            <w:r>
+              <w:rPr>
+                <w:rFonts w:ascii="Times New Roman" w:hAnsi="Times New Roman"/>
+                <w:sz w:val="22"/>
+              </w:rPr>
+            </w:r>
+          </w:p>
+        </w:tc>
+        <w:tc>
+          <w:tcPr>
+            <w:tcW w:type="dxa" w:w="1871"/>
+            <w:tcMar>
+              <w:top w:w="100" w:type="dxa"/>
+              <w:bottom w:w="100" w:type="dxa"/>
+              <w:left w:w="150" w:type="dxa"/>
+              <w:right w:w="150" w:type="dxa"/>
+            </w:tcMar>
+          </w:tcPr>
+          <w:p>
+            <w:pPr>
+              <w:spacing w:before="40" w:after="40" w:line="252" w:lineRule="auto"/>
+              <w:jc w:val="left"/>
+            </w:pPr>
+            <w:r>
+              <w:rPr>
+                <w:rFonts w:ascii="Times New Roman" w:hAnsi="Times New Roman"/>
+                <w:sz w:val="22"/>
+              </w:rPr>
+              <w:t>`color-warning-600`</w:t>
+            </w:r>
+          </w:p>
+        </w:tc>
+        <w:tc>
+          <w:tcPr>
+            <w:tcW w:type="dxa" w:w="1871"/>
+            <w:tcMar>
+              <w:top w:w="100" w:type="dxa"/>
+              <w:bottom w:w="100" w:type="dxa"/>
+              <w:left w:w="150" w:type="dxa"/>
+              <w:right w:w="150" w:type="dxa"/>
+            </w:tcMar>
+          </w:tcPr>
+          <w:p>
+            <w:pPr>
+              <w:spacing w:before="40" w:after="40" w:line="252" w:lineRule="auto"/>
+              <w:jc w:val="left"/>
+            </w:pPr>
+            <w:r>
+              <w:rPr>
+                <w:rFonts w:ascii="Times New Roman" w:hAnsi="Times New Roman"/>
+                <w:sz w:val="22"/>
+              </w:rPr>
+              <w:t>`#D97706`</w:t>
+            </w:r>
+          </w:p>
+        </w:tc>
+        <w:tc>
+          <w:tcPr>
+            <w:tcW w:type="dxa" w:w="1871"/>
+            <w:tcMar>
+              <w:top w:w="100" w:type="dxa"/>
+              <w:bottom w:w="100" w:type="dxa"/>
+              <w:left w:w="150" w:type="dxa"/>
+              <w:right w:w="150" w:type="dxa"/>
+            </w:tcMar>
+          </w:tcPr>
+          <w:p>
+            <w:pPr>
+              <w:spacing w:before="40" w:after="40" w:line="252" w:lineRule="auto"/>
+              <w:jc w:val="left"/>
+            </w:pPr>
+            <w:r>
+              <w:rPr>
+                <w:rFonts w:ascii="Times New Roman" w:hAnsi="Times New Roman"/>
+                <w:sz w:val="22"/>
+              </w:rPr>
+              <w:t>Янтарный</w:t>
+            </w:r>
+          </w:p>
+        </w:tc>
+        <w:tc>
+          <w:tcPr>
+            <w:tcW w:type="dxa" w:w="1871"/>
+            <w:tcMar>
+              <w:top w:w="100" w:type="dxa"/>
+              <w:bottom w:w="100" w:type="dxa"/>
+              <w:left w:w="150" w:type="dxa"/>
+              <w:right w:w="150" w:type="dxa"/>
+            </w:tcMar>
+          </w:tcPr>
+          <w:p>
+            <w:pPr>
+              <w:spacing w:before="40" w:after="40" w:line="252" w:lineRule="auto"/>
+              <w:jc w:val="left"/>
+            </w:pPr>
+            <w:r>
+              <w:rPr>
+                <w:rFonts w:ascii="Times New Roman" w:hAnsi="Times New Roman"/>
+                <w:sz w:val="22"/>
+              </w:rPr>
+              <w:t>Статусы: «На экспертизе АНОК», «На согласовании», «Внимание»</w:t>
+            </w:r>
+          </w:p>
+        </w:tc>
+      </w:tr>
+      <w:tr>
+        <w:tc>
+          <w:tcPr>
+            <w:tcW w:type="dxa" w:w="1871"/>
+            <w:tcMar>
+              <w:top w:w="100" w:type="dxa"/>
+              <w:bottom w:w="100" w:type="dxa"/>
+              <w:left w:w="150" w:type="dxa"/>
+              <w:right w:w="150" w:type="dxa"/>
+            </w:tcMar>
+          </w:tcPr>
+          <w:p>
+            <w:pPr>
+              <w:spacing w:before="40" w:after="40" w:line="252" w:lineRule="auto"/>
+              <w:jc w:val="left"/>
+            </w:pPr>
+            <w:r>
+              <w:rPr>
+                <w:rFonts w:ascii="Times New Roman" w:hAnsi="Times New Roman"/>
+                <w:sz w:val="22"/>
+              </w:rPr>
+            </w:r>
+            <w:r>
+              <w:rPr>
+                <w:rFonts w:ascii="Times New Roman" w:hAnsi="Times New Roman"/>
+                <w:b/>
+                <w:sz w:val="22"/>
+              </w:rPr>
+              <w:t>Danger</w:t>
+            </w:r>
+            <w:r>
+              <w:rPr>
+                <w:rFonts w:ascii="Times New Roman" w:hAnsi="Times New Roman"/>
+                <w:sz w:val="22"/>
+              </w:rPr>
+            </w:r>
+          </w:p>
+        </w:tc>
+        <w:tc>
+          <w:tcPr>
+            <w:tcW w:type="dxa" w:w="1871"/>
+            <w:tcMar>
+              <w:top w:w="100" w:type="dxa"/>
+              <w:bottom w:w="100" w:type="dxa"/>
+              <w:left w:w="150" w:type="dxa"/>
+              <w:right w:w="150" w:type="dxa"/>
+            </w:tcMar>
+          </w:tcPr>
+          <w:p>
+            <w:pPr>
+              <w:spacing w:before="40" w:after="40" w:line="252" w:lineRule="auto"/>
+              <w:jc w:val="left"/>
+            </w:pPr>
+            <w:r>
+              <w:rPr>
+                <w:rFonts w:ascii="Times New Roman" w:hAnsi="Times New Roman"/>
+                <w:sz w:val="22"/>
+              </w:rPr>
+              <w:t>`color-danger-600`</w:t>
+            </w:r>
+          </w:p>
+        </w:tc>
+        <w:tc>
+          <w:tcPr>
+            <w:tcW w:type="dxa" w:w="1871"/>
+            <w:tcMar>
+              <w:top w:w="100" w:type="dxa"/>
+              <w:bottom w:w="100" w:type="dxa"/>
+              <w:left w:w="150" w:type="dxa"/>
+              <w:right w:w="150" w:type="dxa"/>
+            </w:tcMar>
+          </w:tcPr>
+          <w:p>
+            <w:pPr>
+              <w:spacing w:before="40" w:after="40" w:line="252" w:lineRule="auto"/>
+              <w:jc w:val="left"/>
+            </w:pPr>
+            <w:r>
+              <w:rPr>
+                <w:rFonts w:ascii="Times New Roman" w:hAnsi="Times New Roman"/>
+                <w:sz w:val="22"/>
+              </w:rPr>
+              <w:t>`#DC2626`</w:t>
+            </w:r>
+          </w:p>
+        </w:tc>
+        <w:tc>
+          <w:tcPr>
+            <w:tcW w:type="dxa" w:w="1871"/>
+            <w:tcMar>
+              <w:top w:w="100" w:type="dxa"/>
+              <w:bottom w:w="100" w:type="dxa"/>
+              <w:left w:w="150" w:type="dxa"/>
+              <w:right w:w="150" w:type="dxa"/>
+            </w:tcMar>
+          </w:tcPr>
+          <w:p>
+            <w:pPr>
+              <w:spacing w:before="40" w:after="40" w:line="252" w:lineRule="auto"/>
+              <w:jc w:val="left"/>
+            </w:pPr>
+            <w:r>
+              <w:rPr>
+                <w:rFonts w:ascii="Times New Roman" w:hAnsi="Times New Roman"/>
+                <w:sz w:val="22"/>
+              </w:rPr>
+              <w:t>Красный</w:t>
+            </w:r>
+          </w:p>
+        </w:tc>
+        <w:tc>
+          <w:tcPr>
+            <w:tcW w:type="dxa" w:w="1871"/>
+            <w:tcMar>
+              <w:top w:w="100" w:type="dxa"/>
+              <w:bottom w:w="100" w:type="dxa"/>
+              <w:left w:w="150" w:type="dxa"/>
+              <w:right w:w="150" w:type="dxa"/>
+            </w:tcMar>
+          </w:tcPr>
+          <w:p>
+            <w:pPr>
+              <w:spacing w:before="40" w:after="40" w:line="252" w:lineRule="auto"/>
+              <w:jc w:val="left"/>
+            </w:pPr>
+            <w:r>
+              <w:rPr>
+                <w:rFonts w:ascii="Times New Roman" w:hAnsi="Times New Roman"/>
+                <w:sz w:val="22"/>
+              </w:rPr>
+              <w:t>Ошибки проверки ФГОС, «Отклонен», активные служебные записки</w:t>
+            </w:r>
+          </w:p>
+        </w:tc>
+      </w:tr>
+      <w:tr>
+        <w:tc>
+          <w:tcPr>
+            <w:tcW w:type="dxa" w:w="1871"/>
+            <w:tcMar>
+              <w:top w:w="100" w:type="dxa"/>
+              <w:bottom w:w="100" w:type="dxa"/>
+              <w:left w:w="150" w:type="dxa"/>
+              <w:right w:w="150" w:type="dxa"/>
+            </w:tcMar>
+          </w:tcPr>
+          <w:p>
+            <w:pPr>
+              <w:spacing w:before="40" w:after="40" w:line="252" w:lineRule="auto"/>
+              <w:jc w:val="left"/>
+            </w:pPr>
+            <w:r>
+              <w:rPr>
+                <w:rFonts w:ascii="Times New Roman" w:hAnsi="Times New Roman"/>
+                <w:sz w:val="22"/>
+              </w:rPr>
+            </w:r>
+            <w:r>
+              <w:rPr>
+                <w:rFonts w:ascii="Times New Roman" w:hAnsi="Times New Roman"/>
+                <w:b/>
+                <w:sz w:val="22"/>
+              </w:rPr>
+              <w:t>Info</w:t>
+            </w:r>
+            <w:r>
+              <w:rPr>
+                <w:rFonts w:ascii="Times New Roman" w:hAnsi="Times New Roman"/>
+                <w:sz w:val="22"/>
+              </w:rPr>
+            </w:r>
+          </w:p>
+        </w:tc>
+        <w:tc>
+          <w:tcPr>
+            <w:tcW w:type="dxa" w:w="1871"/>
+            <w:tcMar>
+              <w:top w:w="100" w:type="dxa"/>
+              <w:bottom w:w="100" w:type="dxa"/>
+              <w:left w:w="150" w:type="dxa"/>
+              <w:right w:w="150" w:type="dxa"/>
+            </w:tcMar>
+          </w:tcPr>
+          <w:p>
+            <w:pPr>
+              <w:spacing w:before="40" w:after="40" w:line="252" w:lineRule="auto"/>
+              <w:jc w:val="left"/>
+            </w:pPr>
+            <w:r>
+              <w:rPr>
+                <w:rFonts w:ascii="Times New Roman" w:hAnsi="Times New Roman"/>
+                <w:sz w:val="22"/>
+              </w:rPr>
+              <w:t>`color-info-600`</w:t>
+            </w:r>
+          </w:p>
+        </w:tc>
+        <w:tc>
+          <w:tcPr>
+            <w:tcW w:type="dxa" w:w="1871"/>
+            <w:tcMar>
+              <w:top w:w="100" w:type="dxa"/>
+              <w:bottom w:w="100" w:type="dxa"/>
+              <w:left w:w="150" w:type="dxa"/>
+              <w:right w:w="150" w:type="dxa"/>
+            </w:tcMar>
+          </w:tcPr>
+          <w:p>
+            <w:pPr>
+              <w:spacing w:before="40" w:after="40" w:line="252" w:lineRule="auto"/>
+              <w:jc w:val="left"/>
+            </w:pPr>
+            <w:r>
+              <w:rPr>
+                <w:rFonts w:ascii="Times New Roman" w:hAnsi="Times New Roman"/>
+                <w:sz w:val="22"/>
+              </w:rPr>
+              <w:t>`#0284C7`</w:t>
+            </w:r>
+          </w:p>
+        </w:tc>
+        <w:tc>
+          <w:tcPr>
+            <w:tcW w:type="dxa" w:w="1871"/>
+            <w:tcMar>
+              <w:top w:w="100" w:type="dxa"/>
+              <w:bottom w:w="100" w:type="dxa"/>
+              <w:left w:w="150" w:type="dxa"/>
+              <w:right w:w="150" w:type="dxa"/>
+            </w:tcMar>
+          </w:tcPr>
+          <w:p>
+            <w:pPr>
+              <w:spacing w:before="40" w:after="40" w:line="252" w:lineRule="auto"/>
+              <w:jc w:val="left"/>
+            </w:pPr>
+            <w:r>
+              <w:rPr>
+                <w:rFonts w:ascii="Times New Roman" w:hAnsi="Times New Roman"/>
+                <w:sz w:val="22"/>
+              </w:rPr>
+              <w:t>Голубой</w:t>
+            </w:r>
+          </w:p>
+        </w:tc>
+        <w:tc>
+          <w:tcPr>
+            <w:tcW w:type="dxa" w:w="1871"/>
+            <w:tcMar>
+              <w:top w:w="100" w:type="dxa"/>
+              <w:bottom w:w="100" w:type="dxa"/>
+              <w:left w:w="150" w:type="dxa"/>
+              <w:right w:w="150" w:type="dxa"/>
+            </w:tcMar>
+          </w:tcPr>
+          <w:p>
+            <w:pPr>
+              <w:spacing w:before="40" w:after="40" w:line="252" w:lineRule="auto"/>
+              <w:jc w:val="left"/>
+            </w:pPr>
+            <w:r>
+              <w:rPr>
+                <w:rFonts w:ascii="Times New Roman" w:hAnsi="Times New Roman"/>
+                <w:sz w:val="22"/>
+              </w:rPr>
+              <w:t>Проектные статусы, информационные подсказки, теги</w:t>
+            </w:r>
+          </w:p>
+        </w:tc>
+      </w:tr>
+      <w:tr>
+        <w:tc>
+          <w:tcPr>
+            <w:tcW w:type="dxa" w:w="1871"/>
+            <w:tcMar>
+              <w:top w:w="100" w:type="dxa"/>
+              <w:bottom w:w="100" w:type="dxa"/>
+              <w:left w:w="150" w:type="dxa"/>
+              <w:right w:w="150" w:type="dxa"/>
+            </w:tcMar>
+          </w:tcPr>
+          <w:p>
+            <w:pPr>
+              <w:spacing w:before="40" w:after="40" w:line="252" w:lineRule="auto"/>
+              <w:jc w:val="left"/>
+            </w:pPr>
+            <w:r>
+              <w:rPr>
+                <w:rFonts w:ascii="Times New Roman" w:hAnsi="Times New Roman"/>
+                <w:sz w:val="22"/>
+              </w:rPr>
+            </w:r>
+            <w:r>
+              <w:rPr>
+                <w:rFonts w:ascii="Times New Roman" w:hAnsi="Times New Roman"/>
+                <w:b/>
+                <w:sz w:val="22"/>
+              </w:rPr>
+              <w:t>Surface</w:t>
+            </w:r>
+            <w:r>
+              <w:rPr>
+                <w:rFonts w:ascii="Times New Roman" w:hAnsi="Times New Roman"/>
+                <w:sz w:val="22"/>
+              </w:rPr>
+            </w:r>
+          </w:p>
+        </w:tc>
+        <w:tc>
+          <w:tcPr>
+            <w:tcW w:type="dxa" w:w="1871"/>
+            <w:tcMar>
+              <w:top w:w="100" w:type="dxa"/>
+              <w:bottom w:w="100" w:type="dxa"/>
+              <w:left w:w="150" w:type="dxa"/>
+              <w:right w:w="150" w:type="dxa"/>
+            </w:tcMar>
+          </w:tcPr>
+          <w:p>
+            <w:pPr>
+              <w:spacing w:before="40" w:after="40" w:line="252" w:lineRule="auto"/>
+              <w:jc w:val="left"/>
+            </w:pPr>
+            <w:r>
+              <w:rPr>
+                <w:rFonts w:ascii="Times New Roman" w:hAnsi="Times New Roman"/>
+                <w:sz w:val="22"/>
+              </w:rPr>
+              <w:t>`color-bg-app`</w:t>
+            </w:r>
+          </w:p>
+        </w:tc>
+        <w:tc>
+          <w:tcPr>
+            <w:tcW w:type="dxa" w:w="1871"/>
+            <w:tcMar>
+              <w:top w:w="100" w:type="dxa"/>
+              <w:bottom w:w="100" w:type="dxa"/>
+              <w:left w:w="150" w:type="dxa"/>
+              <w:right w:w="150" w:type="dxa"/>
+            </w:tcMar>
+          </w:tcPr>
+          <w:p>
+            <w:pPr>
+              <w:spacing w:before="40" w:after="40" w:line="252" w:lineRule="auto"/>
+              <w:jc w:val="left"/>
+            </w:pPr>
+            <w:r>
+              <w:rPr>
+                <w:rFonts w:ascii="Times New Roman" w:hAnsi="Times New Roman"/>
+                <w:sz w:val="22"/>
+              </w:rPr>
+              <w:t>`#F8FAFC`</w:t>
+            </w:r>
+          </w:p>
+        </w:tc>
+        <w:tc>
+          <w:tcPr>
+            <w:tcW w:type="dxa" w:w="1871"/>
+            <w:tcMar>
+              <w:top w:w="100" w:type="dxa"/>
+              <w:bottom w:w="100" w:type="dxa"/>
+              <w:left w:w="150" w:type="dxa"/>
+              <w:right w:w="150" w:type="dxa"/>
+            </w:tcMar>
+          </w:tcPr>
+          <w:p>
+            <w:pPr>
+              <w:spacing w:before="40" w:after="40" w:line="252" w:lineRule="auto"/>
+              <w:jc w:val="left"/>
+            </w:pPr>
+            <w:r>
+              <w:rPr>
+                <w:rFonts w:ascii="Times New Roman" w:hAnsi="Times New Roman"/>
+                <w:sz w:val="22"/>
+              </w:rPr>
+              <w:t>Светло-серый</w:t>
+            </w:r>
+          </w:p>
+        </w:tc>
+        <w:tc>
+          <w:tcPr>
+            <w:tcW w:type="dxa" w:w="1871"/>
+            <w:tcMar>
+              <w:top w:w="100" w:type="dxa"/>
+              <w:bottom w:w="100" w:type="dxa"/>
+              <w:left w:w="150" w:type="dxa"/>
+              <w:right w:w="150" w:type="dxa"/>
+            </w:tcMar>
+          </w:tcPr>
+          <w:p>
+            <w:pPr>
+              <w:spacing w:before="40" w:after="40" w:line="252" w:lineRule="auto"/>
+              <w:jc w:val="left"/>
+            </w:pPr>
+            <w:r>
+              <w:rPr>
+                <w:rFonts w:ascii="Times New Roman" w:hAnsi="Times New Roman"/>
+                <w:sz w:val="22"/>
+              </w:rPr>
+              <w:t>Основной фон рабочей области приложения</w:t>
+            </w:r>
+          </w:p>
+        </w:tc>
+      </w:tr>
+      <w:tr>
+        <w:tc>
+          <w:tcPr>
+            <w:tcW w:type="dxa" w:w="1871"/>
+            <w:tcMar>
+              <w:top w:w="100" w:type="dxa"/>
+              <w:bottom w:w="100" w:type="dxa"/>
+              <w:left w:w="150" w:type="dxa"/>
+              <w:right w:w="150" w:type="dxa"/>
+            </w:tcMar>
+          </w:tcPr>
+          <w:p>
+            <w:pPr>
+              <w:spacing w:before="40" w:after="40" w:line="252" w:lineRule="auto"/>
+              <w:jc w:val="left"/>
+            </w:pPr>
+            <w:r>
+              <w:rPr>
+                <w:rFonts w:ascii="Times New Roman" w:hAnsi="Times New Roman"/>
+                <w:sz w:val="22"/>
+              </w:rPr>
+            </w:r>
+            <w:r>
+              <w:rPr>
+                <w:rFonts w:ascii="Times New Roman" w:hAnsi="Times New Roman"/>
+                <w:b/>
+                <w:sz w:val="22"/>
+              </w:rPr>
+              <w:t>Card</w:t>
+            </w:r>
+            <w:r>
+              <w:rPr>
+                <w:rFonts w:ascii="Times New Roman" w:hAnsi="Times New Roman"/>
+                <w:sz w:val="22"/>
+              </w:rPr>
+            </w:r>
+          </w:p>
+        </w:tc>
+        <w:tc>
+          <w:tcPr>
+            <w:tcW w:type="dxa" w:w="1871"/>
+            <w:tcMar>
+              <w:top w:w="100" w:type="dxa"/>
+              <w:bottom w:w="100" w:type="dxa"/>
+              <w:left w:w="150" w:type="dxa"/>
+              <w:right w:w="150" w:type="dxa"/>
+            </w:tcMar>
+          </w:tcPr>
+          <w:p>
+            <w:pPr>
+              <w:spacing w:before="40" w:after="40" w:line="252" w:lineRule="auto"/>
+              <w:jc w:val="left"/>
+            </w:pPr>
+            <w:r>
+              <w:rPr>
+                <w:rFonts w:ascii="Times New Roman" w:hAnsi="Times New Roman"/>
+                <w:sz w:val="22"/>
+              </w:rPr>
+              <w:t>`color-surface-white`</w:t>
+            </w:r>
+          </w:p>
+        </w:tc>
+        <w:tc>
+          <w:tcPr>
+            <w:tcW w:type="dxa" w:w="1871"/>
+            <w:tcMar>
+              <w:top w:w="100" w:type="dxa"/>
+              <w:bottom w:w="100" w:type="dxa"/>
+              <w:left w:w="150" w:type="dxa"/>
+              <w:right w:w="150" w:type="dxa"/>
+            </w:tcMar>
+          </w:tcPr>
+          <w:p>
+            <w:pPr>
+              <w:spacing w:before="40" w:after="40" w:line="252" w:lineRule="auto"/>
+              <w:jc w:val="left"/>
+            </w:pPr>
+            <w:r>
+              <w:rPr>
+                <w:rFonts w:ascii="Times New Roman" w:hAnsi="Times New Roman"/>
+                <w:sz w:val="22"/>
+              </w:rPr>
+              <w:t>`#FFFFFF`</w:t>
+            </w:r>
+          </w:p>
+        </w:tc>
+        <w:tc>
+          <w:tcPr>
+            <w:tcW w:type="dxa" w:w="1871"/>
+            <w:tcMar>
+              <w:top w:w="100" w:type="dxa"/>
+              <w:bottom w:w="100" w:type="dxa"/>
+              <w:left w:w="150" w:type="dxa"/>
+              <w:right w:w="150" w:type="dxa"/>
+            </w:tcMar>
+          </w:tcPr>
+          <w:p>
+            <w:pPr>
+              <w:spacing w:before="40" w:after="40" w:line="252" w:lineRule="auto"/>
+              <w:jc w:val="left"/>
+            </w:pPr>
+            <w:r>
+              <w:rPr>
+                <w:rFonts w:ascii="Times New Roman" w:hAnsi="Times New Roman"/>
+                <w:sz w:val="22"/>
+              </w:rPr>
+              <w:t>Белый</w:t>
+            </w:r>
+          </w:p>
+        </w:tc>
+        <w:tc>
+          <w:tcPr>
+            <w:tcW w:type="dxa" w:w="1871"/>
+            <w:tcMar>
+              <w:top w:w="100" w:type="dxa"/>
+              <w:bottom w:w="100" w:type="dxa"/>
+              <w:left w:w="150" w:type="dxa"/>
+              <w:right w:w="150" w:type="dxa"/>
+            </w:tcMar>
+          </w:tcPr>
+          <w:p>
+            <w:pPr>
+              <w:spacing w:before="40" w:after="40" w:line="252" w:lineRule="auto"/>
+              <w:jc w:val="left"/>
+            </w:pPr>
+            <w:r>
+              <w:rPr>
+                <w:rFonts w:ascii="Times New Roman" w:hAnsi="Times New Roman"/>
+                <w:sz w:val="22"/>
+              </w:rPr>
+              <w:t>Фон карточек, модальных окон и таблиц</w:t>
+            </w:r>
+          </w:p>
+        </w:tc>
+      </w:tr>
+      <w:tr>
+        <w:tc>
+          <w:tcPr>
+            <w:tcW w:type="dxa" w:w="1871"/>
+            <w:tcMar>
+              <w:top w:w="100" w:type="dxa"/>
+              <w:bottom w:w="100" w:type="dxa"/>
+              <w:left w:w="150" w:type="dxa"/>
+              <w:right w:w="150" w:type="dxa"/>
+            </w:tcMar>
+          </w:tcPr>
+          <w:p>
+            <w:pPr>
+              <w:spacing w:before="40" w:after="40" w:line="252" w:lineRule="auto"/>
+              <w:jc w:val="left"/>
+            </w:pPr>
+            <w:r>
+              <w:rPr>
+                <w:rFonts w:ascii="Times New Roman" w:hAnsi="Times New Roman"/>
+                <w:sz w:val="22"/>
+              </w:rPr>
+            </w:r>
+            <w:r>
+              <w:rPr>
+                <w:rFonts w:ascii="Times New Roman" w:hAnsi="Times New Roman"/>
+                <w:b/>
+                <w:sz w:val="22"/>
+              </w:rPr>
+              <w:t>Border</w:t>
+            </w:r>
+            <w:r>
+              <w:rPr>
+                <w:rFonts w:ascii="Times New Roman" w:hAnsi="Times New Roman"/>
+                <w:sz w:val="22"/>
+              </w:rPr>
+            </w:r>
+          </w:p>
+        </w:tc>
+        <w:tc>
+          <w:tcPr>
+            <w:tcW w:type="dxa" w:w="1871"/>
+            <w:tcMar>
+              <w:top w:w="100" w:type="dxa"/>
+              <w:bottom w:w="100" w:type="dxa"/>
+              <w:left w:w="150" w:type="dxa"/>
+              <w:right w:w="150" w:type="dxa"/>
+            </w:tcMar>
+          </w:tcPr>
+          <w:p>
+            <w:pPr>
+              <w:spacing w:before="40" w:after="40" w:line="252" w:lineRule="auto"/>
+              <w:jc w:val="left"/>
+            </w:pPr>
+            <w:r>
+              <w:rPr>
+                <w:rFonts w:ascii="Times New Roman" w:hAnsi="Times New Roman"/>
+                <w:sz w:val="22"/>
+              </w:rPr>
+              <w:t>`color-border-subtle`</w:t>
+            </w:r>
+          </w:p>
+        </w:tc>
+        <w:tc>
+          <w:tcPr>
+            <w:tcW w:type="dxa" w:w="1871"/>
+            <w:tcMar>
+              <w:top w:w="100" w:type="dxa"/>
+              <w:bottom w:w="100" w:type="dxa"/>
+              <w:left w:w="150" w:type="dxa"/>
+              <w:right w:w="150" w:type="dxa"/>
+            </w:tcMar>
+          </w:tcPr>
+          <w:p>
+            <w:pPr>
+              <w:spacing w:before="40" w:after="40" w:line="252" w:lineRule="auto"/>
+              <w:jc w:val="left"/>
+            </w:pPr>
+            <w:r>
+              <w:rPr>
+                <w:rFonts w:ascii="Times New Roman" w:hAnsi="Times New Roman"/>
+                <w:sz w:val="22"/>
+              </w:rPr>
+              <w:t>`#E2E8F0`</w:t>
+            </w:r>
+          </w:p>
+        </w:tc>
+        <w:tc>
+          <w:tcPr>
+            <w:tcW w:type="dxa" w:w="1871"/>
+            <w:tcMar>
+              <w:top w:w="100" w:type="dxa"/>
+              <w:bottom w:w="100" w:type="dxa"/>
+              <w:left w:w="150" w:type="dxa"/>
+              <w:right w:w="150" w:type="dxa"/>
+            </w:tcMar>
+          </w:tcPr>
+          <w:p>
+            <w:pPr>
+              <w:spacing w:before="40" w:after="40" w:line="252" w:lineRule="auto"/>
+              <w:jc w:val="left"/>
+            </w:pPr>
+            <w:r>
+              <w:rPr>
+                <w:rFonts w:ascii="Times New Roman" w:hAnsi="Times New Roman"/>
+                <w:sz w:val="22"/>
+              </w:rPr>
+              <w:t>Серый</w:t>
+            </w:r>
+          </w:p>
+        </w:tc>
+        <w:tc>
+          <w:tcPr>
+            <w:tcW w:type="dxa" w:w="1871"/>
+            <w:tcMar>
+              <w:top w:w="100" w:type="dxa"/>
+              <w:bottom w:w="100" w:type="dxa"/>
+              <w:left w:w="150" w:type="dxa"/>
+              <w:right w:w="150" w:type="dxa"/>
+            </w:tcMar>
+          </w:tcPr>
+          <w:p>
+            <w:pPr>
+              <w:spacing w:before="40" w:after="40" w:line="252" w:lineRule="auto"/>
+              <w:jc w:val="left"/>
+            </w:pPr>
+            <w:r>
+              <w:rPr>
+                <w:rFonts w:ascii="Times New Roman" w:hAnsi="Times New Roman"/>
+                <w:sz w:val="22"/>
+              </w:rPr>
+              <w:t>Границы таблиц, полей ввода и карточек</w:t>
+            </w:r>
+          </w:p>
+        </w:tc>
+      </w:tr>
+    </w:tbl>
+    <w:p>
+      <w:pPr>
+        <w:spacing w:after="120"/>
+      </w:pPr>
+    </w:p>
+    <w:p>
+      <w:pPr>
+        <w:spacing w:before="160" w:after="80"/>
+        <w:jc w:val="left"/>
+      </w:pPr>
+      <w:r>
+        <w:rPr>
+          <w:rFonts w:ascii="Times New Roman" w:hAnsi="Times New Roman"/>
+          <w:b/>
           <w:sz w:val="26"/>
+        </w:rPr>
+        <w:t>2.3. Параметры типографики, сетки и отступов</w:t>
+      </w:r>
+    </w:p>
+    <w:p>
+      <w:pPr>
+        <w:spacing w:before="160" w:after="80"/>
+        <w:jc w:val="left"/>
+      </w:pPr>
+      <w:r>
+        <w:rPr>
+          <w:rFonts w:ascii="Times New Roman" w:hAnsi="Times New Roman"/>
+          <w:b/>
+          <w:sz w:val="26"/>
+        </w:rPr>
+        <w:t>1. Типографическая шкала (Typography Scale)</w:t>
+      </w:r>
+    </w:p>
+    <w:p>
+      <w:pPr>
+        <w:spacing w:line="276" w:lineRule="auto" w:after="60"/>
+        <w:ind w:left="709"/>
+        <w:jc w:val="both"/>
+      </w:pPr>
+      <w:r>
+        <w:rPr>
+          <w:rFonts w:ascii="Times New Roman" w:hAnsi="Times New Roman"/>
+          <w:b w:val="0"/>
+          <w:sz w:val="28"/>
+        </w:rPr>
+        <w:t xml:space="preserve">• </w:t>
+      </w:r>
+      <w:r>
+        <w:rPr>
+          <w:rFonts w:ascii="Times New Roman" w:hAnsi="Times New Roman"/>
+          <w:sz w:val="28"/>
+        </w:rPr>
+      </w:r>
+      <w:r>
+        <w:rPr>
+          <w:rFonts w:ascii="Times New Roman" w:hAnsi="Times New Roman"/>
+          <w:b/>
+          <w:sz w:val="28"/>
+        </w:rPr>
+        <w:t>Основной шрифт интерфейса:</w:t>
+      </w:r>
+      <w:r>
+        <w:rPr>
+          <w:rFonts w:ascii="Times New Roman" w:hAnsi="Times New Roman"/>
+          <w:sz w:val="28"/>
+        </w:rPr>
+        <w:t xml:space="preserve"> `Inter`, `-apple-system`, `BlinkMacSystemFont`, `Segoe UI`, `Roboto`, `sans-serif`.</w:t>
+      </w:r>
+    </w:p>
+    <w:p>
+      <w:pPr>
+        <w:spacing w:line="276" w:lineRule="auto" w:after="60"/>
+        <w:ind w:left="709"/>
+        <w:jc w:val="both"/>
+      </w:pPr>
+      <w:r>
+        <w:rPr>
+          <w:rFonts w:ascii="Times New Roman" w:hAnsi="Times New Roman"/>
+          <w:b w:val="0"/>
+          <w:sz w:val="28"/>
+        </w:rPr>
+        <w:t xml:space="preserve">• </w:t>
+      </w:r>
+      <w:r>
+        <w:rPr>
+          <w:rFonts w:ascii="Times New Roman" w:hAnsi="Times New Roman"/>
+          <w:sz w:val="28"/>
+        </w:rPr>
+      </w:r>
+      <w:r>
+        <w:rPr>
+          <w:rFonts w:ascii="Times New Roman" w:hAnsi="Times New Roman"/>
+          <w:b/>
+          <w:sz w:val="28"/>
+        </w:rPr>
+        <w:t>Моноширинный шрифт:</w:t>
+      </w:r>
+      <w:r>
+        <w:rPr>
+          <w:rFonts w:ascii="Times New Roman" w:hAnsi="Times New Roman"/>
+          <w:sz w:val="28"/>
+        </w:rPr>
+        <w:t xml:space="preserve"> `JetBrains Mono`, `Consolas`, `monospace` (для кодов ФГОС, шифров дисциплин, серий документов и хешей ЭЦП).</w:t>
+      </w:r>
+    </w:p>
+    <w:p>
+      <w:pPr>
+        <w:spacing w:before="160" w:after="80"/>
+        <w:ind w:firstLine="709"/>
+        <w:jc w:val="left"/>
+      </w:pPr>
+      <w:r>
+        <w:rPr>
+          <w:rFonts w:ascii="Times New Roman" w:hAnsi="Times New Roman"/>
+          <w:b/>
+          <w:sz w:val="24"/>
+        </w:rPr>
+        <w:t>Таблица 2 — Спецификация данных</w:t>
+      </w:r>
+    </w:p>
+    <w:tbl>
+      <w:tblPr>
+        <w:tblW w:type="auto" w:w="0"/>
+        <w:jc w:val="center"/>
+        <w:tblLook w:firstColumn="1" w:firstRow="1" w:lastColumn="0" w:lastRow="0" w:noHBand="0" w:noVBand="1" w:val="04A0"/>
+        <w:tblBorders>
+          <w:top w:val="single" w:sz="4" w:space="0" w:color="CBD5E1"/>
+          <w:bottom w:val="single" w:sz="4" w:space="0" w:color="CBD5E1"/>
+          <w:insideH w:val="single" w:sz="4" w:space="0" w:color="CBD5E1"/>
+          <w:insideV w:val="single" w:sz="4" w:space="0" w:color="CBD5E1"/>
+          <w:left w:val="single" w:sz="4" w:space="0" w:color="CBD5E1"/>
+          <w:right w:val="single" w:sz="4" w:space="0" w:color="CBD5E1"/>
+        </w:tblBorders>
+      </w:tblPr>
+      <w:tblGrid>
+        <w:gridCol w:w="2339"/>
+        <w:gridCol w:w="2339"/>
+        <w:gridCol w:w="2339"/>
+        <w:gridCol w:w="2339"/>
+      </w:tblGrid>
+      <w:tr>
+        <w:tc>
+          <w:tcPr>
+            <w:tcW w:type="dxa" w:w="2339"/>
+            <w:tcMar>
+              <w:top w:w="100" w:type="dxa"/>
+              <w:bottom w:w="100" w:type="dxa"/>
+              <w:left w:w="150" w:type="dxa"/>
+              <w:right w:w="150" w:type="dxa"/>
+            </w:tcMar>
+            <w:shd w:fill="E2E8F0"/>
+          </w:tcPr>
+          <w:p>
+            <w:pPr>
+              <w:spacing w:before="40" w:after="40" w:line="252" w:lineRule="auto"/>
+              <w:jc w:val="left"/>
+            </w:pPr>
+            <w:r>
+              <w:rPr>
+                <w:rFonts w:ascii="Times New Roman" w:hAnsi="Times New Roman"/>
+                <w:b/>
+                <w:sz w:val="22"/>
+              </w:rPr>
+              <w:t>Уровень</w:t>
+            </w:r>
+          </w:p>
+        </w:tc>
+        <w:tc>
+          <w:tcPr>
+            <w:tcW w:type="dxa" w:w="2339"/>
+            <w:tcMar>
+              <w:top w:w="100" w:type="dxa"/>
+              <w:bottom w:w="100" w:type="dxa"/>
+              <w:left w:w="150" w:type="dxa"/>
+              <w:right w:w="150" w:type="dxa"/>
+            </w:tcMar>
+            <w:shd w:fill="E2E8F0"/>
+          </w:tcPr>
+          <w:p>
+            <w:pPr>
+              <w:spacing w:before="40" w:after="40" w:line="252" w:lineRule="auto"/>
+              <w:jc w:val="left"/>
+            </w:pPr>
+            <w:r>
+              <w:rPr>
+                <w:rFonts w:ascii="Times New Roman" w:hAnsi="Times New Roman"/>
+                <w:b/>
+                <w:sz w:val="22"/>
+              </w:rPr>
+              <w:t>Размер шрифта / Интерлиньяж</w:t>
+            </w:r>
+          </w:p>
+        </w:tc>
+        <w:tc>
+          <w:tcPr>
+            <w:tcW w:type="dxa" w:w="2339"/>
+            <w:tcMar>
+              <w:top w:w="100" w:type="dxa"/>
+              <w:bottom w:w="100" w:type="dxa"/>
+              <w:left w:w="150" w:type="dxa"/>
+              <w:right w:w="150" w:type="dxa"/>
+            </w:tcMar>
+            <w:shd w:fill="E2E8F0"/>
+          </w:tcPr>
+          <w:p>
+            <w:pPr>
+              <w:spacing w:before="40" w:after="40" w:line="252" w:lineRule="auto"/>
+              <w:jc w:val="left"/>
+            </w:pPr>
+            <w:r>
+              <w:rPr>
+                <w:rFonts w:ascii="Times New Roman" w:hAnsi="Times New Roman"/>
+                <w:b/>
+                <w:sz w:val="22"/>
+              </w:rPr>
+              <w:t>Начертание</w:t>
+            </w:r>
+          </w:p>
+        </w:tc>
+        <w:tc>
+          <w:tcPr>
+            <w:tcW w:type="dxa" w:w="2339"/>
+            <w:tcMar>
+              <w:top w:w="100" w:type="dxa"/>
+              <w:bottom w:w="100" w:type="dxa"/>
+              <w:left w:w="150" w:type="dxa"/>
+              <w:right w:w="150" w:type="dxa"/>
+            </w:tcMar>
+            <w:shd w:fill="E2E8F0"/>
+          </w:tcPr>
+          <w:p>
+            <w:pPr>
+              <w:spacing w:before="40" w:after="40" w:line="252" w:lineRule="auto"/>
+              <w:jc w:val="left"/>
+            </w:pPr>
+            <w:r>
+              <w:rPr>
+                <w:rFonts w:ascii="Times New Roman" w:hAnsi="Times New Roman"/>
+                <w:b/>
+                <w:sz w:val="22"/>
+              </w:rPr>
+              <w:t>Область применения</w:t>
+            </w:r>
+          </w:p>
+        </w:tc>
+      </w:tr>
+      <w:tr>
+        <w:tc>
+          <w:tcPr>
+            <w:tcW w:type="dxa" w:w="2339"/>
+            <w:tcMar>
+              <w:top w:w="100" w:type="dxa"/>
+              <w:bottom w:w="100" w:type="dxa"/>
+              <w:left w:w="150" w:type="dxa"/>
+              <w:right w:w="150" w:type="dxa"/>
+            </w:tcMar>
+          </w:tcPr>
+          <w:p>
+            <w:pPr>
+              <w:spacing w:before="40" w:after="40" w:line="252" w:lineRule="auto"/>
+              <w:jc w:val="left"/>
+            </w:pPr>
+            <w:r>
+              <w:rPr>
+                <w:rFonts w:ascii="Times New Roman" w:hAnsi="Times New Roman"/>
+                <w:sz w:val="22"/>
+              </w:rPr>
+            </w:r>
+            <w:r>
+              <w:rPr>
+                <w:rFonts w:ascii="Times New Roman" w:hAnsi="Times New Roman"/>
+                <w:b/>
+                <w:sz w:val="22"/>
+              </w:rPr>
+              <w:t>Display / H1</w:t>
+            </w:r>
+            <w:r>
+              <w:rPr>
+                <w:rFonts w:ascii="Times New Roman" w:hAnsi="Times New Roman"/>
+                <w:sz w:val="22"/>
+              </w:rPr>
+            </w:r>
+          </w:p>
+        </w:tc>
+        <w:tc>
+          <w:tcPr>
+            <w:tcW w:type="dxa" w:w="2339"/>
+            <w:tcMar>
+              <w:top w:w="100" w:type="dxa"/>
+              <w:bottom w:w="100" w:type="dxa"/>
+              <w:left w:w="150" w:type="dxa"/>
+              <w:right w:w="150" w:type="dxa"/>
+            </w:tcMar>
+          </w:tcPr>
+          <w:p>
+            <w:pPr>
+              <w:spacing w:before="40" w:after="40" w:line="252" w:lineRule="auto"/>
+              <w:jc w:val="left"/>
+            </w:pPr>
+            <w:r>
+              <w:rPr>
+                <w:rFonts w:ascii="Times New Roman" w:hAnsi="Times New Roman"/>
+                <w:sz w:val="22"/>
+              </w:rPr>
+              <w:t>`20px / 28px`</w:t>
+            </w:r>
+          </w:p>
+        </w:tc>
+        <w:tc>
+          <w:tcPr>
+            <w:tcW w:type="dxa" w:w="2339"/>
+            <w:tcMar>
+              <w:top w:w="100" w:type="dxa"/>
+              <w:bottom w:w="100" w:type="dxa"/>
+              <w:left w:w="150" w:type="dxa"/>
+              <w:right w:w="150" w:type="dxa"/>
+            </w:tcMar>
+          </w:tcPr>
+          <w:p>
+            <w:pPr>
+              <w:spacing w:before="40" w:after="40" w:line="252" w:lineRule="auto"/>
+              <w:jc w:val="left"/>
+            </w:pPr>
+            <w:r>
+              <w:rPr>
+                <w:rFonts w:ascii="Times New Roman" w:hAnsi="Times New Roman"/>
+                <w:sz w:val="22"/>
+              </w:rPr>
+              <w:t>Bold (700)</w:t>
+            </w:r>
+          </w:p>
+        </w:tc>
+        <w:tc>
+          <w:tcPr>
+            <w:tcW w:type="dxa" w:w="2339"/>
+            <w:tcMar>
+              <w:top w:w="100" w:type="dxa"/>
+              <w:bottom w:w="100" w:type="dxa"/>
+              <w:left w:w="150" w:type="dxa"/>
+              <w:right w:w="150" w:type="dxa"/>
+            </w:tcMar>
+          </w:tcPr>
+          <w:p>
+            <w:pPr>
+              <w:spacing w:before="40" w:after="40" w:line="252" w:lineRule="auto"/>
+              <w:jc w:val="left"/>
+            </w:pPr>
+            <w:r>
+              <w:rPr>
+                <w:rFonts w:ascii="Times New Roman" w:hAnsi="Times New Roman"/>
+                <w:sz w:val="22"/>
+              </w:rPr>
+              <w:t>Заголовки страниц, наименования учебных планов</w:t>
+            </w:r>
+          </w:p>
+        </w:tc>
+      </w:tr>
+      <w:tr>
+        <w:tc>
+          <w:tcPr>
+            <w:tcW w:type="dxa" w:w="2339"/>
+            <w:tcMar>
+              <w:top w:w="100" w:type="dxa"/>
+              <w:bottom w:w="100" w:type="dxa"/>
+              <w:left w:w="150" w:type="dxa"/>
+              <w:right w:w="150" w:type="dxa"/>
+            </w:tcMar>
+          </w:tcPr>
+          <w:p>
+            <w:pPr>
+              <w:spacing w:before="40" w:after="40" w:line="252" w:lineRule="auto"/>
+              <w:jc w:val="left"/>
+            </w:pPr>
+            <w:r>
+              <w:rPr>
+                <w:rFonts w:ascii="Times New Roman" w:hAnsi="Times New Roman"/>
+                <w:sz w:val="22"/>
+              </w:rPr>
+            </w:r>
+            <w:r>
+              <w:rPr>
+                <w:rFonts w:ascii="Times New Roman" w:hAnsi="Times New Roman"/>
+                <w:b/>
+                <w:sz w:val="22"/>
+              </w:rPr>
+              <w:t>Section / H2</w:t>
+            </w:r>
+            <w:r>
+              <w:rPr>
+                <w:rFonts w:ascii="Times New Roman" w:hAnsi="Times New Roman"/>
+                <w:sz w:val="22"/>
+              </w:rPr>
+            </w:r>
+          </w:p>
+        </w:tc>
+        <w:tc>
+          <w:tcPr>
+            <w:tcW w:type="dxa" w:w="2339"/>
+            <w:tcMar>
+              <w:top w:w="100" w:type="dxa"/>
+              <w:bottom w:w="100" w:type="dxa"/>
+              <w:left w:w="150" w:type="dxa"/>
+              <w:right w:w="150" w:type="dxa"/>
+            </w:tcMar>
+          </w:tcPr>
+          <w:p>
+            <w:pPr>
+              <w:spacing w:before="40" w:after="40" w:line="252" w:lineRule="auto"/>
+              <w:jc w:val="left"/>
+            </w:pPr>
+            <w:r>
+              <w:rPr>
+                <w:rFonts w:ascii="Times New Roman" w:hAnsi="Times New Roman"/>
+                <w:sz w:val="22"/>
+              </w:rPr>
+              <w:t>`16px / 24px`</w:t>
+            </w:r>
+          </w:p>
+        </w:tc>
+        <w:tc>
+          <w:tcPr>
+            <w:tcW w:type="dxa" w:w="2339"/>
+            <w:tcMar>
+              <w:top w:w="100" w:type="dxa"/>
+              <w:bottom w:w="100" w:type="dxa"/>
+              <w:left w:w="150" w:type="dxa"/>
+              <w:right w:w="150" w:type="dxa"/>
+            </w:tcMar>
+          </w:tcPr>
+          <w:p>
+            <w:pPr>
+              <w:spacing w:before="40" w:after="40" w:line="252" w:lineRule="auto"/>
+              <w:jc w:val="left"/>
+            </w:pPr>
+            <w:r>
+              <w:rPr>
+                <w:rFonts w:ascii="Times New Roman" w:hAnsi="Times New Roman"/>
+                <w:sz w:val="22"/>
+              </w:rPr>
+              <w:t>Bold (700)</w:t>
+            </w:r>
+          </w:p>
+        </w:tc>
+        <w:tc>
+          <w:tcPr>
+            <w:tcW w:type="dxa" w:w="2339"/>
+            <w:tcMar>
+              <w:top w:w="100" w:type="dxa"/>
+              <w:bottom w:w="100" w:type="dxa"/>
+              <w:left w:w="150" w:type="dxa"/>
+              <w:right w:w="150" w:type="dxa"/>
+            </w:tcMar>
+          </w:tcPr>
+          <w:p>
+            <w:pPr>
+              <w:spacing w:before="40" w:after="40" w:line="252" w:lineRule="auto"/>
+              <w:jc w:val="left"/>
+            </w:pPr>
+            <w:r>
+              <w:rPr>
+                <w:rFonts w:ascii="Times New Roman" w:hAnsi="Times New Roman"/>
+                <w:sz w:val="22"/>
+              </w:rPr>
+              <w:t>Заголовки блоков, модальных окон, секций настроек</w:t>
+            </w:r>
+          </w:p>
+        </w:tc>
+      </w:tr>
+      <w:tr>
+        <w:tc>
+          <w:tcPr>
+            <w:tcW w:type="dxa" w:w="2339"/>
+            <w:tcMar>
+              <w:top w:w="100" w:type="dxa"/>
+              <w:bottom w:w="100" w:type="dxa"/>
+              <w:left w:w="150" w:type="dxa"/>
+              <w:right w:w="150" w:type="dxa"/>
+            </w:tcMar>
+          </w:tcPr>
+          <w:p>
+            <w:pPr>
+              <w:spacing w:before="40" w:after="40" w:line="252" w:lineRule="auto"/>
+              <w:jc w:val="left"/>
+            </w:pPr>
+            <w:r>
+              <w:rPr>
+                <w:rFonts w:ascii="Times New Roman" w:hAnsi="Times New Roman"/>
+                <w:sz w:val="22"/>
+              </w:rPr>
+            </w:r>
+            <w:r>
+              <w:rPr>
+                <w:rFonts w:ascii="Times New Roman" w:hAnsi="Times New Roman"/>
+                <w:b/>
+                <w:sz w:val="22"/>
+              </w:rPr>
+              <w:t>Card / H3</w:t>
+            </w:r>
+            <w:r>
+              <w:rPr>
+                <w:rFonts w:ascii="Times New Roman" w:hAnsi="Times New Roman"/>
+                <w:sz w:val="22"/>
+              </w:rPr>
+            </w:r>
+          </w:p>
+        </w:tc>
+        <w:tc>
+          <w:tcPr>
+            <w:tcW w:type="dxa" w:w="2339"/>
+            <w:tcMar>
+              <w:top w:w="100" w:type="dxa"/>
+              <w:bottom w:w="100" w:type="dxa"/>
+              <w:left w:w="150" w:type="dxa"/>
+              <w:right w:w="150" w:type="dxa"/>
+            </w:tcMar>
+          </w:tcPr>
+          <w:p>
+            <w:pPr>
+              <w:spacing w:before="40" w:after="40" w:line="252" w:lineRule="auto"/>
+              <w:jc w:val="left"/>
+            </w:pPr>
+            <w:r>
+              <w:rPr>
+                <w:rFonts w:ascii="Times New Roman" w:hAnsi="Times New Roman"/>
+                <w:sz w:val="22"/>
+              </w:rPr>
+              <w:t>`14px / 20px`</w:t>
+            </w:r>
+          </w:p>
+        </w:tc>
+        <w:tc>
+          <w:tcPr>
+            <w:tcW w:type="dxa" w:w="2339"/>
+            <w:tcMar>
+              <w:top w:w="100" w:type="dxa"/>
+              <w:bottom w:w="100" w:type="dxa"/>
+              <w:left w:w="150" w:type="dxa"/>
+              <w:right w:w="150" w:type="dxa"/>
+            </w:tcMar>
+          </w:tcPr>
+          <w:p>
+            <w:pPr>
+              <w:spacing w:before="40" w:after="40" w:line="252" w:lineRule="auto"/>
+              <w:jc w:val="left"/>
+            </w:pPr>
+            <w:r>
+              <w:rPr>
+                <w:rFonts w:ascii="Times New Roman" w:hAnsi="Times New Roman"/>
+                <w:sz w:val="22"/>
+              </w:rPr>
+              <w:t>SemiBold (600)</w:t>
+            </w:r>
+          </w:p>
+        </w:tc>
+        <w:tc>
+          <w:tcPr>
+            <w:tcW w:type="dxa" w:w="2339"/>
+            <w:tcMar>
+              <w:top w:w="100" w:type="dxa"/>
+              <w:bottom w:w="100" w:type="dxa"/>
+              <w:left w:w="150" w:type="dxa"/>
+              <w:right w:w="150" w:type="dxa"/>
+            </w:tcMar>
+          </w:tcPr>
+          <w:p>
+            <w:pPr>
+              <w:spacing w:before="40" w:after="40" w:line="252" w:lineRule="auto"/>
+              <w:jc w:val="left"/>
+            </w:pPr>
+            <w:r>
+              <w:rPr>
+                <w:rFonts w:ascii="Times New Roman" w:hAnsi="Times New Roman"/>
+                <w:sz w:val="22"/>
+              </w:rPr>
+              <w:t>Заголовки карточек аналитики, таблиц, вкладок</w:t>
+            </w:r>
+          </w:p>
+        </w:tc>
+      </w:tr>
+      <w:tr>
+        <w:tc>
+          <w:tcPr>
+            <w:tcW w:type="dxa" w:w="2339"/>
+            <w:tcMar>
+              <w:top w:w="100" w:type="dxa"/>
+              <w:bottom w:w="100" w:type="dxa"/>
+              <w:left w:w="150" w:type="dxa"/>
+              <w:right w:w="150" w:type="dxa"/>
+            </w:tcMar>
+          </w:tcPr>
+          <w:p>
+            <w:pPr>
+              <w:spacing w:before="40" w:after="40" w:line="252" w:lineRule="auto"/>
+              <w:jc w:val="left"/>
+            </w:pPr>
+            <w:r>
+              <w:rPr>
+                <w:rFonts w:ascii="Times New Roman" w:hAnsi="Times New Roman"/>
+                <w:sz w:val="22"/>
+              </w:rPr>
+            </w:r>
+            <w:r>
+              <w:rPr>
+                <w:rFonts w:ascii="Times New Roman" w:hAnsi="Times New Roman"/>
+                <w:b/>
+                <w:sz w:val="22"/>
+              </w:rPr>
+              <w:t>Body (Regular)</w:t>
+            </w:r>
+            <w:r>
+              <w:rPr>
+                <w:rFonts w:ascii="Times New Roman" w:hAnsi="Times New Roman"/>
+                <w:sz w:val="22"/>
+              </w:rPr>
+            </w:r>
+          </w:p>
+        </w:tc>
+        <w:tc>
+          <w:tcPr>
+            <w:tcW w:type="dxa" w:w="2339"/>
+            <w:tcMar>
+              <w:top w:w="100" w:type="dxa"/>
+              <w:bottom w:w="100" w:type="dxa"/>
+              <w:left w:w="150" w:type="dxa"/>
+              <w:right w:w="150" w:type="dxa"/>
+            </w:tcMar>
+          </w:tcPr>
+          <w:p>
+            <w:pPr>
+              <w:spacing w:before="40" w:after="40" w:line="252" w:lineRule="auto"/>
+              <w:jc w:val="left"/>
+            </w:pPr>
+            <w:r>
+              <w:rPr>
+                <w:rFonts w:ascii="Times New Roman" w:hAnsi="Times New Roman"/>
+                <w:sz w:val="22"/>
+              </w:rPr>
+              <w:t>`14px / 20px`</w:t>
+            </w:r>
+          </w:p>
+        </w:tc>
+        <w:tc>
+          <w:tcPr>
+            <w:tcW w:type="dxa" w:w="2339"/>
+            <w:tcMar>
+              <w:top w:w="100" w:type="dxa"/>
+              <w:bottom w:w="100" w:type="dxa"/>
+              <w:left w:w="150" w:type="dxa"/>
+              <w:right w:w="150" w:type="dxa"/>
+            </w:tcMar>
+          </w:tcPr>
+          <w:p>
+            <w:pPr>
+              <w:spacing w:before="40" w:after="40" w:line="252" w:lineRule="auto"/>
+              <w:jc w:val="left"/>
+            </w:pPr>
+            <w:r>
+              <w:rPr>
+                <w:rFonts w:ascii="Times New Roman" w:hAnsi="Times New Roman"/>
+                <w:sz w:val="22"/>
+              </w:rPr>
+              <w:t>Regular (400)</w:t>
+            </w:r>
+          </w:p>
+        </w:tc>
+        <w:tc>
+          <w:tcPr>
+            <w:tcW w:type="dxa" w:w="2339"/>
+            <w:tcMar>
+              <w:top w:w="100" w:type="dxa"/>
+              <w:bottom w:w="100" w:type="dxa"/>
+              <w:left w:w="150" w:type="dxa"/>
+              <w:right w:w="150" w:type="dxa"/>
+            </w:tcMar>
+          </w:tcPr>
+          <w:p>
+            <w:pPr>
+              <w:spacing w:before="40" w:after="40" w:line="252" w:lineRule="auto"/>
+              <w:jc w:val="left"/>
+            </w:pPr>
+            <w:r>
+              <w:rPr>
+                <w:rFonts w:ascii="Times New Roman" w:hAnsi="Times New Roman"/>
+                <w:sz w:val="22"/>
+              </w:rPr>
+              <w:t>Текст таблиц, описание дисциплин, протоколы</w:t>
+            </w:r>
+          </w:p>
+        </w:tc>
+      </w:tr>
+      <w:tr>
+        <w:tc>
+          <w:tcPr>
+            <w:tcW w:type="dxa" w:w="2339"/>
+            <w:tcMar>
+              <w:top w:w="100" w:type="dxa"/>
+              <w:bottom w:w="100" w:type="dxa"/>
+              <w:left w:w="150" w:type="dxa"/>
+              <w:right w:w="150" w:type="dxa"/>
+            </w:tcMar>
+          </w:tcPr>
+          <w:p>
+            <w:pPr>
+              <w:spacing w:before="40" w:after="40" w:line="252" w:lineRule="auto"/>
+              <w:jc w:val="left"/>
+            </w:pPr>
+            <w:r>
+              <w:rPr>
+                <w:rFonts w:ascii="Times New Roman" w:hAnsi="Times New Roman"/>
+                <w:sz w:val="22"/>
+              </w:rPr>
+            </w:r>
+            <w:r>
+              <w:rPr>
+                <w:rFonts w:ascii="Times New Roman" w:hAnsi="Times New Roman"/>
+                <w:b/>
+                <w:sz w:val="22"/>
+              </w:rPr>
+              <w:t>Small / Caption</w:t>
+            </w:r>
+            <w:r>
+              <w:rPr>
+                <w:rFonts w:ascii="Times New Roman" w:hAnsi="Times New Roman"/>
+                <w:sz w:val="22"/>
+              </w:rPr>
+            </w:r>
+          </w:p>
+        </w:tc>
+        <w:tc>
+          <w:tcPr>
+            <w:tcW w:type="dxa" w:w="2339"/>
+            <w:tcMar>
+              <w:top w:w="100" w:type="dxa"/>
+              <w:bottom w:w="100" w:type="dxa"/>
+              <w:left w:w="150" w:type="dxa"/>
+              <w:right w:w="150" w:type="dxa"/>
+            </w:tcMar>
+          </w:tcPr>
+          <w:p>
+            <w:pPr>
+              <w:spacing w:before="40" w:after="40" w:line="252" w:lineRule="auto"/>
+              <w:jc w:val="left"/>
+            </w:pPr>
+            <w:r>
+              <w:rPr>
+                <w:rFonts w:ascii="Times New Roman" w:hAnsi="Times New Roman"/>
+                <w:sz w:val="22"/>
+              </w:rPr>
+              <w:t>`12px / 16px`</w:t>
+            </w:r>
+          </w:p>
+        </w:tc>
+        <w:tc>
+          <w:tcPr>
+            <w:tcW w:type="dxa" w:w="2339"/>
+            <w:tcMar>
+              <w:top w:w="100" w:type="dxa"/>
+              <w:bottom w:w="100" w:type="dxa"/>
+              <w:left w:w="150" w:type="dxa"/>
+              <w:right w:w="150" w:type="dxa"/>
+            </w:tcMar>
+          </w:tcPr>
+          <w:p>
+            <w:pPr>
+              <w:spacing w:before="40" w:after="40" w:line="252" w:lineRule="auto"/>
+              <w:jc w:val="left"/>
+            </w:pPr>
+            <w:r>
+              <w:rPr>
+                <w:rFonts w:ascii="Times New Roman" w:hAnsi="Times New Roman"/>
+                <w:sz w:val="22"/>
+              </w:rPr>
+              <w:t>Medium (500)</w:t>
+            </w:r>
+          </w:p>
+        </w:tc>
+        <w:tc>
+          <w:tcPr>
+            <w:tcW w:type="dxa" w:w="2339"/>
+            <w:tcMar>
+              <w:top w:w="100" w:type="dxa"/>
+              <w:bottom w:w="100" w:type="dxa"/>
+              <w:left w:w="150" w:type="dxa"/>
+              <w:right w:w="150" w:type="dxa"/>
+            </w:tcMar>
+          </w:tcPr>
+          <w:p>
+            <w:pPr>
+              <w:spacing w:before="40" w:after="40" w:line="252" w:lineRule="auto"/>
+              <w:jc w:val="left"/>
+            </w:pPr>
+            <w:r>
+              <w:rPr>
+                <w:rFonts w:ascii="Times New Roman" w:hAnsi="Times New Roman"/>
+                <w:sz w:val="22"/>
+              </w:rPr>
+              <w:t>Хлебные крошки, подсказки к полям ввода, метаданные</w:t>
+            </w:r>
+          </w:p>
+        </w:tc>
+      </w:tr>
+      <w:tr>
+        <w:tc>
+          <w:tcPr>
+            <w:tcW w:type="dxa" w:w="2339"/>
+            <w:tcMar>
+              <w:top w:w="100" w:type="dxa"/>
+              <w:bottom w:w="100" w:type="dxa"/>
+              <w:left w:w="150" w:type="dxa"/>
+              <w:right w:w="150" w:type="dxa"/>
+            </w:tcMar>
+          </w:tcPr>
+          <w:p>
+            <w:pPr>
+              <w:spacing w:before="40" w:after="40" w:line="252" w:lineRule="auto"/>
+              <w:jc w:val="left"/>
+            </w:pPr>
+            <w:r>
+              <w:rPr>
+                <w:rFonts w:ascii="Times New Roman" w:hAnsi="Times New Roman"/>
+                <w:sz w:val="22"/>
+              </w:rPr>
+            </w:r>
+            <w:r>
+              <w:rPr>
+                <w:rFonts w:ascii="Times New Roman" w:hAnsi="Times New Roman"/>
+                <w:b/>
+                <w:sz w:val="22"/>
+              </w:rPr>
+              <w:t>Badge / Tag</w:t>
+            </w:r>
+            <w:r>
+              <w:rPr>
+                <w:rFonts w:ascii="Times New Roman" w:hAnsi="Times New Roman"/>
+                <w:sz w:val="22"/>
+              </w:rPr>
+            </w:r>
+          </w:p>
+        </w:tc>
+        <w:tc>
+          <w:tcPr>
+            <w:tcW w:type="dxa" w:w="2339"/>
+            <w:tcMar>
+              <w:top w:w="100" w:type="dxa"/>
+              <w:bottom w:w="100" w:type="dxa"/>
+              <w:left w:w="150" w:type="dxa"/>
+              <w:right w:w="150" w:type="dxa"/>
+            </w:tcMar>
+          </w:tcPr>
+          <w:p>
+            <w:pPr>
+              <w:spacing w:before="40" w:after="40" w:line="252" w:lineRule="auto"/>
+              <w:jc w:val="left"/>
+            </w:pPr>
+            <w:r>
+              <w:rPr>
+                <w:rFonts w:ascii="Times New Roman" w:hAnsi="Times New Roman"/>
+                <w:sz w:val="22"/>
+              </w:rPr>
+              <w:t>`11px / 14px`</w:t>
+            </w:r>
+          </w:p>
+        </w:tc>
+        <w:tc>
+          <w:tcPr>
+            <w:tcW w:type="dxa" w:w="2339"/>
+            <w:tcMar>
+              <w:top w:w="100" w:type="dxa"/>
+              <w:bottom w:w="100" w:type="dxa"/>
+              <w:left w:w="150" w:type="dxa"/>
+              <w:right w:w="150" w:type="dxa"/>
+            </w:tcMar>
+          </w:tcPr>
+          <w:p>
+            <w:pPr>
+              <w:spacing w:before="40" w:after="40" w:line="252" w:lineRule="auto"/>
+              <w:jc w:val="left"/>
+            </w:pPr>
+            <w:r>
+              <w:rPr>
+                <w:rFonts w:ascii="Times New Roman" w:hAnsi="Times New Roman"/>
+                <w:sz w:val="22"/>
+              </w:rPr>
+              <w:t>Bold (700) Uppercase</w:t>
+            </w:r>
+          </w:p>
+        </w:tc>
+        <w:tc>
+          <w:tcPr>
+            <w:tcW w:type="dxa" w:w="2339"/>
+            <w:tcMar>
+              <w:top w:w="100" w:type="dxa"/>
+              <w:bottom w:w="100" w:type="dxa"/>
+              <w:left w:w="150" w:type="dxa"/>
+              <w:right w:w="150" w:type="dxa"/>
+            </w:tcMar>
+          </w:tcPr>
+          <w:p>
+            <w:pPr>
+              <w:spacing w:before="40" w:after="40" w:line="252" w:lineRule="auto"/>
+              <w:jc w:val="left"/>
+            </w:pPr>
+            <w:r>
+              <w:rPr>
+                <w:rFonts w:ascii="Times New Roman" w:hAnsi="Times New Roman"/>
+                <w:sz w:val="22"/>
+              </w:rPr>
+              <w:t>Статусные бейджи, теги форм контроля, флаги ФГОС</w:t>
+            </w:r>
+          </w:p>
+        </w:tc>
+      </w:tr>
+    </w:tbl>
+    <w:p>
+      <w:pPr>
+        <w:spacing w:after="120"/>
+      </w:pPr>
+    </w:p>
+    <w:p>
+      <w:pPr>
+        <w:spacing w:before="160" w:after="80"/>
+        <w:jc w:val="left"/>
+      </w:pPr>
+      <w:r>
+        <w:rPr>
+          <w:rFonts w:ascii="Times New Roman" w:hAnsi="Times New Roman"/>
+          <w:b/>
+          <w:sz w:val="26"/>
+        </w:rPr>
+        <w:t>2. Базовая 8-пиксельная сетка и токены отступов (Spacing System)</w:t>
+      </w:r>
+    </w:p>
+    <w:p>
+      <w:pPr>
+        <w:spacing w:line="276" w:lineRule="auto" w:after="60"/>
+        <w:ind w:left="709"/>
+        <w:jc w:val="both"/>
+      </w:pPr>
+      <w:r>
+        <w:rPr>
+          <w:rFonts w:ascii="Times New Roman" w:hAnsi="Times New Roman"/>
+          <w:b w:val="0"/>
+          <w:sz w:val="28"/>
+        </w:rPr>
+        <w:t xml:space="preserve">• </w:t>
+      </w:r>
+      <w:r>
+        <w:rPr>
+          <w:rFonts w:ascii="Times New Roman" w:hAnsi="Times New Roman"/>
+          <w:sz w:val="28"/>
+        </w:rPr>
+        <w:t>`spacing-xs (4px)`: Внутренние микро-отступы бейджей и тегов.</w:t>
+      </w:r>
+    </w:p>
+    <w:p>
+      <w:pPr>
+        <w:spacing w:line="276" w:lineRule="auto" w:after="60"/>
+        <w:ind w:left="709"/>
+        <w:jc w:val="both"/>
+      </w:pPr>
+      <w:r>
+        <w:rPr>
+          <w:rFonts w:ascii="Times New Roman" w:hAnsi="Times New Roman"/>
+          <w:b w:val="0"/>
+          <w:sz w:val="28"/>
+        </w:rPr>
+        <w:t xml:space="preserve">• </w:t>
+      </w:r>
+      <w:r>
+        <w:rPr>
+          <w:rFonts w:ascii="Times New Roman" w:hAnsi="Times New Roman"/>
+          <w:sz w:val="28"/>
+        </w:rPr>
+        <w:t>`spacing-sm (8px)`: Отступы между иконками и текстом, поля ввода форм.</w:t>
+      </w:r>
+    </w:p>
+    <w:p>
+      <w:pPr>
+        <w:spacing w:line="276" w:lineRule="auto" w:after="60"/>
+        <w:ind w:left="709"/>
+        <w:jc w:val="both"/>
+      </w:pPr>
+      <w:r>
+        <w:rPr>
+          <w:rFonts w:ascii="Times New Roman" w:hAnsi="Times New Roman"/>
+          <w:b w:val="0"/>
+          <w:sz w:val="28"/>
+        </w:rPr>
+        <w:t xml:space="preserve">• </w:t>
+      </w:r>
+      <w:r>
+        <w:rPr>
+          <w:rFonts w:ascii="Times New Roman" w:hAnsi="Times New Roman"/>
+          <w:sz w:val="28"/>
+        </w:rPr>
+        <w:t>`spacing-md (16px)`: Стандартный внутренний паддинг карточек, ячеек таблиц.</w:t>
+      </w:r>
+    </w:p>
+    <w:p>
+      <w:pPr>
+        <w:spacing w:line="276" w:lineRule="auto" w:after="60"/>
+        <w:ind w:left="709"/>
+        <w:jc w:val="both"/>
+      </w:pPr>
+      <w:r>
+        <w:rPr>
+          <w:rFonts w:ascii="Times New Roman" w:hAnsi="Times New Roman"/>
+          <w:b w:val="0"/>
+          <w:sz w:val="28"/>
+        </w:rPr>
+        <w:t xml:space="preserve">• </w:t>
+      </w:r>
+      <w:r>
+        <w:rPr>
+          <w:rFonts w:ascii="Times New Roman" w:hAnsi="Times New Roman"/>
+          <w:sz w:val="28"/>
+        </w:rPr>
+        <w:t>`spacing-lg (24px)`: Межблочные расстояния между карточками и таблицами.</w:t>
+      </w:r>
+    </w:p>
+    <w:p>
+      <w:pPr>
+        <w:spacing w:line="276" w:lineRule="auto" w:after="60"/>
+        <w:ind w:left="709"/>
+        <w:jc w:val="both"/>
+      </w:pPr>
+      <w:r>
+        <w:rPr>
+          <w:rFonts w:ascii="Times New Roman" w:hAnsi="Times New Roman"/>
+          <w:b w:val="0"/>
+          <w:sz w:val="28"/>
+        </w:rPr>
+        <w:t xml:space="preserve">• </w:t>
+      </w:r>
+      <w:r>
+        <w:rPr>
+          <w:rFonts w:ascii="Times New Roman" w:hAnsi="Times New Roman"/>
+          <w:sz w:val="28"/>
+        </w:rPr>
+        <w:t>`spacing-xl (32px)`: Внешние отступы основного контейнера страницы.</w:t>
+      </w:r>
+    </w:p>
+    <w:p>
+      <w:pPr>
+        <w:spacing w:before="160" w:after="80"/>
+        <w:jc w:val="left"/>
+      </w:pPr>
+      <w:r>
+        <w:rPr>
+          <w:rFonts w:ascii="Times New Roman" w:hAnsi="Times New Roman"/>
+          <w:b/>
+          <w:sz w:val="26"/>
+        </w:rPr>
+        <w:t>3. Адаптивные контрольные точки (Breakpoints)</w:t>
+      </w:r>
+    </w:p>
+    <w:p>
+      <w:pPr>
+        <w:spacing w:line="276" w:lineRule="auto" w:after="60"/>
+        <w:ind w:left="709"/>
+        <w:jc w:val="both"/>
+      </w:pPr>
+      <w:r>
+        <w:rPr>
+          <w:rFonts w:ascii="Times New Roman" w:hAnsi="Times New Roman"/>
+          <w:b w:val="0"/>
+          <w:sz w:val="28"/>
+        </w:rPr>
+        <w:t xml:space="preserve">• </w:t>
+      </w:r>
+      <w:r>
+        <w:rPr>
+          <w:rFonts w:ascii="Times New Roman" w:hAnsi="Times New Roman"/>
+          <w:sz w:val="28"/>
+        </w:rPr>
+        <w:t>`Mobile (sm)`: `&lt; 768px` — сайдбар скрывается в выездное drawer-меню.</w:t>
+      </w:r>
+    </w:p>
+    <w:p>
+      <w:pPr>
+        <w:spacing w:line="276" w:lineRule="auto" w:after="60"/>
+        <w:ind w:left="709"/>
+        <w:jc w:val="both"/>
+      </w:pPr>
+      <w:r>
+        <w:rPr>
+          <w:rFonts w:ascii="Times New Roman" w:hAnsi="Times New Roman"/>
+          <w:b w:val="0"/>
+          <w:sz w:val="28"/>
+        </w:rPr>
+        <w:t xml:space="preserve">• </w:t>
+      </w:r>
+      <w:r>
+        <w:rPr>
+          <w:rFonts w:ascii="Times New Roman" w:hAnsi="Times New Roman"/>
+          <w:sz w:val="28"/>
+        </w:rPr>
+        <w:t>`Tablet (md)`: `768px – 1024px` — компактный режим сайдбара (только иконки).</w:t>
+      </w:r>
+    </w:p>
+    <w:p>
+      <w:pPr>
+        <w:spacing w:line="276" w:lineRule="auto" w:after="60"/>
+        <w:ind w:left="709"/>
+        <w:jc w:val="both"/>
+      </w:pPr>
+      <w:r>
+        <w:rPr>
+          <w:rFonts w:ascii="Times New Roman" w:hAnsi="Times New Roman"/>
+          <w:b w:val="0"/>
+          <w:sz w:val="28"/>
+        </w:rPr>
+        <w:t xml:space="preserve">• </w:t>
+      </w:r>
+      <w:r>
+        <w:rPr>
+          <w:rFonts w:ascii="Times New Roman" w:hAnsi="Times New Roman"/>
+          <w:sz w:val="28"/>
+        </w:rPr>
+        <w:t>`Desktop (lg)`: `1024px – 1440px` — полноразмерный сайдбар (260px) + fluid-контент.</w:t>
+      </w:r>
+    </w:p>
+    <w:p>
+      <w:pPr>
+        <w:spacing w:line="276" w:lineRule="auto" w:after="60"/>
+        <w:ind w:left="709"/>
+        <w:jc w:val="both"/>
+      </w:pPr>
+      <w:r>
+        <w:rPr>
+          <w:rFonts w:ascii="Times New Roman" w:hAnsi="Times New Roman"/>
+          <w:b w:val="0"/>
+          <w:sz w:val="28"/>
+        </w:rPr>
+        <w:t xml:space="preserve">• </w:t>
+      </w:r>
+      <w:r>
+        <w:rPr>
+          <w:rFonts w:ascii="Times New Roman" w:hAnsi="Times New Roman"/>
+          <w:sz w:val="28"/>
+        </w:rPr>
+        <w:t>`Wide (xl)`: `&gt; 1440px` — максимальная ширина контента с центрированием.</w:t>
+      </w:r>
+    </w:p>
+    <w:p>
+      <w:pPr>
+        <w:spacing w:before="240" w:after="120"/>
+        <w:jc w:val="left"/>
+      </w:pPr>
+      <w:r>
+        <w:rPr>
+          <w:rFonts w:ascii="Times New Roman" w:hAnsi="Times New Roman"/>
+          <w:b/>
+          <w:sz w:val="28"/>
         </w:rPr>
         <w:t>3. Главные пользовательские интерфейсы портала (ГПИ)</w:t>
       </w:r>
     </w:p>
     <w:p>
       <w:pPr>
-        <w:keepNext/>
-        <w:spacing w:before="160" w:after="60"/>
+        <w:spacing w:before="160" w:after="80"/>
+        <w:jc w:val="left"/>
       </w:pPr>
       <w:r>
         <w:rPr>
+          <w:rFonts w:ascii="Times New Roman" w:hAnsi="Times New Roman"/>
           <w:b/>
-          <w:color w:val="0F172A"/>
-          <w:sz w:val="23"/>
+          <w:sz w:val="26"/>
         </w:rPr>
-        <w:t>3.1. ГПИ 1: Главная сводная панель (Dashboard)</w:t>
-      </w:r>
-    </w:p>
-    <w:p>
-      <w:r>
-        <w:t>Главная панель мониторинга и аккредитационной экспертизы Центра АНОК. Отображает ключевые показатели (KPI), долю проверенных УП и очередь планов, требующих оперативного рассмотрения.</w:t>
+        <w:t>3.1. ГПИ 1: Главная сводная панель оперативного мониторинга (Dashboard)</w:t>
       </w:r>
     </w:p>
     <w:p>
       <w:pPr>
-        <w:spacing w:before="120" w:after="40"/>
+        <w:spacing w:line="276" w:lineRule="auto" w:after="120"/>
+        <w:ind w:firstLine="709"/>
+        <w:jc w:val="both"/>
+      </w:pPr>
+      <w:r>
+        <w:rPr>
+          <w:rFonts w:ascii="Times New Roman" w:hAnsi="Times New Roman"/>
+          <w:sz w:val="28"/>
+        </w:rPr>
+        <w:t>Интерфейс предназначен для руководства и экспертов Центра АНОК, а также заведующих выпускающими кафедрами. Предоставляет агрегированную аналитику по состоянию пула учебных планов университета.</w:t>
+      </w:r>
+    </w:p>
+    <w:p>
+      <w:pPr>
+        <w:spacing w:before="200" w:after="80"/>
         <w:jc w:val="center"/>
       </w:pPr>
-    </w:p>
-    <w:p>
       <w:r>
         <w:drawing>
           <wp:inline xmlns:a="http://schemas.openxmlformats.org/drawingml/2006/main" xmlns:pic="http://schemas.openxmlformats.org/drawingml/2006/picture">
-            <wp:extent cx="5852160" cy="3940650"/>
+            <wp:extent cx="5760000" cy="3878593"/>
             <wp:docPr id="3" name="Picture 3"/>
             <wp:cNvGraphicFramePr>
               <a:graphicFrameLocks noChangeAspect="1"/>
@@ -278,7 +3989,7 @@
                     <pic:cNvPicPr/>
                   </pic:nvPicPr>
                   <pic:blipFill>
-                    <a:blip r:embed="rId11"/>
+                    <a:blip r:embed="rId12"/>
                     <a:stretch>
                       <a:fillRect/>
                     </a:stretch>
@@ -286,7 +3997,7 @@
                   <pic:spPr>
                     <a:xfrm>
                       <a:off x="0" y="0"/>
-                      <a:ext cx="5852160" cy="3940650"/>
+                      <a:ext cx="5760000" cy="3878593"/>
                     </a:xfrm>
                     <a:prstGeom prst="rect"/>
                   </pic:spPr>
@@ -299,48 +4010,148 @@
     </w:p>
     <w:p>
       <w:pPr>
-        <w:spacing w:after="160"/>
+        <w:spacing w:before="80" w:after="240"/>
         <w:jc w:val="center"/>
       </w:pPr>
       <w:r>
         <w:rPr>
+          <w:rFonts w:ascii="Times New Roman" w:hAnsi="Times New Roman"/>
           <w:i/>
-          <w:color w:val="64748B"/>
-          <w:sz w:val="19"/>
+          <w:sz w:val="24"/>
         </w:rPr>
-        <w:t>Рисунок — ГПИ 1: Главная сводная панель оперативного мониторинга АНОК</w:t>
+        <w:t>Рисунок 3 — ГПИ 1: Главная сводная панель АНОК</w:t>
       </w:r>
     </w:p>
     <w:p>
       <w:pPr>
-        <w:keepNext/>
-        <w:spacing w:before="160" w:after="60"/>
+        <w:spacing w:line="276" w:lineRule="auto" w:after="120"/>
+        <w:ind w:firstLine="709"/>
+        <w:jc w:val="both"/>
       </w:pPr>
       <w:r>
         <w:rPr>
+          <w:rFonts w:ascii="Times New Roman" w:hAnsi="Times New Roman"/>
+          <w:sz w:val="28"/>
+        </w:rPr>
+      </w:r>
+      <w:r>
+        <w:rPr>
+          <w:rFonts w:ascii="Times New Roman" w:hAnsi="Times New Roman"/>
           <w:b/>
-          <w:color w:val="0F172A"/>
-          <w:sz w:val="23"/>
+          <w:sz w:val="28"/>
         </w:rPr>
-        <w:t>3.2. ГПИ 2: Интерактивный редактор учебного плана</w:t>
+        <w:t>Ключевой функционал ГПИ 1:</w:t>
       </w:r>
-    </w:p>
-    <w:p>
       <w:r>
-        <w:t>Интерфейс выпускающей кафедры для формирования структуры УП по семестрам, распределения дисциплин, назначения кафедр-исполнителей и форм аттестации с контролем семестровой трудоемкости.</w:t>
+        <w:rPr>
+          <w:rFonts w:ascii="Times New Roman" w:hAnsi="Times New Roman"/>
+          <w:sz w:val="28"/>
+        </w:rPr>
       </w:r>
     </w:p>
     <w:p>
       <w:pPr>
-        <w:spacing w:before="120" w:after="40"/>
+        <w:spacing w:line="276" w:lineRule="auto" w:after="60"/>
+        <w:ind w:left="709"/>
+        <w:jc w:val="both"/>
+      </w:pPr>
+      <w:r>
+        <w:rPr>
+          <w:rFonts w:ascii="Times New Roman" w:hAnsi="Times New Roman"/>
+          <w:b w:val="0"/>
+          <w:sz w:val="28"/>
+        </w:rPr>
+        <w:t xml:space="preserve">• </w:t>
+      </w:r>
+      <w:r>
+        <w:rPr>
+          <w:rFonts w:ascii="Times New Roman" w:hAnsi="Times New Roman"/>
+          <w:sz w:val="28"/>
+        </w:rPr>
+        <w:t>KPI-счетчики: общее число планов в реестре, доля успешно проверенных по ФГОС 3++, число планов с ошибками, количество утвержденных планов.</w:t>
+      </w:r>
+    </w:p>
+    <w:p>
+      <w:pPr>
+        <w:spacing w:line="276" w:lineRule="auto" w:after="60"/>
+        <w:ind w:left="709"/>
+        <w:jc w:val="both"/>
+      </w:pPr>
+      <w:r>
+        <w:rPr>
+          <w:rFonts w:ascii="Times New Roman" w:hAnsi="Times New Roman"/>
+          <w:b w:val="0"/>
+          <w:sz w:val="28"/>
+        </w:rPr>
+        <w:t xml:space="preserve">• </w:t>
+      </w:r>
+      <w:r>
+        <w:rPr>
+          <w:rFonts w:ascii="Times New Roman" w:hAnsi="Times New Roman"/>
+          <w:sz w:val="28"/>
+        </w:rPr>
+        <w:t>Интерактивная таблица очереди проектов УП с динамическими фильтрами по факультетам/институтам, кафедрам и уровням образования.</w:t>
+      </w:r>
+    </w:p>
+    <w:p>
+      <w:pPr>
+        <w:spacing w:line="276" w:lineRule="auto" w:after="60"/>
+        <w:ind w:left="709"/>
+        <w:jc w:val="both"/>
+      </w:pPr>
+      <w:r>
+        <w:rPr>
+          <w:rFonts w:ascii="Times New Roman" w:hAnsi="Times New Roman"/>
+          <w:b w:val="0"/>
+          <w:sz w:val="28"/>
+        </w:rPr>
+        <w:t xml:space="preserve">• </w:t>
+      </w:r>
+      <w:r>
+        <w:rPr>
+          <w:rFonts w:ascii="Times New Roman" w:hAnsi="Times New Roman"/>
+          <w:sz w:val="28"/>
+        </w:rPr>
+        <w:t>Быстрый переход в один клик к экспертной проверке, отчету валидатора или визированию.</w:t>
+      </w:r>
+    </w:p>
+    <w:p>
+      <w:pPr>
+        <w:spacing w:before="160" w:after="80"/>
+        <w:jc w:val="left"/>
+      </w:pPr>
+      <w:r>
+        <w:rPr>
+          <w:rFonts w:ascii="Times New Roman" w:hAnsi="Times New Roman"/>
+          <w:b/>
+          <w:sz w:val="26"/>
+        </w:rPr>
+        <w:t>3.2. ГПИ 2: Интерактивный редактор учебного плана и семестровая матрица</w:t>
+      </w:r>
+    </w:p>
+    <w:p>
+      <w:pPr>
+        <w:spacing w:line="276" w:lineRule="auto" w:after="120"/>
+        <w:ind w:firstLine="709"/>
+        <w:jc w:val="both"/>
+      </w:pPr>
+      <w:r>
+        <w:rPr>
+          <w:rFonts w:ascii="Times New Roman" w:hAnsi="Times New Roman"/>
+          <w:sz w:val="28"/>
+        </w:rPr>
+        <w:t>Интерфейс обеспечивает разработку структуры УП выпускающей кафедрой: распределение дисциплин по семестрам, назначение кафедр-исполнителей, объемов в ЗЕТ и часах, а также форм промежуточной аттестации.</w:t>
+      </w:r>
+    </w:p>
+    <w:p>
+      <w:pPr>
+        <w:spacing w:before="200" w:after="80"/>
         <w:jc w:val="center"/>
       </w:pPr>
-    </w:p>
-    <w:p>
       <w:r>
         <w:drawing>
           <wp:inline xmlns:a="http://schemas.openxmlformats.org/drawingml/2006/main" xmlns:pic="http://schemas.openxmlformats.org/drawingml/2006/picture">
-            <wp:extent cx="5852160" cy="3940650"/>
+            <wp:extent cx="5760000" cy="3878593"/>
             <wp:docPr id="4" name="Picture 4"/>
             <wp:cNvGraphicFramePr>
               <a:graphicFrameLocks noChangeAspect="1"/>
@@ -353,7 +4164,7 @@
                     <pic:cNvPicPr/>
                   </pic:nvPicPr>
                   <pic:blipFill>
-                    <a:blip r:embed="rId12"/>
+                    <a:blip r:embed="rId13"/>
                     <a:stretch>
                       <a:fillRect/>
                     </a:stretch>
@@ -361,7 +4172,7 @@
                   <pic:spPr>
                     <a:xfrm>
                       <a:off x="0" y="0"/>
-                      <a:ext cx="5852160" cy="3940650"/>
+                      <a:ext cx="5760000" cy="3878593"/>
                     </a:xfrm>
                     <a:prstGeom prst="rect"/>
                   </pic:spPr>
@@ -374,48 +4185,170 @@
     </w:p>
     <w:p>
       <w:pPr>
-        <w:spacing w:after="160"/>
+        <w:spacing w:before="80" w:after="240"/>
         <w:jc w:val="center"/>
       </w:pPr>
       <w:r>
         <w:rPr>
+          <w:rFonts w:ascii="Times New Roman" w:hAnsi="Times New Roman"/>
           <w:i/>
-          <w:color w:val="64748B"/>
-          <w:sz w:val="19"/>
+          <w:sz w:val="24"/>
         </w:rPr>
-        <w:t>Рисунок — ГПИ 2: Интерактивный редактор учебного плана и семестровая матрица</w:t>
+        <w:t>Рисунок 4 — ГПИ 2: Интерактивный редактор учебного плана</w:t>
       </w:r>
     </w:p>
     <w:p>
       <w:pPr>
-        <w:keepNext/>
-        <w:spacing w:before="160" w:after="60"/>
+        <w:spacing w:line="276" w:lineRule="auto" w:after="120"/>
+        <w:ind w:firstLine="709"/>
+        <w:jc w:val="both"/>
       </w:pPr>
       <w:r>
         <w:rPr>
+          <w:rFonts w:ascii="Times New Roman" w:hAnsi="Times New Roman"/>
+          <w:sz w:val="28"/>
+        </w:rPr>
+      </w:r>
+      <w:r>
+        <w:rPr>
+          <w:rFonts w:ascii="Times New Roman" w:hAnsi="Times New Roman"/>
           <w:b/>
-          <w:color w:val="0F172A"/>
-          <w:sz w:val="23"/>
+          <w:sz w:val="28"/>
+        </w:rPr>
+        <w:t>Ключевой функционал ГПИ 2:</w:t>
+      </w:r>
+      <w:r>
+        <w:rPr>
+          <w:rFonts w:ascii="Times New Roman" w:hAnsi="Times New Roman"/>
+          <w:sz w:val="28"/>
+        </w:rPr>
+      </w:r>
+    </w:p>
+    <w:p>
+      <w:pPr>
+        <w:spacing w:line="276" w:lineRule="auto" w:after="60"/>
+        <w:ind w:left="709"/>
+        <w:jc w:val="both"/>
+      </w:pPr>
+      <w:r>
+        <w:rPr>
+          <w:rFonts w:ascii="Times New Roman" w:hAnsi="Times New Roman"/>
+          <w:b w:val="0"/>
+          <w:sz w:val="28"/>
+        </w:rPr>
+        <w:t xml:space="preserve">• </w:t>
+      </w:r>
+      <w:r>
+        <w:rPr>
+          <w:rFonts w:ascii="Times New Roman" w:hAnsi="Times New Roman"/>
+          <w:sz w:val="28"/>
+        </w:rPr>
+        <w:t>Вкладочная навигация по семестрам (1–8 семестры) со сводной матрицей курсов.</w:t>
+      </w:r>
+    </w:p>
+    <w:p>
+      <w:pPr>
+        <w:spacing w:line="276" w:lineRule="auto" w:after="60"/>
+        <w:ind w:left="709"/>
+        <w:jc w:val="both"/>
+      </w:pPr>
+      <w:r>
+        <w:rPr>
+          <w:rFonts w:ascii="Times New Roman" w:hAnsi="Times New Roman"/>
+          <w:b w:val="0"/>
+          <w:sz w:val="28"/>
+        </w:rPr>
+        <w:t xml:space="preserve">• </w:t>
+      </w:r>
+      <w:r>
+        <w:rPr>
+          <w:rFonts w:ascii="Times New Roman" w:hAnsi="Times New Roman"/>
+          <w:sz w:val="28"/>
+        </w:rPr>
+        <w:t>Табличный редактор с валидацией аудиторной нагрузки (лекции, лабораторные, практики).</w:t>
+      </w:r>
+    </w:p>
+    <w:p>
+      <w:pPr>
+        <w:spacing w:line="276" w:lineRule="auto" w:after="60"/>
+        <w:ind w:left="709"/>
+        <w:jc w:val="both"/>
+      </w:pPr>
+      <w:r>
+        <w:rPr>
+          <w:rFonts w:ascii="Times New Roman" w:hAnsi="Times New Roman"/>
+          <w:b w:val="0"/>
+          <w:sz w:val="28"/>
+        </w:rPr>
+        <w:t xml:space="preserve">• </w:t>
+      </w:r>
+      <w:r>
+        <w:rPr>
+          <w:rFonts w:ascii="Times New Roman" w:hAnsi="Times New Roman"/>
+          <w:sz w:val="28"/>
+        </w:rPr>
+        <w:t>Автоматический подсчет контрольных лимитов: суммарные ЗЕТ за семестр (норма 30 ЗЕТ), число экзаменов ($\le 5$), зачетов и курсовых работ.</w:t>
+      </w:r>
+    </w:p>
+    <w:p>
+      <w:pPr>
+        <w:spacing w:line="276" w:lineRule="auto" w:after="60"/>
+        <w:ind w:left="709"/>
+        <w:jc w:val="both"/>
+      </w:pPr>
+      <w:r>
+        <w:rPr>
+          <w:rFonts w:ascii="Times New Roman" w:hAnsi="Times New Roman"/>
+          <w:b w:val="0"/>
+          <w:sz w:val="28"/>
+        </w:rPr>
+        <w:t xml:space="preserve">• </w:t>
+      </w:r>
+      <w:r>
+        <w:rPr>
+          <w:rFonts w:ascii="Times New Roman" w:hAnsi="Times New Roman"/>
+          <w:sz w:val="28"/>
+        </w:rPr>
+        <w:t>Кнопки добавления дисциплины, прямого вызова валидатора ФГОС и отправки проекта в Центр АНОК.</w:t>
+      </w:r>
+    </w:p>
+    <w:p>
+      <w:pPr>
+        <w:spacing w:before="160" w:after="80"/>
+        <w:jc w:val="left"/>
+      </w:pPr>
+      <w:r>
+        <w:rPr>
+          <w:rFonts w:ascii="Times New Roman" w:hAnsi="Times New Roman"/>
+          <w:b/>
+          <w:sz w:val="26"/>
         </w:rPr>
         <w:t>3.3. ГПИ 3: Модуль автоматизированного контроля соответствия ФГОС 3++</w:t>
       </w:r>
     </w:p>
     <w:p>
+      <w:pPr>
+        <w:spacing w:line="276" w:lineRule="auto" w:after="120"/>
+        <w:ind w:firstLine="709"/>
+        <w:jc w:val="both"/>
+      </w:pPr>
       <w:r>
-        <w:t>Экспертный интерфейс валидации учебного плана на соответствие стандартам: проверка общего объема 240 ЗЕТ, лимита экзаменов (не более 5 в семестр), объемов практик и итоговой аттестации.</w:t>
+        <w:rPr>
+          <w:rFonts w:ascii="Times New Roman" w:hAnsi="Times New Roman"/>
+          <w:sz w:val="28"/>
+        </w:rPr>
+        <w:t>Специализированный интерфейс эксперта Центра АНОК для проведения автоматической и содержательной верификации проекта УП на соответствие требованиям государственного образовательного стандарта.</w:t>
       </w:r>
     </w:p>
     <w:p>
       <w:pPr>
-        <w:spacing w:before="120" w:after="40"/>
+        <w:spacing w:before="200" w:after="80"/>
         <w:jc w:val="center"/>
       </w:pPr>
-    </w:p>
-    <w:p>
       <w:r>
         <w:drawing>
           <wp:inline xmlns:a="http://schemas.openxmlformats.org/drawingml/2006/main" xmlns:pic="http://schemas.openxmlformats.org/drawingml/2006/picture">
-            <wp:extent cx="5852160" cy="3940650"/>
+            <wp:extent cx="5760000" cy="3878593"/>
             <wp:docPr id="5" name="Picture 5"/>
             <wp:cNvGraphicFramePr>
               <a:graphicFrameLocks noChangeAspect="1"/>
@@ -428,7 +4361,7 @@
                     <pic:cNvPicPr/>
                   </pic:nvPicPr>
                   <pic:blipFill>
-                    <a:blip r:embed="rId13"/>
+                    <a:blip r:embed="rId14"/>
                     <a:stretch>
                       <a:fillRect/>
                     </a:stretch>
@@ -436,7 +4369,7 @@
                   <pic:spPr>
                     <a:xfrm>
                       <a:off x="0" y="0"/>
-                      <a:ext cx="5852160" cy="3940650"/>
+                      <a:ext cx="5760000" cy="3878593"/>
                     </a:xfrm>
                     <a:prstGeom prst="rect"/>
                   </pic:spPr>
@@ -449,48 +4382,170 @@
     </w:p>
     <w:p>
       <w:pPr>
-        <w:spacing w:after="160"/>
+        <w:spacing w:before="80" w:after="240"/>
         <w:jc w:val="center"/>
       </w:pPr>
       <w:r>
         <w:rPr>
+          <w:rFonts w:ascii="Times New Roman" w:hAnsi="Times New Roman"/>
           <w:i/>
-          <w:color w:val="64748B"/>
-          <w:sz w:val="19"/>
+          <w:sz w:val="24"/>
         </w:rPr>
-        <w:t>Рисунок — ГПИ 3: Модуль валидатора соответствия ФГОС 3++</w:t>
+        <w:t>Рисунок 5 — ГПИ 3: Модуль валидации ФГОС</w:t>
       </w:r>
     </w:p>
     <w:p>
       <w:pPr>
-        <w:keepNext/>
-        <w:spacing w:before="160" w:after="60"/>
+        <w:spacing w:line="276" w:lineRule="auto" w:after="120"/>
+        <w:ind w:firstLine="709"/>
+        <w:jc w:val="both"/>
       </w:pPr>
       <w:r>
         <w:rPr>
+          <w:rFonts w:ascii="Times New Roman" w:hAnsi="Times New Roman"/>
+          <w:sz w:val="28"/>
+        </w:rPr>
+      </w:r>
+      <w:r>
+        <w:rPr>
+          <w:rFonts w:ascii="Times New Roman" w:hAnsi="Times New Roman"/>
           <w:b/>
-          <w:color w:val="0F172A"/>
-          <w:sz w:val="23"/>
+          <w:sz w:val="28"/>
+        </w:rPr>
+        <w:t>Ключевой функционал ГПИ 3:</w:t>
+      </w:r>
+      <w:r>
+        <w:rPr>
+          <w:rFonts w:ascii="Times New Roman" w:hAnsi="Times New Roman"/>
+          <w:sz w:val="28"/>
+        </w:rPr>
+      </w:r>
+    </w:p>
+    <w:p>
+      <w:pPr>
+        <w:spacing w:line="276" w:lineRule="auto" w:after="60"/>
+        <w:ind w:left="709"/>
+        <w:jc w:val="both"/>
+      </w:pPr>
+      <w:r>
+        <w:rPr>
+          <w:rFonts w:ascii="Times New Roman" w:hAnsi="Times New Roman"/>
+          <w:b w:val="0"/>
+          <w:sz w:val="28"/>
+        </w:rPr>
+        <w:t xml:space="preserve">• </w:t>
+      </w:r>
+      <w:r>
+        <w:rPr>
+          <w:rFonts w:ascii="Times New Roman" w:hAnsi="Times New Roman"/>
+          <w:sz w:val="28"/>
+        </w:rPr>
+        <w:t>Сводный баннер соответствия стандарту (зеленый при успехе, красный при нарушениях).</w:t>
+      </w:r>
+    </w:p>
+    <w:p>
+      <w:pPr>
+        <w:spacing w:line="276" w:lineRule="auto" w:after="60"/>
+        <w:ind w:left="709"/>
+        <w:jc w:val="both"/>
+      </w:pPr>
+      <w:r>
+        <w:rPr>
+          <w:rFonts w:ascii="Times New Roman" w:hAnsi="Times New Roman"/>
+          <w:b w:val="0"/>
+          <w:sz w:val="28"/>
+        </w:rPr>
+        <w:t xml:space="preserve">• </w:t>
+      </w:r>
+      <w:r>
+        <w:rPr>
+          <w:rFonts w:ascii="Times New Roman" w:hAnsi="Times New Roman"/>
+          <w:sz w:val="28"/>
+        </w:rPr>
+        <w:t>Аналитические карточки по критическим нормативам: баланс 240 ЗЕТ, лимиты экзаменов, объемы обязательной части (Б1.О), практик и ГИА.</w:t>
+      </w:r>
+    </w:p>
+    <w:p>
+      <w:pPr>
+        <w:spacing w:line="276" w:lineRule="auto" w:after="60"/>
+        <w:ind w:left="709"/>
+        <w:jc w:val="both"/>
+      </w:pPr>
+      <w:r>
+        <w:rPr>
+          <w:rFonts w:ascii="Times New Roman" w:hAnsi="Times New Roman"/>
+          <w:b w:val="0"/>
+          <w:sz w:val="28"/>
+        </w:rPr>
+        <w:t xml:space="preserve">• </w:t>
+      </w:r>
+      <w:r>
+        <w:rPr>
+          <w:rFonts w:ascii="Times New Roman" w:hAnsi="Times New Roman"/>
+          <w:sz w:val="28"/>
+        </w:rPr>
+        <w:t>Детализированный протокол-чеклист с указанием нормативных требований стандарта и фактических значений в проекте плана.</w:t>
+      </w:r>
+    </w:p>
+    <w:p>
+      <w:pPr>
+        <w:spacing w:line="276" w:lineRule="auto" w:after="60"/>
+        <w:ind w:left="709"/>
+        <w:jc w:val="both"/>
+      </w:pPr>
+      <w:r>
+        <w:rPr>
+          <w:rFonts w:ascii="Times New Roman" w:hAnsi="Times New Roman"/>
+          <w:b w:val="0"/>
+          <w:sz w:val="28"/>
+        </w:rPr>
+        <w:t xml:space="preserve">• </w:t>
+      </w:r>
+      <w:r>
+        <w:rPr>
+          <w:rFonts w:ascii="Times New Roman" w:hAnsi="Times New Roman"/>
+          <w:sz w:val="28"/>
+        </w:rPr>
+        <w:t>Допуск учебного плана к процедуре официального визирования.</w:t>
+      </w:r>
+    </w:p>
+    <w:p>
+      <w:pPr>
+        <w:spacing w:before="160" w:after="80"/>
+        <w:jc w:val="left"/>
+      </w:pPr>
+      <w:r>
+        <w:rPr>
+          <w:rFonts w:ascii="Times New Roman" w:hAnsi="Times New Roman"/>
+          <w:b/>
+          <w:sz w:val="26"/>
         </w:rPr>
         <w:t>3.4. ГПИ 4: Маршрут электронного визирования и наложения ЭЦП</w:t>
       </w:r>
     </w:p>
     <w:p>
+      <w:pPr>
+        <w:spacing w:line="276" w:lineRule="auto" w:after="120"/>
+        <w:ind w:firstLine="709"/>
+        <w:jc w:val="both"/>
+      </w:pPr>
       <w:r>
-        <w:t>Интерфейс пошагового подписания УП (Зав. кафедрой -&gt; Начальник АНОК -&gt; Проректор по УР -&gt; Ученый совет и Ректор) с вычислением SHA-256 хеша и контролем сертификатов ЭЦП.</w:t>
+        <w:rPr>
+          <w:rFonts w:ascii="Times New Roman" w:hAnsi="Times New Roman"/>
+          <w:sz w:val="28"/>
+        </w:rPr>
+        <w:t>Интерфейс реализует регламент последовательного многоэтапного согласования УП должностными лицами университета согласно Варианту №15.</w:t>
       </w:r>
     </w:p>
     <w:p>
       <w:pPr>
-        <w:spacing w:before="120" w:after="40"/>
+        <w:spacing w:before="200" w:after="80"/>
         <w:jc w:val="center"/>
       </w:pPr>
-    </w:p>
-    <w:p>
       <w:r>
         <w:drawing>
           <wp:inline xmlns:a="http://schemas.openxmlformats.org/drawingml/2006/main" xmlns:pic="http://schemas.openxmlformats.org/drawingml/2006/picture">
-            <wp:extent cx="5852160" cy="3940650"/>
+            <wp:extent cx="5760000" cy="3878593"/>
             <wp:docPr id="6" name="Picture 6"/>
             <wp:cNvGraphicFramePr>
               <a:graphicFrameLocks noChangeAspect="1"/>
@@ -503,7 +4558,7 @@
                     <pic:cNvPicPr/>
                   </pic:nvPicPr>
                   <pic:blipFill>
-                    <a:blip r:embed="rId14"/>
+                    <a:blip r:embed="rId15"/>
                     <a:stretch>
                       <a:fillRect/>
                     </a:stretch>
@@ -511,7 +4566,7 @@
                   <pic:spPr>
                     <a:xfrm>
                       <a:off x="0" y="0"/>
-                      <a:ext cx="5852160" cy="3940650"/>
+                      <a:ext cx="5760000" cy="3878593"/>
                     </a:xfrm>
                     <a:prstGeom prst="rect"/>
                   </pic:spPr>
@@ -524,48 +4579,236 @@
     </w:p>
     <w:p>
       <w:pPr>
-        <w:spacing w:after="160"/>
+        <w:spacing w:before="80" w:after="240"/>
         <w:jc w:val="center"/>
       </w:pPr>
       <w:r>
         <w:rPr>
+          <w:rFonts w:ascii="Times New Roman" w:hAnsi="Times New Roman"/>
           <w:i/>
-          <w:color w:val="64748B"/>
-          <w:sz w:val="19"/>
+          <w:sz w:val="24"/>
         </w:rPr>
-        <w:t>Рисунок — ГПИ 4: Маршрут согласования и наложения квалифицированной ЭЦП</w:t>
+        <w:t>Рисунок 6 — ГПИ 4: Маршрут визирования и ЭЦП</w:t>
       </w:r>
     </w:p>
     <w:p>
       <w:pPr>
-        <w:keepNext/>
-        <w:spacing w:before="160" w:after="60"/>
+        <w:spacing w:line="276" w:lineRule="auto" w:after="120"/>
+        <w:ind w:firstLine="709"/>
+        <w:jc w:val="both"/>
       </w:pPr>
       <w:r>
         <w:rPr>
+          <w:rFonts w:ascii="Times New Roman" w:hAnsi="Times New Roman"/>
+          <w:sz w:val="28"/>
+        </w:rPr>
+      </w:r>
+      <w:r>
+        <w:rPr>
+          <w:rFonts w:ascii="Times New Roman" w:hAnsi="Times New Roman"/>
           <w:b/>
-          <w:color w:val="0F172A"/>
-          <w:sz w:val="23"/>
+          <w:sz w:val="28"/>
         </w:rPr>
-        <w:t>3.5. ГПИ 5: Модуль служебных записок на изменение УП</w:t>
+        <w:t>Ключевой функционал ГПИ 4:</w:t>
       </w:r>
-    </w:p>
-    <w:p>
       <w:r>
-        <w:t>Интерфейс инициации и межкафедрального согласования служебных записок до начала семестра с таблицей Diff-анализа и автоматическим выпуском новой версии УП (v1.1).</w:t>
+        <w:rPr>
+          <w:rFonts w:ascii="Times New Roman" w:hAnsi="Times New Roman"/>
+          <w:sz w:val="28"/>
+        </w:rPr>
       </w:r>
     </w:p>
     <w:p>
       <w:pPr>
-        <w:spacing w:before="120" w:after="40"/>
+        <w:spacing w:line="276" w:lineRule="auto" w:after="60"/>
+        <w:ind w:left="709"/>
+        <w:jc w:val="both"/>
+      </w:pPr>
+      <w:r>
+        <w:rPr>
+          <w:rFonts w:ascii="Times New Roman" w:hAnsi="Times New Roman"/>
+          <w:b w:val="0"/>
+          <w:sz w:val="28"/>
+        </w:rPr>
+        <w:t xml:space="preserve">• </w:t>
+      </w:r>
+      <w:r>
+        <w:rPr>
+          <w:rFonts w:ascii="Times New Roman" w:hAnsi="Times New Roman"/>
+          <w:sz w:val="28"/>
+        </w:rPr>
+        <w:t>Визуализация 4 этапов визирования:</w:t>
+      </w:r>
+    </w:p>
+    <w:p>
+      <w:pPr>
+        <w:spacing w:line="276" w:lineRule="auto" w:after="60"/>
+        <w:ind w:left="992"/>
+        <w:jc w:val="both"/>
+      </w:pPr>
+      <w:r>
+        <w:rPr>
+          <w:rFonts w:ascii="Times New Roman" w:hAnsi="Times New Roman"/>
+          <w:b/>
+          <w:sz w:val="28"/>
+        </w:rPr>
+        <w:t xml:space="preserve">1. </w:t>
+      </w:r>
+      <w:r>
+        <w:rPr>
+          <w:rFonts w:ascii="Times New Roman" w:hAnsi="Times New Roman"/>
+          <w:sz w:val="28"/>
+        </w:rPr>
+        <w:t>Заведующий выпускающей кафедрой;</w:t>
+      </w:r>
+    </w:p>
+    <w:p>
+      <w:pPr>
+        <w:spacing w:line="276" w:lineRule="auto" w:after="60"/>
+        <w:ind w:left="992"/>
+        <w:jc w:val="both"/>
+      </w:pPr>
+      <w:r>
+        <w:rPr>
+          <w:rFonts w:ascii="Times New Roman" w:hAnsi="Times New Roman"/>
+          <w:b/>
+          <w:sz w:val="28"/>
+        </w:rPr>
+        <w:t xml:space="preserve">2. </w:t>
+      </w:r>
+      <w:r>
+        <w:rPr>
+          <w:rFonts w:ascii="Times New Roman" w:hAnsi="Times New Roman"/>
+          <w:sz w:val="28"/>
+        </w:rPr>
+        <w:t>Руководитель Центра АНОК;</w:t>
+      </w:r>
+    </w:p>
+    <w:p>
+      <w:pPr>
+        <w:spacing w:line="276" w:lineRule="auto" w:after="60"/>
+        <w:ind w:left="992"/>
+        <w:jc w:val="both"/>
+      </w:pPr>
+      <w:r>
+        <w:rPr>
+          <w:rFonts w:ascii="Times New Roman" w:hAnsi="Times New Roman"/>
+          <w:b/>
+          <w:sz w:val="28"/>
+        </w:rPr>
+        <w:t xml:space="preserve">3. </w:t>
+      </w:r>
+      <w:r>
+        <w:rPr>
+          <w:rFonts w:ascii="Times New Roman" w:hAnsi="Times New Roman"/>
+          <w:sz w:val="28"/>
+        </w:rPr>
+        <w:t>Проректор по учебной работе;</w:t>
+      </w:r>
+    </w:p>
+    <w:p>
+      <w:pPr>
+        <w:spacing w:line="276" w:lineRule="auto" w:after="60"/>
+        <w:ind w:left="992"/>
+        <w:jc w:val="both"/>
+      </w:pPr>
+      <w:r>
+        <w:rPr>
+          <w:rFonts w:ascii="Times New Roman" w:hAnsi="Times New Roman"/>
+          <w:b/>
+          <w:sz w:val="28"/>
+        </w:rPr>
+        <w:t xml:space="preserve">4. </w:t>
+      </w:r>
+      <w:r>
+        <w:rPr>
+          <w:rFonts w:ascii="Times New Roman" w:hAnsi="Times New Roman"/>
+          <w:sz w:val="28"/>
+        </w:rPr>
+        <w:t>Утверждение Ученым советом и подписание Ректором.</w:t>
+      </w:r>
+    </w:p>
+    <w:p>
+      <w:pPr>
+        <w:spacing w:line="276" w:lineRule="auto" w:after="60"/>
+        <w:ind w:left="709"/>
+        <w:jc w:val="both"/>
+      </w:pPr>
+      <w:r>
+        <w:rPr>
+          <w:rFonts w:ascii="Times New Roman" w:hAnsi="Times New Roman"/>
+          <w:b w:val="0"/>
+          <w:sz w:val="28"/>
+        </w:rPr>
+        <w:t xml:space="preserve">• </w:t>
+      </w:r>
+      <w:r>
+        <w:rPr>
+          <w:rFonts w:ascii="Times New Roman" w:hAnsi="Times New Roman"/>
+          <w:sz w:val="28"/>
+        </w:rPr>
+        <w:t>Отображение статусов визирования, временных меток и реквизитов сертификатов ЭЦП.</w:t>
+      </w:r>
+    </w:p>
+    <w:p>
+      <w:pPr>
+        <w:spacing w:line="276" w:lineRule="auto" w:after="60"/>
+        <w:ind w:left="709"/>
+        <w:jc w:val="both"/>
+      </w:pPr>
+      <w:r>
+        <w:rPr>
+          <w:rFonts w:ascii="Times New Roman" w:hAnsi="Times New Roman"/>
+          <w:b w:val="0"/>
+          <w:sz w:val="28"/>
+        </w:rPr>
+        <w:t xml:space="preserve">• </w:t>
+      </w:r>
+      <w:r>
+        <w:rPr>
+          <w:rFonts w:ascii="Times New Roman" w:hAnsi="Times New Roman"/>
+          <w:sz w:val="28"/>
+        </w:rPr>
+        <w:t>Форма защищенного наложения квалифицированной ЭЦП с криптографическим вычислением SHA-256 хеша документа и вводом PIN-кода ключевого носителя.</w:t>
+      </w:r>
+    </w:p>
+    <w:p>
+      <w:pPr>
+        <w:spacing w:before="160" w:after="80"/>
+        <w:jc w:val="left"/>
+      </w:pPr>
+      <w:r>
+        <w:rPr>
+          <w:rFonts w:ascii="Times New Roman" w:hAnsi="Times New Roman"/>
+          <w:b/>
+          <w:sz w:val="26"/>
+        </w:rPr>
+        <w:t>3.5. ГПИ 5: Модуль оформления и согласования служебных записок</w:t>
+      </w:r>
+    </w:p>
+    <w:p>
+      <w:pPr>
+        <w:spacing w:line="276" w:lineRule="auto" w:after="120"/>
+        <w:ind w:firstLine="709"/>
+        <w:jc w:val="both"/>
+      </w:pPr>
+      <w:r>
+        <w:rPr>
+          <w:rFonts w:ascii="Times New Roman" w:hAnsi="Times New Roman"/>
+          <w:sz w:val="28"/>
+        </w:rPr>
+        <w:t>Интерфейс обеспечивает процесс внесения изменений в утвержденный УП до начала семестра на основании официальных служебных записок (СЗ), подписанных выпускающей и реализующей кафедрами.</w:t>
+      </w:r>
+    </w:p>
+    <w:p>
+      <w:pPr>
+        <w:spacing w:before="200" w:after="80"/>
         <w:jc w:val="center"/>
       </w:pPr>
-    </w:p>
-    <w:p>
       <w:r>
         <w:drawing>
           <wp:inline xmlns:a="http://schemas.openxmlformats.org/drawingml/2006/main" xmlns:pic="http://schemas.openxmlformats.org/drawingml/2006/picture">
-            <wp:extent cx="5852160" cy="3940650"/>
+            <wp:extent cx="5760000" cy="3878593"/>
             <wp:docPr id="7" name="Picture 7"/>
             <wp:cNvGraphicFramePr>
               <a:graphicFrameLocks noChangeAspect="1"/>
@@ -578,7 +4821,7 @@
                     <pic:cNvPicPr/>
                   </pic:nvPicPr>
                   <pic:blipFill>
-                    <a:blip r:embed="rId15"/>
+                    <a:blip r:embed="rId16"/>
                     <a:stretch>
                       <a:fillRect/>
                     </a:stretch>
@@ -586,7 +4829,7 @@
                   <pic:spPr>
                     <a:xfrm>
                       <a:off x="0" y="0"/>
-                      <a:ext cx="5852160" cy="3940650"/>
+                      <a:ext cx="5760000" cy="3878593"/>
                     </a:xfrm>
                     <a:prstGeom prst="rect"/>
                   </pic:spPr>
@@ -599,45 +4842,303 @@
     </w:p>
     <w:p>
       <w:pPr>
-        <w:spacing w:after="160"/>
+        <w:spacing w:before="80" w:after="240"/>
         <w:jc w:val="center"/>
       </w:pPr>
       <w:r>
         <w:rPr>
+          <w:rFonts w:ascii="Times New Roman" w:hAnsi="Times New Roman"/>
           <w:i/>
-          <w:color w:val="64748B"/>
-          <w:sz w:val="19"/>
+          <w:sz w:val="24"/>
         </w:rPr>
-        <w:t>Рисунок — ГПИ 5: Модуль служебных записок и Diff-анализа изменений УП</w:t>
+        <w:t>Рисунок 7 — ГПИ 5: Служебные записки и Diff-трекер</w:t>
       </w:r>
     </w:p>
     <w:p>
       <w:pPr>
-        <w:keepNext/>
-        <w:spacing w:before="240" w:after="80"/>
+        <w:spacing w:line="276" w:lineRule="auto" w:after="120"/>
+        <w:ind w:firstLine="709"/>
+        <w:jc w:val="both"/>
       </w:pPr>
       <w:r>
         <w:rPr>
+          <w:rFonts w:ascii="Times New Roman" w:hAnsi="Times New Roman"/>
+          <w:sz w:val="28"/>
+        </w:rPr>
+      </w:r>
+      <w:r>
+        <w:rPr>
+          <w:rFonts w:ascii="Times New Roman" w:hAnsi="Times New Roman"/>
           <w:b/>
-          <w:color w:val="1D4ED8"/>
-          <w:sz w:val="26"/>
+          <w:sz w:val="28"/>
+        </w:rPr>
+        <w:t>Ключевой функционал ГПИ 5:</w:t>
+      </w:r>
+      <w:r>
+        <w:rPr>
+          <w:rFonts w:ascii="Times New Roman" w:hAnsi="Times New Roman"/>
+          <w:sz w:val="28"/>
+        </w:rPr>
+      </w:r>
+    </w:p>
+    <w:p>
+      <w:pPr>
+        <w:spacing w:line="276" w:lineRule="auto" w:after="60"/>
+        <w:ind w:left="709"/>
+        <w:jc w:val="both"/>
+      </w:pPr>
+      <w:r>
+        <w:rPr>
+          <w:rFonts w:ascii="Times New Roman" w:hAnsi="Times New Roman"/>
+          <w:b w:val="0"/>
+          <w:sz w:val="28"/>
+        </w:rPr>
+        <w:t xml:space="preserve">• </w:t>
+      </w:r>
+      <w:r>
+        <w:rPr>
+          <w:rFonts w:ascii="Times New Roman" w:hAnsi="Times New Roman"/>
+          <w:sz w:val="28"/>
+        </w:rPr>
+        <w:t>Карточка служебной записки с фиксацией двух электронных подписей заведующих кафедрами (кафедры-инициатора и кафедры-исполнителя).</w:t>
+      </w:r>
+    </w:p>
+    <w:p>
+      <w:pPr>
+        <w:spacing w:line="276" w:lineRule="auto" w:after="60"/>
+        <w:ind w:left="709"/>
+        <w:jc w:val="both"/>
+      </w:pPr>
+      <w:r>
+        <w:rPr>
+          <w:rFonts w:ascii="Times New Roman" w:hAnsi="Times New Roman"/>
+          <w:b w:val="0"/>
+          <w:sz w:val="28"/>
+        </w:rPr>
+        <w:t xml:space="preserve">• </w:t>
+      </w:r>
+      <w:r>
+        <w:rPr>
+          <w:rFonts w:ascii="Times New Roman" w:hAnsi="Times New Roman"/>
+          <w:sz w:val="28"/>
+        </w:rPr>
+        <w:t>Таблица Diff-анализа изменений: сопоставление исходных параметров (v1.0) и предлагаемых правок (v1.1) с автоматической перепроверкой по ФГОС.</w:t>
+      </w:r>
+    </w:p>
+    <w:p>
+      <w:pPr>
+        <w:spacing w:line="276" w:lineRule="auto" w:after="60"/>
+        <w:ind w:left="709"/>
+        <w:jc w:val="both"/>
+      </w:pPr>
+      <w:r>
+        <w:rPr>
+          <w:rFonts w:ascii="Times New Roman" w:hAnsi="Times New Roman"/>
+          <w:b w:val="0"/>
+          <w:sz w:val="28"/>
+        </w:rPr>
+        <w:t xml:space="preserve">• </w:t>
+      </w:r>
+      <w:r>
+        <w:rPr>
+          <w:rFonts w:ascii="Times New Roman" w:hAnsi="Times New Roman"/>
+          <w:sz w:val="28"/>
+        </w:rPr>
+        <w:t>Фиксация решения эксперта АНОК и автоматический выпуск новой актуализированной версии УП (`v1.1`).</w:t>
+      </w:r>
+    </w:p>
+    <w:p>
+      <w:pPr>
+        <w:spacing w:before="240" w:after="120"/>
+        <w:jc w:val="left"/>
+      </w:pPr>
+      <w:r>
+        <w:rPr>
+          <w:rFonts w:ascii="Times New Roman" w:hAnsi="Times New Roman"/>
+          <w:b/>
+          <w:sz w:val="28"/>
         </w:rPr>
         <w:t>4. Заключение</w:t>
       </w:r>
     </w:p>
     <w:p>
+      <w:pPr>
+        <w:spacing w:line="276" w:lineRule="auto" w:after="120"/>
+        <w:ind w:firstLine="709"/>
+        <w:jc w:val="both"/>
+      </w:pPr>
       <w:r>
-        <w:t>В ходе лабораторной работы №3 спроектирован масштабируемый шаблон дизайна портала университета и создано 5 высокодетализированных главных пользовательских интерфейсов (ГПИ), полностью реализующих требования Варианта №15.</w:t>
+        <w:rPr>
+          <w:rFonts w:ascii="Times New Roman" w:hAnsi="Times New Roman"/>
+          <w:sz w:val="28"/>
+        </w:rPr>
+        <w:t>В ходе выполнения лабораторной работы №3:</w:t>
+      </w:r>
+    </w:p>
+    <w:p>
+      <w:pPr>
+        <w:spacing w:line="276" w:lineRule="auto" w:after="60"/>
+        <w:ind w:left="709"/>
+        <w:jc w:val="both"/>
+      </w:pPr>
+      <w:r>
+        <w:rPr>
+          <w:rFonts w:ascii="Times New Roman" w:hAnsi="Times New Roman"/>
+          <w:b/>
+          <w:sz w:val="28"/>
+        </w:rPr>
+        <w:t xml:space="preserve">1. </w:t>
+      </w:r>
+      <w:r>
+        <w:rPr>
+          <w:rFonts w:ascii="Times New Roman" w:hAnsi="Times New Roman"/>
+          <w:sz w:val="28"/>
+        </w:rPr>
+        <w:t xml:space="preserve">Разработан и специфицирован целостный </w:t>
+      </w:r>
+      <w:r>
+        <w:rPr>
+          <w:rFonts w:ascii="Times New Roman" w:hAnsi="Times New Roman"/>
+          <w:b/>
+          <w:sz w:val="28"/>
+        </w:rPr>
+        <w:t>шаблон дизайна корпоративного портала</w:t>
+      </w:r>
+      <w:r>
+        <w:rPr>
+          <w:rFonts w:ascii="Times New Roman" w:hAnsi="Times New Roman"/>
+          <w:sz w:val="28"/>
+        </w:rPr>
+        <w:t xml:space="preserve"> университета для Центра АНОК, включающий стандартизированные зоны разметки (Header, Sidebar, Main Content Area, Footer), 8px модульную сетку и адаптивные брейкпоинты.</w:t>
+      </w:r>
+    </w:p>
+    <w:p>
+      <w:pPr>
+        <w:spacing w:line="276" w:lineRule="auto" w:after="60"/>
+        <w:ind w:left="709"/>
+        <w:jc w:val="both"/>
+      </w:pPr>
+      <w:r>
+        <w:rPr>
+          <w:rFonts w:ascii="Times New Roman" w:hAnsi="Times New Roman"/>
+          <w:b/>
+          <w:sz w:val="28"/>
+        </w:rPr>
+        <w:t xml:space="preserve">2. </w:t>
+      </w:r>
+      <w:r>
+        <w:rPr>
+          <w:rFonts w:ascii="Times New Roman" w:hAnsi="Times New Roman"/>
+          <w:sz w:val="28"/>
+        </w:rPr>
+        <w:t xml:space="preserve">Спроектирована </w:t>
+      </w:r>
+      <w:r>
+        <w:rPr>
+          <w:rFonts w:ascii="Times New Roman" w:hAnsi="Times New Roman"/>
+          <w:b/>
+          <w:sz w:val="28"/>
+        </w:rPr>
+        <w:t>дизайн-система</w:t>
+      </w:r>
+      <w:r>
+        <w:rPr>
+          <w:rFonts w:ascii="Times New Roman" w:hAnsi="Times New Roman"/>
+          <w:sz w:val="28"/>
+        </w:rPr>
+        <w:t>: сформирована строгая цветовая палитра (WCAG AAA), типографическая шкала на базе гарнитур Inter и JetBrains Mono, а также библиотека базовых UI-компонентов.</w:t>
+      </w:r>
+    </w:p>
+    <w:p>
+      <w:pPr>
+        <w:spacing w:line="276" w:lineRule="auto" w:after="60"/>
+        <w:ind w:left="709"/>
+        <w:jc w:val="both"/>
+      </w:pPr>
+      <w:r>
+        <w:rPr>
+          <w:rFonts w:ascii="Times New Roman" w:hAnsi="Times New Roman"/>
+          <w:b/>
+          <w:sz w:val="28"/>
+        </w:rPr>
+        <w:t xml:space="preserve">3. </w:t>
+      </w:r>
+      <w:r>
+        <w:rPr>
+          <w:rFonts w:ascii="Times New Roman" w:hAnsi="Times New Roman"/>
+          <w:sz w:val="28"/>
+        </w:rPr>
+        <w:t xml:space="preserve">Разработаны высокоточные макеты </w:t>
+      </w:r>
+      <w:r>
+        <w:rPr>
+          <w:rFonts w:ascii="Times New Roman" w:hAnsi="Times New Roman"/>
+          <w:b/>
+          <w:sz w:val="28"/>
+        </w:rPr>
+        <w:t>5 главных пользовательских интерфейсов (ГПИ)</w:t>
+      </w:r>
+      <w:r>
+        <w:rPr>
+          <w:rFonts w:ascii="Times New Roman" w:hAnsi="Times New Roman"/>
+          <w:sz w:val="28"/>
+        </w:rPr>
+        <w:t>, покрывающие все бизнес-требования Варианта №15 (Dashboard, Редактор УП, Валидатор ФГОС, Маршруты ЭЦП, Служебные записки).</w:t>
+      </w:r>
+    </w:p>
+    <w:p>
+      <w:pPr>
+        <w:spacing w:line="276" w:lineRule="auto" w:after="60"/>
+        <w:ind w:left="709"/>
+        <w:jc w:val="both"/>
+      </w:pPr>
+      <w:r>
+        <w:rPr>
+          <w:rFonts w:ascii="Times New Roman" w:hAnsi="Times New Roman"/>
+          <w:b/>
+          <w:sz w:val="28"/>
+        </w:rPr>
+        <w:t xml:space="preserve">4. </w:t>
+      </w:r>
+      <w:r>
+        <w:rPr>
+          <w:rFonts w:ascii="Times New Roman" w:hAnsi="Times New Roman"/>
+          <w:sz w:val="28"/>
+        </w:rPr>
+        <w:t>Все разработанные решения согласованы с архитектурными UML-моделями Лабораторной работы №2 и базой данных MariaDB.</w:t>
       </w:r>
     </w:p>
     <w:sectPr>
-      <w:pgSz w:w="12240" w:h="15840"/>
-      <w:pgMar w:top="1152" w:right="1152" w:bottom="1152" w:left="1152" w:header="720" w:footer="720" w:gutter="0"/>
+      <w:footerReference w:type="default" r:id="rId9"/>
+      <w:pgSz w:w="11906" w:h="16838"/>
+      <w:pgMar w:top="1134" w:right="850" w:bottom="1134" w:left="1701" w:header="720" w:footer="720" w:gutter="0"/>
       <w:cols w:space="720"/>
+      <w:titlePg/>
       <w:docGrid w:linePitch="360"/>
     </w:sectPr>
   </w:body>
 </w:document>
+</file>
+
+<file path=word/footer1.xml><?xml version="1.0" encoding="utf-8"?>
+<w:ftr xmlns:m="http://schemas.openxmlformats.org/officeDocument/2006/math" xmlns:mc="http://schemas.openxmlformats.org/markup-compatibility/2006" xmlns:mo="http://schemas.microsoft.com/office/mac/office/2008/main" xmlns:mv="urn:schemas-microsoft-com:mac:vml" xmlns:o="urn:schemas-microsoft-com:office:office" xmlns:r="http://schemas.openxmlformats.org/officeDocument/2006/relationships" xmlns:v="urn:schemas-microsoft-com:vml" xmlns:w10="urn:schemas-microsoft-com:office:word" xmlns:w14="http://schemas.microsoft.com/office/word/2010/wordml" xmlns:w="http://schemas.openxmlformats.org/wordprocessingml/2006/main" xmlns:wne="http://schemas.microsoft.com/office/word/2006/wordml" xmlns:wp14="http://schemas.microsoft.com/office/word/2010/wordprocessingDrawing" xmlns:wp="http://schemas.openxmlformats.org/drawingml/2006/wordprocessingDrawing" xmlns:wpc="http://schemas.microsoft.com/office/word/2010/wordprocessingCanvas" xmlns:wpg="http://schemas.microsoft.com/office/word/2010/wordprocessingGroup" xmlns:wpi="http://schemas.microsoft.com/office/word/2010/wordprocessingInk" xmlns:wps="http://schemas.microsoft.com/office/word/2010/wordprocessingShape" mc:Ignorable="w14 wp14">
+  <w:p>
+    <w:pPr>
+      <w:pStyle w:val="Footer"/>
+      <w:jc w:val="center"/>
+    </w:pPr>
+    <w:r>
+      <w:rPr>
+        <w:rFonts w:ascii="Times New Roman" w:hAnsi="Times New Roman"/>
+        <w:sz w:val="22"/>
+      </w:rPr>
+      <w:fldChar w:fldCharType="begin"/>
+      <w:instrText xml:space="preserve">PAGE</w:instrText>
+      <w:fldChar w:fldCharType="separate"/>
+      <w:fldChar w:fldCharType="end"/>
+    </w:r>
+  </w:p>
+</w:ftr>
 </file>
 
 <file path=word/numbering.xml><?xml version="1.0" encoding="utf-8"?>
@@ -1003,13 +5504,10 @@
     <w:name w:val="Normal"/>
     <w:qFormat/>
     <w:rsid w:val="00FC693F"/>
-    <w:pPr>
-      <w:spacing w:line="276" w:lineRule="auto" w:after="80"/>
-    </w:pPr>
     <w:rPr>
       <w:rFonts w:ascii="Times New Roman" w:hAnsi="Times New Roman"/>
-      <w:color w:val="1E293B"/>
-      <w:sz w:val="22"/>
+      <w:color w:val="000000"/>
+      <w:sz w:val="28"/>
     </w:rPr>
   </w:style>
   <w:style w:type="paragraph" w:styleId="Header">

--- a/reports/lab3/LR3_Report_Variant15.docx
+++ b/reports/lab3/LR3_Report_Variant15.docx
@@ -27,6 +27,7 @@
         <w:t>Кафедра программной инженерии</w:t>
       </w:r>
     </w:p>
+    <w:p/>
     <w:p/>
     <w:p/>
     <w:p/>
@@ -72,6 +73,8 @@
     <w:p/>
     <w:p/>
     <w:p/>
+    <w:p/>
+    <w:p/>
     <w:p>
       <w:pPr>
         <w:spacing w:line="276" w:lineRule="auto"/>
@@ -88,15 +91,9 @@
         <w:br/>
         <w:t>Иванов И.И.</w:t>
         <w:br/>
-        <w:br/>
-        <w:t>Проверил:</w:t>
-        <w:br/>
-        <w:t>к.т.н., доцент</w:t>
-        <w:br/>
-        <w:t>Петров П.П.</w:t>
-        <w:br/>
       </w:r>
     </w:p>
+    <w:p/>
     <w:p/>
     <w:p/>
     <w:p/>

--- a/reports/lab3/LR3_Report_Variant15.docx
+++ b/reports/lab3/LR3_Report_Variant15.docx
@@ -87,9 +87,9 @@
         </w:rPr>
         <w:t>Выполнил:</w:t>
         <w:br/>
-        <w:t>студент группы ИВТ-401</w:t>
+        <w:t>студент группы П-41</w:t>
         <w:br/>
-        <w:t>Иванов И.И.</w:t>
+        <w:t>Соловьёв А.С.</w:t>
         <w:br/>
       </w:r>
     </w:p>

--- a/reports/lab3/LR3_Report_Variant15.docx
+++ b/reports/lab3/LR3_Report_Variant15.docx
@@ -116,30 +116,30 @@
     </w:p>
     <w:p>
       <w:pPr>
-        <w:spacing w:before="160" w:after="80"/>
+        <w:spacing w:before="240" w:after="120"/>
         <w:jc w:val="left"/>
       </w:pPr>
       <w:r>
         <w:rPr>
           <w:rFonts w:ascii="Times New Roman" w:hAnsi="Times New Roman"/>
           <w:b/>
-          <w:sz w:val="26"/>
+          <w:sz w:val="28"/>
         </w:rPr>
-        <w:t>Дисциплина: Практикум по разработке корпоративного портала (ПРКП)</w:t>
+        <w:t>1. Цель работы</w:t>
       </w:r>
     </w:p>
     <w:p>
       <w:pPr>
-        <w:spacing w:before="160" w:after="80"/>
-        <w:jc w:val="left"/>
+        <w:spacing w:line="276" w:lineRule="auto" w:after="120"/>
+        <w:ind w:firstLine="709"/>
+        <w:jc w:val="both"/>
       </w:pPr>
       <w:r>
         <w:rPr>
           <w:rFonts w:ascii="Times New Roman" w:hAnsi="Times New Roman"/>
-          <w:b/>
-          <w:sz w:val="26"/>
+          <w:sz w:val="28"/>
         </w:rPr>
-        <w:t>Вариант №15: Университет. Центр аккредитации и независимой оценки качества образования (АНОК)</w:t>
+        <w:t>Разработать единый внешний вид страниц учебного портала и показать основные пользовательские интерфейсы.</w:t>
       </w:r>
     </w:p>
     <w:p>
@@ -153,7 +153,7 @@
           <w:b/>
           <w:sz w:val="28"/>
         </w:rPr>
-        <w:t>1. Введение и цели работы</w:t>
+        <w:t>2. Шаблон дизайна</w:t>
       </w:r>
     </w:p>
     <w:p>
@@ -167,78 +167,13 @@
           <w:rFonts w:ascii="Times New Roman" w:hAnsi="Times New Roman"/>
           <w:sz w:val="28"/>
         </w:rPr>
-      </w:r>
-      <w:r>
-        <w:rPr>
-          <w:rFonts w:ascii="Times New Roman" w:hAnsi="Times New Roman"/>
-          <w:b/>
-          <w:sz w:val="28"/>
-        </w:rPr>
-        <w:t>Цель лабораторной работы:</w:t>
-      </w:r>
-      <w:r>
-        <w:rPr>
-          <w:rFonts w:ascii="Times New Roman" w:hAnsi="Times New Roman"/>
-          <w:sz w:val="28"/>
-        </w:rPr>
-        <w:t xml:space="preserve"> Проектирование комплексного шаблона дизайна корпоративного портала университета (Модуль Центра АНОК) и разработка главных пользовательских интерфейсов (ГПИ), обеспечивающих сквозной жизненный цикл разработки, проверки по ФГОС 3++, визирования и актуализации учебных планов в соответствии с бизнес-правилами Варианта №15.</w:t>
-      </w:r>
-    </w:p>
-    <w:p>
-      <w:pPr>
-        <w:spacing w:before="160" w:after="80"/>
-        <w:jc w:val="left"/>
-      </w:pPr>
-      <w:r>
-        <w:rPr>
-          <w:rFonts w:ascii="Times New Roman" w:hAnsi="Times New Roman"/>
-          <w:b/>
-          <w:sz w:val="26"/>
-        </w:rPr>
-        <w:t>Задачи работы:</w:t>
+        <w:t>В интерфейсе используются:</w:t>
       </w:r>
     </w:p>
     <w:p>
       <w:pPr>
         <w:spacing w:line="276" w:lineRule="auto" w:after="60"/>
         <w:ind w:left="709"/>
-        <w:jc w:val="both"/>
-      </w:pPr>
-      <w:r>
-        <w:rPr>
-          <w:rFonts w:ascii="Times New Roman" w:hAnsi="Times New Roman"/>
-          <w:b/>
-          <w:sz w:val="28"/>
-        </w:rPr>
-        <w:t xml:space="preserve">1. </w:t>
-      </w:r>
-      <w:r>
-        <w:rPr>
-          <w:rFonts w:ascii="Times New Roman" w:hAnsi="Times New Roman"/>
-          <w:sz w:val="28"/>
-        </w:rPr>
-        <w:t xml:space="preserve">Разработать и специфицировать структуру и макеты </w:t>
-      </w:r>
-      <w:r>
-        <w:rPr>
-          <w:rFonts w:ascii="Times New Roman" w:hAnsi="Times New Roman"/>
-          <w:b/>
-          <w:sz w:val="28"/>
-        </w:rPr>
-        <w:t>главных пользовательских интерфейсов (ГПИ)</w:t>
-      </w:r>
-      <w:r>
-        <w:rPr>
-          <w:rFonts w:ascii="Times New Roman" w:hAnsi="Times New Roman"/>
-          <w:sz w:val="28"/>
-        </w:rPr>
-        <w:t xml:space="preserve"> корпоративного портала:</w:t>
-      </w:r>
-    </w:p>
-    <w:p>
-      <w:pPr>
-        <w:spacing w:line="276" w:lineRule="auto" w:after="60"/>
-        <w:ind w:left="1134"/>
         <w:jc w:val="both"/>
       </w:pPr>
       <w:r>
@@ -254,13 +189,13 @@
           <w:rFonts w:ascii="Times New Roman" w:hAnsi="Times New Roman"/>
           <w:sz w:val="28"/>
         </w:rPr>
-        <w:t>ГПИ 1: Главная сводная панель оперативного мониторинга и аккредитационной экспертизы (*Dashboard*).</w:t>
+        <w:t>верхняя панель с названием университета и Центра АНОК;</w:t>
       </w:r>
     </w:p>
     <w:p>
       <w:pPr>
         <w:spacing w:line="276" w:lineRule="auto" w:after="60"/>
-        <w:ind w:left="1134"/>
+        <w:ind w:left="709"/>
         <w:jc w:val="both"/>
       </w:pPr>
       <w:r>
@@ -276,13 +211,13 @@
           <w:rFonts w:ascii="Times New Roman" w:hAnsi="Times New Roman"/>
           <w:sz w:val="28"/>
         </w:rPr>
-        <w:t>ГПИ 2: Интерактивный редактор учебных планов и семестровая матрица дисциплин (*Curriculum Editor*).</w:t>
+        <w:t>боковое меню разделов;</w:t>
       </w:r>
     </w:p>
     <w:p>
       <w:pPr>
         <w:spacing w:line="276" w:lineRule="auto" w:after="60"/>
-        <w:ind w:left="1134"/>
+        <w:ind w:left="709"/>
         <w:jc w:val="both"/>
       </w:pPr>
       <w:r>
@@ -298,13 +233,13 @@
           <w:rFonts w:ascii="Times New Roman" w:hAnsi="Times New Roman"/>
           <w:sz w:val="28"/>
         </w:rPr>
-        <w:t>ГПИ 3: Модуль автоматизированного контроля соответствия ФГОС 3++ (*FGOS Validation Inspector*).</w:t>
+        <w:t>рабочая область страницы;</w:t>
       </w:r>
     </w:p>
     <w:p>
       <w:pPr>
         <w:spacing w:line="276" w:lineRule="auto" w:after="60"/>
-        <w:ind w:left="1134"/>
+        <w:ind w:left="709"/>
         <w:jc w:val="both"/>
       </w:pPr>
       <w:r>
@@ -320,13 +255,13 @@
           <w:rFonts w:ascii="Times New Roman" w:hAnsi="Times New Roman"/>
           <w:sz w:val="28"/>
         </w:rPr>
-        <w:t>ГПИ 4: Маршрут электронного визирования и наложения квалифицированной ЭЦП (*Approval &amp; Digital Signature*).</w:t>
+        <w:t>карточки показателей;</w:t>
       </w:r>
     </w:p>
     <w:p>
       <w:pPr>
         <w:spacing w:line="276" w:lineRule="auto" w:after="60"/>
-        <w:ind w:left="1134"/>
+        <w:ind w:left="709"/>
         <w:jc w:val="both"/>
       </w:pPr>
       <w:r>
@@ -342,50 +277,13 @@
           <w:rFonts w:ascii="Times New Roman" w:hAnsi="Times New Roman"/>
           <w:sz w:val="28"/>
         </w:rPr>
-        <w:t>ГПИ 5: Модуль оформления, межкафедрального согласования и обработки служебных записок (*Service Memos &amp; Diff Tracker*).</w:t>
+        <w:t>таблицы для учебных планов и справочников;</w:t>
       </w:r>
     </w:p>
     <w:p>
       <w:pPr>
         <w:spacing w:line="276" w:lineRule="auto" w:after="60"/>
         <w:ind w:left="709"/>
-        <w:jc w:val="both"/>
-      </w:pPr>
-      <w:r>
-        <w:rPr>
-          <w:rFonts w:ascii="Times New Roman" w:hAnsi="Times New Roman"/>
-          <w:b/>
-          <w:sz w:val="28"/>
-        </w:rPr>
-        <w:t xml:space="preserve">2. </w:t>
-      </w:r>
-      <w:r>
-        <w:rPr>
-          <w:rFonts w:ascii="Times New Roman" w:hAnsi="Times New Roman"/>
-          <w:sz w:val="28"/>
-        </w:rPr>
-        <w:t xml:space="preserve">Спроектировать </w:t>
-      </w:r>
-      <w:r>
-        <w:rPr>
-          <w:rFonts w:ascii="Times New Roman" w:hAnsi="Times New Roman"/>
-          <w:b/>
-          <w:sz w:val="28"/>
-        </w:rPr>
-        <w:t>шаблон дизайна портала</w:t>
-      </w:r>
-      <w:r>
-        <w:rPr>
-          <w:rFonts w:ascii="Times New Roman" w:hAnsi="Times New Roman"/>
-          <w:sz w:val="28"/>
-        </w:rPr>
-        <w:t>:</w:t>
-      </w:r>
-    </w:p>
-    <w:p>
-      <w:pPr>
-        <w:spacing w:line="276" w:lineRule="auto" w:after="60"/>
-        <w:ind w:left="1134"/>
         <w:jc w:val="both"/>
       </w:pPr>
       <w:r>
@@ -401,13 +299,13 @@
           <w:rFonts w:ascii="Times New Roman" w:hAnsi="Times New Roman"/>
           <w:sz w:val="28"/>
         </w:rPr>
-        <w:t>Разметка страницы: заголовочная часть (*Header*), навигация (*Sidebar Navigation*), основная часть (*Main Content Area*), нижняя часть (*Footer*).</w:t>
+        <w:t>цветовые обозначения статусов;</w:t>
       </w:r>
     </w:p>
     <w:p>
       <w:pPr>
         <w:spacing w:line="276" w:lineRule="auto" w:after="60"/>
-        <w:ind w:left="1134"/>
+        <w:ind w:left="709"/>
         <w:jc w:val="both"/>
       </w:pPr>
       <w:r>
@@ -423,79 +321,7 @@
           <w:rFonts w:ascii="Times New Roman" w:hAnsi="Times New Roman"/>
           <w:sz w:val="28"/>
         </w:rPr>
-        <w:t>Цветовое решение: палитра бренд-токенов, семантические статусные цвета (WCAG AAA).</w:t>
-      </w:r>
-    </w:p>
-    <w:p>
-      <w:pPr>
-        <w:spacing w:line="276" w:lineRule="auto" w:after="60"/>
-        <w:ind w:left="1134"/>
-        <w:jc w:val="both"/>
-      </w:pPr>
-      <w:r>
-        <w:rPr>
-          <w:rFonts w:ascii="Times New Roman" w:hAnsi="Times New Roman"/>
-          <w:b w:val="0"/>
-          <w:sz w:val="28"/>
-        </w:rPr>
-        <w:t xml:space="preserve">• </w:t>
-      </w:r>
-      <w:r>
-        <w:rPr>
-          <w:rFonts w:ascii="Times New Roman" w:hAnsi="Times New Roman"/>
-          <w:sz w:val="28"/>
-        </w:rPr>
-        <w:t>Параметры типографики, масштаб шрифтов, 8px базовая сетка, отступы, радиусы скругления и адаптивные контрольные точки (*Breakpoints*).</w:t>
-      </w:r>
-    </w:p>
-    <w:p>
-      <w:pPr>
-        <w:spacing w:line="276" w:lineRule="auto" w:after="60"/>
-        <w:ind w:left="709"/>
-        <w:jc w:val="both"/>
-      </w:pPr>
-      <w:r>
-        <w:rPr>
-          <w:rFonts w:ascii="Times New Roman" w:hAnsi="Times New Roman"/>
-          <w:b/>
-          <w:sz w:val="28"/>
-        </w:rPr>
-        <w:t xml:space="preserve">3. </w:t>
-      </w:r>
-      <w:r>
-        <w:rPr>
-          <w:rFonts w:ascii="Times New Roman" w:hAnsi="Times New Roman"/>
-          <w:sz w:val="28"/>
-        </w:rPr>
-        <w:t>Сформировать комплект отчетной документации (Markdown, DOCX, PDF).</w:t>
-      </w:r>
-    </w:p>
-    <w:p>
-      <w:pPr>
-        <w:spacing w:before="240" w:after="120"/>
-        <w:jc w:val="left"/>
-      </w:pPr>
-      <w:r>
-        <w:rPr>
-          <w:rFonts w:ascii="Times New Roman" w:hAnsi="Times New Roman"/>
-          <w:b/>
-          <w:sz w:val="28"/>
-        </w:rPr>
-        <w:t>2. Разработка шаблона дизайна портала</w:t>
-      </w:r>
-    </w:p>
-    <w:p>
-      <w:pPr>
-        <w:spacing w:before="160" w:after="80"/>
-        <w:jc w:val="left"/>
-      </w:pPr>
-      <w:r>
-        <w:rPr>
-          <w:rFonts w:ascii="Times New Roman" w:hAnsi="Times New Roman"/>
-          <w:b/>
-          <w:sz w:val="26"/>
-        </w:rPr>
-        <w:t>2.1. Блочная разметка страницы (Page Layout &amp; Wireframe)</w:t>
+        <w:t>адаптивная сетка.</w:t>
       </w:r>
     </w:p>
     <w:p>
@@ -509,7 +335,7 @@
           <w:rFonts w:ascii="Times New Roman" w:hAnsi="Times New Roman"/>
           <w:sz w:val="28"/>
         </w:rPr>
-        <w:t>Шаблон дизайна портала построен на базе адаптивной сеточной структуры с фиксированной левой навигационной панелью (*Sticky Sidebar*) и гибкой рабочей областью (*Fluid 12-Column Grid Container*).</w:t>
+        <w:t>В качестве основы текущего шаблона используются HTML-шаблоны Jinja2, Tailwind CSS из CDN, Font Awesome и шрифты Inter/JetBrains Mono.</w:t>
       </w:r>
     </w:p>
     <w:p>
@@ -563,483 +389,7 @@
           <w:i/>
           <w:sz w:val="24"/>
         </w:rPr>
-        <w:t>Рисунок 1 — Каркас и разметка шаблона дизайна</w:t>
-      </w:r>
-    </w:p>
-    <w:p>
-      <w:pPr>
-        <w:spacing w:line="276" w:lineRule="auto" w:after="120"/>
-        <w:ind w:firstLine="709"/>
-        <w:jc w:val="both"/>
-      </w:pPr>
-      <w:r>
-        <w:rPr>
-          <w:rFonts w:ascii="Times New Roman" w:hAnsi="Times New Roman"/>
-          <w:sz w:val="28"/>
-        </w:rPr>
-        <w:t>Структура шаблона включает 4 фундаментальные функциональные зоны:</w:t>
-      </w:r>
-    </w:p>
-    <w:p>
-      <w:pPr>
-        <w:spacing w:line="276" w:lineRule="auto" w:after="60"/>
-        <w:ind w:left="709"/>
-        <w:jc w:val="both"/>
-      </w:pPr>
-      <w:r>
-        <w:rPr>
-          <w:rFonts w:ascii="Times New Roman" w:hAnsi="Times New Roman"/>
-          <w:b/>
-          <w:sz w:val="28"/>
-        </w:rPr>
-        <w:t xml:space="preserve">1. </w:t>
-      </w:r>
-      <w:r>
-        <w:rPr>
-          <w:rFonts w:ascii="Times New Roman" w:hAnsi="Times New Roman"/>
-          <w:sz w:val="28"/>
-        </w:rPr>
-      </w:r>
-      <w:r>
-        <w:rPr>
-          <w:rFonts w:ascii="Times New Roman" w:hAnsi="Times New Roman"/>
-          <w:b/>
-          <w:sz w:val="28"/>
-        </w:rPr>
-        <w:t>Заголовочная часть (Header / Topbar, высота 64px):</w:t>
-      </w:r>
-      <w:r>
-        <w:rPr>
-          <w:rFonts w:ascii="Times New Roman" w:hAnsi="Times New Roman"/>
-          <w:sz w:val="28"/>
-        </w:rPr>
-      </w:r>
-    </w:p>
-    <w:p>
-      <w:pPr>
-        <w:spacing w:line="276" w:lineRule="auto" w:after="60"/>
-        <w:ind w:left="1134"/>
-        <w:jc w:val="both"/>
-      </w:pPr>
-      <w:r>
-        <w:rPr>
-          <w:rFonts w:ascii="Times New Roman" w:hAnsi="Times New Roman"/>
-          <w:b w:val="0"/>
-          <w:sz w:val="28"/>
-        </w:rPr>
-        <w:t xml:space="preserve">• </w:t>
-      </w:r>
-      <w:r>
-        <w:rPr>
-          <w:rFonts w:ascii="Times New Roman" w:hAnsi="Times New Roman"/>
-          <w:sz w:val="28"/>
-        </w:rPr>
-        <w:t>Брендинг и идентификатор системы: корпоративный логотип университета и текстовый дескриптор «Центр АНОК».</w:t>
-      </w:r>
-    </w:p>
-    <w:p>
-      <w:pPr>
-        <w:spacing w:line="276" w:lineRule="auto" w:after="60"/>
-        <w:ind w:left="1134"/>
-        <w:jc w:val="both"/>
-      </w:pPr>
-      <w:r>
-        <w:rPr>
-          <w:rFonts w:ascii="Times New Roman" w:hAnsi="Times New Roman"/>
-          <w:b w:val="0"/>
-          <w:sz w:val="28"/>
-        </w:rPr>
-        <w:t xml:space="preserve">• </w:t>
-      </w:r>
-      <w:r>
-        <w:rPr>
-          <w:rFonts w:ascii="Times New Roman" w:hAnsi="Times New Roman"/>
-          <w:sz w:val="28"/>
-        </w:rPr>
-        <w:t>Глобальная поисковая строка (*Global Search*): живой автокомплит с фильтрацией по учебным планам, дисциплинам, кафедрам и шифрам ФГОС.</w:t>
-      </w:r>
-    </w:p>
-    <w:p>
-      <w:pPr>
-        <w:spacing w:line="276" w:lineRule="auto" w:after="60"/>
-        <w:ind w:left="1134"/>
-        <w:jc w:val="both"/>
-      </w:pPr>
-      <w:r>
-        <w:rPr>
-          <w:rFonts w:ascii="Times New Roman" w:hAnsi="Times New Roman"/>
-          <w:b w:val="0"/>
-          <w:sz w:val="28"/>
-        </w:rPr>
-        <w:t xml:space="preserve">• </w:t>
-      </w:r>
-      <w:r>
-        <w:rPr>
-          <w:rFonts w:ascii="Times New Roman" w:hAnsi="Times New Roman"/>
-          <w:sz w:val="28"/>
-        </w:rPr>
-        <w:t>Индикатор системных уведомлений и активных задач (*Notification Center*): подсчет документов, требующих визирования текущим пользователем.</w:t>
-      </w:r>
-    </w:p>
-    <w:p>
-      <w:pPr>
-        <w:spacing w:line="276" w:lineRule="auto" w:after="60"/>
-        <w:ind w:left="1134"/>
-        <w:jc w:val="both"/>
-      </w:pPr>
-      <w:r>
-        <w:rPr>
-          <w:rFonts w:ascii="Times New Roman" w:hAnsi="Times New Roman"/>
-          <w:b w:val="0"/>
-          <w:sz w:val="28"/>
-        </w:rPr>
-        <w:t xml:space="preserve">• </w:t>
-      </w:r>
-      <w:r>
-        <w:rPr>
-          <w:rFonts w:ascii="Times New Roman" w:hAnsi="Times New Roman"/>
-          <w:sz w:val="28"/>
-        </w:rPr>
-        <w:t>Профиль пользователя (*User Profile Badge*): ФИО, активная должность и роль в системе управления доступом (RBAC).</w:t>
-      </w:r>
-    </w:p>
-    <w:p>
-      <w:pPr>
-        <w:spacing w:line="276" w:lineRule="auto" w:after="60"/>
-        <w:ind w:left="709"/>
-        <w:jc w:val="both"/>
-      </w:pPr>
-      <w:r>
-        <w:rPr>
-          <w:rFonts w:ascii="Times New Roman" w:hAnsi="Times New Roman"/>
-          <w:b/>
-          <w:sz w:val="28"/>
-        </w:rPr>
-        <w:t xml:space="preserve">2. </w:t>
-      </w:r>
-      <w:r>
-        <w:rPr>
-          <w:rFonts w:ascii="Times New Roman" w:hAnsi="Times New Roman"/>
-          <w:sz w:val="28"/>
-        </w:rPr>
-      </w:r>
-      <w:r>
-        <w:rPr>
-          <w:rFonts w:ascii="Times New Roman" w:hAnsi="Times New Roman"/>
-          <w:b/>
-          <w:sz w:val="28"/>
-        </w:rPr>
-        <w:t>Навигационная панель (Sidebar Navigation, ширина 260px):</w:t>
-      </w:r>
-      <w:r>
-        <w:rPr>
-          <w:rFonts w:ascii="Times New Roman" w:hAnsi="Times New Roman"/>
-          <w:sz w:val="28"/>
-        </w:rPr>
-      </w:r>
-    </w:p>
-    <w:p>
-      <w:pPr>
-        <w:spacing w:line="276" w:lineRule="auto" w:after="60"/>
-        <w:ind w:left="1134"/>
-        <w:jc w:val="both"/>
-      </w:pPr>
-      <w:r>
-        <w:rPr>
-          <w:rFonts w:ascii="Times New Roman" w:hAnsi="Times New Roman"/>
-          <w:b w:val="0"/>
-          <w:sz w:val="28"/>
-        </w:rPr>
-        <w:t xml:space="preserve">• </w:t>
-      </w:r>
-      <w:r>
-        <w:rPr>
-          <w:rFonts w:ascii="Times New Roman" w:hAnsi="Times New Roman"/>
-          <w:sz w:val="28"/>
-        </w:rPr>
-        <w:t>Темная контрастная поверхность (`#0F172A`) для снижения зрительной утомляемости операторов.</w:t>
-      </w:r>
-    </w:p>
-    <w:p>
-      <w:pPr>
-        <w:spacing w:line="276" w:lineRule="auto" w:after="60"/>
-        <w:ind w:left="1134"/>
-        <w:jc w:val="both"/>
-      </w:pPr>
-      <w:r>
-        <w:rPr>
-          <w:rFonts w:ascii="Times New Roman" w:hAnsi="Times New Roman"/>
-          <w:b w:val="0"/>
-          <w:sz w:val="28"/>
-        </w:rPr>
-        <w:t xml:space="preserve">• </w:t>
-      </w:r>
-      <w:r>
-        <w:rPr>
-          <w:rFonts w:ascii="Times New Roman" w:hAnsi="Times New Roman"/>
-          <w:sz w:val="28"/>
-        </w:rPr>
-        <w:t>Двухуровневое аккордеонное меню с акцентной подсветкой активного раздела (`#1D4ED8`).</w:t>
-      </w:r>
-    </w:p>
-    <w:p>
-      <w:pPr>
-        <w:spacing w:line="276" w:lineRule="auto" w:after="60"/>
-        <w:ind w:left="1134"/>
-        <w:jc w:val="both"/>
-      </w:pPr>
-      <w:r>
-        <w:rPr>
-          <w:rFonts w:ascii="Times New Roman" w:hAnsi="Times New Roman"/>
-          <w:b w:val="0"/>
-          <w:sz w:val="28"/>
-        </w:rPr>
-        <w:t xml:space="preserve">• </w:t>
-      </w:r>
-      <w:r>
-        <w:rPr>
-          <w:rFonts w:ascii="Times New Roman" w:hAnsi="Times New Roman"/>
-          <w:sz w:val="28"/>
-        </w:rPr>
-        <w:t>Разделы: Сводная панель, Реестр УП, Экспертиза ФГОС, Маршруты ЭЦП, Служебные записки, Каталог УП, Справочники, Администрирование.</w:t>
-      </w:r>
-    </w:p>
-    <w:p>
-      <w:pPr>
-        <w:spacing w:line="276" w:lineRule="auto" w:after="60"/>
-        <w:ind w:left="709"/>
-        <w:jc w:val="both"/>
-      </w:pPr>
-      <w:r>
-        <w:rPr>
-          <w:rFonts w:ascii="Times New Roman" w:hAnsi="Times New Roman"/>
-          <w:b/>
-          <w:sz w:val="28"/>
-        </w:rPr>
-        <w:t xml:space="preserve">3. </w:t>
-      </w:r>
-      <w:r>
-        <w:rPr>
-          <w:rFonts w:ascii="Times New Roman" w:hAnsi="Times New Roman"/>
-          <w:sz w:val="28"/>
-        </w:rPr>
-      </w:r>
-      <w:r>
-        <w:rPr>
-          <w:rFonts w:ascii="Times New Roman" w:hAnsi="Times New Roman"/>
-          <w:b/>
-          <w:sz w:val="28"/>
-        </w:rPr>
-        <w:t>Основная содержательная область (Main Content Area):</w:t>
-      </w:r>
-      <w:r>
-        <w:rPr>
-          <w:rFonts w:ascii="Times New Roman" w:hAnsi="Times New Roman"/>
-          <w:sz w:val="28"/>
-        </w:rPr>
-      </w:r>
-    </w:p>
-    <w:p>
-      <w:pPr>
-        <w:spacing w:line="276" w:lineRule="auto" w:after="60"/>
-        <w:ind w:left="1134"/>
-        <w:jc w:val="both"/>
-      </w:pPr>
-      <w:r>
-        <w:rPr>
-          <w:rFonts w:ascii="Times New Roman" w:hAnsi="Times New Roman"/>
-          <w:b w:val="0"/>
-          <w:sz w:val="28"/>
-        </w:rPr>
-        <w:t xml:space="preserve">• </w:t>
-      </w:r>
-      <w:r>
-        <w:rPr>
-          <w:rFonts w:ascii="Times New Roman" w:hAnsi="Times New Roman"/>
-          <w:sz w:val="28"/>
-        </w:rPr>
-        <w:t>Навигационная цепочка (*Breadcrumbs*) для ориентации в глубине разделов.</w:t>
-      </w:r>
-    </w:p>
-    <w:p>
-      <w:pPr>
-        <w:spacing w:line="276" w:lineRule="auto" w:after="60"/>
-        <w:ind w:left="1134"/>
-        <w:jc w:val="both"/>
-      </w:pPr>
-      <w:r>
-        <w:rPr>
-          <w:rFonts w:ascii="Times New Roman" w:hAnsi="Times New Roman"/>
-          <w:b w:val="0"/>
-          <w:sz w:val="28"/>
-        </w:rPr>
-        <w:t xml:space="preserve">• </w:t>
-      </w:r>
-      <w:r>
-        <w:rPr>
-          <w:rFonts w:ascii="Times New Roman" w:hAnsi="Times New Roman"/>
-          <w:sz w:val="28"/>
-        </w:rPr>
-        <w:t>Панель заголовка страницы с контекстными кнопками быстрых действий (*Primary Actions*).</w:t>
-      </w:r>
-    </w:p>
-    <w:p>
-      <w:pPr>
-        <w:spacing w:line="276" w:lineRule="auto" w:after="60"/>
-        <w:ind w:left="1134"/>
-        <w:jc w:val="both"/>
-      </w:pPr>
-      <w:r>
-        <w:rPr>
-          <w:rFonts w:ascii="Times New Roman" w:hAnsi="Times New Roman"/>
-          <w:b w:val="0"/>
-          <w:sz w:val="28"/>
-        </w:rPr>
-        <w:t xml:space="preserve">• </w:t>
-      </w:r>
-      <w:r>
-        <w:rPr>
-          <w:rFonts w:ascii="Times New Roman" w:hAnsi="Times New Roman"/>
-          <w:sz w:val="28"/>
-        </w:rPr>
-        <w:t>Аналитические KPI-карточки со сводной статистикой по объекту (трудоемкость ЗЕТ, количество курсов, статус согласования).</w:t>
-      </w:r>
-    </w:p>
-    <w:p>
-      <w:pPr>
-        <w:spacing w:line="276" w:lineRule="auto" w:after="60"/>
-        <w:ind w:left="1134"/>
-        <w:jc w:val="both"/>
-      </w:pPr>
-      <w:r>
-        <w:rPr>
-          <w:rFonts w:ascii="Times New Roman" w:hAnsi="Times New Roman"/>
-          <w:b w:val="0"/>
-          <w:sz w:val="28"/>
-        </w:rPr>
-        <w:t xml:space="preserve">• </w:t>
-      </w:r>
-      <w:r>
-        <w:rPr>
-          <w:rFonts w:ascii="Times New Roman" w:hAnsi="Times New Roman"/>
-          <w:sz w:val="28"/>
-        </w:rPr>
-        <w:t>Интерактивные таблицы данных с постраничной пагинацией, сортировкой, фильтрацией и цветовой подсветкой статусов.</w:t>
-      </w:r>
-    </w:p>
-    <w:p>
-      <w:pPr>
-        <w:spacing w:line="276" w:lineRule="auto" w:after="60"/>
-        <w:ind w:left="709"/>
-        <w:jc w:val="both"/>
-      </w:pPr>
-      <w:r>
-        <w:rPr>
-          <w:rFonts w:ascii="Times New Roman" w:hAnsi="Times New Roman"/>
-          <w:b/>
-          <w:sz w:val="28"/>
-        </w:rPr>
-        <w:t xml:space="preserve">4. </w:t>
-      </w:r>
-      <w:r>
-        <w:rPr>
-          <w:rFonts w:ascii="Times New Roman" w:hAnsi="Times New Roman"/>
-          <w:sz w:val="28"/>
-        </w:rPr>
-      </w:r>
-      <w:r>
-        <w:rPr>
-          <w:rFonts w:ascii="Times New Roman" w:hAnsi="Times New Roman"/>
-          <w:b/>
-          <w:sz w:val="28"/>
-        </w:rPr>
-        <w:t>Нижняя часть (Footer, высота 48px):</w:t>
-      </w:r>
-      <w:r>
-        <w:rPr>
-          <w:rFonts w:ascii="Times New Roman" w:hAnsi="Times New Roman"/>
-          <w:sz w:val="28"/>
-        </w:rPr>
-      </w:r>
-    </w:p>
-    <w:p>
-      <w:pPr>
-        <w:spacing w:line="276" w:lineRule="auto" w:after="60"/>
-        <w:ind w:left="1134"/>
-        <w:jc w:val="both"/>
-      </w:pPr>
-      <w:r>
-        <w:rPr>
-          <w:rFonts w:ascii="Times New Roman" w:hAnsi="Times New Roman"/>
-          <w:b w:val="0"/>
-          <w:sz w:val="28"/>
-        </w:rPr>
-        <w:t xml:space="preserve">• </w:t>
-      </w:r>
-      <w:r>
-        <w:rPr>
-          <w:rFonts w:ascii="Times New Roman" w:hAnsi="Times New Roman"/>
-          <w:sz w:val="28"/>
-        </w:rPr>
-        <w:t>Копирайт университета и подразделения АНОК.</w:t>
-      </w:r>
-    </w:p>
-    <w:p>
-      <w:pPr>
-        <w:spacing w:line="276" w:lineRule="auto" w:after="60"/>
-        <w:ind w:left="1134"/>
-        <w:jc w:val="both"/>
-      </w:pPr>
-      <w:r>
-        <w:rPr>
-          <w:rFonts w:ascii="Times New Roman" w:hAnsi="Times New Roman"/>
-          <w:b w:val="0"/>
-          <w:sz w:val="28"/>
-        </w:rPr>
-        <w:t xml:space="preserve">• </w:t>
-      </w:r>
-      <w:r>
-        <w:rPr>
-          <w:rFonts w:ascii="Times New Roman" w:hAnsi="Times New Roman"/>
-          <w:sz w:val="28"/>
-        </w:rPr>
-        <w:t>Версия программного обеспечения (`v2.4.0 Enterprise`).</w:t>
-      </w:r>
-    </w:p>
-    <w:p>
-      <w:pPr>
-        <w:spacing w:line="276" w:lineRule="auto" w:after="60"/>
-        <w:ind w:left="1134"/>
-        <w:jc w:val="both"/>
-      </w:pPr>
-      <w:r>
-        <w:rPr>
-          <w:rFonts w:ascii="Times New Roman" w:hAnsi="Times New Roman"/>
-          <w:b w:val="0"/>
-          <w:sz w:val="28"/>
-        </w:rPr>
-        <w:t xml:space="preserve">• </w:t>
-      </w:r>
-      <w:r>
-        <w:rPr>
-          <w:rFonts w:ascii="Times New Roman" w:hAnsi="Times New Roman"/>
-          <w:sz w:val="28"/>
-        </w:rPr>
-        <w:t>Ссылки на нормативно-методические регламенты ФГОС и контактную информацию службы технической поддержки.</w:t>
-      </w:r>
-    </w:p>
-    <w:p>
-      <w:pPr>
-        <w:spacing w:before="160" w:after="80"/>
-        <w:jc w:val="left"/>
-      </w:pPr>
-      <w:r>
-        <w:rPr>
-          <w:rFonts w:ascii="Times New Roman" w:hAnsi="Times New Roman"/>
-          <w:b/>
-          <w:sz w:val="26"/>
-        </w:rPr>
-        <w:t>2.2. Цветовое решение и дизайн-токены (Color System)</w:t>
+        <w:t>Рисунок 1 — Шаблон интерфейса</w:t>
       </w:r>
     </w:p>
     <w:p>
@@ -1093,7 +443,35 @@
           <w:i/>
           <w:sz w:val="24"/>
         </w:rPr>
-        <w:t>Рисунок 2 — Цветовая палитра и типографика</w:t>
+        <w:t>Рисунок 2 — Палитра и типографика</w:t>
+      </w:r>
+    </w:p>
+    <w:p>
+      <w:pPr>
+        <w:spacing w:before="240" w:after="120"/>
+        <w:jc w:val="left"/>
+      </w:pPr>
+      <w:r>
+        <w:rPr>
+          <w:rFonts w:ascii="Times New Roman" w:hAnsi="Times New Roman"/>
+          <w:b/>
+          <w:sz w:val="28"/>
+        </w:rPr>
+        <w:t>3. Главные интерфейсы</w:t>
+      </w:r>
+    </w:p>
+    <w:p>
+      <w:pPr>
+        <w:spacing w:before="160" w:after="80"/>
+        <w:jc w:val="left"/>
+      </w:pPr>
+      <w:r>
+        <w:rPr>
+          <w:rFonts w:ascii="Times New Roman" w:hAnsi="Times New Roman"/>
+          <w:b/>
+          <w:sz w:val="26"/>
+        </w:rPr>
+        <w:t>3.1. Сводная панель</w:t>
       </w:r>
     </w:p>
     <w:p>
@@ -1107,2862 +485,7 @@
           <w:rFonts w:ascii="Times New Roman" w:hAnsi="Times New Roman"/>
           <w:sz w:val="28"/>
         </w:rPr>
-        <w:t xml:space="preserve">Цветовая палитра разработана с учетом требований международного стандарта доступности </w:t>
-      </w:r>
-      <w:r>
-        <w:rPr>
-          <w:rFonts w:ascii="Times New Roman" w:hAnsi="Times New Roman"/>
-          <w:b/>
-          <w:sz w:val="28"/>
-        </w:rPr>
-        <w:t>WCAG 2.1 (уровень AAA)</w:t>
-      </w:r>
-      <w:r>
-        <w:rPr>
-          <w:rFonts w:ascii="Times New Roman" w:hAnsi="Times New Roman"/>
-          <w:sz w:val="28"/>
-        </w:rPr>
-        <w:t xml:space="preserve"> с коэффициентом контрастности текста к фону не менее $7:1$.</w:t>
-      </w:r>
-    </w:p>
-    <w:p>
-      <w:pPr>
-        <w:spacing w:before="160" w:after="80"/>
-        <w:ind w:firstLine="709"/>
-        <w:jc w:val="left"/>
-      </w:pPr>
-      <w:r>
-        <w:rPr>
-          <w:rFonts w:ascii="Times New Roman" w:hAnsi="Times New Roman"/>
-          <w:b/>
-          <w:sz w:val="24"/>
-        </w:rPr>
-        <w:t>Таблица 1 — Спецификация данных</w:t>
-      </w:r>
-    </w:p>
-    <w:tbl>
-      <w:tblPr>
-        <w:tblW w:type="auto" w:w="0"/>
-        <w:jc w:val="center"/>
-        <w:tblLook w:firstColumn="1" w:firstRow="1" w:lastColumn="0" w:lastRow="0" w:noHBand="0" w:noVBand="1" w:val="04A0"/>
-        <w:tblBorders>
-          <w:top w:val="single" w:sz="4" w:space="0" w:color="CBD5E1"/>
-          <w:bottom w:val="single" w:sz="4" w:space="0" w:color="CBD5E1"/>
-          <w:insideH w:val="single" w:sz="4" w:space="0" w:color="CBD5E1"/>
-          <w:insideV w:val="single" w:sz="4" w:space="0" w:color="CBD5E1"/>
-          <w:left w:val="single" w:sz="4" w:space="0" w:color="CBD5E1"/>
-          <w:right w:val="single" w:sz="4" w:space="0" w:color="CBD5E1"/>
-        </w:tblBorders>
-      </w:tblPr>
-      <w:tblGrid>
-        <w:gridCol w:w="1871"/>
-        <w:gridCol w:w="1871"/>
-        <w:gridCol w:w="1871"/>
-        <w:gridCol w:w="1871"/>
-        <w:gridCol w:w="1871"/>
-      </w:tblGrid>
-      <w:tr>
-        <w:tc>
-          <w:tcPr>
-            <w:tcW w:type="dxa" w:w="1871"/>
-            <w:tcMar>
-              <w:top w:w="100" w:type="dxa"/>
-              <w:bottom w:w="100" w:type="dxa"/>
-              <w:left w:w="150" w:type="dxa"/>
-              <w:right w:w="150" w:type="dxa"/>
-            </w:tcMar>
-            <w:shd w:fill="E2E8F0"/>
-          </w:tcPr>
-          <w:p>
-            <w:pPr>
-              <w:spacing w:before="40" w:after="40" w:line="252" w:lineRule="auto"/>
-              <w:jc w:val="left"/>
-            </w:pPr>
-            <w:r>
-              <w:rPr>
-                <w:rFonts w:ascii="Times New Roman" w:hAnsi="Times New Roman"/>
-                <w:b/>
-                <w:sz w:val="22"/>
-              </w:rPr>
-              <w:t>Категория</w:t>
-            </w:r>
-          </w:p>
-        </w:tc>
-        <w:tc>
-          <w:tcPr>
-            <w:tcW w:type="dxa" w:w="1871"/>
-            <w:tcMar>
-              <w:top w:w="100" w:type="dxa"/>
-              <w:bottom w:w="100" w:type="dxa"/>
-              <w:left w:w="150" w:type="dxa"/>
-              <w:right w:w="150" w:type="dxa"/>
-            </w:tcMar>
-            <w:shd w:fill="E2E8F0"/>
-          </w:tcPr>
-          <w:p>
-            <w:pPr>
-              <w:spacing w:before="40" w:after="40" w:line="252" w:lineRule="auto"/>
-              <w:jc w:val="left"/>
-            </w:pPr>
-            <w:r>
-              <w:rPr>
-                <w:rFonts w:ascii="Times New Roman" w:hAnsi="Times New Roman"/>
-                <w:b/>
-                <w:sz w:val="22"/>
-              </w:rPr>
-              <w:t>Токен / Наименование</w:t>
-            </w:r>
-          </w:p>
-        </w:tc>
-        <w:tc>
-          <w:tcPr>
-            <w:tcW w:type="dxa" w:w="1871"/>
-            <w:tcMar>
-              <w:top w:w="100" w:type="dxa"/>
-              <w:bottom w:w="100" w:type="dxa"/>
-              <w:left w:w="150" w:type="dxa"/>
-              <w:right w:w="150" w:type="dxa"/>
-            </w:tcMar>
-            <w:shd w:fill="E2E8F0"/>
-          </w:tcPr>
-          <w:p>
-            <w:pPr>
-              <w:spacing w:before="40" w:after="40" w:line="252" w:lineRule="auto"/>
-              <w:jc w:val="left"/>
-            </w:pPr>
-            <w:r>
-              <w:rPr>
-                <w:rFonts w:ascii="Times New Roman" w:hAnsi="Times New Roman"/>
-                <w:b/>
-                <w:sz w:val="22"/>
-              </w:rPr>
-              <w:t>HEX-код</w:t>
-            </w:r>
-          </w:p>
-        </w:tc>
-        <w:tc>
-          <w:tcPr>
-            <w:tcW w:type="dxa" w:w="1871"/>
-            <w:tcMar>
-              <w:top w:w="100" w:type="dxa"/>
-              <w:bottom w:w="100" w:type="dxa"/>
-              <w:left w:w="150" w:type="dxa"/>
-              <w:right w:w="150" w:type="dxa"/>
-            </w:tcMar>
-            <w:shd w:fill="E2E8F0"/>
-          </w:tcPr>
-          <w:p>
-            <w:pPr>
-              <w:spacing w:before="40" w:after="40" w:line="252" w:lineRule="auto"/>
-              <w:jc w:val="left"/>
-            </w:pPr>
-            <w:r>
-              <w:rPr>
-                <w:rFonts w:ascii="Times New Roman" w:hAnsi="Times New Roman"/>
-                <w:b/>
-                <w:sz w:val="22"/>
-              </w:rPr>
-              <w:t>Образец</w:t>
-            </w:r>
-          </w:p>
-        </w:tc>
-        <w:tc>
-          <w:tcPr>
-            <w:tcW w:type="dxa" w:w="1871"/>
-            <w:tcMar>
-              <w:top w:w="100" w:type="dxa"/>
-              <w:bottom w:w="100" w:type="dxa"/>
-              <w:left w:w="150" w:type="dxa"/>
-              <w:right w:w="150" w:type="dxa"/>
-            </w:tcMar>
-            <w:shd w:fill="E2E8F0"/>
-          </w:tcPr>
-          <w:p>
-            <w:pPr>
-              <w:spacing w:before="40" w:after="40" w:line="252" w:lineRule="auto"/>
-              <w:jc w:val="left"/>
-            </w:pPr>
-            <w:r>
-              <w:rPr>
-                <w:rFonts w:ascii="Times New Roman" w:hAnsi="Times New Roman"/>
-                <w:b/>
-                <w:sz w:val="22"/>
-              </w:rPr>
-              <w:t>Назначение в интерфейсе портала</w:t>
-            </w:r>
-          </w:p>
-        </w:tc>
-      </w:tr>
-      <w:tr>
-        <w:tc>
-          <w:tcPr>
-            <w:tcW w:type="dxa" w:w="1871"/>
-            <w:tcMar>
-              <w:top w:w="100" w:type="dxa"/>
-              <w:bottom w:w="100" w:type="dxa"/>
-              <w:left w:w="150" w:type="dxa"/>
-              <w:right w:w="150" w:type="dxa"/>
-            </w:tcMar>
-          </w:tcPr>
-          <w:p>
-            <w:pPr>
-              <w:spacing w:before="40" w:after="40" w:line="252" w:lineRule="auto"/>
-              <w:jc w:val="left"/>
-            </w:pPr>
-            <w:r>
-              <w:rPr>
-                <w:rFonts w:ascii="Times New Roman" w:hAnsi="Times New Roman"/>
-                <w:sz w:val="22"/>
-              </w:rPr>
-            </w:r>
-            <w:r>
-              <w:rPr>
-                <w:rFonts w:ascii="Times New Roman" w:hAnsi="Times New Roman"/>
-                <w:b/>
-                <w:sz w:val="22"/>
-              </w:rPr>
-              <w:t>Primary</w:t>
-            </w:r>
-            <w:r>
-              <w:rPr>
-                <w:rFonts w:ascii="Times New Roman" w:hAnsi="Times New Roman"/>
-                <w:sz w:val="22"/>
-              </w:rPr>
-            </w:r>
-          </w:p>
-        </w:tc>
-        <w:tc>
-          <w:tcPr>
-            <w:tcW w:type="dxa" w:w="1871"/>
-            <w:tcMar>
-              <w:top w:w="100" w:type="dxa"/>
-              <w:bottom w:w="100" w:type="dxa"/>
-              <w:left w:w="150" w:type="dxa"/>
-              <w:right w:w="150" w:type="dxa"/>
-            </w:tcMar>
-          </w:tcPr>
-          <w:p>
-            <w:pPr>
-              <w:spacing w:before="40" w:after="40" w:line="252" w:lineRule="auto"/>
-              <w:jc w:val="left"/>
-            </w:pPr>
-            <w:r>
-              <w:rPr>
-                <w:rFonts w:ascii="Times New Roman" w:hAnsi="Times New Roman"/>
-                <w:sz w:val="22"/>
-              </w:rPr>
-              <w:t>`color-primary-600`</w:t>
-            </w:r>
-          </w:p>
-        </w:tc>
-        <w:tc>
-          <w:tcPr>
-            <w:tcW w:type="dxa" w:w="1871"/>
-            <w:tcMar>
-              <w:top w:w="100" w:type="dxa"/>
-              <w:bottom w:w="100" w:type="dxa"/>
-              <w:left w:w="150" w:type="dxa"/>
-              <w:right w:w="150" w:type="dxa"/>
-            </w:tcMar>
-          </w:tcPr>
-          <w:p>
-            <w:pPr>
-              <w:spacing w:before="40" w:after="40" w:line="252" w:lineRule="auto"/>
-              <w:jc w:val="left"/>
-            </w:pPr>
-            <w:r>
-              <w:rPr>
-                <w:rFonts w:ascii="Times New Roman" w:hAnsi="Times New Roman"/>
-                <w:sz w:val="22"/>
-              </w:rPr>
-              <w:t>`#1D4ED8`</w:t>
-            </w:r>
-          </w:p>
-        </w:tc>
-        <w:tc>
-          <w:tcPr>
-            <w:tcW w:type="dxa" w:w="1871"/>
-            <w:tcMar>
-              <w:top w:w="100" w:type="dxa"/>
-              <w:bottom w:w="100" w:type="dxa"/>
-              <w:left w:w="150" w:type="dxa"/>
-              <w:right w:w="150" w:type="dxa"/>
-            </w:tcMar>
-          </w:tcPr>
-          <w:p>
-            <w:pPr>
-              <w:spacing w:before="40" w:after="40" w:line="252" w:lineRule="auto"/>
-              <w:jc w:val="left"/>
-            </w:pPr>
-            <w:r>
-              <w:rPr>
-                <w:rFonts w:ascii="Times New Roman" w:hAnsi="Times New Roman"/>
-                <w:sz w:val="22"/>
-              </w:rPr>
-              <w:t>Синий</w:t>
-            </w:r>
-          </w:p>
-        </w:tc>
-        <w:tc>
-          <w:tcPr>
-            <w:tcW w:type="dxa" w:w="1871"/>
-            <w:tcMar>
-              <w:top w:w="100" w:type="dxa"/>
-              <w:bottom w:w="100" w:type="dxa"/>
-              <w:left w:w="150" w:type="dxa"/>
-              <w:right w:w="150" w:type="dxa"/>
-            </w:tcMar>
-          </w:tcPr>
-          <w:p>
-            <w:pPr>
-              <w:spacing w:before="40" w:after="40" w:line="252" w:lineRule="auto"/>
-              <w:jc w:val="left"/>
-            </w:pPr>
-            <w:r>
-              <w:rPr>
-                <w:rFonts w:ascii="Times New Roman" w:hAnsi="Times New Roman"/>
-                <w:sz w:val="22"/>
-              </w:rPr>
-              <w:t>Кнопки ключевых действий, активные пункты меню, ссылки</w:t>
-            </w:r>
-          </w:p>
-        </w:tc>
-      </w:tr>
-      <w:tr>
-        <w:tc>
-          <w:tcPr>
-            <w:tcW w:type="dxa" w:w="1871"/>
-            <w:tcMar>
-              <w:top w:w="100" w:type="dxa"/>
-              <w:bottom w:w="100" w:type="dxa"/>
-              <w:left w:w="150" w:type="dxa"/>
-              <w:right w:w="150" w:type="dxa"/>
-            </w:tcMar>
-          </w:tcPr>
-          <w:p>
-            <w:pPr>
-              <w:spacing w:before="40" w:after="40" w:line="252" w:lineRule="auto"/>
-              <w:jc w:val="left"/>
-            </w:pPr>
-            <w:r>
-              <w:rPr>
-                <w:rFonts w:ascii="Times New Roman" w:hAnsi="Times New Roman"/>
-                <w:sz w:val="22"/>
-              </w:rPr>
-            </w:r>
-            <w:r>
-              <w:rPr>
-                <w:rFonts w:ascii="Times New Roman" w:hAnsi="Times New Roman"/>
-                <w:b/>
-                <w:sz w:val="22"/>
-              </w:rPr>
-              <w:t>Brand</w:t>
-            </w:r>
-            <w:r>
-              <w:rPr>
-                <w:rFonts w:ascii="Times New Roman" w:hAnsi="Times New Roman"/>
-                <w:sz w:val="22"/>
-              </w:rPr>
-            </w:r>
-          </w:p>
-        </w:tc>
-        <w:tc>
-          <w:tcPr>
-            <w:tcW w:type="dxa" w:w="1871"/>
-            <w:tcMar>
-              <w:top w:w="100" w:type="dxa"/>
-              <w:bottom w:w="100" w:type="dxa"/>
-              <w:left w:w="150" w:type="dxa"/>
-              <w:right w:w="150" w:type="dxa"/>
-            </w:tcMar>
-          </w:tcPr>
-          <w:p>
-            <w:pPr>
-              <w:spacing w:before="40" w:after="40" w:line="252" w:lineRule="auto"/>
-              <w:jc w:val="left"/>
-            </w:pPr>
-            <w:r>
-              <w:rPr>
-                <w:rFonts w:ascii="Times New Roman" w:hAnsi="Times New Roman"/>
-                <w:sz w:val="22"/>
-              </w:rPr>
-              <w:t>`color-brand-500`</w:t>
-            </w:r>
-          </w:p>
-        </w:tc>
-        <w:tc>
-          <w:tcPr>
-            <w:tcW w:type="dxa" w:w="1871"/>
-            <w:tcMar>
-              <w:top w:w="100" w:type="dxa"/>
-              <w:bottom w:w="100" w:type="dxa"/>
-              <w:left w:w="150" w:type="dxa"/>
-              <w:right w:w="150" w:type="dxa"/>
-            </w:tcMar>
-          </w:tcPr>
-          <w:p>
-            <w:pPr>
-              <w:spacing w:before="40" w:after="40" w:line="252" w:lineRule="auto"/>
-              <w:jc w:val="left"/>
-            </w:pPr>
-            <w:r>
-              <w:rPr>
-                <w:rFonts w:ascii="Times New Roman" w:hAnsi="Times New Roman"/>
-                <w:sz w:val="22"/>
-              </w:rPr>
-              <w:t>`#2563EB`</w:t>
-            </w:r>
-          </w:p>
-        </w:tc>
-        <w:tc>
-          <w:tcPr>
-            <w:tcW w:type="dxa" w:w="1871"/>
-            <w:tcMar>
-              <w:top w:w="100" w:type="dxa"/>
-              <w:bottom w:w="100" w:type="dxa"/>
-              <w:left w:w="150" w:type="dxa"/>
-              <w:right w:w="150" w:type="dxa"/>
-            </w:tcMar>
-          </w:tcPr>
-          <w:p>
-            <w:pPr>
-              <w:spacing w:before="40" w:after="40" w:line="252" w:lineRule="auto"/>
-              <w:jc w:val="left"/>
-            </w:pPr>
-            <w:r>
-              <w:rPr>
-                <w:rFonts w:ascii="Times New Roman" w:hAnsi="Times New Roman"/>
-                <w:sz w:val="22"/>
-              </w:rPr>
-              <w:t>Ярко-синий</w:t>
-            </w:r>
-          </w:p>
-        </w:tc>
-        <w:tc>
-          <w:tcPr>
-            <w:tcW w:type="dxa" w:w="1871"/>
-            <w:tcMar>
-              <w:top w:w="100" w:type="dxa"/>
-              <w:bottom w:w="100" w:type="dxa"/>
-              <w:left w:w="150" w:type="dxa"/>
-              <w:right w:w="150" w:type="dxa"/>
-            </w:tcMar>
-          </w:tcPr>
-          <w:p>
-            <w:pPr>
-              <w:spacing w:before="40" w:after="40" w:line="252" w:lineRule="auto"/>
-              <w:jc w:val="left"/>
-            </w:pPr>
-            <w:r>
-              <w:rPr>
-                <w:rFonts w:ascii="Times New Roman" w:hAnsi="Times New Roman"/>
-                <w:sz w:val="22"/>
-              </w:rPr>
-              <w:t>Логотип, заголовки информационных блоков, фокусные рамки</w:t>
-            </w:r>
-          </w:p>
-        </w:tc>
-      </w:tr>
-      <w:tr>
-        <w:tc>
-          <w:tcPr>
-            <w:tcW w:type="dxa" w:w="1871"/>
-            <w:tcMar>
-              <w:top w:w="100" w:type="dxa"/>
-              <w:bottom w:w="100" w:type="dxa"/>
-              <w:left w:w="150" w:type="dxa"/>
-              <w:right w:w="150" w:type="dxa"/>
-            </w:tcMar>
-          </w:tcPr>
-          <w:p>
-            <w:pPr>
-              <w:spacing w:before="40" w:after="40" w:line="252" w:lineRule="auto"/>
-              <w:jc w:val="left"/>
-            </w:pPr>
-            <w:r>
-              <w:rPr>
-                <w:rFonts w:ascii="Times New Roman" w:hAnsi="Times New Roman"/>
-                <w:sz w:val="22"/>
-              </w:rPr>
-            </w:r>
-            <w:r>
-              <w:rPr>
-                <w:rFonts w:ascii="Times New Roman" w:hAnsi="Times New Roman"/>
-                <w:b/>
-                <w:sz w:val="22"/>
-              </w:rPr>
-              <w:t>Dark / UI</w:t>
-            </w:r>
-            <w:r>
-              <w:rPr>
-                <w:rFonts w:ascii="Times New Roman" w:hAnsi="Times New Roman"/>
-                <w:sz w:val="22"/>
-              </w:rPr>
-            </w:r>
-          </w:p>
-        </w:tc>
-        <w:tc>
-          <w:tcPr>
-            <w:tcW w:type="dxa" w:w="1871"/>
-            <w:tcMar>
-              <w:top w:w="100" w:type="dxa"/>
-              <w:bottom w:w="100" w:type="dxa"/>
-              <w:left w:w="150" w:type="dxa"/>
-              <w:right w:w="150" w:type="dxa"/>
-            </w:tcMar>
-          </w:tcPr>
-          <w:p>
-            <w:pPr>
-              <w:spacing w:before="40" w:after="40" w:line="252" w:lineRule="auto"/>
-              <w:jc w:val="left"/>
-            </w:pPr>
-            <w:r>
-              <w:rPr>
-                <w:rFonts w:ascii="Times New Roman" w:hAnsi="Times New Roman"/>
-                <w:sz w:val="22"/>
-              </w:rPr>
-              <w:t>`color-navy-900`</w:t>
-            </w:r>
-          </w:p>
-        </w:tc>
-        <w:tc>
-          <w:tcPr>
-            <w:tcW w:type="dxa" w:w="1871"/>
-            <w:tcMar>
-              <w:top w:w="100" w:type="dxa"/>
-              <w:bottom w:w="100" w:type="dxa"/>
-              <w:left w:w="150" w:type="dxa"/>
-              <w:right w:w="150" w:type="dxa"/>
-            </w:tcMar>
-          </w:tcPr>
-          <w:p>
-            <w:pPr>
-              <w:spacing w:before="40" w:after="40" w:line="252" w:lineRule="auto"/>
-              <w:jc w:val="left"/>
-            </w:pPr>
-            <w:r>
-              <w:rPr>
-                <w:rFonts w:ascii="Times New Roman" w:hAnsi="Times New Roman"/>
-                <w:sz w:val="22"/>
-              </w:rPr>
-              <w:t>`#0F172A`</w:t>
-            </w:r>
-          </w:p>
-        </w:tc>
-        <w:tc>
-          <w:tcPr>
-            <w:tcW w:type="dxa" w:w="1871"/>
-            <w:tcMar>
-              <w:top w:w="100" w:type="dxa"/>
-              <w:bottom w:w="100" w:type="dxa"/>
-              <w:left w:w="150" w:type="dxa"/>
-              <w:right w:w="150" w:type="dxa"/>
-            </w:tcMar>
-          </w:tcPr>
-          <w:p>
-            <w:pPr>
-              <w:spacing w:before="40" w:after="40" w:line="252" w:lineRule="auto"/>
-              <w:jc w:val="left"/>
-            </w:pPr>
-            <w:r>
-              <w:rPr>
-                <w:rFonts w:ascii="Times New Roman" w:hAnsi="Times New Roman"/>
-                <w:sz w:val="22"/>
-              </w:rPr>
-              <w:t>Глубокий синий</w:t>
-            </w:r>
-          </w:p>
-        </w:tc>
-        <w:tc>
-          <w:tcPr>
-            <w:tcW w:type="dxa" w:w="1871"/>
-            <w:tcMar>
-              <w:top w:w="100" w:type="dxa"/>
-              <w:bottom w:w="100" w:type="dxa"/>
-              <w:left w:w="150" w:type="dxa"/>
-              <w:right w:w="150" w:type="dxa"/>
-            </w:tcMar>
-          </w:tcPr>
-          <w:p>
-            <w:pPr>
-              <w:spacing w:before="40" w:after="40" w:line="252" w:lineRule="auto"/>
-              <w:jc w:val="left"/>
-            </w:pPr>
-            <w:r>
-              <w:rPr>
-                <w:rFonts w:ascii="Times New Roman" w:hAnsi="Times New Roman"/>
-                <w:sz w:val="22"/>
-              </w:rPr>
-              <w:t>Фон бокового меню (Sidebar), подвал (Footer), темные плашки</w:t>
-            </w:r>
-          </w:p>
-        </w:tc>
-      </w:tr>
-      <w:tr>
-        <w:tc>
-          <w:tcPr>
-            <w:tcW w:type="dxa" w:w="1871"/>
-            <w:tcMar>
-              <w:top w:w="100" w:type="dxa"/>
-              <w:bottom w:w="100" w:type="dxa"/>
-              <w:left w:w="150" w:type="dxa"/>
-              <w:right w:w="150" w:type="dxa"/>
-            </w:tcMar>
-          </w:tcPr>
-          <w:p>
-            <w:pPr>
-              <w:spacing w:before="40" w:after="40" w:line="252" w:lineRule="auto"/>
-              <w:jc w:val="left"/>
-            </w:pPr>
-            <w:r>
-              <w:rPr>
-                <w:rFonts w:ascii="Times New Roman" w:hAnsi="Times New Roman"/>
-                <w:sz w:val="22"/>
-              </w:rPr>
-            </w:r>
-            <w:r>
-              <w:rPr>
-                <w:rFonts w:ascii="Times New Roman" w:hAnsi="Times New Roman"/>
-                <w:b/>
-                <w:sz w:val="22"/>
-              </w:rPr>
-              <w:t>Header</w:t>
-            </w:r>
-            <w:r>
-              <w:rPr>
-                <w:rFonts w:ascii="Times New Roman" w:hAnsi="Times New Roman"/>
-                <w:sz w:val="22"/>
-              </w:rPr>
-            </w:r>
-          </w:p>
-        </w:tc>
-        <w:tc>
-          <w:tcPr>
-            <w:tcW w:type="dxa" w:w="1871"/>
-            <w:tcMar>
-              <w:top w:w="100" w:type="dxa"/>
-              <w:bottom w:w="100" w:type="dxa"/>
-              <w:left w:w="150" w:type="dxa"/>
-              <w:right w:w="150" w:type="dxa"/>
-            </w:tcMar>
-          </w:tcPr>
-          <w:p>
-            <w:pPr>
-              <w:spacing w:before="40" w:after="40" w:line="252" w:lineRule="auto"/>
-              <w:jc w:val="left"/>
-            </w:pPr>
-            <w:r>
-              <w:rPr>
-                <w:rFonts w:ascii="Times New Roman" w:hAnsi="Times New Roman"/>
-                <w:sz w:val="22"/>
-              </w:rPr>
-              <w:t>`color-slate-800`</w:t>
-            </w:r>
-          </w:p>
-        </w:tc>
-        <w:tc>
-          <w:tcPr>
-            <w:tcW w:type="dxa" w:w="1871"/>
-            <w:tcMar>
-              <w:top w:w="100" w:type="dxa"/>
-              <w:bottom w:w="100" w:type="dxa"/>
-              <w:left w:w="150" w:type="dxa"/>
-              <w:right w:w="150" w:type="dxa"/>
-            </w:tcMar>
-          </w:tcPr>
-          <w:p>
-            <w:pPr>
-              <w:spacing w:before="40" w:after="40" w:line="252" w:lineRule="auto"/>
-              <w:jc w:val="left"/>
-            </w:pPr>
-            <w:r>
-              <w:rPr>
-                <w:rFonts w:ascii="Times New Roman" w:hAnsi="Times New Roman"/>
-                <w:sz w:val="22"/>
-              </w:rPr>
-              <w:t>`#1E293B`</w:t>
-            </w:r>
-          </w:p>
-        </w:tc>
-        <w:tc>
-          <w:tcPr>
-            <w:tcW w:type="dxa" w:w="1871"/>
-            <w:tcMar>
-              <w:top w:w="100" w:type="dxa"/>
-              <w:bottom w:w="100" w:type="dxa"/>
-              <w:left w:w="150" w:type="dxa"/>
-              <w:right w:w="150" w:type="dxa"/>
-            </w:tcMar>
-          </w:tcPr>
-          <w:p>
-            <w:pPr>
-              <w:spacing w:before="40" w:after="40" w:line="252" w:lineRule="auto"/>
-              <w:jc w:val="left"/>
-            </w:pPr>
-            <w:r>
-              <w:rPr>
-                <w:rFonts w:ascii="Times New Roman" w:hAnsi="Times New Roman"/>
-                <w:sz w:val="22"/>
-              </w:rPr>
-              <w:t>Сланец</w:t>
-            </w:r>
-          </w:p>
-        </w:tc>
-        <w:tc>
-          <w:tcPr>
-            <w:tcW w:type="dxa" w:w="1871"/>
-            <w:tcMar>
-              <w:top w:w="100" w:type="dxa"/>
-              <w:bottom w:w="100" w:type="dxa"/>
-              <w:left w:w="150" w:type="dxa"/>
-              <w:right w:w="150" w:type="dxa"/>
-            </w:tcMar>
-          </w:tcPr>
-          <w:p>
-            <w:pPr>
-              <w:spacing w:before="40" w:after="40" w:line="252" w:lineRule="auto"/>
-              <w:jc w:val="left"/>
-            </w:pPr>
-            <w:r>
-              <w:rPr>
-                <w:rFonts w:ascii="Times New Roman" w:hAnsi="Times New Roman"/>
-                <w:sz w:val="22"/>
-              </w:rPr>
-              <w:t>Верхняя заголовочная панель (Topbar)</w:t>
-            </w:r>
-          </w:p>
-        </w:tc>
-      </w:tr>
-      <w:tr>
-        <w:tc>
-          <w:tcPr>
-            <w:tcW w:type="dxa" w:w="1871"/>
-            <w:tcMar>
-              <w:top w:w="100" w:type="dxa"/>
-              <w:bottom w:w="100" w:type="dxa"/>
-              <w:left w:w="150" w:type="dxa"/>
-              <w:right w:w="150" w:type="dxa"/>
-            </w:tcMar>
-          </w:tcPr>
-          <w:p>
-            <w:pPr>
-              <w:spacing w:before="40" w:after="40" w:line="252" w:lineRule="auto"/>
-              <w:jc w:val="left"/>
-            </w:pPr>
-            <w:r>
-              <w:rPr>
-                <w:rFonts w:ascii="Times New Roman" w:hAnsi="Times New Roman"/>
-                <w:sz w:val="22"/>
-              </w:rPr>
-            </w:r>
-            <w:r>
-              <w:rPr>
-                <w:rFonts w:ascii="Times New Roman" w:hAnsi="Times New Roman"/>
-                <w:b/>
-                <w:sz w:val="22"/>
-              </w:rPr>
-              <w:t>Success</w:t>
-            </w:r>
-            <w:r>
-              <w:rPr>
-                <w:rFonts w:ascii="Times New Roman" w:hAnsi="Times New Roman"/>
-                <w:sz w:val="22"/>
-              </w:rPr>
-            </w:r>
-          </w:p>
-        </w:tc>
-        <w:tc>
-          <w:tcPr>
-            <w:tcW w:type="dxa" w:w="1871"/>
-            <w:tcMar>
-              <w:top w:w="100" w:type="dxa"/>
-              <w:bottom w:w="100" w:type="dxa"/>
-              <w:left w:w="150" w:type="dxa"/>
-              <w:right w:w="150" w:type="dxa"/>
-            </w:tcMar>
-          </w:tcPr>
-          <w:p>
-            <w:pPr>
-              <w:spacing w:before="40" w:after="40" w:line="252" w:lineRule="auto"/>
-              <w:jc w:val="left"/>
-            </w:pPr>
-            <w:r>
-              <w:rPr>
-                <w:rFonts w:ascii="Times New Roman" w:hAnsi="Times New Roman"/>
-                <w:sz w:val="22"/>
-              </w:rPr>
-              <w:t>`color-success-600`</w:t>
-            </w:r>
-          </w:p>
-        </w:tc>
-        <w:tc>
-          <w:tcPr>
-            <w:tcW w:type="dxa" w:w="1871"/>
-            <w:tcMar>
-              <w:top w:w="100" w:type="dxa"/>
-              <w:bottom w:w="100" w:type="dxa"/>
-              <w:left w:w="150" w:type="dxa"/>
-              <w:right w:w="150" w:type="dxa"/>
-            </w:tcMar>
-          </w:tcPr>
-          <w:p>
-            <w:pPr>
-              <w:spacing w:before="40" w:after="40" w:line="252" w:lineRule="auto"/>
-              <w:jc w:val="left"/>
-            </w:pPr>
-            <w:r>
-              <w:rPr>
-                <w:rFonts w:ascii="Times New Roman" w:hAnsi="Times New Roman"/>
-                <w:sz w:val="22"/>
-              </w:rPr>
-              <w:t>`#16A34A`</w:t>
-            </w:r>
-          </w:p>
-        </w:tc>
-        <w:tc>
-          <w:tcPr>
-            <w:tcW w:type="dxa" w:w="1871"/>
-            <w:tcMar>
-              <w:top w:w="100" w:type="dxa"/>
-              <w:bottom w:w="100" w:type="dxa"/>
-              <w:left w:w="150" w:type="dxa"/>
-              <w:right w:w="150" w:type="dxa"/>
-            </w:tcMar>
-          </w:tcPr>
-          <w:p>
-            <w:pPr>
-              <w:spacing w:before="40" w:after="40" w:line="252" w:lineRule="auto"/>
-              <w:jc w:val="left"/>
-            </w:pPr>
-            <w:r>
-              <w:rPr>
-                <w:rFonts w:ascii="Times New Roman" w:hAnsi="Times New Roman"/>
-                <w:sz w:val="22"/>
-              </w:rPr>
-              <w:t>Зеленый</w:t>
-            </w:r>
-          </w:p>
-        </w:tc>
-        <w:tc>
-          <w:tcPr>
-            <w:tcW w:type="dxa" w:w="1871"/>
-            <w:tcMar>
-              <w:top w:w="100" w:type="dxa"/>
-              <w:bottom w:w="100" w:type="dxa"/>
-              <w:left w:w="150" w:type="dxa"/>
-              <w:right w:w="150" w:type="dxa"/>
-            </w:tcMar>
-          </w:tcPr>
-          <w:p>
-            <w:pPr>
-              <w:spacing w:before="40" w:after="40" w:line="252" w:lineRule="auto"/>
-              <w:jc w:val="left"/>
-            </w:pPr>
-            <w:r>
-              <w:rPr>
-                <w:rFonts w:ascii="Times New Roman" w:hAnsi="Times New Roman"/>
-                <w:sz w:val="22"/>
-              </w:rPr>
-              <w:t>Статусы: «Соответствует ФГОС», «Утвержден», «Подписано ЭЦП»</w:t>
-            </w:r>
-          </w:p>
-        </w:tc>
-      </w:tr>
-      <w:tr>
-        <w:tc>
-          <w:tcPr>
-            <w:tcW w:type="dxa" w:w="1871"/>
-            <w:tcMar>
-              <w:top w:w="100" w:type="dxa"/>
-              <w:bottom w:w="100" w:type="dxa"/>
-              <w:left w:w="150" w:type="dxa"/>
-              <w:right w:w="150" w:type="dxa"/>
-            </w:tcMar>
-          </w:tcPr>
-          <w:p>
-            <w:pPr>
-              <w:spacing w:before="40" w:after="40" w:line="252" w:lineRule="auto"/>
-              <w:jc w:val="left"/>
-            </w:pPr>
-            <w:r>
-              <w:rPr>
-                <w:rFonts w:ascii="Times New Roman" w:hAnsi="Times New Roman"/>
-                <w:sz w:val="22"/>
-              </w:rPr>
-            </w:r>
-            <w:r>
-              <w:rPr>
-                <w:rFonts w:ascii="Times New Roman" w:hAnsi="Times New Roman"/>
-                <w:b/>
-                <w:sz w:val="22"/>
-              </w:rPr>
-              <w:t>Warning</w:t>
-            </w:r>
-            <w:r>
-              <w:rPr>
-                <w:rFonts w:ascii="Times New Roman" w:hAnsi="Times New Roman"/>
-                <w:sz w:val="22"/>
-              </w:rPr>
-            </w:r>
-          </w:p>
-        </w:tc>
-        <w:tc>
-          <w:tcPr>
-            <w:tcW w:type="dxa" w:w="1871"/>
-            <w:tcMar>
-              <w:top w:w="100" w:type="dxa"/>
-              <w:bottom w:w="100" w:type="dxa"/>
-              <w:left w:w="150" w:type="dxa"/>
-              <w:right w:w="150" w:type="dxa"/>
-            </w:tcMar>
-          </w:tcPr>
-          <w:p>
-            <w:pPr>
-              <w:spacing w:before="40" w:after="40" w:line="252" w:lineRule="auto"/>
-              <w:jc w:val="left"/>
-            </w:pPr>
-            <w:r>
-              <w:rPr>
-                <w:rFonts w:ascii="Times New Roman" w:hAnsi="Times New Roman"/>
-                <w:sz w:val="22"/>
-              </w:rPr>
-              <w:t>`color-warning-600`</w:t>
-            </w:r>
-          </w:p>
-        </w:tc>
-        <w:tc>
-          <w:tcPr>
-            <w:tcW w:type="dxa" w:w="1871"/>
-            <w:tcMar>
-              <w:top w:w="100" w:type="dxa"/>
-              <w:bottom w:w="100" w:type="dxa"/>
-              <w:left w:w="150" w:type="dxa"/>
-              <w:right w:w="150" w:type="dxa"/>
-            </w:tcMar>
-          </w:tcPr>
-          <w:p>
-            <w:pPr>
-              <w:spacing w:before="40" w:after="40" w:line="252" w:lineRule="auto"/>
-              <w:jc w:val="left"/>
-            </w:pPr>
-            <w:r>
-              <w:rPr>
-                <w:rFonts w:ascii="Times New Roman" w:hAnsi="Times New Roman"/>
-                <w:sz w:val="22"/>
-              </w:rPr>
-              <w:t>`#D97706`</w:t>
-            </w:r>
-          </w:p>
-        </w:tc>
-        <w:tc>
-          <w:tcPr>
-            <w:tcW w:type="dxa" w:w="1871"/>
-            <w:tcMar>
-              <w:top w:w="100" w:type="dxa"/>
-              <w:bottom w:w="100" w:type="dxa"/>
-              <w:left w:w="150" w:type="dxa"/>
-              <w:right w:w="150" w:type="dxa"/>
-            </w:tcMar>
-          </w:tcPr>
-          <w:p>
-            <w:pPr>
-              <w:spacing w:before="40" w:after="40" w:line="252" w:lineRule="auto"/>
-              <w:jc w:val="left"/>
-            </w:pPr>
-            <w:r>
-              <w:rPr>
-                <w:rFonts w:ascii="Times New Roman" w:hAnsi="Times New Roman"/>
-                <w:sz w:val="22"/>
-              </w:rPr>
-              <w:t>Янтарный</w:t>
-            </w:r>
-          </w:p>
-        </w:tc>
-        <w:tc>
-          <w:tcPr>
-            <w:tcW w:type="dxa" w:w="1871"/>
-            <w:tcMar>
-              <w:top w:w="100" w:type="dxa"/>
-              <w:bottom w:w="100" w:type="dxa"/>
-              <w:left w:w="150" w:type="dxa"/>
-              <w:right w:w="150" w:type="dxa"/>
-            </w:tcMar>
-          </w:tcPr>
-          <w:p>
-            <w:pPr>
-              <w:spacing w:before="40" w:after="40" w:line="252" w:lineRule="auto"/>
-              <w:jc w:val="left"/>
-            </w:pPr>
-            <w:r>
-              <w:rPr>
-                <w:rFonts w:ascii="Times New Roman" w:hAnsi="Times New Roman"/>
-                <w:sz w:val="22"/>
-              </w:rPr>
-              <w:t>Статусы: «На экспертизе АНОК», «На согласовании», «Внимание»</w:t>
-            </w:r>
-          </w:p>
-        </w:tc>
-      </w:tr>
-      <w:tr>
-        <w:tc>
-          <w:tcPr>
-            <w:tcW w:type="dxa" w:w="1871"/>
-            <w:tcMar>
-              <w:top w:w="100" w:type="dxa"/>
-              <w:bottom w:w="100" w:type="dxa"/>
-              <w:left w:w="150" w:type="dxa"/>
-              <w:right w:w="150" w:type="dxa"/>
-            </w:tcMar>
-          </w:tcPr>
-          <w:p>
-            <w:pPr>
-              <w:spacing w:before="40" w:after="40" w:line="252" w:lineRule="auto"/>
-              <w:jc w:val="left"/>
-            </w:pPr>
-            <w:r>
-              <w:rPr>
-                <w:rFonts w:ascii="Times New Roman" w:hAnsi="Times New Roman"/>
-                <w:sz w:val="22"/>
-              </w:rPr>
-            </w:r>
-            <w:r>
-              <w:rPr>
-                <w:rFonts w:ascii="Times New Roman" w:hAnsi="Times New Roman"/>
-                <w:b/>
-                <w:sz w:val="22"/>
-              </w:rPr>
-              <w:t>Danger</w:t>
-            </w:r>
-            <w:r>
-              <w:rPr>
-                <w:rFonts w:ascii="Times New Roman" w:hAnsi="Times New Roman"/>
-                <w:sz w:val="22"/>
-              </w:rPr>
-            </w:r>
-          </w:p>
-        </w:tc>
-        <w:tc>
-          <w:tcPr>
-            <w:tcW w:type="dxa" w:w="1871"/>
-            <w:tcMar>
-              <w:top w:w="100" w:type="dxa"/>
-              <w:bottom w:w="100" w:type="dxa"/>
-              <w:left w:w="150" w:type="dxa"/>
-              <w:right w:w="150" w:type="dxa"/>
-            </w:tcMar>
-          </w:tcPr>
-          <w:p>
-            <w:pPr>
-              <w:spacing w:before="40" w:after="40" w:line="252" w:lineRule="auto"/>
-              <w:jc w:val="left"/>
-            </w:pPr>
-            <w:r>
-              <w:rPr>
-                <w:rFonts w:ascii="Times New Roman" w:hAnsi="Times New Roman"/>
-                <w:sz w:val="22"/>
-              </w:rPr>
-              <w:t>`color-danger-600`</w:t>
-            </w:r>
-          </w:p>
-        </w:tc>
-        <w:tc>
-          <w:tcPr>
-            <w:tcW w:type="dxa" w:w="1871"/>
-            <w:tcMar>
-              <w:top w:w="100" w:type="dxa"/>
-              <w:bottom w:w="100" w:type="dxa"/>
-              <w:left w:w="150" w:type="dxa"/>
-              <w:right w:w="150" w:type="dxa"/>
-            </w:tcMar>
-          </w:tcPr>
-          <w:p>
-            <w:pPr>
-              <w:spacing w:before="40" w:after="40" w:line="252" w:lineRule="auto"/>
-              <w:jc w:val="left"/>
-            </w:pPr>
-            <w:r>
-              <w:rPr>
-                <w:rFonts w:ascii="Times New Roman" w:hAnsi="Times New Roman"/>
-                <w:sz w:val="22"/>
-              </w:rPr>
-              <w:t>`#DC2626`</w:t>
-            </w:r>
-          </w:p>
-        </w:tc>
-        <w:tc>
-          <w:tcPr>
-            <w:tcW w:type="dxa" w:w="1871"/>
-            <w:tcMar>
-              <w:top w:w="100" w:type="dxa"/>
-              <w:bottom w:w="100" w:type="dxa"/>
-              <w:left w:w="150" w:type="dxa"/>
-              <w:right w:w="150" w:type="dxa"/>
-            </w:tcMar>
-          </w:tcPr>
-          <w:p>
-            <w:pPr>
-              <w:spacing w:before="40" w:after="40" w:line="252" w:lineRule="auto"/>
-              <w:jc w:val="left"/>
-            </w:pPr>
-            <w:r>
-              <w:rPr>
-                <w:rFonts w:ascii="Times New Roman" w:hAnsi="Times New Roman"/>
-                <w:sz w:val="22"/>
-              </w:rPr>
-              <w:t>Красный</w:t>
-            </w:r>
-          </w:p>
-        </w:tc>
-        <w:tc>
-          <w:tcPr>
-            <w:tcW w:type="dxa" w:w="1871"/>
-            <w:tcMar>
-              <w:top w:w="100" w:type="dxa"/>
-              <w:bottom w:w="100" w:type="dxa"/>
-              <w:left w:w="150" w:type="dxa"/>
-              <w:right w:w="150" w:type="dxa"/>
-            </w:tcMar>
-          </w:tcPr>
-          <w:p>
-            <w:pPr>
-              <w:spacing w:before="40" w:after="40" w:line="252" w:lineRule="auto"/>
-              <w:jc w:val="left"/>
-            </w:pPr>
-            <w:r>
-              <w:rPr>
-                <w:rFonts w:ascii="Times New Roman" w:hAnsi="Times New Roman"/>
-                <w:sz w:val="22"/>
-              </w:rPr>
-              <w:t>Ошибки проверки ФГОС, «Отклонен», активные служебные записки</w:t>
-            </w:r>
-          </w:p>
-        </w:tc>
-      </w:tr>
-      <w:tr>
-        <w:tc>
-          <w:tcPr>
-            <w:tcW w:type="dxa" w:w="1871"/>
-            <w:tcMar>
-              <w:top w:w="100" w:type="dxa"/>
-              <w:bottom w:w="100" w:type="dxa"/>
-              <w:left w:w="150" w:type="dxa"/>
-              <w:right w:w="150" w:type="dxa"/>
-            </w:tcMar>
-          </w:tcPr>
-          <w:p>
-            <w:pPr>
-              <w:spacing w:before="40" w:after="40" w:line="252" w:lineRule="auto"/>
-              <w:jc w:val="left"/>
-            </w:pPr>
-            <w:r>
-              <w:rPr>
-                <w:rFonts w:ascii="Times New Roman" w:hAnsi="Times New Roman"/>
-                <w:sz w:val="22"/>
-              </w:rPr>
-            </w:r>
-            <w:r>
-              <w:rPr>
-                <w:rFonts w:ascii="Times New Roman" w:hAnsi="Times New Roman"/>
-                <w:b/>
-                <w:sz w:val="22"/>
-              </w:rPr>
-              <w:t>Info</w:t>
-            </w:r>
-            <w:r>
-              <w:rPr>
-                <w:rFonts w:ascii="Times New Roman" w:hAnsi="Times New Roman"/>
-                <w:sz w:val="22"/>
-              </w:rPr>
-            </w:r>
-          </w:p>
-        </w:tc>
-        <w:tc>
-          <w:tcPr>
-            <w:tcW w:type="dxa" w:w="1871"/>
-            <w:tcMar>
-              <w:top w:w="100" w:type="dxa"/>
-              <w:bottom w:w="100" w:type="dxa"/>
-              <w:left w:w="150" w:type="dxa"/>
-              <w:right w:w="150" w:type="dxa"/>
-            </w:tcMar>
-          </w:tcPr>
-          <w:p>
-            <w:pPr>
-              <w:spacing w:before="40" w:after="40" w:line="252" w:lineRule="auto"/>
-              <w:jc w:val="left"/>
-            </w:pPr>
-            <w:r>
-              <w:rPr>
-                <w:rFonts w:ascii="Times New Roman" w:hAnsi="Times New Roman"/>
-                <w:sz w:val="22"/>
-              </w:rPr>
-              <w:t>`color-info-600`</w:t>
-            </w:r>
-          </w:p>
-        </w:tc>
-        <w:tc>
-          <w:tcPr>
-            <w:tcW w:type="dxa" w:w="1871"/>
-            <w:tcMar>
-              <w:top w:w="100" w:type="dxa"/>
-              <w:bottom w:w="100" w:type="dxa"/>
-              <w:left w:w="150" w:type="dxa"/>
-              <w:right w:w="150" w:type="dxa"/>
-            </w:tcMar>
-          </w:tcPr>
-          <w:p>
-            <w:pPr>
-              <w:spacing w:before="40" w:after="40" w:line="252" w:lineRule="auto"/>
-              <w:jc w:val="left"/>
-            </w:pPr>
-            <w:r>
-              <w:rPr>
-                <w:rFonts w:ascii="Times New Roman" w:hAnsi="Times New Roman"/>
-                <w:sz w:val="22"/>
-              </w:rPr>
-              <w:t>`#0284C7`</w:t>
-            </w:r>
-          </w:p>
-        </w:tc>
-        <w:tc>
-          <w:tcPr>
-            <w:tcW w:type="dxa" w:w="1871"/>
-            <w:tcMar>
-              <w:top w:w="100" w:type="dxa"/>
-              <w:bottom w:w="100" w:type="dxa"/>
-              <w:left w:w="150" w:type="dxa"/>
-              <w:right w:w="150" w:type="dxa"/>
-            </w:tcMar>
-          </w:tcPr>
-          <w:p>
-            <w:pPr>
-              <w:spacing w:before="40" w:after="40" w:line="252" w:lineRule="auto"/>
-              <w:jc w:val="left"/>
-            </w:pPr>
-            <w:r>
-              <w:rPr>
-                <w:rFonts w:ascii="Times New Roman" w:hAnsi="Times New Roman"/>
-                <w:sz w:val="22"/>
-              </w:rPr>
-              <w:t>Голубой</w:t>
-            </w:r>
-          </w:p>
-        </w:tc>
-        <w:tc>
-          <w:tcPr>
-            <w:tcW w:type="dxa" w:w="1871"/>
-            <w:tcMar>
-              <w:top w:w="100" w:type="dxa"/>
-              <w:bottom w:w="100" w:type="dxa"/>
-              <w:left w:w="150" w:type="dxa"/>
-              <w:right w:w="150" w:type="dxa"/>
-            </w:tcMar>
-          </w:tcPr>
-          <w:p>
-            <w:pPr>
-              <w:spacing w:before="40" w:after="40" w:line="252" w:lineRule="auto"/>
-              <w:jc w:val="left"/>
-            </w:pPr>
-            <w:r>
-              <w:rPr>
-                <w:rFonts w:ascii="Times New Roman" w:hAnsi="Times New Roman"/>
-                <w:sz w:val="22"/>
-              </w:rPr>
-              <w:t>Проектные статусы, информационные подсказки, теги</w:t>
-            </w:r>
-          </w:p>
-        </w:tc>
-      </w:tr>
-      <w:tr>
-        <w:tc>
-          <w:tcPr>
-            <w:tcW w:type="dxa" w:w="1871"/>
-            <w:tcMar>
-              <w:top w:w="100" w:type="dxa"/>
-              <w:bottom w:w="100" w:type="dxa"/>
-              <w:left w:w="150" w:type="dxa"/>
-              <w:right w:w="150" w:type="dxa"/>
-            </w:tcMar>
-          </w:tcPr>
-          <w:p>
-            <w:pPr>
-              <w:spacing w:before="40" w:after="40" w:line="252" w:lineRule="auto"/>
-              <w:jc w:val="left"/>
-            </w:pPr>
-            <w:r>
-              <w:rPr>
-                <w:rFonts w:ascii="Times New Roman" w:hAnsi="Times New Roman"/>
-                <w:sz w:val="22"/>
-              </w:rPr>
-            </w:r>
-            <w:r>
-              <w:rPr>
-                <w:rFonts w:ascii="Times New Roman" w:hAnsi="Times New Roman"/>
-                <w:b/>
-                <w:sz w:val="22"/>
-              </w:rPr>
-              <w:t>Surface</w:t>
-            </w:r>
-            <w:r>
-              <w:rPr>
-                <w:rFonts w:ascii="Times New Roman" w:hAnsi="Times New Roman"/>
-                <w:sz w:val="22"/>
-              </w:rPr>
-            </w:r>
-          </w:p>
-        </w:tc>
-        <w:tc>
-          <w:tcPr>
-            <w:tcW w:type="dxa" w:w="1871"/>
-            <w:tcMar>
-              <w:top w:w="100" w:type="dxa"/>
-              <w:bottom w:w="100" w:type="dxa"/>
-              <w:left w:w="150" w:type="dxa"/>
-              <w:right w:w="150" w:type="dxa"/>
-            </w:tcMar>
-          </w:tcPr>
-          <w:p>
-            <w:pPr>
-              <w:spacing w:before="40" w:after="40" w:line="252" w:lineRule="auto"/>
-              <w:jc w:val="left"/>
-            </w:pPr>
-            <w:r>
-              <w:rPr>
-                <w:rFonts w:ascii="Times New Roman" w:hAnsi="Times New Roman"/>
-                <w:sz w:val="22"/>
-              </w:rPr>
-              <w:t>`color-bg-app`</w:t>
-            </w:r>
-          </w:p>
-        </w:tc>
-        <w:tc>
-          <w:tcPr>
-            <w:tcW w:type="dxa" w:w="1871"/>
-            <w:tcMar>
-              <w:top w:w="100" w:type="dxa"/>
-              <w:bottom w:w="100" w:type="dxa"/>
-              <w:left w:w="150" w:type="dxa"/>
-              <w:right w:w="150" w:type="dxa"/>
-            </w:tcMar>
-          </w:tcPr>
-          <w:p>
-            <w:pPr>
-              <w:spacing w:before="40" w:after="40" w:line="252" w:lineRule="auto"/>
-              <w:jc w:val="left"/>
-            </w:pPr>
-            <w:r>
-              <w:rPr>
-                <w:rFonts w:ascii="Times New Roman" w:hAnsi="Times New Roman"/>
-                <w:sz w:val="22"/>
-              </w:rPr>
-              <w:t>`#F8FAFC`</w:t>
-            </w:r>
-          </w:p>
-        </w:tc>
-        <w:tc>
-          <w:tcPr>
-            <w:tcW w:type="dxa" w:w="1871"/>
-            <w:tcMar>
-              <w:top w:w="100" w:type="dxa"/>
-              <w:bottom w:w="100" w:type="dxa"/>
-              <w:left w:w="150" w:type="dxa"/>
-              <w:right w:w="150" w:type="dxa"/>
-            </w:tcMar>
-          </w:tcPr>
-          <w:p>
-            <w:pPr>
-              <w:spacing w:before="40" w:after="40" w:line="252" w:lineRule="auto"/>
-              <w:jc w:val="left"/>
-            </w:pPr>
-            <w:r>
-              <w:rPr>
-                <w:rFonts w:ascii="Times New Roman" w:hAnsi="Times New Roman"/>
-                <w:sz w:val="22"/>
-              </w:rPr>
-              <w:t>Светло-серый</w:t>
-            </w:r>
-          </w:p>
-        </w:tc>
-        <w:tc>
-          <w:tcPr>
-            <w:tcW w:type="dxa" w:w="1871"/>
-            <w:tcMar>
-              <w:top w:w="100" w:type="dxa"/>
-              <w:bottom w:w="100" w:type="dxa"/>
-              <w:left w:w="150" w:type="dxa"/>
-              <w:right w:w="150" w:type="dxa"/>
-            </w:tcMar>
-          </w:tcPr>
-          <w:p>
-            <w:pPr>
-              <w:spacing w:before="40" w:after="40" w:line="252" w:lineRule="auto"/>
-              <w:jc w:val="left"/>
-            </w:pPr>
-            <w:r>
-              <w:rPr>
-                <w:rFonts w:ascii="Times New Roman" w:hAnsi="Times New Roman"/>
-                <w:sz w:val="22"/>
-              </w:rPr>
-              <w:t>Основной фон рабочей области приложения</w:t>
-            </w:r>
-          </w:p>
-        </w:tc>
-      </w:tr>
-      <w:tr>
-        <w:tc>
-          <w:tcPr>
-            <w:tcW w:type="dxa" w:w="1871"/>
-            <w:tcMar>
-              <w:top w:w="100" w:type="dxa"/>
-              <w:bottom w:w="100" w:type="dxa"/>
-              <w:left w:w="150" w:type="dxa"/>
-              <w:right w:w="150" w:type="dxa"/>
-            </w:tcMar>
-          </w:tcPr>
-          <w:p>
-            <w:pPr>
-              <w:spacing w:before="40" w:after="40" w:line="252" w:lineRule="auto"/>
-              <w:jc w:val="left"/>
-            </w:pPr>
-            <w:r>
-              <w:rPr>
-                <w:rFonts w:ascii="Times New Roman" w:hAnsi="Times New Roman"/>
-                <w:sz w:val="22"/>
-              </w:rPr>
-            </w:r>
-            <w:r>
-              <w:rPr>
-                <w:rFonts w:ascii="Times New Roman" w:hAnsi="Times New Roman"/>
-                <w:b/>
-                <w:sz w:val="22"/>
-              </w:rPr>
-              <w:t>Card</w:t>
-            </w:r>
-            <w:r>
-              <w:rPr>
-                <w:rFonts w:ascii="Times New Roman" w:hAnsi="Times New Roman"/>
-                <w:sz w:val="22"/>
-              </w:rPr>
-            </w:r>
-          </w:p>
-        </w:tc>
-        <w:tc>
-          <w:tcPr>
-            <w:tcW w:type="dxa" w:w="1871"/>
-            <w:tcMar>
-              <w:top w:w="100" w:type="dxa"/>
-              <w:bottom w:w="100" w:type="dxa"/>
-              <w:left w:w="150" w:type="dxa"/>
-              <w:right w:w="150" w:type="dxa"/>
-            </w:tcMar>
-          </w:tcPr>
-          <w:p>
-            <w:pPr>
-              <w:spacing w:before="40" w:after="40" w:line="252" w:lineRule="auto"/>
-              <w:jc w:val="left"/>
-            </w:pPr>
-            <w:r>
-              <w:rPr>
-                <w:rFonts w:ascii="Times New Roman" w:hAnsi="Times New Roman"/>
-                <w:sz w:val="22"/>
-              </w:rPr>
-              <w:t>`color-surface-white`</w:t>
-            </w:r>
-          </w:p>
-        </w:tc>
-        <w:tc>
-          <w:tcPr>
-            <w:tcW w:type="dxa" w:w="1871"/>
-            <w:tcMar>
-              <w:top w:w="100" w:type="dxa"/>
-              <w:bottom w:w="100" w:type="dxa"/>
-              <w:left w:w="150" w:type="dxa"/>
-              <w:right w:w="150" w:type="dxa"/>
-            </w:tcMar>
-          </w:tcPr>
-          <w:p>
-            <w:pPr>
-              <w:spacing w:before="40" w:after="40" w:line="252" w:lineRule="auto"/>
-              <w:jc w:val="left"/>
-            </w:pPr>
-            <w:r>
-              <w:rPr>
-                <w:rFonts w:ascii="Times New Roman" w:hAnsi="Times New Roman"/>
-                <w:sz w:val="22"/>
-              </w:rPr>
-              <w:t>`#FFFFFF`</w:t>
-            </w:r>
-          </w:p>
-        </w:tc>
-        <w:tc>
-          <w:tcPr>
-            <w:tcW w:type="dxa" w:w="1871"/>
-            <w:tcMar>
-              <w:top w:w="100" w:type="dxa"/>
-              <w:bottom w:w="100" w:type="dxa"/>
-              <w:left w:w="150" w:type="dxa"/>
-              <w:right w:w="150" w:type="dxa"/>
-            </w:tcMar>
-          </w:tcPr>
-          <w:p>
-            <w:pPr>
-              <w:spacing w:before="40" w:after="40" w:line="252" w:lineRule="auto"/>
-              <w:jc w:val="left"/>
-            </w:pPr>
-            <w:r>
-              <w:rPr>
-                <w:rFonts w:ascii="Times New Roman" w:hAnsi="Times New Roman"/>
-                <w:sz w:val="22"/>
-              </w:rPr>
-              <w:t>Белый</w:t>
-            </w:r>
-          </w:p>
-        </w:tc>
-        <w:tc>
-          <w:tcPr>
-            <w:tcW w:type="dxa" w:w="1871"/>
-            <w:tcMar>
-              <w:top w:w="100" w:type="dxa"/>
-              <w:bottom w:w="100" w:type="dxa"/>
-              <w:left w:w="150" w:type="dxa"/>
-              <w:right w:w="150" w:type="dxa"/>
-            </w:tcMar>
-          </w:tcPr>
-          <w:p>
-            <w:pPr>
-              <w:spacing w:before="40" w:after="40" w:line="252" w:lineRule="auto"/>
-              <w:jc w:val="left"/>
-            </w:pPr>
-            <w:r>
-              <w:rPr>
-                <w:rFonts w:ascii="Times New Roman" w:hAnsi="Times New Roman"/>
-                <w:sz w:val="22"/>
-              </w:rPr>
-              <w:t>Фон карточек, модальных окон и таблиц</w:t>
-            </w:r>
-          </w:p>
-        </w:tc>
-      </w:tr>
-      <w:tr>
-        <w:tc>
-          <w:tcPr>
-            <w:tcW w:type="dxa" w:w="1871"/>
-            <w:tcMar>
-              <w:top w:w="100" w:type="dxa"/>
-              <w:bottom w:w="100" w:type="dxa"/>
-              <w:left w:w="150" w:type="dxa"/>
-              <w:right w:w="150" w:type="dxa"/>
-            </w:tcMar>
-          </w:tcPr>
-          <w:p>
-            <w:pPr>
-              <w:spacing w:before="40" w:after="40" w:line="252" w:lineRule="auto"/>
-              <w:jc w:val="left"/>
-            </w:pPr>
-            <w:r>
-              <w:rPr>
-                <w:rFonts w:ascii="Times New Roman" w:hAnsi="Times New Roman"/>
-                <w:sz w:val="22"/>
-              </w:rPr>
-            </w:r>
-            <w:r>
-              <w:rPr>
-                <w:rFonts w:ascii="Times New Roman" w:hAnsi="Times New Roman"/>
-                <w:b/>
-                <w:sz w:val="22"/>
-              </w:rPr>
-              <w:t>Border</w:t>
-            </w:r>
-            <w:r>
-              <w:rPr>
-                <w:rFonts w:ascii="Times New Roman" w:hAnsi="Times New Roman"/>
-                <w:sz w:val="22"/>
-              </w:rPr>
-            </w:r>
-          </w:p>
-        </w:tc>
-        <w:tc>
-          <w:tcPr>
-            <w:tcW w:type="dxa" w:w="1871"/>
-            <w:tcMar>
-              <w:top w:w="100" w:type="dxa"/>
-              <w:bottom w:w="100" w:type="dxa"/>
-              <w:left w:w="150" w:type="dxa"/>
-              <w:right w:w="150" w:type="dxa"/>
-            </w:tcMar>
-          </w:tcPr>
-          <w:p>
-            <w:pPr>
-              <w:spacing w:before="40" w:after="40" w:line="252" w:lineRule="auto"/>
-              <w:jc w:val="left"/>
-            </w:pPr>
-            <w:r>
-              <w:rPr>
-                <w:rFonts w:ascii="Times New Roman" w:hAnsi="Times New Roman"/>
-                <w:sz w:val="22"/>
-              </w:rPr>
-              <w:t>`color-border-subtle`</w:t>
-            </w:r>
-          </w:p>
-        </w:tc>
-        <w:tc>
-          <w:tcPr>
-            <w:tcW w:type="dxa" w:w="1871"/>
-            <w:tcMar>
-              <w:top w:w="100" w:type="dxa"/>
-              <w:bottom w:w="100" w:type="dxa"/>
-              <w:left w:w="150" w:type="dxa"/>
-              <w:right w:w="150" w:type="dxa"/>
-            </w:tcMar>
-          </w:tcPr>
-          <w:p>
-            <w:pPr>
-              <w:spacing w:before="40" w:after="40" w:line="252" w:lineRule="auto"/>
-              <w:jc w:val="left"/>
-            </w:pPr>
-            <w:r>
-              <w:rPr>
-                <w:rFonts w:ascii="Times New Roman" w:hAnsi="Times New Roman"/>
-                <w:sz w:val="22"/>
-              </w:rPr>
-              <w:t>`#E2E8F0`</w:t>
-            </w:r>
-          </w:p>
-        </w:tc>
-        <w:tc>
-          <w:tcPr>
-            <w:tcW w:type="dxa" w:w="1871"/>
-            <w:tcMar>
-              <w:top w:w="100" w:type="dxa"/>
-              <w:bottom w:w="100" w:type="dxa"/>
-              <w:left w:w="150" w:type="dxa"/>
-              <w:right w:w="150" w:type="dxa"/>
-            </w:tcMar>
-          </w:tcPr>
-          <w:p>
-            <w:pPr>
-              <w:spacing w:before="40" w:after="40" w:line="252" w:lineRule="auto"/>
-              <w:jc w:val="left"/>
-            </w:pPr>
-            <w:r>
-              <w:rPr>
-                <w:rFonts w:ascii="Times New Roman" w:hAnsi="Times New Roman"/>
-                <w:sz w:val="22"/>
-              </w:rPr>
-              <w:t>Серый</w:t>
-            </w:r>
-          </w:p>
-        </w:tc>
-        <w:tc>
-          <w:tcPr>
-            <w:tcW w:type="dxa" w:w="1871"/>
-            <w:tcMar>
-              <w:top w:w="100" w:type="dxa"/>
-              <w:bottom w:w="100" w:type="dxa"/>
-              <w:left w:w="150" w:type="dxa"/>
-              <w:right w:w="150" w:type="dxa"/>
-            </w:tcMar>
-          </w:tcPr>
-          <w:p>
-            <w:pPr>
-              <w:spacing w:before="40" w:after="40" w:line="252" w:lineRule="auto"/>
-              <w:jc w:val="left"/>
-            </w:pPr>
-            <w:r>
-              <w:rPr>
-                <w:rFonts w:ascii="Times New Roman" w:hAnsi="Times New Roman"/>
-                <w:sz w:val="22"/>
-              </w:rPr>
-              <w:t>Границы таблиц, полей ввода и карточек</w:t>
-            </w:r>
-          </w:p>
-        </w:tc>
-      </w:tr>
-    </w:tbl>
-    <w:p>
-      <w:pPr>
-        <w:spacing w:after="120"/>
-      </w:pPr>
-    </w:p>
-    <w:p>
-      <w:pPr>
-        <w:spacing w:before="160" w:after="80"/>
-        <w:jc w:val="left"/>
-      </w:pPr>
-      <w:r>
-        <w:rPr>
-          <w:rFonts w:ascii="Times New Roman" w:hAnsi="Times New Roman"/>
-          <w:b/>
-          <w:sz w:val="26"/>
-        </w:rPr>
-        <w:t>2.3. Параметры типографики, сетки и отступов</w:t>
-      </w:r>
-    </w:p>
-    <w:p>
-      <w:pPr>
-        <w:spacing w:before="160" w:after="80"/>
-        <w:jc w:val="left"/>
-      </w:pPr>
-      <w:r>
-        <w:rPr>
-          <w:rFonts w:ascii="Times New Roman" w:hAnsi="Times New Roman"/>
-          <w:b/>
-          <w:sz w:val="26"/>
-        </w:rPr>
-        <w:t>1. Типографическая шкала (Typography Scale)</w:t>
-      </w:r>
-    </w:p>
-    <w:p>
-      <w:pPr>
-        <w:spacing w:line="276" w:lineRule="auto" w:after="60"/>
-        <w:ind w:left="709"/>
-        <w:jc w:val="both"/>
-      </w:pPr>
-      <w:r>
-        <w:rPr>
-          <w:rFonts w:ascii="Times New Roman" w:hAnsi="Times New Roman"/>
-          <w:b w:val="0"/>
-          <w:sz w:val="28"/>
-        </w:rPr>
-        <w:t xml:space="preserve">• </w:t>
-      </w:r>
-      <w:r>
-        <w:rPr>
-          <w:rFonts w:ascii="Times New Roman" w:hAnsi="Times New Roman"/>
-          <w:sz w:val="28"/>
-        </w:rPr>
-      </w:r>
-      <w:r>
-        <w:rPr>
-          <w:rFonts w:ascii="Times New Roman" w:hAnsi="Times New Roman"/>
-          <w:b/>
-          <w:sz w:val="28"/>
-        </w:rPr>
-        <w:t>Основной шрифт интерфейса:</w:t>
-      </w:r>
-      <w:r>
-        <w:rPr>
-          <w:rFonts w:ascii="Times New Roman" w:hAnsi="Times New Roman"/>
-          <w:sz w:val="28"/>
-        </w:rPr>
-        <w:t xml:space="preserve"> `Inter`, `-apple-system`, `BlinkMacSystemFont`, `Segoe UI`, `Roboto`, `sans-serif`.</w:t>
-      </w:r>
-    </w:p>
-    <w:p>
-      <w:pPr>
-        <w:spacing w:line="276" w:lineRule="auto" w:after="60"/>
-        <w:ind w:left="709"/>
-        <w:jc w:val="both"/>
-      </w:pPr>
-      <w:r>
-        <w:rPr>
-          <w:rFonts w:ascii="Times New Roman" w:hAnsi="Times New Roman"/>
-          <w:b w:val="0"/>
-          <w:sz w:val="28"/>
-        </w:rPr>
-        <w:t xml:space="preserve">• </w:t>
-      </w:r>
-      <w:r>
-        <w:rPr>
-          <w:rFonts w:ascii="Times New Roman" w:hAnsi="Times New Roman"/>
-          <w:sz w:val="28"/>
-        </w:rPr>
-      </w:r>
-      <w:r>
-        <w:rPr>
-          <w:rFonts w:ascii="Times New Roman" w:hAnsi="Times New Roman"/>
-          <w:b/>
-          <w:sz w:val="28"/>
-        </w:rPr>
-        <w:t>Моноширинный шрифт:</w:t>
-      </w:r>
-      <w:r>
-        <w:rPr>
-          <w:rFonts w:ascii="Times New Roman" w:hAnsi="Times New Roman"/>
-          <w:sz w:val="28"/>
-        </w:rPr>
-        <w:t xml:space="preserve"> `JetBrains Mono`, `Consolas`, `monospace` (для кодов ФГОС, шифров дисциплин, серий документов и хешей ЭЦП).</w:t>
-      </w:r>
-    </w:p>
-    <w:p>
-      <w:pPr>
-        <w:spacing w:before="160" w:after="80"/>
-        <w:ind w:firstLine="709"/>
-        <w:jc w:val="left"/>
-      </w:pPr>
-      <w:r>
-        <w:rPr>
-          <w:rFonts w:ascii="Times New Roman" w:hAnsi="Times New Roman"/>
-          <w:b/>
-          <w:sz w:val="24"/>
-        </w:rPr>
-        <w:t>Таблица 2 — Спецификация данных</w:t>
-      </w:r>
-    </w:p>
-    <w:tbl>
-      <w:tblPr>
-        <w:tblW w:type="auto" w:w="0"/>
-        <w:jc w:val="center"/>
-        <w:tblLook w:firstColumn="1" w:firstRow="1" w:lastColumn="0" w:lastRow="0" w:noHBand="0" w:noVBand="1" w:val="04A0"/>
-        <w:tblBorders>
-          <w:top w:val="single" w:sz="4" w:space="0" w:color="CBD5E1"/>
-          <w:bottom w:val="single" w:sz="4" w:space="0" w:color="CBD5E1"/>
-          <w:insideH w:val="single" w:sz="4" w:space="0" w:color="CBD5E1"/>
-          <w:insideV w:val="single" w:sz="4" w:space="0" w:color="CBD5E1"/>
-          <w:left w:val="single" w:sz="4" w:space="0" w:color="CBD5E1"/>
-          <w:right w:val="single" w:sz="4" w:space="0" w:color="CBD5E1"/>
-        </w:tblBorders>
-      </w:tblPr>
-      <w:tblGrid>
-        <w:gridCol w:w="2339"/>
-        <w:gridCol w:w="2339"/>
-        <w:gridCol w:w="2339"/>
-        <w:gridCol w:w="2339"/>
-      </w:tblGrid>
-      <w:tr>
-        <w:tc>
-          <w:tcPr>
-            <w:tcW w:type="dxa" w:w="2339"/>
-            <w:tcMar>
-              <w:top w:w="100" w:type="dxa"/>
-              <w:bottom w:w="100" w:type="dxa"/>
-              <w:left w:w="150" w:type="dxa"/>
-              <w:right w:w="150" w:type="dxa"/>
-            </w:tcMar>
-            <w:shd w:fill="E2E8F0"/>
-          </w:tcPr>
-          <w:p>
-            <w:pPr>
-              <w:spacing w:before="40" w:after="40" w:line="252" w:lineRule="auto"/>
-              <w:jc w:val="left"/>
-            </w:pPr>
-            <w:r>
-              <w:rPr>
-                <w:rFonts w:ascii="Times New Roman" w:hAnsi="Times New Roman"/>
-                <w:b/>
-                <w:sz w:val="22"/>
-              </w:rPr>
-              <w:t>Уровень</w:t>
-            </w:r>
-          </w:p>
-        </w:tc>
-        <w:tc>
-          <w:tcPr>
-            <w:tcW w:type="dxa" w:w="2339"/>
-            <w:tcMar>
-              <w:top w:w="100" w:type="dxa"/>
-              <w:bottom w:w="100" w:type="dxa"/>
-              <w:left w:w="150" w:type="dxa"/>
-              <w:right w:w="150" w:type="dxa"/>
-            </w:tcMar>
-            <w:shd w:fill="E2E8F0"/>
-          </w:tcPr>
-          <w:p>
-            <w:pPr>
-              <w:spacing w:before="40" w:after="40" w:line="252" w:lineRule="auto"/>
-              <w:jc w:val="left"/>
-            </w:pPr>
-            <w:r>
-              <w:rPr>
-                <w:rFonts w:ascii="Times New Roman" w:hAnsi="Times New Roman"/>
-                <w:b/>
-                <w:sz w:val="22"/>
-              </w:rPr>
-              <w:t>Размер шрифта / Интерлиньяж</w:t>
-            </w:r>
-          </w:p>
-        </w:tc>
-        <w:tc>
-          <w:tcPr>
-            <w:tcW w:type="dxa" w:w="2339"/>
-            <w:tcMar>
-              <w:top w:w="100" w:type="dxa"/>
-              <w:bottom w:w="100" w:type="dxa"/>
-              <w:left w:w="150" w:type="dxa"/>
-              <w:right w:w="150" w:type="dxa"/>
-            </w:tcMar>
-            <w:shd w:fill="E2E8F0"/>
-          </w:tcPr>
-          <w:p>
-            <w:pPr>
-              <w:spacing w:before="40" w:after="40" w:line="252" w:lineRule="auto"/>
-              <w:jc w:val="left"/>
-            </w:pPr>
-            <w:r>
-              <w:rPr>
-                <w:rFonts w:ascii="Times New Roman" w:hAnsi="Times New Roman"/>
-                <w:b/>
-                <w:sz w:val="22"/>
-              </w:rPr>
-              <w:t>Начертание</w:t>
-            </w:r>
-          </w:p>
-        </w:tc>
-        <w:tc>
-          <w:tcPr>
-            <w:tcW w:type="dxa" w:w="2339"/>
-            <w:tcMar>
-              <w:top w:w="100" w:type="dxa"/>
-              <w:bottom w:w="100" w:type="dxa"/>
-              <w:left w:w="150" w:type="dxa"/>
-              <w:right w:w="150" w:type="dxa"/>
-            </w:tcMar>
-            <w:shd w:fill="E2E8F0"/>
-          </w:tcPr>
-          <w:p>
-            <w:pPr>
-              <w:spacing w:before="40" w:after="40" w:line="252" w:lineRule="auto"/>
-              <w:jc w:val="left"/>
-            </w:pPr>
-            <w:r>
-              <w:rPr>
-                <w:rFonts w:ascii="Times New Roman" w:hAnsi="Times New Roman"/>
-                <w:b/>
-                <w:sz w:val="22"/>
-              </w:rPr>
-              <w:t>Область применения</w:t>
-            </w:r>
-          </w:p>
-        </w:tc>
-      </w:tr>
-      <w:tr>
-        <w:tc>
-          <w:tcPr>
-            <w:tcW w:type="dxa" w:w="2339"/>
-            <w:tcMar>
-              <w:top w:w="100" w:type="dxa"/>
-              <w:bottom w:w="100" w:type="dxa"/>
-              <w:left w:w="150" w:type="dxa"/>
-              <w:right w:w="150" w:type="dxa"/>
-            </w:tcMar>
-          </w:tcPr>
-          <w:p>
-            <w:pPr>
-              <w:spacing w:before="40" w:after="40" w:line="252" w:lineRule="auto"/>
-              <w:jc w:val="left"/>
-            </w:pPr>
-            <w:r>
-              <w:rPr>
-                <w:rFonts w:ascii="Times New Roman" w:hAnsi="Times New Roman"/>
-                <w:sz w:val="22"/>
-              </w:rPr>
-            </w:r>
-            <w:r>
-              <w:rPr>
-                <w:rFonts w:ascii="Times New Roman" w:hAnsi="Times New Roman"/>
-                <w:b/>
-                <w:sz w:val="22"/>
-              </w:rPr>
-              <w:t>Display / H1</w:t>
-            </w:r>
-            <w:r>
-              <w:rPr>
-                <w:rFonts w:ascii="Times New Roman" w:hAnsi="Times New Roman"/>
-                <w:sz w:val="22"/>
-              </w:rPr>
-            </w:r>
-          </w:p>
-        </w:tc>
-        <w:tc>
-          <w:tcPr>
-            <w:tcW w:type="dxa" w:w="2339"/>
-            <w:tcMar>
-              <w:top w:w="100" w:type="dxa"/>
-              <w:bottom w:w="100" w:type="dxa"/>
-              <w:left w:w="150" w:type="dxa"/>
-              <w:right w:w="150" w:type="dxa"/>
-            </w:tcMar>
-          </w:tcPr>
-          <w:p>
-            <w:pPr>
-              <w:spacing w:before="40" w:after="40" w:line="252" w:lineRule="auto"/>
-              <w:jc w:val="left"/>
-            </w:pPr>
-            <w:r>
-              <w:rPr>
-                <w:rFonts w:ascii="Times New Roman" w:hAnsi="Times New Roman"/>
-                <w:sz w:val="22"/>
-              </w:rPr>
-              <w:t>`20px / 28px`</w:t>
-            </w:r>
-          </w:p>
-        </w:tc>
-        <w:tc>
-          <w:tcPr>
-            <w:tcW w:type="dxa" w:w="2339"/>
-            <w:tcMar>
-              <w:top w:w="100" w:type="dxa"/>
-              <w:bottom w:w="100" w:type="dxa"/>
-              <w:left w:w="150" w:type="dxa"/>
-              <w:right w:w="150" w:type="dxa"/>
-            </w:tcMar>
-          </w:tcPr>
-          <w:p>
-            <w:pPr>
-              <w:spacing w:before="40" w:after="40" w:line="252" w:lineRule="auto"/>
-              <w:jc w:val="left"/>
-            </w:pPr>
-            <w:r>
-              <w:rPr>
-                <w:rFonts w:ascii="Times New Roman" w:hAnsi="Times New Roman"/>
-                <w:sz w:val="22"/>
-              </w:rPr>
-              <w:t>Bold (700)</w:t>
-            </w:r>
-          </w:p>
-        </w:tc>
-        <w:tc>
-          <w:tcPr>
-            <w:tcW w:type="dxa" w:w="2339"/>
-            <w:tcMar>
-              <w:top w:w="100" w:type="dxa"/>
-              <w:bottom w:w="100" w:type="dxa"/>
-              <w:left w:w="150" w:type="dxa"/>
-              <w:right w:w="150" w:type="dxa"/>
-            </w:tcMar>
-          </w:tcPr>
-          <w:p>
-            <w:pPr>
-              <w:spacing w:before="40" w:after="40" w:line="252" w:lineRule="auto"/>
-              <w:jc w:val="left"/>
-            </w:pPr>
-            <w:r>
-              <w:rPr>
-                <w:rFonts w:ascii="Times New Roman" w:hAnsi="Times New Roman"/>
-                <w:sz w:val="22"/>
-              </w:rPr>
-              <w:t>Заголовки страниц, наименования учебных планов</w:t>
-            </w:r>
-          </w:p>
-        </w:tc>
-      </w:tr>
-      <w:tr>
-        <w:tc>
-          <w:tcPr>
-            <w:tcW w:type="dxa" w:w="2339"/>
-            <w:tcMar>
-              <w:top w:w="100" w:type="dxa"/>
-              <w:bottom w:w="100" w:type="dxa"/>
-              <w:left w:w="150" w:type="dxa"/>
-              <w:right w:w="150" w:type="dxa"/>
-            </w:tcMar>
-          </w:tcPr>
-          <w:p>
-            <w:pPr>
-              <w:spacing w:before="40" w:after="40" w:line="252" w:lineRule="auto"/>
-              <w:jc w:val="left"/>
-            </w:pPr>
-            <w:r>
-              <w:rPr>
-                <w:rFonts w:ascii="Times New Roman" w:hAnsi="Times New Roman"/>
-                <w:sz w:val="22"/>
-              </w:rPr>
-            </w:r>
-            <w:r>
-              <w:rPr>
-                <w:rFonts w:ascii="Times New Roman" w:hAnsi="Times New Roman"/>
-                <w:b/>
-                <w:sz w:val="22"/>
-              </w:rPr>
-              <w:t>Section / H2</w:t>
-            </w:r>
-            <w:r>
-              <w:rPr>
-                <w:rFonts w:ascii="Times New Roman" w:hAnsi="Times New Roman"/>
-                <w:sz w:val="22"/>
-              </w:rPr>
-            </w:r>
-          </w:p>
-        </w:tc>
-        <w:tc>
-          <w:tcPr>
-            <w:tcW w:type="dxa" w:w="2339"/>
-            <w:tcMar>
-              <w:top w:w="100" w:type="dxa"/>
-              <w:bottom w:w="100" w:type="dxa"/>
-              <w:left w:w="150" w:type="dxa"/>
-              <w:right w:w="150" w:type="dxa"/>
-            </w:tcMar>
-          </w:tcPr>
-          <w:p>
-            <w:pPr>
-              <w:spacing w:before="40" w:after="40" w:line="252" w:lineRule="auto"/>
-              <w:jc w:val="left"/>
-            </w:pPr>
-            <w:r>
-              <w:rPr>
-                <w:rFonts w:ascii="Times New Roman" w:hAnsi="Times New Roman"/>
-                <w:sz w:val="22"/>
-              </w:rPr>
-              <w:t>`16px / 24px`</w:t>
-            </w:r>
-          </w:p>
-        </w:tc>
-        <w:tc>
-          <w:tcPr>
-            <w:tcW w:type="dxa" w:w="2339"/>
-            <w:tcMar>
-              <w:top w:w="100" w:type="dxa"/>
-              <w:bottom w:w="100" w:type="dxa"/>
-              <w:left w:w="150" w:type="dxa"/>
-              <w:right w:w="150" w:type="dxa"/>
-            </w:tcMar>
-          </w:tcPr>
-          <w:p>
-            <w:pPr>
-              <w:spacing w:before="40" w:after="40" w:line="252" w:lineRule="auto"/>
-              <w:jc w:val="left"/>
-            </w:pPr>
-            <w:r>
-              <w:rPr>
-                <w:rFonts w:ascii="Times New Roman" w:hAnsi="Times New Roman"/>
-                <w:sz w:val="22"/>
-              </w:rPr>
-              <w:t>Bold (700)</w:t>
-            </w:r>
-          </w:p>
-        </w:tc>
-        <w:tc>
-          <w:tcPr>
-            <w:tcW w:type="dxa" w:w="2339"/>
-            <w:tcMar>
-              <w:top w:w="100" w:type="dxa"/>
-              <w:bottom w:w="100" w:type="dxa"/>
-              <w:left w:w="150" w:type="dxa"/>
-              <w:right w:w="150" w:type="dxa"/>
-            </w:tcMar>
-          </w:tcPr>
-          <w:p>
-            <w:pPr>
-              <w:spacing w:before="40" w:after="40" w:line="252" w:lineRule="auto"/>
-              <w:jc w:val="left"/>
-            </w:pPr>
-            <w:r>
-              <w:rPr>
-                <w:rFonts w:ascii="Times New Roman" w:hAnsi="Times New Roman"/>
-                <w:sz w:val="22"/>
-              </w:rPr>
-              <w:t>Заголовки блоков, модальных окон, секций настроек</w:t>
-            </w:r>
-          </w:p>
-        </w:tc>
-      </w:tr>
-      <w:tr>
-        <w:tc>
-          <w:tcPr>
-            <w:tcW w:type="dxa" w:w="2339"/>
-            <w:tcMar>
-              <w:top w:w="100" w:type="dxa"/>
-              <w:bottom w:w="100" w:type="dxa"/>
-              <w:left w:w="150" w:type="dxa"/>
-              <w:right w:w="150" w:type="dxa"/>
-            </w:tcMar>
-          </w:tcPr>
-          <w:p>
-            <w:pPr>
-              <w:spacing w:before="40" w:after="40" w:line="252" w:lineRule="auto"/>
-              <w:jc w:val="left"/>
-            </w:pPr>
-            <w:r>
-              <w:rPr>
-                <w:rFonts w:ascii="Times New Roman" w:hAnsi="Times New Roman"/>
-                <w:sz w:val="22"/>
-              </w:rPr>
-            </w:r>
-            <w:r>
-              <w:rPr>
-                <w:rFonts w:ascii="Times New Roman" w:hAnsi="Times New Roman"/>
-                <w:b/>
-                <w:sz w:val="22"/>
-              </w:rPr>
-              <w:t>Card / H3</w:t>
-            </w:r>
-            <w:r>
-              <w:rPr>
-                <w:rFonts w:ascii="Times New Roman" w:hAnsi="Times New Roman"/>
-                <w:sz w:val="22"/>
-              </w:rPr>
-            </w:r>
-          </w:p>
-        </w:tc>
-        <w:tc>
-          <w:tcPr>
-            <w:tcW w:type="dxa" w:w="2339"/>
-            <w:tcMar>
-              <w:top w:w="100" w:type="dxa"/>
-              <w:bottom w:w="100" w:type="dxa"/>
-              <w:left w:w="150" w:type="dxa"/>
-              <w:right w:w="150" w:type="dxa"/>
-            </w:tcMar>
-          </w:tcPr>
-          <w:p>
-            <w:pPr>
-              <w:spacing w:before="40" w:after="40" w:line="252" w:lineRule="auto"/>
-              <w:jc w:val="left"/>
-            </w:pPr>
-            <w:r>
-              <w:rPr>
-                <w:rFonts w:ascii="Times New Roman" w:hAnsi="Times New Roman"/>
-                <w:sz w:val="22"/>
-              </w:rPr>
-              <w:t>`14px / 20px`</w:t>
-            </w:r>
-          </w:p>
-        </w:tc>
-        <w:tc>
-          <w:tcPr>
-            <w:tcW w:type="dxa" w:w="2339"/>
-            <w:tcMar>
-              <w:top w:w="100" w:type="dxa"/>
-              <w:bottom w:w="100" w:type="dxa"/>
-              <w:left w:w="150" w:type="dxa"/>
-              <w:right w:w="150" w:type="dxa"/>
-            </w:tcMar>
-          </w:tcPr>
-          <w:p>
-            <w:pPr>
-              <w:spacing w:before="40" w:after="40" w:line="252" w:lineRule="auto"/>
-              <w:jc w:val="left"/>
-            </w:pPr>
-            <w:r>
-              <w:rPr>
-                <w:rFonts w:ascii="Times New Roman" w:hAnsi="Times New Roman"/>
-                <w:sz w:val="22"/>
-              </w:rPr>
-              <w:t>SemiBold (600)</w:t>
-            </w:r>
-          </w:p>
-        </w:tc>
-        <w:tc>
-          <w:tcPr>
-            <w:tcW w:type="dxa" w:w="2339"/>
-            <w:tcMar>
-              <w:top w:w="100" w:type="dxa"/>
-              <w:bottom w:w="100" w:type="dxa"/>
-              <w:left w:w="150" w:type="dxa"/>
-              <w:right w:w="150" w:type="dxa"/>
-            </w:tcMar>
-          </w:tcPr>
-          <w:p>
-            <w:pPr>
-              <w:spacing w:before="40" w:after="40" w:line="252" w:lineRule="auto"/>
-              <w:jc w:val="left"/>
-            </w:pPr>
-            <w:r>
-              <w:rPr>
-                <w:rFonts w:ascii="Times New Roman" w:hAnsi="Times New Roman"/>
-                <w:sz w:val="22"/>
-              </w:rPr>
-              <w:t>Заголовки карточек аналитики, таблиц, вкладок</w:t>
-            </w:r>
-          </w:p>
-        </w:tc>
-      </w:tr>
-      <w:tr>
-        <w:tc>
-          <w:tcPr>
-            <w:tcW w:type="dxa" w:w="2339"/>
-            <w:tcMar>
-              <w:top w:w="100" w:type="dxa"/>
-              <w:bottom w:w="100" w:type="dxa"/>
-              <w:left w:w="150" w:type="dxa"/>
-              <w:right w:w="150" w:type="dxa"/>
-            </w:tcMar>
-          </w:tcPr>
-          <w:p>
-            <w:pPr>
-              <w:spacing w:before="40" w:after="40" w:line="252" w:lineRule="auto"/>
-              <w:jc w:val="left"/>
-            </w:pPr>
-            <w:r>
-              <w:rPr>
-                <w:rFonts w:ascii="Times New Roman" w:hAnsi="Times New Roman"/>
-                <w:sz w:val="22"/>
-              </w:rPr>
-            </w:r>
-            <w:r>
-              <w:rPr>
-                <w:rFonts w:ascii="Times New Roman" w:hAnsi="Times New Roman"/>
-                <w:b/>
-                <w:sz w:val="22"/>
-              </w:rPr>
-              <w:t>Body (Regular)</w:t>
-            </w:r>
-            <w:r>
-              <w:rPr>
-                <w:rFonts w:ascii="Times New Roman" w:hAnsi="Times New Roman"/>
-                <w:sz w:val="22"/>
-              </w:rPr>
-            </w:r>
-          </w:p>
-        </w:tc>
-        <w:tc>
-          <w:tcPr>
-            <w:tcW w:type="dxa" w:w="2339"/>
-            <w:tcMar>
-              <w:top w:w="100" w:type="dxa"/>
-              <w:bottom w:w="100" w:type="dxa"/>
-              <w:left w:w="150" w:type="dxa"/>
-              <w:right w:w="150" w:type="dxa"/>
-            </w:tcMar>
-          </w:tcPr>
-          <w:p>
-            <w:pPr>
-              <w:spacing w:before="40" w:after="40" w:line="252" w:lineRule="auto"/>
-              <w:jc w:val="left"/>
-            </w:pPr>
-            <w:r>
-              <w:rPr>
-                <w:rFonts w:ascii="Times New Roman" w:hAnsi="Times New Roman"/>
-                <w:sz w:val="22"/>
-              </w:rPr>
-              <w:t>`14px / 20px`</w:t>
-            </w:r>
-          </w:p>
-        </w:tc>
-        <w:tc>
-          <w:tcPr>
-            <w:tcW w:type="dxa" w:w="2339"/>
-            <w:tcMar>
-              <w:top w:w="100" w:type="dxa"/>
-              <w:bottom w:w="100" w:type="dxa"/>
-              <w:left w:w="150" w:type="dxa"/>
-              <w:right w:w="150" w:type="dxa"/>
-            </w:tcMar>
-          </w:tcPr>
-          <w:p>
-            <w:pPr>
-              <w:spacing w:before="40" w:after="40" w:line="252" w:lineRule="auto"/>
-              <w:jc w:val="left"/>
-            </w:pPr>
-            <w:r>
-              <w:rPr>
-                <w:rFonts w:ascii="Times New Roman" w:hAnsi="Times New Roman"/>
-                <w:sz w:val="22"/>
-              </w:rPr>
-              <w:t>Regular (400)</w:t>
-            </w:r>
-          </w:p>
-        </w:tc>
-        <w:tc>
-          <w:tcPr>
-            <w:tcW w:type="dxa" w:w="2339"/>
-            <w:tcMar>
-              <w:top w:w="100" w:type="dxa"/>
-              <w:bottom w:w="100" w:type="dxa"/>
-              <w:left w:w="150" w:type="dxa"/>
-              <w:right w:w="150" w:type="dxa"/>
-            </w:tcMar>
-          </w:tcPr>
-          <w:p>
-            <w:pPr>
-              <w:spacing w:before="40" w:after="40" w:line="252" w:lineRule="auto"/>
-              <w:jc w:val="left"/>
-            </w:pPr>
-            <w:r>
-              <w:rPr>
-                <w:rFonts w:ascii="Times New Roman" w:hAnsi="Times New Roman"/>
-                <w:sz w:val="22"/>
-              </w:rPr>
-              <w:t>Текст таблиц, описание дисциплин, протоколы</w:t>
-            </w:r>
-          </w:p>
-        </w:tc>
-      </w:tr>
-      <w:tr>
-        <w:tc>
-          <w:tcPr>
-            <w:tcW w:type="dxa" w:w="2339"/>
-            <w:tcMar>
-              <w:top w:w="100" w:type="dxa"/>
-              <w:bottom w:w="100" w:type="dxa"/>
-              <w:left w:w="150" w:type="dxa"/>
-              <w:right w:w="150" w:type="dxa"/>
-            </w:tcMar>
-          </w:tcPr>
-          <w:p>
-            <w:pPr>
-              <w:spacing w:before="40" w:after="40" w:line="252" w:lineRule="auto"/>
-              <w:jc w:val="left"/>
-            </w:pPr>
-            <w:r>
-              <w:rPr>
-                <w:rFonts w:ascii="Times New Roman" w:hAnsi="Times New Roman"/>
-                <w:sz w:val="22"/>
-              </w:rPr>
-            </w:r>
-            <w:r>
-              <w:rPr>
-                <w:rFonts w:ascii="Times New Roman" w:hAnsi="Times New Roman"/>
-                <w:b/>
-                <w:sz w:val="22"/>
-              </w:rPr>
-              <w:t>Small / Caption</w:t>
-            </w:r>
-            <w:r>
-              <w:rPr>
-                <w:rFonts w:ascii="Times New Roman" w:hAnsi="Times New Roman"/>
-                <w:sz w:val="22"/>
-              </w:rPr>
-            </w:r>
-          </w:p>
-        </w:tc>
-        <w:tc>
-          <w:tcPr>
-            <w:tcW w:type="dxa" w:w="2339"/>
-            <w:tcMar>
-              <w:top w:w="100" w:type="dxa"/>
-              <w:bottom w:w="100" w:type="dxa"/>
-              <w:left w:w="150" w:type="dxa"/>
-              <w:right w:w="150" w:type="dxa"/>
-            </w:tcMar>
-          </w:tcPr>
-          <w:p>
-            <w:pPr>
-              <w:spacing w:before="40" w:after="40" w:line="252" w:lineRule="auto"/>
-              <w:jc w:val="left"/>
-            </w:pPr>
-            <w:r>
-              <w:rPr>
-                <w:rFonts w:ascii="Times New Roman" w:hAnsi="Times New Roman"/>
-                <w:sz w:val="22"/>
-              </w:rPr>
-              <w:t>`12px / 16px`</w:t>
-            </w:r>
-          </w:p>
-        </w:tc>
-        <w:tc>
-          <w:tcPr>
-            <w:tcW w:type="dxa" w:w="2339"/>
-            <w:tcMar>
-              <w:top w:w="100" w:type="dxa"/>
-              <w:bottom w:w="100" w:type="dxa"/>
-              <w:left w:w="150" w:type="dxa"/>
-              <w:right w:w="150" w:type="dxa"/>
-            </w:tcMar>
-          </w:tcPr>
-          <w:p>
-            <w:pPr>
-              <w:spacing w:before="40" w:after="40" w:line="252" w:lineRule="auto"/>
-              <w:jc w:val="left"/>
-            </w:pPr>
-            <w:r>
-              <w:rPr>
-                <w:rFonts w:ascii="Times New Roman" w:hAnsi="Times New Roman"/>
-                <w:sz w:val="22"/>
-              </w:rPr>
-              <w:t>Medium (500)</w:t>
-            </w:r>
-          </w:p>
-        </w:tc>
-        <w:tc>
-          <w:tcPr>
-            <w:tcW w:type="dxa" w:w="2339"/>
-            <w:tcMar>
-              <w:top w:w="100" w:type="dxa"/>
-              <w:bottom w:w="100" w:type="dxa"/>
-              <w:left w:w="150" w:type="dxa"/>
-              <w:right w:w="150" w:type="dxa"/>
-            </w:tcMar>
-          </w:tcPr>
-          <w:p>
-            <w:pPr>
-              <w:spacing w:before="40" w:after="40" w:line="252" w:lineRule="auto"/>
-              <w:jc w:val="left"/>
-            </w:pPr>
-            <w:r>
-              <w:rPr>
-                <w:rFonts w:ascii="Times New Roman" w:hAnsi="Times New Roman"/>
-                <w:sz w:val="22"/>
-              </w:rPr>
-              <w:t>Хлебные крошки, подсказки к полям ввода, метаданные</w:t>
-            </w:r>
-          </w:p>
-        </w:tc>
-      </w:tr>
-      <w:tr>
-        <w:tc>
-          <w:tcPr>
-            <w:tcW w:type="dxa" w:w="2339"/>
-            <w:tcMar>
-              <w:top w:w="100" w:type="dxa"/>
-              <w:bottom w:w="100" w:type="dxa"/>
-              <w:left w:w="150" w:type="dxa"/>
-              <w:right w:w="150" w:type="dxa"/>
-            </w:tcMar>
-          </w:tcPr>
-          <w:p>
-            <w:pPr>
-              <w:spacing w:before="40" w:after="40" w:line="252" w:lineRule="auto"/>
-              <w:jc w:val="left"/>
-            </w:pPr>
-            <w:r>
-              <w:rPr>
-                <w:rFonts w:ascii="Times New Roman" w:hAnsi="Times New Roman"/>
-                <w:sz w:val="22"/>
-              </w:rPr>
-            </w:r>
-            <w:r>
-              <w:rPr>
-                <w:rFonts w:ascii="Times New Roman" w:hAnsi="Times New Roman"/>
-                <w:b/>
-                <w:sz w:val="22"/>
-              </w:rPr>
-              <w:t>Badge / Tag</w:t>
-            </w:r>
-            <w:r>
-              <w:rPr>
-                <w:rFonts w:ascii="Times New Roman" w:hAnsi="Times New Roman"/>
-                <w:sz w:val="22"/>
-              </w:rPr>
-            </w:r>
-          </w:p>
-        </w:tc>
-        <w:tc>
-          <w:tcPr>
-            <w:tcW w:type="dxa" w:w="2339"/>
-            <w:tcMar>
-              <w:top w:w="100" w:type="dxa"/>
-              <w:bottom w:w="100" w:type="dxa"/>
-              <w:left w:w="150" w:type="dxa"/>
-              <w:right w:w="150" w:type="dxa"/>
-            </w:tcMar>
-          </w:tcPr>
-          <w:p>
-            <w:pPr>
-              <w:spacing w:before="40" w:after="40" w:line="252" w:lineRule="auto"/>
-              <w:jc w:val="left"/>
-            </w:pPr>
-            <w:r>
-              <w:rPr>
-                <w:rFonts w:ascii="Times New Roman" w:hAnsi="Times New Roman"/>
-                <w:sz w:val="22"/>
-              </w:rPr>
-              <w:t>`11px / 14px`</w:t>
-            </w:r>
-          </w:p>
-        </w:tc>
-        <w:tc>
-          <w:tcPr>
-            <w:tcW w:type="dxa" w:w="2339"/>
-            <w:tcMar>
-              <w:top w:w="100" w:type="dxa"/>
-              <w:bottom w:w="100" w:type="dxa"/>
-              <w:left w:w="150" w:type="dxa"/>
-              <w:right w:w="150" w:type="dxa"/>
-            </w:tcMar>
-          </w:tcPr>
-          <w:p>
-            <w:pPr>
-              <w:spacing w:before="40" w:after="40" w:line="252" w:lineRule="auto"/>
-              <w:jc w:val="left"/>
-            </w:pPr>
-            <w:r>
-              <w:rPr>
-                <w:rFonts w:ascii="Times New Roman" w:hAnsi="Times New Roman"/>
-                <w:sz w:val="22"/>
-              </w:rPr>
-              <w:t>Bold (700) Uppercase</w:t>
-            </w:r>
-          </w:p>
-        </w:tc>
-        <w:tc>
-          <w:tcPr>
-            <w:tcW w:type="dxa" w:w="2339"/>
-            <w:tcMar>
-              <w:top w:w="100" w:type="dxa"/>
-              <w:bottom w:w="100" w:type="dxa"/>
-              <w:left w:w="150" w:type="dxa"/>
-              <w:right w:w="150" w:type="dxa"/>
-            </w:tcMar>
-          </w:tcPr>
-          <w:p>
-            <w:pPr>
-              <w:spacing w:before="40" w:after="40" w:line="252" w:lineRule="auto"/>
-              <w:jc w:val="left"/>
-            </w:pPr>
-            <w:r>
-              <w:rPr>
-                <w:rFonts w:ascii="Times New Roman" w:hAnsi="Times New Roman"/>
-                <w:sz w:val="22"/>
-              </w:rPr>
-              <w:t>Статусные бейджи, теги форм контроля, флаги ФГОС</w:t>
-            </w:r>
-          </w:p>
-        </w:tc>
-      </w:tr>
-    </w:tbl>
-    <w:p>
-      <w:pPr>
-        <w:spacing w:after="120"/>
-      </w:pPr>
-    </w:p>
-    <w:p>
-      <w:pPr>
-        <w:spacing w:before="160" w:after="80"/>
-        <w:jc w:val="left"/>
-      </w:pPr>
-      <w:r>
-        <w:rPr>
-          <w:rFonts w:ascii="Times New Roman" w:hAnsi="Times New Roman"/>
-          <w:b/>
-          <w:sz w:val="26"/>
-        </w:rPr>
-        <w:t>2. Базовая 8-пиксельная сетка и токены отступов (Spacing System)</w:t>
-      </w:r>
-    </w:p>
-    <w:p>
-      <w:pPr>
-        <w:spacing w:line="276" w:lineRule="auto" w:after="60"/>
-        <w:ind w:left="709"/>
-        <w:jc w:val="both"/>
-      </w:pPr>
-      <w:r>
-        <w:rPr>
-          <w:rFonts w:ascii="Times New Roman" w:hAnsi="Times New Roman"/>
-          <w:b w:val="0"/>
-          <w:sz w:val="28"/>
-        </w:rPr>
-        <w:t xml:space="preserve">• </w:t>
-      </w:r>
-      <w:r>
-        <w:rPr>
-          <w:rFonts w:ascii="Times New Roman" w:hAnsi="Times New Roman"/>
-          <w:sz w:val="28"/>
-        </w:rPr>
-        <w:t>`spacing-xs (4px)`: Внутренние микро-отступы бейджей и тегов.</w:t>
-      </w:r>
-    </w:p>
-    <w:p>
-      <w:pPr>
-        <w:spacing w:line="276" w:lineRule="auto" w:after="60"/>
-        <w:ind w:left="709"/>
-        <w:jc w:val="both"/>
-      </w:pPr>
-      <w:r>
-        <w:rPr>
-          <w:rFonts w:ascii="Times New Roman" w:hAnsi="Times New Roman"/>
-          <w:b w:val="0"/>
-          <w:sz w:val="28"/>
-        </w:rPr>
-        <w:t xml:space="preserve">• </w:t>
-      </w:r>
-      <w:r>
-        <w:rPr>
-          <w:rFonts w:ascii="Times New Roman" w:hAnsi="Times New Roman"/>
-          <w:sz w:val="28"/>
-        </w:rPr>
-        <w:t>`spacing-sm (8px)`: Отступы между иконками и текстом, поля ввода форм.</w:t>
-      </w:r>
-    </w:p>
-    <w:p>
-      <w:pPr>
-        <w:spacing w:line="276" w:lineRule="auto" w:after="60"/>
-        <w:ind w:left="709"/>
-        <w:jc w:val="both"/>
-      </w:pPr>
-      <w:r>
-        <w:rPr>
-          <w:rFonts w:ascii="Times New Roman" w:hAnsi="Times New Roman"/>
-          <w:b w:val="0"/>
-          <w:sz w:val="28"/>
-        </w:rPr>
-        <w:t xml:space="preserve">• </w:t>
-      </w:r>
-      <w:r>
-        <w:rPr>
-          <w:rFonts w:ascii="Times New Roman" w:hAnsi="Times New Roman"/>
-          <w:sz w:val="28"/>
-        </w:rPr>
-        <w:t>`spacing-md (16px)`: Стандартный внутренний паддинг карточек, ячеек таблиц.</w:t>
-      </w:r>
-    </w:p>
-    <w:p>
-      <w:pPr>
-        <w:spacing w:line="276" w:lineRule="auto" w:after="60"/>
-        <w:ind w:left="709"/>
-        <w:jc w:val="both"/>
-      </w:pPr>
-      <w:r>
-        <w:rPr>
-          <w:rFonts w:ascii="Times New Roman" w:hAnsi="Times New Roman"/>
-          <w:b w:val="0"/>
-          <w:sz w:val="28"/>
-        </w:rPr>
-        <w:t xml:space="preserve">• </w:t>
-      </w:r>
-      <w:r>
-        <w:rPr>
-          <w:rFonts w:ascii="Times New Roman" w:hAnsi="Times New Roman"/>
-          <w:sz w:val="28"/>
-        </w:rPr>
-        <w:t>`spacing-lg (24px)`: Межблочные расстояния между карточками и таблицами.</w:t>
-      </w:r>
-    </w:p>
-    <w:p>
-      <w:pPr>
-        <w:spacing w:line="276" w:lineRule="auto" w:after="60"/>
-        <w:ind w:left="709"/>
-        <w:jc w:val="both"/>
-      </w:pPr>
-      <w:r>
-        <w:rPr>
-          <w:rFonts w:ascii="Times New Roman" w:hAnsi="Times New Roman"/>
-          <w:b w:val="0"/>
-          <w:sz w:val="28"/>
-        </w:rPr>
-        <w:t xml:space="preserve">• </w:t>
-      </w:r>
-      <w:r>
-        <w:rPr>
-          <w:rFonts w:ascii="Times New Roman" w:hAnsi="Times New Roman"/>
-          <w:sz w:val="28"/>
-        </w:rPr>
-        <w:t>`spacing-xl (32px)`: Внешние отступы основного контейнера страницы.</w:t>
-      </w:r>
-    </w:p>
-    <w:p>
-      <w:pPr>
-        <w:spacing w:before="160" w:after="80"/>
-        <w:jc w:val="left"/>
-      </w:pPr>
-      <w:r>
-        <w:rPr>
-          <w:rFonts w:ascii="Times New Roman" w:hAnsi="Times New Roman"/>
-          <w:b/>
-          <w:sz w:val="26"/>
-        </w:rPr>
-        <w:t>3. Адаптивные контрольные точки (Breakpoints)</w:t>
-      </w:r>
-    </w:p>
-    <w:p>
-      <w:pPr>
-        <w:spacing w:line="276" w:lineRule="auto" w:after="60"/>
-        <w:ind w:left="709"/>
-        <w:jc w:val="both"/>
-      </w:pPr>
-      <w:r>
-        <w:rPr>
-          <w:rFonts w:ascii="Times New Roman" w:hAnsi="Times New Roman"/>
-          <w:b w:val="0"/>
-          <w:sz w:val="28"/>
-        </w:rPr>
-        <w:t xml:space="preserve">• </w:t>
-      </w:r>
-      <w:r>
-        <w:rPr>
-          <w:rFonts w:ascii="Times New Roman" w:hAnsi="Times New Roman"/>
-          <w:sz w:val="28"/>
-        </w:rPr>
-        <w:t>`Mobile (sm)`: `&lt; 768px` — сайдбар скрывается в выездное drawer-меню.</w:t>
-      </w:r>
-    </w:p>
-    <w:p>
-      <w:pPr>
-        <w:spacing w:line="276" w:lineRule="auto" w:after="60"/>
-        <w:ind w:left="709"/>
-        <w:jc w:val="both"/>
-      </w:pPr>
-      <w:r>
-        <w:rPr>
-          <w:rFonts w:ascii="Times New Roman" w:hAnsi="Times New Roman"/>
-          <w:b w:val="0"/>
-          <w:sz w:val="28"/>
-        </w:rPr>
-        <w:t xml:space="preserve">• </w:t>
-      </w:r>
-      <w:r>
-        <w:rPr>
-          <w:rFonts w:ascii="Times New Roman" w:hAnsi="Times New Roman"/>
-          <w:sz w:val="28"/>
-        </w:rPr>
-        <w:t>`Tablet (md)`: `768px – 1024px` — компактный режим сайдбара (только иконки).</w:t>
-      </w:r>
-    </w:p>
-    <w:p>
-      <w:pPr>
-        <w:spacing w:line="276" w:lineRule="auto" w:after="60"/>
-        <w:ind w:left="709"/>
-        <w:jc w:val="both"/>
-      </w:pPr>
-      <w:r>
-        <w:rPr>
-          <w:rFonts w:ascii="Times New Roman" w:hAnsi="Times New Roman"/>
-          <w:b w:val="0"/>
-          <w:sz w:val="28"/>
-        </w:rPr>
-        <w:t xml:space="preserve">• </w:t>
-      </w:r>
-      <w:r>
-        <w:rPr>
-          <w:rFonts w:ascii="Times New Roman" w:hAnsi="Times New Roman"/>
-          <w:sz w:val="28"/>
-        </w:rPr>
-        <w:t>`Desktop (lg)`: `1024px – 1440px` — полноразмерный сайдбар (260px) + fluid-контент.</w:t>
-      </w:r>
-    </w:p>
-    <w:p>
-      <w:pPr>
-        <w:spacing w:line="276" w:lineRule="auto" w:after="60"/>
-        <w:ind w:left="709"/>
-        <w:jc w:val="both"/>
-      </w:pPr>
-      <w:r>
-        <w:rPr>
-          <w:rFonts w:ascii="Times New Roman" w:hAnsi="Times New Roman"/>
-          <w:b w:val="0"/>
-          <w:sz w:val="28"/>
-        </w:rPr>
-        <w:t xml:space="preserve">• </w:t>
-      </w:r>
-      <w:r>
-        <w:rPr>
-          <w:rFonts w:ascii="Times New Roman" w:hAnsi="Times New Roman"/>
-          <w:sz w:val="28"/>
-        </w:rPr>
-        <w:t>`Wide (xl)`: `&gt; 1440px` — максимальная ширина контента с центрированием.</w:t>
-      </w:r>
-    </w:p>
-    <w:p>
-      <w:pPr>
-        <w:spacing w:before="240" w:after="120"/>
-        <w:jc w:val="left"/>
-      </w:pPr>
-      <w:r>
-        <w:rPr>
-          <w:rFonts w:ascii="Times New Roman" w:hAnsi="Times New Roman"/>
-          <w:b/>
-          <w:sz w:val="28"/>
-        </w:rPr>
-        <w:t>3. Главные пользовательские интерфейсы портала (ГПИ)</w:t>
-      </w:r>
-    </w:p>
-    <w:p>
-      <w:pPr>
-        <w:spacing w:before="160" w:after="80"/>
-        <w:jc w:val="left"/>
-      </w:pPr>
-      <w:r>
-        <w:rPr>
-          <w:rFonts w:ascii="Times New Roman" w:hAnsi="Times New Roman"/>
-          <w:b/>
-          <w:sz w:val="26"/>
-        </w:rPr>
-        <w:t>3.1. ГПИ 1: Главная сводная панель оперативного мониторинга (Dashboard)</w:t>
-      </w:r>
-    </w:p>
-    <w:p>
-      <w:pPr>
-        <w:spacing w:line="276" w:lineRule="auto" w:after="120"/>
-        <w:ind w:firstLine="709"/>
-        <w:jc w:val="both"/>
-      </w:pPr>
-      <w:r>
-        <w:rPr>
-          <w:rFonts w:ascii="Times New Roman" w:hAnsi="Times New Roman"/>
-          <w:sz w:val="28"/>
-        </w:rPr>
-        <w:t>Интерфейс предназначен для руководства и экспертов Центра АНОК, а также заведующих выпускающими кафедрами. Предоставляет агрегированную аналитику по состоянию пула учебных планов университета.</w:t>
+        <w:t>Показывает количество учебных планов, дисциплин, стандартов и служебных записок, а также список планов и текущие сведения о согласовании.</w:t>
       </w:r>
     </w:p>
     <w:p>
@@ -4016,7 +539,21 @@
           <w:i/>
           <w:sz w:val="24"/>
         </w:rPr>
-        <w:t>Рисунок 3 — ГПИ 1: Главная сводная панель АНОК</w:t>
+        <w:t>Рисунок 3 — Сводная панель</w:t>
+      </w:r>
+    </w:p>
+    <w:p>
+      <w:pPr>
+        <w:spacing w:before="160" w:after="80"/>
+        <w:jc w:val="left"/>
+      </w:pPr>
+      <w:r>
+        <w:rPr>
+          <w:rFonts w:ascii="Times New Roman" w:hAnsi="Times New Roman"/>
+          <w:b/>
+          <w:sz w:val="26"/>
+        </w:rPr>
+        <w:t>3.2. Учебный план</w:t>
       </w:r>
     </w:p>
     <w:p>
@@ -4030,114 +567,7 @@
           <w:rFonts w:ascii="Times New Roman" w:hAnsi="Times New Roman"/>
           <w:sz w:val="28"/>
         </w:rPr>
-      </w:r>
-      <w:r>
-        <w:rPr>
-          <w:rFonts w:ascii="Times New Roman" w:hAnsi="Times New Roman"/>
-          <w:b/>
-          <w:sz w:val="28"/>
-        </w:rPr>
-        <w:t>Ключевой функционал ГПИ 1:</w:t>
-      </w:r>
-      <w:r>
-        <w:rPr>
-          <w:rFonts w:ascii="Times New Roman" w:hAnsi="Times New Roman"/>
-          <w:sz w:val="28"/>
-        </w:rPr>
-      </w:r>
-    </w:p>
-    <w:p>
-      <w:pPr>
-        <w:spacing w:line="276" w:lineRule="auto" w:after="60"/>
-        <w:ind w:left="709"/>
-        <w:jc w:val="both"/>
-      </w:pPr>
-      <w:r>
-        <w:rPr>
-          <w:rFonts w:ascii="Times New Roman" w:hAnsi="Times New Roman"/>
-          <w:b w:val="0"/>
-          <w:sz w:val="28"/>
-        </w:rPr>
-        <w:t xml:space="preserve">• </w:t>
-      </w:r>
-      <w:r>
-        <w:rPr>
-          <w:rFonts w:ascii="Times New Roman" w:hAnsi="Times New Roman"/>
-          <w:sz w:val="28"/>
-        </w:rPr>
-        <w:t>KPI-счетчики: общее число планов в реестре, доля успешно проверенных по ФГОС 3++, число планов с ошибками, количество утвержденных планов.</w:t>
-      </w:r>
-    </w:p>
-    <w:p>
-      <w:pPr>
-        <w:spacing w:line="276" w:lineRule="auto" w:after="60"/>
-        <w:ind w:left="709"/>
-        <w:jc w:val="both"/>
-      </w:pPr>
-      <w:r>
-        <w:rPr>
-          <w:rFonts w:ascii="Times New Roman" w:hAnsi="Times New Roman"/>
-          <w:b w:val="0"/>
-          <w:sz w:val="28"/>
-        </w:rPr>
-        <w:t xml:space="preserve">• </w:t>
-      </w:r>
-      <w:r>
-        <w:rPr>
-          <w:rFonts w:ascii="Times New Roman" w:hAnsi="Times New Roman"/>
-          <w:sz w:val="28"/>
-        </w:rPr>
-        <w:t>Интерактивная таблица очереди проектов УП с динамическими фильтрами по факультетам/институтам, кафедрам и уровням образования.</w:t>
-      </w:r>
-    </w:p>
-    <w:p>
-      <w:pPr>
-        <w:spacing w:line="276" w:lineRule="auto" w:after="60"/>
-        <w:ind w:left="709"/>
-        <w:jc w:val="both"/>
-      </w:pPr>
-      <w:r>
-        <w:rPr>
-          <w:rFonts w:ascii="Times New Roman" w:hAnsi="Times New Roman"/>
-          <w:b w:val="0"/>
-          <w:sz w:val="28"/>
-        </w:rPr>
-        <w:t xml:space="preserve">• </w:t>
-      </w:r>
-      <w:r>
-        <w:rPr>
-          <w:rFonts w:ascii="Times New Roman" w:hAnsi="Times New Roman"/>
-          <w:sz w:val="28"/>
-        </w:rPr>
-        <w:t>Быстрый переход в один клик к экспертной проверке, отчету валидатора или визированию.</w:t>
-      </w:r>
-    </w:p>
-    <w:p>
-      <w:pPr>
-        <w:spacing w:before="160" w:after="80"/>
-        <w:jc w:val="left"/>
-      </w:pPr>
-      <w:r>
-        <w:rPr>
-          <w:rFonts w:ascii="Times New Roman" w:hAnsi="Times New Roman"/>
-          <w:b/>
-          <w:sz w:val="26"/>
-        </w:rPr>
-        <w:t>3.2. ГПИ 2: Интерактивный редактор учебного плана и семестровая матрица</w:t>
-      </w:r>
-    </w:p>
-    <w:p>
-      <w:pPr>
-        <w:spacing w:line="276" w:lineRule="auto" w:after="120"/>
-        <w:ind w:firstLine="709"/>
-        <w:jc w:val="both"/>
-      </w:pPr>
-      <w:r>
-        <w:rPr>
-          <w:rFonts w:ascii="Times New Roman" w:hAnsi="Times New Roman"/>
-          <w:sz w:val="28"/>
-        </w:rPr>
-        <w:t>Интерфейс обеспечивает разработку структуры УП выпускающей кафедрой: распределение дисциплин по семестрам, назначение кафедр-исполнителей, объемов в ЗЕТ и часах, а также форм промежуточной аттестации.</w:t>
+        <w:t>Страница содержит сведения об образовательной программе, статусе и версии плана. Дисциплины выводятся таблицей с выбором семестра.</w:t>
       </w:r>
     </w:p>
     <w:p>
@@ -4191,7 +621,21 @@
           <w:i/>
           <w:sz w:val="24"/>
         </w:rPr>
-        <w:t>Рисунок 4 — ГПИ 2: Интерактивный редактор учебного плана</w:t>
+        <w:t>Рисунок 4 — Редактор и матрица учебного плана</w:t>
+      </w:r>
+    </w:p>
+    <w:p>
+      <w:pPr>
+        <w:spacing w:before="160" w:after="80"/>
+        <w:jc w:val="left"/>
+      </w:pPr>
+      <w:r>
+        <w:rPr>
+          <w:rFonts w:ascii="Times New Roman" w:hAnsi="Times New Roman"/>
+          <w:b/>
+          <w:sz w:val="26"/>
+        </w:rPr>
+        <w:t>3.3. Проверка ФГОС</w:t>
       </w:r>
     </w:p>
     <w:p>
@@ -4205,136 +649,7 @@
           <w:rFonts w:ascii="Times New Roman" w:hAnsi="Times New Roman"/>
           <w:sz w:val="28"/>
         </w:rPr>
-      </w:r>
-      <w:r>
-        <w:rPr>
-          <w:rFonts w:ascii="Times New Roman" w:hAnsi="Times New Roman"/>
-          <w:b/>
-          <w:sz w:val="28"/>
-        </w:rPr>
-        <w:t>Ключевой функционал ГПИ 2:</w:t>
-      </w:r>
-      <w:r>
-        <w:rPr>
-          <w:rFonts w:ascii="Times New Roman" w:hAnsi="Times New Roman"/>
-          <w:sz w:val="28"/>
-        </w:rPr>
-      </w:r>
-    </w:p>
-    <w:p>
-      <w:pPr>
-        <w:spacing w:line="276" w:lineRule="auto" w:after="60"/>
-        <w:ind w:left="709"/>
-        <w:jc w:val="both"/>
-      </w:pPr>
-      <w:r>
-        <w:rPr>
-          <w:rFonts w:ascii="Times New Roman" w:hAnsi="Times New Roman"/>
-          <w:b w:val="0"/>
-          <w:sz w:val="28"/>
-        </w:rPr>
-        <w:t xml:space="preserve">• </w:t>
-      </w:r>
-      <w:r>
-        <w:rPr>
-          <w:rFonts w:ascii="Times New Roman" w:hAnsi="Times New Roman"/>
-          <w:sz w:val="28"/>
-        </w:rPr>
-        <w:t>Вкладочная навигация по семестрам (1–8 семестры) со сводной матрицей курсов.</w:t>
-      </w:r>
-    </w:p>
-    <w:p>
-      <w:pPr>
-        <w:spacing w:line="276" w:lineRule="auto" w:after="60"/>
-        <w:ind w:left="709"/>
-        <w:jc w:val="both"/>
-      </w:pPr>
-      <w:r>
-        <w:rPr>
-          <w:rFonts w:ascii="Times New Roman" w:hAnsi="Times New Roman"/>
-          <w:b w:val="0"/>
-          <w:sz w:val="28"/>
-        </w:rPr>
-        <w:t xml:space="preserve">• </w:t>
-      </w:r>
-      <w:r>
-        <w:rPr>
-          <w:rFonts w:ascii="Times New Roman" w:hAnsi="Times New Roman"/>
-          <w:sz w:val="28"/>
-        </w:rPr>
-        <w:t>Табличный редактор с валидацией аудиторной нагрузки (лекции, лабораторные, практики).</w:t>
-      </w:r>
-    </w:p>
-    <w:p>
-      <w:pPr>
-        <w:spacing w:line="276" w:lineRule="auto" w:after="60"/>
-        <w:ind w:left="709"/>
-        <w:jc w:val="both"/>
-      </w:pPr>
-      <w:r>
-        <w:rPr>
-          <w:rFonts w:ascii="Times New Roman" w:hAnsi="Times New Roman"/>
-          <w:b w:val="0"/>
-          <w:sz w:val="28"/>
-        </w:rPr>
-        <w:t xml:space="preserve">• </w:t>
-      </w:r>
-      <w:r>
-        <w:rPr>
-          <w:rFonts w:ascii="Times New Roman" w:hAnsi="Times New Roman"/>
-          <w:sz w:val="28"/>
-        </w:rPr>
-        <w:t>Автоматический подсчет контрольных лимитов: суммарные ЗЕТ за семестр (норма 30 ЗЕТ), число экзаменов ($\le 5$), зачетов и курсовых работ.</w:t>
-      </w:r>
-    </w:p>
-    <w:p>
-      <w:pPr>
-        <w:spacing w:line="276" w:lineRule="auto" w:after="60"/>
-        <w:ind w:left="709"/>
-        <w:jc w:val="both"/>
-      </w:pPr>
-      <w:r>
-        <w:rPr>
-          <w:rFonts w:ascii="Times New Roman" w:hAnsi="Times New Roman"/>
-          <w:b w:val="0"/>
-          <w:sz w:val="28"/>
-        </w:rPr>
-        <w:t xml:space="preserve">• </w:t>
-      </w:r>
-      <w:r>
-        <w:rPr>
-          <w:rFonts w:ascii="Times New Roman" w:hAnsi="Times New Roman"/>
-          <w:sz w:val="28"/>
-        </w:rPr>
-        <w:t>Кнопки добавления дисциплины, прямого вызова валидатора ФГОС и отправки проекта в Центр АНОК.</w:t>
-      </w:r>
-    </w:p>
-    <w:p>
-      <w:pPr>
-        <w:spacing w:before="160" w:after="80"/>
-        <w:jc w:val="left"/>
-      </w:pPr>
-      <w:r>
-        <w:rPr>
-          <w:rFonts w:ascii="Times New Roman" w:hAnsi="Times New Roman"/>
-          <w:b/>
-          <w:sz w:val="26"/>
-        </w:rPr>
-        <w:t>3.3. ГПИ 3: Модуль автоматизированного контроля соответствия ФГОС 3++</w:t>
-      </w:r>
-    </w:p>
-    <w:p>
-      <w:pPr>
-        <w:spacing w:line="276" w:lineRule="auto" w:after="120"/>
-        <w:ind w:firstLine="709"/>
-        <w:jc w:val="both"/>
-      </w:pPr>
-      <w:r>
-        <w:rPr>
-          <w:rFonts w:ascii="Times New Roman" w:hAnsi="Times New Roman"/>
-          <w:sz w:val="28"/>
-        </w:rPr>
-        <w:t>Специализированный интерфейс эксперта Центра АНОК для проведения автоматической и содержательной верификации проекта УП на соответствие требованиям государственного образовательного стандарта.</w:t>
+        <w:t>Страница предназначена для отображения контрольных показателей плана и результата проверки.</w:t>
       </w:r>
     </w:p>
     <w:p>
@@ -4388,7 +703,21 @@
           <w:i/>
           <w:sz w:val="24"/>
         </w:rPr>
-        <w:t>Рисунок 5 — ГПИ 3: Модуль валидации ФГОС</w:t>
+        <w:t>Рисунок 5 — Проверка ФГОС</w:t>
+      </w:r>
+    </w:p>
+    <w:p>
+      <w:pPr>
+        <w:spacing w:before="160" w:after="80"/>
+        <w:jc w:val="left"/>
+      </w:pPr>
+      <w:r>
+        <w:rPr>
+          <w:rFonts w:ascii="Times New Roman" w:hAnsi="Times New Roman"/>
+          <w:b/>
+          <w:sz w:val="26"/>
+        </w:rPr>
+        <w:t>3.4. Согласование</w:t>
       </w:r>
     </w:p>
     <w:p>
@@ -4402,136 +731,7 @@
           <w:rFonts w:ascii="Times New Roman" w:hAnsi="Times New Roman"/>
           <w:sz w:val="28"/>
         </w:rPr>
-      </w:r>
-      <w:r>
-        <w:rPr>
-          <w:rFonts w:ascii="Times New Roman" w:hAnsi="Times New Roman"/>
-          <w:b/>
-          <w:sz w:val="28"/>
-        </w:rPr>
-        <w:t>Ключевой функционал ГПИ 3:</w:t>
-      </w:r>
-      <w:r>
-        <w:rPr>
-          <w:rFonts w:ascii="Times New Roman" w:hAnsi="Times New Roman"/>
-          <w:sz w:val="28"/>
-        </w:rPr>
-      </w:r>
-    </w:p>
-    <w:p>
-      <w:pPr>
-        <w:spacing w:line="276" w:lineRule="auto" w:after="60"/>
-        <w:ind w:left="709"/>
-        <w:jc w:val="both"/>
-      </w:pPr>
-      <w:r>
-        <w:rPr>
-          <w:rFonts w:ascii="Times New Roman" w:hAnsi="Times New Roman"/>
-          <w:b w:val="0"/>
-          <w:sz w:val="28"/>
-        </w:rPr>
-        <w:t xml:space="preserve">• </w:t>
-      </w:r>
-      <w:r>
-        <w:rPr>
-          <w:rFonts w:ascii="Times New Roman" w:hAnsi="Times New Roman"/>
-          <w:sz w:val="28"/>
-        </w:rPr>
-        <w:t>Сводный баннер соответствия стандарту (зеленый при успехе, красный при нарушениях).</w:t>
-      </w:r>
-    </w:p>
-    <w:p>
-      <w:pPr>
-        <w:spacing w:line="276" w:lineRule="auto" w:after="60"/>
-        <w:ind w:left="709"/>
-        <w:jc w:val="both"/>
-      </w:pPr>
-      <w:r>
-        <w:rPr>
-          <w:rFonts w:ascii="Times New Roman" w:hAnsi="Times New Roman"/>
-          <w:b w:val="0"/>
-          <w:sz w:val="28"/>
-        </w:rPr>
-        <w:t xml:space="preserve">• </w:t>
-      </w:r>
-      <w:r>
-        <w:rPr>
-          <w:rFonts w:ascii="Times New Roman" w:hAnsi="Times New Roman"/>
-          <w:sz w:val="28"/>
-        </w:rPr>
-        <w:t>Аналитические карточки по критическим нормативам: баланс 240 ЗЕТ, лимиты экзаменов, объемы обязательной части (Б1.О), практик и ГИА.</w:t>
-      </w:r>
-    </w:p>
-    <w:p>
-      <w:pPr>
-        <w:spacing w:line="276" w:lineRule="auto" w:after="60"/>
-        <w:ind w:left="709"/>
-        <w:jc w:val="both"/>
-      </w:pPr>
-      <w:r>
-        <w:rPr>
-          <w:rFonts w:ascii="Times New Roman" w:hAnsi="Times New Roman"/>
-          <w:b w:val="0"/>
-          <w:sz w:val="28"/>
-        </w:rPr>
-        <w:t xml:space="preserve">• </w:t>
-      </w:r>
-      <w:r>
-        <w:rPr>
-          <w:rFonts w:ascii="Times New Roman" w:hAnsi="Times New Roman"/>
-          <w:sz w:val="28"/>
-        </w:rPr>
-        <w:t>Детализированный протокол-чеклист с указанием нормативных требований стандарта и фактических значений в проекте плана.</w:t>
-      </w:r>
-    </w:p>
-    <w:p>
-      <w:pPr>
-        <w:spacing w:line="276" w:lineRule="auto" w:after="60"/>
-        <w:ind w:left="709"/>
-        <w:jc w:val="both"/>
-      </w:pPr>
-      <w:r>
-        <w:rPr>
-          <w:rFonts w:ascii="Times New Roman" w:hAnsi="Times New Roman"/>
-          <w:b w:val="0"/>
-          <w:sz w:val="28"/>
-        </w:rPr>
-        <w:t xml:space="preserve">• </w:t>
-      </w:r>
-      <w:r>
-        <w:rPr>
-          <w:rFonts w:ascii="Times New Roman" w:hAnsi="Times New Roman"/>
-          <w:sz w:val="28"/>
-        </w:rPr>
-        <w:t>Допуск учебного плана к процедуре официального визирования.</w:t>
-      </w:r>
-    </w:p>
-    <w:p>
-      <w:pPr>
-        <w:spacing w:before="160" w:after="80"/>
-        <w:jc w:val="left"/>
-      </w:pPr>
-      <w:r>
-        <w:rPr>
-          <w:rFonts w:ascii="Times New Roman" w:hAnsi="Times New Roman"/>
-          <w:b/>
-          <w:sz w:val="26"/>
-        </w:rPr>
-        <w:t>3.4. ГПИ 4: Маршрут электронного визирования и наложения ЭЦП</w:t>
-      </w:r>
-    </w:p>
-    <w:p>
-      <w:pPr>
-        <w:spacing w:line="276" w:lineRule="auto" w:after="120"/>
-        <w:ind w:firstLine="709"/>
-        <w:jc w:val="both"/>
-      </w:pPr>
-      <w:r>
-        <w:rPr>
-          <w:rFonts w:ascii="Times New Roman" w:hAnsi="Times New Roman"/>
-          <w:sz w:val="28"/>
-        </w:rPr>
-        <w:t>Интерфейс реализует регламент последовательного многоэтапного согласования УП должностными лицами университета согласно Варианту №15.</w:t>
+        <w:t>На странице отображаются этапы маршрута и состояния согласования.</w:t>
       </w:r>
     </w:p>
     <w:p>
@@ -4585,7 +785,21 @@
           <w:i/>
           <w:sz w:val="24"/>
         </w:rPr>
-        <w:t>Рисунок 6 — ГПИ 4: Маршрут визирования и ЭЦП</w:t>
+        <w:t>Рисунок 6 — Маршрут согласования</w:t>
+      </w:r>
+    </w:p>
+    <w:p>
+      <w:pPr>
+        <w:spacing w:before="160" w:after="80"/>
+        <w:jc w:val="left"/>
+      </w:pPr>
+      <w:r>
+        <w:rPr>
+          <w:rFonts w:ascii="Times New Roman" w:hAnsi="Times New Roman"/>
+          <w:b/>
+          <w:sz w:val="26"/>
+        </w:rPr>
+        <w:t>3.5. Служебные записки</w:t>
       </w:r>
     </w:p>
     <w:p>
@@ -4599,202 +813,7 @@
           <w:rFonts w:ascii="Times New Roman" w:hAnsi="Times New Roman"/>
           <w:sz w:val="28"/>
         </w:rPr>
-      </w:r>
-      <w:r>
-        <w:rPr>
-          <w:rFonts w:ascii="Times New Roman" w:hAnsi="Times New Roman"/>
-          <w:b/>
-          <w:sz w:val="28"/>
-        </w:rPr>
-        <w:t>Ключевой функционал ГПИ 4:</w:t>
-      </w:r>
-      <w:r>
-        <w:rPr>
-          <w:rFonts w:ascii="Times New Roman" w:hAnsi="Times New Roman"/>
-          <w:sz w:val="28"/>
-        </w:rPr>
-      </w:r>
-    </w:p>
-    <w:p>
-      <w:pPr>
-        <w:spacing w:line="276" w:lineRule="auto" w:after="60"/>
-        <w:ind w:left="709"/>
-        <w:jc w:val="both"/>
-      </w:pPr>
-      <w:r>
-        <w:rPr>
-          <w:rFonts w:ascii="Times New Roman" w:hAnsi="Times New Roman"/>
-          <w:b w:val="0"/>
-          <w:sz w:val="28"/>
-        </w:rPr>
-        <w:t xml:space="preserve">• </w:t>
-      </w:r>
-      <w:r>
-        <w:rPr>
-          <w:rFonts w:ascii="Times New Roman" w:hAnsi="Times New Roman"/>
-          <w:sz w:val="28"/>
-        </w:rPr>
-        <w:t>Визуализация 4 этапов визирования:</w:t>
-      </w:r>
-    </w:p>
-    <w:p>
-      <w:pPr>
-        <w:spacing w:line="276" w:lineRule="auto" w:after="60"/>
-        <w:ind w:left="992"/>
-        <w:jc w:val="both"/>
-      </w:pPr>
-      <w:r>
-        <w:rPr>
-          <w:rFonts w:ascii="Times New Roman" w:hAnsi="Times New Roman"/>
-          <w:b/>
-          <w:sz w:val="28"/>
-        </w:rPr>
-        <w:t xml:space="preserve">1. </w:t>
-      </w:r>
-      <w:r>
-        <w:rPr>
-          <w:rFonts w:ascii="Times New Roman" w:hAnsi="Times New Roman"/>
-          <w:sz w:val="28"/>
-        </w:rPr>
-        <w:t>Заведующий выпускающей кафедрой;</w:t>
-      </w:r>
-    </w:p>
-    <w:p>
-      <w:pPr>
-        <w:spacing w:line="276" w:lineRule="auto" w:after="60"/>
-        <w:ind w:left="992"/>
-        <w:jc w:val="both"/>
-      </w:pPr>
-      <w:r>
-        <w:rPr>
-          <w:rFonts w:ascii="Times New Roman" w:hAnsi="Times New Roman"/>
-          <w:b/>
-          <w:sz w:val="28"/>
-        </w:rPr>
-        <w:t xml:space="preserve">2. </w:t>
-      </w:r>
-      <w:r>
-        <w:rPr>
-          <w:rFonts w:ascii="Times New Roman" w:hAnsi="Times New Roman"/>
-          <w:sz w:val="28"/>
-        </w:rPr>
-        <w:t>Руководитель Центра АНОК;</w:t>
-      </w:r>
-    </w:p>
-    <w:p>
-      <w:pPr>
-        <w:spacing w:line="276" w:lineRule="auto" w:after="60"/>
-        <w:ind w:left="992"/>
-        <w:jc w:val="both"/>
-      </w:pPr>
-      <w:r>
-        <w:rPr>
-          <w:rFonts w:ascii="Times New Roman" w:hAnsi="Times New Roman"/>
-          <w:b/>
-          <w:sz w:val="28"/>
-        </w:rPr>
-        <w:t xml:space="preserve">3. </w:t>
-      </w:r>
-      <w:r>
-        <w:rPr>
-          <w:rFonts w:ascii="Times New Roman" w:hAnsi="Times New Roman"/>
-          <w:sz w:val="28"/>
-        </w:rPr>
-        <w:t>Проректор по учебной работе;</w:t>
-      </w:r>
-    </w:p>
-    <w:p>
-      <w:pPr>
-        <w:spacing w:line="276" w:lineRule="auto" w:after="60"/>
-        <w:ind w:left="992"/>
-        <w:jc w:val="both"/>
-      </w:pPr>
-      <w:r>
-        <w:rPr>
-          <w:rFonts w:ascii="Times New Roman" w:hAnsi="Times New Roman"/>
-          <w:b/>
-          <w:sz w:val="28"/>
-        </w:rPr>
-        <w:t xml:space="preserve">4. </w:t>
-      </w:r>
-      <w:r>
-        <w:rPr>
-          <w:rFonts w:ascii="Times New Roman" w:hAnsi="Times New Roman"/>
-          <w:sz w:val="28"/>
-        </w:rPr>
-        <w:t>Утверждение Ученым советом и подписание Ректором.</w:t>
-      </w:r>
-    </w:p>
-    <w:p>
-      <w:pPr>
-        <w:spacing w:line="276" w:lineRule="auto" w:after="60"/>
-        <w:ind w:left="709"/>
-        <w:jc w:val="both"/>
-      </w:pPr>
-      <w:r>
-        <w:rPr>
-          <w:rFonts w:ascii="Times New Roman" w:hAnsi="Times New Roman"/>
-          <w:b w:val="0"/>
-          <w:sz w:val="28"/>
-        </w:rPr>
-        <w:t xml:space="preserve">• </w:t>
-      </w:r>
-      <w:r>
-        <w:rPr>
-          <w:rFonts w:ascii="Times New Roman" w:hAnsi="Times New Roman"/>
-          <w:sz w:val="28"/>
-        </w:rPr>
-        <w:t>Отображение статусов визирования, временных меток и реквизитов сертификатов ЭЦП.</w:t>
-      </w:r>
-    </w:p>
-    <w:p>
-      <w:pPr>
-        <w:spacing w:line="276" w:lineRule="auto" w:after="60"/>
-        <w:ind w:left="709"/>
-        <w:jc w:val="both"/>
-      </w:pPr>
-      <w:r>
-        <w:rPr>
-          <w:rFonts w:ascii="Times New Roman" w:hAnsi="Times New Roman"/>
-          <w:b w:val="0"/>
-          <w:sz w:val="28"/>
-        </w:rPr>
-        <w:t xml:space="preserve">• </w:t>
-      </w:r>
-      <w:r>
-        <w:rPr>
-          <w:rFonts w:ascii="Times New Roman" w:hAnsi="Times New Roman"/>
-          <w:sz w:val="28"/>
-        </w:rPr>
-        <w:t>Форма защищенного наложения квалифицированной ЭЦП с криптографическим вычислением SHA-256 хеша документа и вводом PIN-кода ключевого носителя.</w:t>
-      </w:r>
-    </w:p>
-    <w:p>
-      <w:pPr>
-        <w:spacing w:before="160" w:after="80"/>
-        <w:jc w:val="left"/>
-      </w:pPr>
-      <w:r>
-        <w:rPr>
-          <w:rFonts w:ascii="Times New Roman" w:hAnsi="Times New Roman"/>
-          <w:b/>
-          <w:sz w:val="26"/>
-        </w:rPr>
-        <w:t>3.5. ГПИ 5: Модуль оформления и согласования служебных записок</w:t>
-      </w:r>
-    </w:p>
-    <w:p>
-      <w:pPr>
-        <w:spacing w:line="276" w:lineRule="auto" w:after="120"/>
-        <w:ind w:firstLine="709"/>
-        <w:jc w:val="both"/>
-      </w:pPr>
-      <w:r>
-        <w:rPr>
-          <w:rFonts w:ascii="Times New Roman" w:hAnsi="Times New Roman"/>
-          <w:sz w:val="28"/>
-        </w:rPr>
-        <w:t>Интерфейс обеспечивает процесс внесения изменений в утвержденный УП до начала семестра на основании официальных служебных записок (СЗ), подписанных выпускающей и реализующей кафедрами.</w:t>
+        <w:t>Страница содержит список записок, причину изменения, участников и состояние обработки.</w:t>
       </w:r>
     </w:p>
     <w:p>
@@ -4848,7 +867,21 @@
           <w:i/>
           <w:sz w:val="24"/>
         </w:rPr>
-        <w:t>Рисунок 7 — ГПИ 5: Служебные записки и Diff-трекер</w:t>
+        <w:t>Рисунок 7 — Служебные записки</w:t>
+      </w:r>
+    </w:p>
+    <w:p>
+      <w:pPr>
+        <w:spacing w:before="240" w:after="120"/>
+        <w:jc w:val="left"/>
+      </w:pPr>
+      <w:r>
+        <w:rPr>
+          <w:rFonts w:ascii="Times New Roman" w:hAnsi="Times New Roman"/>
+          <w:b/>
+          <w:sz w:val="28"/>
+        </w:rPr>
+        <w:t>Заключение</w:t>
       </w:r>
     </w:p>
     <w:p>
@@ -4862,247 +895,7 @@
           <w:rFonts w:ascii="Times New Roman" w:hAnsi="Times New Roman"/>
           <w:sz w:val="28"/>
         </w:rPr>
-      </w:r>
-      <w:r>
-        <w:rPr>
-          <w:rFonts w:ascii="Times New Roman" w:hAnsi="Times New Roman"/>
-          <w:b/>
-          <w:sz w:val="28"/>
-        </w:rPr>
-        <w:t>Ключевой функционал ГПИ 5:</w:t>
-      </w:r>
-      <w:r>
-        <w:rPr>
-          <w:rFonts w:ascii="Times New Roman" w:hAnsi="Times New Roman"/>
-          <w:sz w:val="28"/>
-        </w:rPr>
-      </w:r>
-    </w:p>
-    <w:p>
-      <w:pPr>
-        <w:spacing w:line="276" w:lineRule="auto" w:after="60"/>
-        <w:ind w:left="709"/>
-        <w:jc w:val="both"/>
-      </w:pPr>
-      <w:r>
-        <w:rPr>
-          <w:rFonts w:ascii="Times New Roman" w:hAnsi="Times New Roman"/>
-          <w:b w:val="0"/>
-          <w:sz w:val="28"/>
-        </w:rPr>
-        <w:t xml:space="preserve">• </w:t>
-      </w:r>
-      <w:r>
-        <w:rPr>
-          <w:rFonts w:ascii="Times New Roman" w:hAnsi="Times New Roman"/>
-          <w:sz w:val="28"/>
-        </w:rPr>
-        <w:t>Карточка служебной записки с фиксацией двух электронных подписей заведующих кафедрами (кафедры-инициатора и кафедры-исполнителя).</w:t>
-      </w:r>
-    </w:p>
-    <w:p>
-      <w:pPr>
-        <w:spacing w:line="276" w:lineRule="auto" w:after="60"/>
-        <w:ind w:left="709"/>
-        <w:jc w:val="both"/>
-      </w:pPr>
-      <w:r>
-        <w:rPr>
-          <w:rFonts w:ascii="Times New Roman" w:hAnsi="Times New Roman"/>
-          <w:b w:val="0"/>
-          <w:sz w:val="28"/>
-        </w:rPr>
-        <w:t xml:space="preserve">• </w:t>
-      </w:r>
-      <w:r>
-        <w:rPr>
-          <w:rFonts w:ascii="Times New Roman" w:hAnsi="Times New Roman"/>
-          <w:sz w:val="28"/>
-        </w:rPr>
-        <w:t>Таблица Diff-анализа изменений: сопоставление исходных параметров (v1.0) и предлагаемых правок (v1.1) с автоматической перепроверкой по ФГОС.</w:t>
-      </w:r>
-    </w:p>
-    <w:p>
-      <w:pPr>
-        <w:spacing w:line="276" w:lineRule="auto" w:after="60"/>
-        <w:ind w:left="709"/>
-        <w:jc w:val="both"/>
-      </w:pPr>
-      <w:r>
-        <w:rPr>
-          <w:rFonts w:ascii="Times New Roman" w:hAnsi="Times New Roman"/>
-          <w:b w:val="0"/>
-          <w:sz w:val="28"/>
-        </w:rPr>
-        <w:t xml:space="preserve">• </w:t>
-      </w:r>
-      <w:r>
-        <w:rPr>
-          <w:rFonts w:ascii="Times New Roman" w:hAnsi="Times New Roman"/>
-          <w:sz w:val="28"/>
-        </w:rPr>
-        <w:t>Фиксация решения эксперта АНОК и автоматический выпуск новой актуализированной версии УП (`v1.1`).</w:t>
-      </w:r>
-    </w:p>
-    <w:p>
-      <w:pPr>
-        <w:spacing w:before="240" w:after="120"/>
-        <w:jc w:val="left"/>
-      </w:pPr>
-      <w:r>
-        <w:rPr>
-          <w:rFonts w:ascii="Times New Roman" w:hAnsi="Times New Roman"/>
-          <w:b/>
-          <w:sz w:val="28"/>
-        </w:rPr>
-        <w:t>4. Заключение</w:t>
-      </w:r>
-    </w:p>
-    <w:p>
-      <w:pPr>
-        <w:spacing w:line="276" w:lineRule="auto" w:after="120"/>
-        <w:ind w:firstLine="709"/>
-        <w:jc w:val="both"/>
-      </w:pPr>
-      <w:r>
-        <w:rPr>
-          <w:rFonts w:ascii="Times New Roman" w:hAnsi="Times New Roman"/>
-          <w:sz w:val="28"/>
-        </w:rPr>
-        <w:t>В ходе выполнения лабораторной работы №3:</w:t>
-      </w:r>
-    </w:p>
-    <w:p>
-      <w:pPr>
-        <w:spacing w:line="276" w:lineRule="auto" w:after="60"/>
-        <w:ind w:left="709"/>
-        <w:jc w:val="both"/>
-      </w:pPr>
-      <w:r>
-        <w:rPr>
-          <w:rFonts w:ascii="Times New Roman" w:hAnsi="Times New Roman"/>
-          <w:b/>
-          <w:sz w:val="28"/>
-        </w:rPr>
-        <w:t xml:space="preserve">1. </w:t>
-      </w:r>
-      <w:r>
-        <w:rPr>
-          <w:rFonts w:ascii="Times New Roman" w:hAnsi="Times New Roman"/>
-          <w:sz w:val="28"/>
-        </w:rPr>
-        <w:t xml:space="preserve">Разработан и специфицирован целостный </w:t>
-      </w:r>
-      <w:r>
-        <w:rPr>
-          <w:rFonts w:ascii="Times New Roman" w:hAnsi="Times New Roman"/>
-          <w:b/>
-          <w:sz w:val="28"/>
-        </w:rPr>
-        <w:t>шаблон дизайна корпоративного портала</w:t>
-      </w:r>
-      <w:r>
-        <w:rPr>
-          <w:rFonts w:ascii="Times New Roman" w:hAnsi="Times New Roman"/>
-          <w:sz w:val="28"/>
-        </w:rPr>
-        <w:t xml:space="preserve"> университета для Центра АНОК, включающий стандартизированные зоны разметки (Header, Sidebar, Main Content Area, Footer), 8px модульную сетку и адаптивные брейкпоинты.</w:t>
-      </w:r>
-    </w:p>
-    <w:p>
-      <w:pPr>
-        <w:spacing w:line="276" w:lineRule="auto" w:after="60"/>
-        <w:ind w:left="709"/>
-        <w:jc w:val="both"/>
-      </w:pPr>
-      <w:r>
-        <w:rPr>
-          <w:rFonts w:ascii="Times New Roman" w:hAnsi="Times New Roman"/>
-          <w:b/>
-          <w:sz w:val="28"/>
-        </w:rPr>
-        <w:t xml:space="preserve">2. </w:t>
-      </w:r>
-      <w:r>
-        <w:rPr>
-          <w:rFonts w:ascii="Times New Roman" w:hAnsi="Times New Roman"/>
-          <w:sz w:val="28"/>
-        </w:rPr>
-        <w:t xml:space="preserve">Спроектирована </w:t>
-      </w:r>
-      <w:r>
-        <w:rPr>
-          <w:rFonts w:ascii="Times New Roman" w:hAnsi="Times New Roman"/>
-          <w:b/>
-          <w:sz w:val="28"/>
-        </w:rPr>
-        <w:t>дизайн-система</w:t>
-      </w:r>
-      <w:r>
-        <w:rPr>
-          <w:rFonts w:ascii="Times New Roman" w:hAnsi="Times New Roman"/>
-          <w:sz w:val="28"/>
-        </w:rPr>
-        <w:t>: сформирована строгая цветовая палитра (WCAG AAA), типографическая шкала на базе гарнитур Inter и JetBrains Mono, а также библиотека базовых UI-компонентов.</w:t>
-      </w:r>
-    </w:p>
-    <w:p>
-      <w:pPr>
-        <w:spacing w:line="276" w:lineRule="auto" w:after="60"/>
-        <w:ind w:left="709"/>
-        <w:jc w:val="both"/>
-      </w:pPr>
-      <w:r>
-        <w:rPr>
-          <w:rFonts w:ascii="Times New Roman" w:hAnsi="Times New Roman"/>
-          <w:b/>
-          <w:sz w:val="28"/>
-        </w:rPr>
-        <w:t xml:space="preserve">3. </w:t>
-      </w:r>
-      <w:r>
-        <w:rPr>
-          <w:rFonts w:ascii="Times New Roman" w:hAnsi="Times New Roman"/>
-          <w:sz w:val="28"/>
-        </w:rPr>
-        <w:t xml:space="preserve">Разработаны высокоточные макеты </w:t>
-      </w:r>
-      <w:r>
-        <w:rPr>
-          <w:rFonts w:ascii="Times New Roman" w:hAnsi="Times New Roman"/>
-          <w:b/>
-          <w:sz w:val="28"/>
-        </w:rPr>
-        <w:t>5 главных пользовательских интерфейсов (ГПИ)</w:t>
-      </w:r>
-      <w:r>
-        <w:rPr>
-          <w:rFonts w:ascii="Times New Roman" w:hAnsi="Times New Roman"/>
-          <w:sz w:val="28"/>
-        </w:rPr>
-        <w:t>, покрывающие все бизнес-требования Варианта №15 (Dashboard, Редактор УП, Валидатор ФГОС, Маршруты ЭЦП, Служебные записки).</w:t>
-      </w:r>
-    </w:p>
-    <w:p>
-      <w:pPr>
-        <w:spacing w:line="276" w:lineRule="auto" w:after="60"/>
-        <w:ind w:left="709"/>
-        <w:jc w:val="both"/>
-      </w:pPr>
-      <w:r>
-        <w:rPr>
-          <w:rFonts w:ascii="Times New Roman" w:hAnsi="Times New Roman"/>
-          <w:b/>
-          <w:sz w:val="28"/>
-        </w:rPr>
-        <w:t xml:space="preserve">4. </w:t>
-      </w:r>
-      <w:r>
-        <w:rPr>
-          <w:rFonts w:ascii="Times New Roman" w:hAnsi="Times New Roman"/>
-          <w:sz w:val="28"/>
-        </w:rPr>
-        <w:t>Все разработанные решения согласованы с архитектурными UML-моделями Лабораторной работы №2 и базой данных MariaDB.</w:t>
+        <w:t>Создан единый шаблон интерфейса и описаны основные страницы портала. Макеты соответствуют структуре локального Flask-прототипа и не предполагают функций, отсутствующих в приложении.</w:t>
       </w:r>
     </w:p>
     <w:sectPr>

--- a/reports/lab3/LR3_Report_Variant15.docx
+++ b/reports/lab3/LR3_Report_Variant15.docx
@@ -116,34 +116,6 @@
     </w:p>
     <w:p>
       <w:pPr>
-        <w:spacing w:before="160" w:after="80"/>
-        <w:jc w:val="left"/>
-      </w:pPr>
-      <w:r>
-        <w:rPr>
-          <w:rFonts w:ascii="Times New Roman" w:hAnsi="Times New Roman"/>
-          <w:b/>
-          <w:sz w:val="26"/>
-        </w:rPr>
-        <w:t>Дисциплина: Практикум по разработке корпоративного портала (ПРКП)</w:t>
-      </w:r>
-    </w:p>
-    <w:p>
-      <w:pPr>
-        <w:spacing w:before="160" w:after="80"/>
-        <w:jc w:val="left"/>
-      </w:pPr>
-      <w:r>
-        <w:rPr>
-          <w:rFonts w:ascii="Times New Roman" w:hAnsi="Times New Roman"/>
-          <w:b/>
-          <w:sz w:val="26"/>
-        </w:rPr>
-        <w:t>Вариант №15: Университет. Центр аккредитации и независимой оценки качества образования (АНОК)</w:t>
-      </w:r>
-    </w:p>
-    <w:p>
-      <w:pPr>
         <w:spacing w:before="240" w:after="120"/>
         <w:jc w:val="left"/>
       </w:pPr>
@@ -153,7 +125,7 @@
           <w:b/>
           <w:sz w:val="28"/>
         </w:rPr>
-        <w:t>1. Введение и цели работы</w:t>
+        <w:t>1. Шаблон дизайна</w:t>
       </w:r>
     </w:p>
     <w:p>
@@ -167,335 +139,7 @@
           <w:rFonts w:ascii="Times New Roman" w:hAnsi="Times New Roman"/>
           <w:sz w:val="28"/>
         </w:rPr>
-      </w:r>
-      <w:r>
-        <w:rPr>
-          <w:rFonts w:ascii="Times New Roman" w:hAnsi="Times New Roman"/>
-          <w:b/>
-          <w:sz w:val="28"/>
-        </w:rPr>
-        <w:t>Цель лабораторной работы:</w:t>
-      </w:r>
-      <w:r>
-        <w:rPr>
-          <w:rFonts w:ascii="Times New Roman" w:hAnsi="Times New Roman"/>
-          <w:sz w:val="28"/>
-        </w:rPr>
-        <w:t xml:space="preserve"> Проектирование комплексного шаблона дизайна корпоративного портала университета (Модуль Центра АНОК) и разработка главных пользовательских интерфейсов (ГПИ), обеспечивающих сквозной жизненный цикл разработки, проверки по ФГОС 3++, визирования и актуализации учебных планов в соответствии с бизнес-правилами Варианта №15.</w:t>
-      </w:r>
-    </w:p>
-    <w:p>
-      <w:pPr>
-        <w:spacing w:before="160" w:after="80"/>
-        <w:jc w:val="left"/>
-      </w:pPr>
-      <w:r>
-        <w:rPr>
-          <w:rFonts w:ascii="Times New Roman" w:hAnsi="Times New Roman"/>
-          <w:b/>
-          <w:sz w:val="26"/>
-        </w:rPr>
-        <w:t>Задачи работы:</w:t>
-      </w:r>
-    </w:p>
-    <w:p>
-      <w:pPr>
-        <w:spacing w:line="276" w:lineRule="auto" w:after="60"/>
-        <w:ind w:left="709"/>
-        <w:jc w:val="both"/>
-      </w:pPr>
-      <w:r>
-        <w:rPr>
-          <w:rFonts w:ascii="Times New Roman" w:hAnsi="Times New Roman"/>
-          <w:b/>
-          <w:sz w:val="28"/>
-        </w:rPr>
-        <w:t xml:space="preserve">1. </w:t>
-      </w:r>
-      <w:r>
-        <w:rPr>
-          <w:rFonts w:ascii="Times New Roman" w:hAnsi="Times New Roman"/>
-          <w:sz w:val="28"/>
-        </w:rPr>
-        <w:t xml:space="preserve">Разработать и специфицировать структуру и макеты </w:t>
-      </w:r>
-      <w:r>
-        <w:rPr>
-          <w:rFonts w:ascii="Times New Roman" w:hAnsi="Times New Roman"/>
-          <w:b/>
-          <w:sz w:val="28"/>
-        </w:rPr>
-        <w:t>главных пользовательских интерфейсов (ГПИ)</w:t>
-      </w:r>
-      <w:r>
-        <w:rPr>
-          <w:rFonts w:ascii="Times New Roman" w:hAnsi="Times New Roman"/>
-          <w:sz w:val="28"/>
-        </w:rPr>
-        <w:t xml:space="preserve"> корпоративного портала:</w:t>
-      </w:r>
-    </w:p>
-    <w:p>
-      <w:pPr>
-        <w:spacing w:line="276" w:lineRule="auto" w:after="60"/>
-        <w:ind w:left="1134"/>
-        <w:jc w:val="both"/>
-      </w:pPr>
-      <w:r>
-        <w:rPr>
-          <w:rFonts w:ascii="Times New Roman" w:hAnsi="Times New Roman"/>
-          <w:b w:val="0"/>
-          <w:sz w:val="28"/>
-        </w:rPr>
-        <w:t xml:space="preserve">• </w:t>
-      </w:r>
-      <w:r>
-        <w:rPr>
-          <w:rFonts w:ascii="Times New Roman" w:hAnsi="Times New Roman"/>
-          <w:sz w:val="28"/>
-        </w:rPr>
-        <w:t>ГПИ 1: Главная сводная панель оперативного мониторинга и аккредитационной экспертизы (*Dashboard*).</w:t>
-      </w:r>
-    </w:p>
-    <w:p>
-      <w:pPr>
-        <w:spacing w:line="276" w:lineRule="auto" w:after="60"/>
-        <w:ind w:left="1134"/>
-        <w:jc w:val="both"/>
-      </w:pPr>
-      <w:r>
-        <w:rPr>
-          <w:rFonts w:ascii="Times New Roman" w:hAnsi="Times New Roman"/>
-          <w:b w:val="0"/>
-          <w:sz w:val="28"/>
-        </w:rPr>
-        <w:t xml:space="preserve">• </w:t>
-      </w:r>
-      <w:r>
-        <w:rPr>
-          <w:rFonts w:ascii="Times New Roman" w:hAnsi="Times New Roman"/>
-          <w:sz w:val="28"/>
-        </w:rPr>
-        <w:t>ГПИ 2: Интерактивный редактор учебных планов и семестровая матрица дисциплин (*Curriculum Editor*).</w:t>
-      </w:r>
-    </w:p>
-    <w:p>
-      <w:pPr>
-        <w:spacing w:line="276" w:lineRule="auto" w:after="60"/>
-        <w:ind w:left="1134"/>
-        <w:jc w:val="both"/>
-      </w:pPr>
-      <w:r>
-        <w:rPr>
-          <w:rFonts w:ascii="Times New Roman" w:hAnsi="Times New Roman"/>
-          <w:b w:val="0"/>
-          <w:sz w:val="28"/>
-        </w:rPr>
-        <w:t xml:space="preserve">• </w:t>
-      </w:r>
-      <w:r>
-        <w:rPr>
-          <w:rFonts w:ascii="Times New Roman" w:hAnsi="Times New Roman"/>
-          <w:sz w:val="28"/>
-        </w:rPr>
-        <w:t>ГПИ 3: Модуль автоматизированного контроля соответствия ФГОС 3++ (*FGOS Validation Inspector*).</w:t>
-      </w:r>
-    </w:p>
-    <w:p>
-      <w:pPr>
-        <w:spacing w:line="276" w:lineRule="auto" w:after="60"/>
-        <w:ind w:left="1134"/>
-        <w:jc w:val="both"/>
-      </w:pPr>
-      <w:r>
-        <w:rPr>
-          <w:rFonts w:ascii="Times New Roman" w:hAnsi="Times New Roman"/>
-          <w:b w:val="0"/>
-          <w:sz w:val="28"/>
-        </w:rPr>
-        <w:t xml:space="preserve">• </w:t>
-      </w:r>
-      <w:r>
-        <w:rPr>
-          <w:rFonts w:ascii="Times New Roman" w:hAnsi="Times New Roman"/>
-          <w:sz w:val="28"/>
-        </w:rPr>
-        <w:t>ГПИ 4: Маршрут электронного визирования и наложения квалифицированной ЭЦП (*Approval &amp; Digital Signature*).</w:t>
-      </w:r>
-    </w:p>
-    <w:p>
-      <w:pPr>
-        <w:spacing w:line="276" w:lineRule="auto" w:after="60"/>
-        <w:ind w:left="1134"/>
-        <w:jc w:val="both"/>
-      </w:pPr>
-      <w:r>
-        <w:rPr>
-          <w:rFonts w:ascii="Times New Roman" w:hAnsi="Times New Roman"/>
-          <w:b w:val="0"/>
-          <w:sz w:val="28"/>
-        </w:rPr>
-        <w:t xml:space="preserve">• </w:t>
-      </w:r>
-      <w:r>
-        <w:rPr>
-          <w:rFonts w:ascii="Times New Roman" w:hAnsi="Times New Roman"/>
-          <w:sz w:val="28"/>
-        </w:rPr>
-        <w:t>ГПИ 5: Модуль оформления, межкафедрального согласования и обработки служебных записок (*Service Memos &amp; Diff Tracker*).</w:t>
-      </w:r>
-    </w:p>
-    <w:p>
-      <w:pPr>
-        <w:spacing w:line="276" w:lineRule="auto" w:after="60"/>
-        <w:ind w:left="709"/>
-        <w:jc w:val="both"/>
-      </w:pPr>
-      <w:r>
-        <w:rPr>
-          <w:rFonts w:ascii="Times New Roman" w:hAnsi="Times New Roman"/>
-          <w:b/>
-          <w:sz w:val="28"/>
-        </w:rPr>
-        <w:t xml:space="preserve">2. </w:t>
-      </w:r>
-      <w:r>
-        <w:rPr>
-          <w:rFonts w:ascii="Times New Roman" w:hAnsi="Times New Roman"/>
-          <w:sz w:val="28"/>
-        </w:rPr>
-        <w:t xml:space="preserve">Спроектировать </w:t>
-      </w:r>
-      <w:r>
-        <w:rPr>
-          <w:rFonts w:ascii="Times New Roman" w:hAnsi="Times New Roman"/>
-          <w:b/>
-          <w:sz w:val="28"/>
-        </w:rPr>
-        <w:t>шаблон дизайна портала</w:t>
-      </w:r>
-      <w:r>
-        <w:rPr>
-          <w:rFonts w:ascii="Times New Roman" w:hAnsi="Times New Roman"/>
-          <w:sz w:val="28"/>
-        </w:rPr>
-        <w:t>:</w:t>
-      </w:r>
-    </w:p>
-    <w:p>
-      <w:pPr>
-        <w:spacing w:line="276" w:lineRule="auto" w:after="60"/>
-        <w:ind w:left="1134"/>
-        <w:jc w:val="both"/>
-      </w:pPr>
-      <w:r>
-        <w:rPr>
-          <w:rFonts w:ascii="Times New Roman" w:hAnsi="Times New Roman"/>
-          <w:b w:val="0"/>
-          <w:sz w:val="28"/>
-        </w:rPr>
-        <w:t xml:space="preserve">• </w:t>
-      </w:r>
-      <w:r>
-        <w:rPr>
-          <w:rFonts w:ascii="Times New Roman" w:hAnsi="Times New Roman"/>
-          <w:sz w:val="28"/>
-        </w:rPr>
-        <w:t>Разметка страницы: заголовочная часть (*Header*), навигация (*Sidebar Navigation*), основная часть (*Main Content Area*), нижняя часть (*Footer*).</w:t>
-      </w:r>
-    </w:p>
-    <w:p>
-      <w:pPr>
-        <w:spacing w:line="276" w:lineRule="auto" w:after="60"/>
-        <w:ind w:left="1134"/>
-        <w:jc w:val="both"/>
-      </w:pPr>
-      <w:r>
-        <w:rPr>
-          <w:rFonts w:ascii="Times New Roman" w:hAnsi="Times New Roman"/>
-          <w:b w:val="0"/>
-          <w:sz w:val="28"/>
-        </w:rPr>
-        <w:t xml:space="preserve">• </w:t>
-      </w:r>
-      <w:r>
-        <w:rPr>
-          <w:rFonts w:ascii="Times New Roman" w:hAnsi="Times New Roman"/>
-          <w:sz w:val="28"/>
-        </w:rPr>
-        <w:t>Цветовое решение: палитра бренд-токенов, семантические статусные цвета (WCAG AAA).</w:t>
-      </w:r>
-    </w:p>
-    <w:p>
-      <w:pPr>
-        <w:spacing w:line="276" w:lineRule="auto" w:after="60"/>
-        <w:ind w:left="1134"/>
-        <w:jc w:val="both"/>
-      </w:pPr>
-      <w:r>
-        <w:rPr>
-          <w:rFonts w:ascii="Times New Roman" w:hAnsi="Times New Roman"/>
-          <w:b w:val="0"/>
-          <w:sz w:val="28"/>
-        </w:rPr>
-        <w:t xml:space="preserve">• </w:t>
-      </w:r>
-      <w:r>
-        <w:rPr>
-          <w:rFonts w:ascii="Times New Roman" w:hAnsi="Times New Roman"/>
-          <w:sz w:val="28"/>
-        </w:rPr>
-        <w:t>Параметры типографики, масштаб шрифтов, 8px базовая сетка, отступы, радиусы скругления и адаптивные контрольные точки (*Breakpoints*).</w:t>
-      </w:r>
-    </w:p>
-    <w:p>
-      <w:pPr>
-        <w:spacing w:line="276" w:lineRule="auto" w:after="60"/>
-        <w:ind w:left="709"/>
-        <w:jc w:val="both"/>
-      </w:pPr>
-      <w:r>
-        <w:rPr>
-          <w:rFonts w:ascii="Times New Roman" w:hAnsi="Times New Roman"/>
-          <w:b/>
-          <w:sz w:val="28"/>
-        </w:rPr>
-        <w:t xml:space="preserve">3. </w:t>
-      </w:r>
-      <w:r>
-        <w:rPr>
-          <w:rFonts w:ascii="Times New Roman" w:hAnsi="Times New Roman"/>
-          <w:sz w:val="28"/>
-        </w:rPr>
-        <w:t>Сформировать комплект отчетной документации (Markdown, DOCX, PDF).</w:t>
-      </w:r>
-    </w:p>
-    <w:p>
-      <w:pPr>
-        <w:spacing w:before="240" w:after="120"/>
-        <w:jc w:val="left"/>
-      </w:pPr>
-      <w:r>
-        <w:rPr>
-          <w:rFonts w:ascii="Times New Roman" w:hAnsi="Times New Roman"/>
-          <w:b/>
-          <w:sz w:val="28"/>
-        </w:rPr>
-        <w:t>2. Разработка шаблона дизайна портала</w:t>
-      </w:r>
-    </w:p>
-    <w:p>
-      <w:pPr>
-        <w:spacing w:before="160" w:after="80"/>
-        <w:jc w:val="left"/>
-      </w:pPr>
-      <w:r>
-        <w:rPr>
-          <w:rFonts w:ascii="Times New Roman" w:hAnsi="Times New Roman"/>
-          <w:b/>
-          <w:sz w:val="26"/>
-        </w:rPr>
-        <w:t>2.1. Блочная разметка страницы (Page Layout &amp; Wireframe)</w:t>
+        <w:t>Шаблон включает заголовочную часть с названием университета, боковое меню, основную область страницы и нижнюю часть страницы. Используются светлый фон рабочей области, тёмная навигация, синие ссылки и таблицы с разделителями.</w:t>
       </w:r>
     </w:p>
     <w:p>
@@ -509,7 +153,7 @@
           <w:rFonts w:ascii="Times New Roman" w:hAnsi="Times New Roman"/>
           <w:sz w:val="28"/>
         </w:rPr>
-        <w:t>Шаблон дизайна портала построен на базе адаптивной сеточной структуры с фиксированной левой навигационной панелью (*Sticky Sidebar*) и гибкой рабочей областью (*Fluid 12-Column Grid Container*).</w:t>
+        <w:t>Шрифты и отступы заданы в общем CSS блока `portal/index.php`. Интерфейс имеет адаптивное правило для небольших экранов.</w:t>
       </w:r>
     </w:p>
     <w:p>
@@ -563,483 +207,7 @@
           <w:i/>
           <w:sz w:val="24"/>
         </w:rPr>
-        <w:t>Рисунок 1 — Каркас и разметка шаблона дизайна</w:t>
-      </w:r>
-    </w:p>
-    <w:p>
-      <w:pPr>
-        <w:spacing w:line="276" w:lineRule="auto" w:after="120"/>
-        <w:ind w:firstLine="709"/>
-        <w:jc w:val="both"/>
-      </w:pPr>
-      <w:r>
-        <w:rPr>
-          <w:rFonts w:ascii="Times New Roman" w:hAnsi="Times New Roman"/>
-          <w:sz w:val="28"/>
-        </w:rPr>
-        <w:t>Структура шаблона включает 4 фундаментальные функциональные зоны:</w:t>
-      </w:r>
-    </w:p>
-    <w:p>
-      <w:pPr>
-        <w:spacing w:line="276" w:lineRule="auto" w:after="60"/>
-        <w:ind w:left="709"/>
-        <w:jc w:val="both"/>
-      </w:pPr>
-      <w:r>
-        <w:rPr>
-          <w:rFonts w:ascii="Times New Roman" w:hAnsi="Times New Roman"/>
-          <w:b/>
-          <w:sz w:val="28"/>
-        </w:rPr>
-        <w:t xml:space="preserve">1. </w:t>
-      </w:r>
-      <w:r>
-        <w:rPr>
-          <w:rFonts w:ascii="Times New Roman" w:hAnsi="Times New Roman"/>
-          <w:sz w:val="28"/>
-        </w:rPr>
-      </w:r>
-      <w:r>
-        <w:rPr>
-          <w:rFonts w:ascii="Times New Roman" w:hAnsi="Times New Roman"/>
-          <w:b/>
-          <w:sz w:val="28"/>
-        </w:rPr>
-        <w:t>Заголовочная часть (Header / Topbar, высота 64px):</w:t>
-      </w:r>
-      <w:r>
-        <w:rPr>
-          <w:rFonts w:ascii="Times New Roman" w:hAnsi="Times New Roman"/>
-          <w:sz w:val="28"/>
-        </w:rPr>
-      </w:r>
-    </w:p>
-    <w:p>
-      <w:pPr>
-        <w:spacing w:line="276" w:lineRule="auto" w:after="60"/>
-        <w:ind w:left="1134"/>
-        <w:jc w:val="both"/>
-      </w:pPr>
-      <w:r>
-        <w:rPr>
-          <w:rFonts w:ascii="Times New Roman" w:hAnsi="Times New Roman"/>
-          <w:b w:val="0"/>
-          <w:sz w:val="28"/>
-        </w:rPr>
-        <w:t xml:space="preserve">• </w:t>
-      </w:r>
-      <w:r>
-        <w:rPr>
-          <w:rFonts w:ascii="Times New Roman" w:hAnsi="Times New Roman"/>
-          <w:sz w:val="28"/>
-        </w:rPr>
-        <w:t>Брендинг и идентификатор системы: корпоративный логотип университета и текстовый дескриптор «Центр АНОК».</w:t>
-      </w:r>
-    </w:p>
-    <w:p>
-      <w:pPr>
-        <w:spacing w:line="276" w:lineRule="auto" w:after="60"/>
-        <w:ind w:left="1134"/>
-        <w:jc w:val="both"/>
-      </w:pPr>
-      <w:r>
-        <w:rPr>
-          <w:rFonts w:ascii="Times New Roman" w:hAnsi="Times New Roman"/>
-          <w:b w:val="0"/>
-          <w:sz w:val="28"/>
-        </w:rPr>
-        <w:t xml:space="preserve">• </w:t>
-      </w:r>
-      <w:r>
-        <w:rPr>
-          <w:rFonts w:ascii="Times New Roman" w:hAnsi="Times New Roman"/>
-          <w:sz w:val="28"/>
-        </w:rPr>
-        <w:t>Глобальная поисковая строка (*Global Search*): живой автокомплит с фильтрацией по учебным планам, дисциплинам, кафедрам и шифрам ФГОС.</w:t>
-      </w:r>
-    </w:p>
-    <w:p>
-      <w:pPr>
-        <w:spacing w:line="276" w:lineRule="auto" w:after="60"/>
-        <w:ind w:left="1134"/>
-        <w:jc w:val="both"/>
-      </w:pPr>
-      <w:r>
-        <w:rPr>
-          <w:rFonts w:ascii="Times New Roman" w:hAnsi="Times New Roman"/>
-          <w:b w:val="0"/>
-          <w:sz w:val="28"/>
-        </w:rPr>
-        <w:t xml:space="preserve">• </w:t>
-      </w:r>
-      <w:r>
-        <w:rPr>
-          <w:rFonts w:ascii="Times New Roman" w:hAnsi="Times New Roman"/>
-          <w:sz w:val="28"/>
-        </w:rPr>
-        <w:t>Индикатор системных уведомлений и активных задач (*Notification Center*): подсчет документов, требующих визирования текущим пользователем.</w:t>
-      </w:r>
-    </w:p>
-    <w:p>
-      <w:pPr>
-        <w:spacing w:line="276" w:lineRule="auto" w:after="60"/>
-        <w:ind w:left="1134"/>
-        <w:jc w:val="both"/>
-      </w:pPr>
-      <w:r>
-        <w:rPr>
-          <w:rFonts w:ascii="Times New Roman" w:hAnsi="Times New Roman"/>
-          <w:b w:val="0"/>
-          <w:sz w:val="28"/>
-        </w:rPr>
-        <w:t xml:space="preserve">• </w:t>
-      </w:r>
-      <w:r>
-        <w:rPr>
-          <w:rFonts w:ascii="Times New Roman" w:hAnsi="Times New Roman"/>
-          <w:sz w:val="28"/>
-        </w:rPr>
-        <w:t>Профиль пользователя (*User Profile Badge*): ФИО, активная должность и роль в системе управления доступом (RBAC).</w:t>
-      </w:r>
-    </w:p>
-    <w:p>
-      <w:pPr>
-        <w:spacing w:line="276" w:lineRule="auto" w:after="60"/>
-        <w:ind w:left="709"/>
-        <w:jc w:val="both"/>
-      </w:pPr>
-      <w:r>
-        <w:rPr>
-          <w:rFonts w:ascii="Times New Roman" w:hAnsi="Times New Roman"/>
-          <w:b/>
-          <w:sz w:val="28"/>
-        </w:rPr>
-        <w:t xml:space="preserve">2. </w:t>
-      </w:r>
-      <w:r>
-        <w:rPr>
-          <w:rFonts w:ascii="Times New Roman" w:hAnsi="Times New Roman"/>
-          <w:sz w:val="28"/>
-        </w:rPr>
-      </w:r>
-      <w:r>
-        <w:rPr>
-          <w:rFonts w:ascii="Times New Roman" w:hAnsi="Times New Roman"/>
-          <w:b/>
-          <w:sz w:val="28"/>
-        </w:rPr>
-        <w:t>Навигационная панель (Sidebar Navigation, ширина 260px):</w:t>
-      </w:r>
-      <w:r>
-        <w:rPr>
-          <w:rFonts w:ascii="Times New Roman" w:hAnsi="Times New Roman"/>
-          <w:sz w:val="28"/>
-        </w:rPr>
-      </w:r>
-    </w:p>
-    <w:p>
-      <w:pPr>
-        <w:spacing w:line="276" w:lineRule="auto" w:after="60"/>
-        <w:ind w:left="1134"/>
-        <w:jc w:val="both"/>
-      </w:pPr>
-      <w:r>
-        <w:rPr>
-          <w:rFonts w:ascii="Times New Roman" w:hAnsi="Times New Roman"/>
-          <w:b w:val="0"/>
-          <w:sz w:val="28"/>
-        </w:rPr>
-        <w:t xml:space="preserve">• </w:t>
-      </w:r>
-      <w:r>
-        <w:rPr>
-          <w:rFonts w:ascii="Times New Roman" w:hAnsi="Times New Roman"/>
-          <w:sz w:val="28"/>
-        </w:rPr>
-        <w:t>Темная контрастная поверхность (`#0F172A`) для снижения зрительной утомляемости операторов.</w:t>
-      </w:r>
-    </w:p>
-    <w:p>
-      <w:pPr>
-        <w:spacing w:line="276" w:lineRule="auto" w:after="60"/>
-        <w:ind w:left="1134"/>
-        <w:jc w:val="both"/>
-      </w:pPr>
-      <w:r>
-        <w:rPr>
-          <w:rFonts w:ascii="Times New Roman" w:hAnsi="Times New Roman"/>
-          <w:b w:val="0"/>
-          <w:sz w:val="28"/>
-        </w:rPr>
-        <w:t xml:space="preserve">• </w:t>
-      </w:r>
-      <w:r>
-        <w:rPr>
-          <w:rFonts w:ascii="Times New Roman" w:hAnsi="Times New Roman"/>
-          <w:sz w:val="28"/>
-        </w:rPr>
-        <w:t>Двухуровневое аккордеонное меню с акцентной подсветкой активного раздела (`#1D4ED8`).</w:t>
-      </w:r>
-    </w:p>
-    <w:p>
-      <w:pPr>
-        <w:spacing w:line="276" w:lineRule="auto" w:after="60"/>
-        <w:ind w:left="1134"/>
-        <w:jc w:val="both"/>
-      </w:pPr>
-      <w:r>
-        <w:rPr>
-          <w:rFonts w:ascii="Times New Roman" w:hAnsi="Times New Roman"/>
-          <w:b w:val="0"/>
-          <w:sz w:val="28"/>
-        </w:rPr>
-        <w:t xml:space="preserve">• </w:t>
-      </w:r>
-      <w:r>
-        <w:rPr>
-          <w:rFonts w:ascii="Times New Roman" w:hAnsi="Times New Roman"/>
-          <w:sz w:val="28"/>
-        </w:rPr>
-        <w:t>Разделы: Сводная панель, Реестр УП, Экспертиза ФГОС, Маршруты ЭЦП, Служебные записки, Каталог УП, Справочники, Администрирование.</w:t>
-      </w:r>
-    </w:p>
-    <w:p>
-      <w:pPr>
-        <w:spacing w:line="276" w:lineRule="auto" w:after="60"/>
-        <w:ind w:left="709"/>
-        <w:jc w:val="both"/>
-      </w:pPr>
-      <w:r>
-        <w:rPr>
-          <w:rFonts w:ascii="Times New Roman" w:hAnsi="Times New Roman"/>
-          <w:b/>
-          <w:sz w:val="28"/>
-        </w:rPr>
-        <w:t xml:space="preserve">3. </w:t>
-      </w:r>
-      <w:r>
-        <w:rPr>
-          <w:rFonts w:ascii="Times New Roman" w:hAnsi="Times New Roman"/>
-          <w:sz w:val="28"/>
-        </w:rPr>
-      </w:r>
-      <w:r>
-        <w:rPr>
-          <w:rFonts w:ascii="Times New Roman" w:hAnsi="Times New Roman"/>
-          <w:b/>
-          <w:sz w:val="28"/>
-        </w:rPr>
-        <w:t>Основная содержательная область (Main Content Area):</w:t>
-      </w:r>
-      <w:r>
-        <w:rPr>
-          <w:rFonts w:ascii="Times New Roman" w:hAnsi="Times New Roman"/>
-          <w:sz w:val="28"/>
-        </w:rPr>
-      </w:r>
-    </w:p>
-    <w:p>
-      <w:pPr>
-        <w:spacing w:line="276" w:lineRule="auto" w:after="60"/>
-        <w:ind w:left="1134"/>
-        <w:jc w:val="both"/>
-      </w:pPr>
-      <w:r>
-        <w:rPr>
-          <w:rFonts w:ascii="Times New Roman" w:hAnsi="Times New Roman"/>
-          <w:b w:val="0"/>
-          <w:sz w:val="28"/>
-        </w:rPr>
-        <w:t xml:space="preserve">• </w:t>
-      </w:r>
-      <w:r>
-        <w:rPr>
-          <w:rFonts w:ascii="Times New Roman" w:hAnsi="Times New Roman"/>
-          <w:sz w:val="28"/>
-        </w:rPr>
-        <w:t>Навигационная цепочка (*Breadcrumbs*) для ориентации в глубине разделов.</w:t>
-      </w:r>
-    </w:p>
-    <w:p>
-      <w:pPr>
-        <w:spacing w:line="276" w:lineRule="auto" w:after="60"/>
-        <w:ind w:left="1134"/>
-        <w:jc w:val="both"/>
-      </w:pPr>
-      <w:r>
-        <w:rPr>
-          <w:rFonts w:ascii="Times New Roman" w:hAnsi="Times New Roman"/>
-          <w:b w:val="0"/>
-          <w:sz w:val="28"/>
-        </w:rPr>
-        <w:t xml:space="preserve">• </w:t>
-      </w:r>
-      <w:r>
-        <w:rPr>
-          <w:rFonts w:ascii="Times New Roman" w:hAnsi="Times New Roman"/>
-          <w:sz w:val="28"/>
-        </w:rPr>
-        <w:t>Панель заголовка страницы с контекстными кнопками быстрых действий (*Primary Actions*).</w:t>
-      </w:r>
-    </w:p>
-    <w:p>
-      <w:pPr>
-        <w:spacing w:line="276" w:lineRule="auto" w:after="60"/>
-        <w:ind w:left="1134"/>
-        <w:jc w:val="both"/>
-      </w:pPr>
-      <w:r>
-        <w:rPr>
-          <w:rFonts w:ascii="Times New Roman" w:hAnsi="Times New Roman"/>
-          <w:b w:val="0"/>
-          <w:sz w:val="28"/>
-        </w:rPr>
-        <w:t xml:space="preserve">• </w:t>
-      </w:r>
-      <w:r>
-        <w:rPr>
-          <w:rFonts w:ascii="Times New Roman" w:hAnsi="Times New Roman"/>
-          <w:sz w:val="28"/>
-        </w:rPr>
-        <w:t>Аналитические KPI-карточки со сводной статистикой по объекту (трудоемкость ЗЕТ, количество курсов, статус согласования).</w:t>
-      </w:r>
-    </w:p>
-    <w:p>
-      <w:pPr>
-        <w:spacing w:line="276" w:lineRule="auto" w:after="60"/>
-        <w:ind w:left="1134"/>
-        <w:jc w:val="both"/>
-      </w:pPr>
-      <w:r>
-        <w:rPr>
-          <w:rFonts w:ascii="Times New Roman" w:hAnsi="Times New Roman"/>
-          <w:b w:val="0"/>
-          <w:sz w:val="28"/>
-        </w:rPr>
-        <w:t xml:space="preserve">• </w:t>
-      </w:r>
-      <w:r>
-        <w:rPr>
-          <w:rFonts w:ascii="Times New Roman" w:hAnsi="Times New Roman"/>
-          <w:sz w:val="28"/>
-        </w:rPr>
-        <w:t>Интерактивные таблицы данных с постраничной пагинацией, сортировкой, фильтрацией и цветовой подсветкой статусов.</w:t>
-      </w:r>
-    </w:p>
-    <w:p>
-      <w:pPr>
-        <w:spacing w:line="276" w:lineRule="auto" w:after="60"/>
-        <w:ind w:left="709"/>
-        <w:jc w:val="both"/>
-      </w:pPr>
-      <w:r>
-        <w:rPr>
-          <w:rFonts w:ascii="Times New Roman" w:hAnsi="Times New Roman"/>
-          <w:b/>
-          <w:sz w:val="28"/>
-        </w:rPr>
-        <w:t xml:space="preserve">4. </w:t>
-      </w:r>
-      <w:r>
-        <w:rPr>
-          <w:rFonts w:ascii="Times New Roman" w:hAnsi="Times New Roman"/>
-          <w:sz w:val="28"/>
-        </w:rPr>
-      </w:r>
-      <w:r>
-        <w:rPr>
-          <w:rFonts w:ascii="Times New Roman" w:hAnsi="Times New Roman"/>
-          <w:b/>
-          <w:sz w:val="28"/>
-        </w:rPr>
-        <w:t>Нижняя часть (Footer, высота 48px):</w:t>
-      </w:r>
-      <w:r>
-        <w:rPr>
-          <w:rFonts w:ascii="Times New Roman" w:hAnsi="Times New Roman"/>
-          <w:sz w:val="28"/>
-        </w:rPr>
-      </w:r>
-    </w:p>
-    <w:p>
-      <w:pPr>
-        <w:spacing w:line="276" w:lineRule="auto" w:after="60"/>
-        <w:ind w:left="1134"/>
-        <w:jc w:val="both"/>
-      </w:pPr>
-      <w:r>
-        <w:rPr>
-          <w:rFonts w:ascii="Times New Roman" w:hAnsi="Times New Roman"/>
-          <w:b w:val="0"/>
-          <w:sz w:val="28"/>
-        </w:rPr>
-        <w:t xml:space="preserve">• </w:t>
-      </w:r>
-      <w:r>
-        <w:rPr>
-          <w:rFonts w:ascii="Times New Roman" w:hAnsi="Times New Roman"/>
-          <w:sz w:val="28"/>
-        </w:rPr>
-        <w:t>Копирайт университета и подразделения АНОК.</w:t>
-      </w:r>
-    </w:p>
-    <w:p>
-      <w:pPr>
-        <w:spacing w:line="276" w:lineRule="auto" w:after="60"/>
-        <w:ind w:left="1134"/>
-        <w:jc w:val="both"/>
-      </w:pPr>
-      <w:r>
-        <w:rPr>
-          <w:rFonts w:ascii="Times New Roman" w:hAnsi="Times New Roman"/>
-          <w:b w:val="0"/>
-          <w:sz w:val="28"/>
-        </w:rPr>
-        <w:t xml:space="preserve">• </w:t>
-      </w:r>
-      <w:r>
-        <w:rPr>
-          <w:rFonts w:ascii="Times New Roman" w:hAnsi="Times New Roman"/>
-          <w:sz w:val="28"/>
-        </w:rPr>
-        <w:t>Версия программного обеспечения (`v2.4.0 Enterprise`).</w:t>
-      </w:r>
-    </w:p>
-    <w:p>
-      <w:pPr>
-        <w:spacing w:line="276" w:lineRule="auto" w:after="60"/>
-        <w:ind w:left="1134"/>
-        <w:jc w:val="both"/>
-      </w:pPr>
-      <w:r>
-        <w:rPr>
-          <w:rFonts w:ascii="Times New Roman" w:hAnsi="Times New Roman"/>
-          <w:b w:val="0"/>
-          <w:sz w:val="28"/>
-        </w:rPr>
-        <w:t xml:space="preserve">• </w:t>
-      </w:r>
-      <w:r>
-        <w:rPr>
-          <w:rFonts w:ascii="Times New Roman" w:hAnsi="Times New Roman"/>
-          <w:sz w:val="28"/>
-        </w:rPr>
-        <w:t>Ссылки на нормативно-методические регламенты ФГОС и контактную информацию службы технической поддержки.</w:t>
-      </w:r>
-    </w:p>
-    <w:p>
-      <w:pPr>
-        <w:spacing w:before="160" w:after="80"/>
-        <w:jc w:val="left"/>
-      </w:pPr>
-      <w:r>
-        <w:rPr>
-          <w:rFonts w:ascii="Times New Roman" w:hAnsi="Times New Roman"/>
-          <w:b/>
-          <w:sz w:val="26"/>
-        </w:rPr>
-        <w:t>2.2. Цветовое решение и дизайн-токены (Color System)</w:t>
+        <w:t>Рисунок 1 — Шаблон интерфейса</w:t>
       </w:r>
     </w:p>
     <w:p>
@@ -1093,2834 +261,7 @@
           <w:i/>
           <w:sz w:val="24"/>
         </w:rPr>
-        <w:t>Рисунок 2 — Цветовая палитра и типографика</w:t>
-      </w:r>
-    </w:p>
-    <w:p>
-      <w:pPr>
-        <w:spacing w:line="276" w:lineRule="auto" w:after="120"/>
-        <w:ind w:firstLine="709"/>
-        <w:jc w:val="both"/>
-      </w:pPr>
-      <w:r>
-        <w:rPr>
-          <w:rFonts w:ascii="Times New Roman" w:hAnsi="Times New Roman"/>
-          <w:sz w:val="28"/>
-        </w:rPr>
-        <w:t xml:space="preserve">Цветовая палитра разработана с учетом требований международного стандарта доступности </w:t>
-      </w:r>
-      <w:r>
-        <w:rPr>
-          <w:rFonts w:ascii="Times New Roman" w:hAnsi="Times New Roman"/>
-          <w:b/>
-          <w:sz w:val="28"/>
-        </w:rPr>
-        <w:t>WCAG 2.1 (уровень AAA)</w:t>
-      </w:r>
-      <w:r>
-        <w:rPr>
-          <w:rFonts w:ascii="Times New Roman" w:hAnsi="Times New Roman"/>
-          <w:sz w:val="28"/>
-        </w:rPr>
-        <w:t xml:space="preserve"> с коэффициентом контрастности текста к фону не менее $7:1$.</w:t>
-      </w:r>
-    </w:p>
-    <w:p>
-      <w:pPr>
-        <w:spacing w:before="160" w:after="80"/>
-        <w:ind w:firstLine="709"/>
-        <w:jc w:val="left"/>
-      </w:pPr>
-      <w:r>
-        <w:rPr>
-          <w:rFonts w:ascii="Times New Roman" w:hAnsi="Times New Roman"/>
-          <w:b/>
-          <w:sz w:val="24"/>
-        </w:rPr>
-        <w:t>Таблица 1 — Спецификация данных</w:t>
-      </w:r>
-    </w:p>
-    <w:tbl>
-      <w:tblPr>
-        <w:tblW w:type="auto" w:w="0"/>
-        <w:jc w:val="center"/>
-        <w:tblLook w:firstColumn="1" w:firstRow="1" w:lastColumn="0" w:lastRow="0" w:noHBand="0" w:noVBand="1" w:val="04A0"/>
-        <w:tblBorders>
-          <w:top w:val="single" w:sz="4" w:space="0" w:color="CBD5E1"/>
-          <w:bottom w:val="single" w:sz="4" w:space="0" w:color="CBD5E1"/>
-          <w:insideH w:val="single" w:sz="4" w:space="0" w:color="CBD5E1"/>
-          <w:insideV w:val="single" w:sz="4" w:space="0" w:color="CBD5E1"/>
-          <w:left w:val="single" w:sz="4" w:space="0" w:color="CBD5E1"/>
-          <w:right w:val="single" w:sz="4" w:space="0" w:color="CBD5E1"/>
-        </w:tblBorders>
-      </w:tblPr>
-      <w:tblGrid>
-        <w:gridCol w:w="1871"/>
-        <w:gridCol w:w="1871"/>
-        <w:gridCol w:w="1871"/>
-        <w:gridCol w:w="1871"/>
-        <w:gridCol w:w="1871"/>
-      </w:tblGrid>
-      <w:tr>
-        <w:tc>
-          <w:tcPr>
-            <w:tcW w:type="dxa" w:w="1871"/>
-            <w:tcMar>
-              <w:top w:w="100" w:type="dxa"/>
-              <w:bottom w:w="100" w:type="dxa"/>
-              <w:left w:w="150" w:type="dxa"/>
-              <w:right w:w="150" w:type="dxa"/>
-            </w:tcMar>
-            <w:shd w:fill="E2E8F0"/>
-          </w:tcPr>
-          <w:p>
-            <w:pPr>
-              <w:spacing w:before="40" w:after="40" w:line="252" w:lineRule="auto"/>
-              <w:jc w:val="left"/>
-            </w:pPr>
-            <w:r>
-              <w:rPr>
-                <w:rFonts w:ascii="Times New Roman" w:hAnsi="Times New Roman"/>
-                <w:b/>
-                <w:sz w:val="22"/>
-              </w:rPr>
-              <w:t>Категория</w:t>
-            </w:r>
-          </w:p>
-        </w:tc>
-        <w:tc>
-          <w:tcPr>
-            <w:tcW w:type="dxa" w:w="1871"/>
-            <w:tcMar>
-              <w:top w:w="100" w:type="dxa"/>
-              <w:bottom w:w="100" w:type="dxa"/>
-              <w:left w:w="150" w:type="dxa"/>
-              <w:right w:w="150" w:type="dxa"/>
-            </w:tcMar>
-            <w:shd w:fill="E2E8F0"/>
-          </w:tcPr>
-          <w:p>
-            <w:pPr>
-              <w:spacing w:before="40" w:after="40" w:line="252" w:lineRule="auto"/>
-              <w:jc w:val="left"/>
-            </w:pPr>
-            <w:r>
-              <w:rPr>
-                <w:rFonts w:ascii="Times New Roman" w:hAnsi="Times New Roman"/>
-                <w:b/>
-                <w:sz w:val="22"/>
-              </w:rPr>
-              <w:t>Токен / Наименование</w:t>
-            </w:r>
-          </w:p>
-        </w:tc>
-        <w:tc>
-          <w:tcPr>
-            <w:tcW w:type="dxa" w:w="1871"/>
-            <w:tcMar>
-              <w:top w:w="100" w:type="dxa"/>
-              <w:bottom w:w="100" w:type="dxa"/>
-              <w:left w:w="150" w:type="dxa"/>
-              <w:right w:w="150" w:type="dxa"/>
-            </w:tcMar>
-            <w:shd w:fill="E2E8F0"/>
-          </w:tcPr>
-          <w:p>
-            <w:pPr>
-              <w:spacing w:before="40" w:after="40" w:line="252" w:lineRule="auto"/>
-              <w:jc w:val="left"/>
-            </w:pPr>
-            <w:r>
-              <w:rPr>
-                <w:rFonts w:ascii="Times New Roman" w:hAnsi="Times New Roman"/>
-                <w:b/>
-                <w:sz w:val="22"/>
-              </w:rPr>
-              <w:t>HEX-код</w:t>
-            </w:r>
-          </w:p>
-        </w:tc>
-        <w:tc>
-          <w:tcPr>
-            <w:tcW w:type="dxa" w:w="1871"/>
-            <w:tcMar>
-              <w:top w:w="100" w:type="dxa"/>
-              <w:bottom w:w="100" w:type="dxa"/>
-              <w:left w:w="150" w:type="dxa"/>
-              <w:right w:w="150" w:type="dxa"/>
-            </w:tcMar>
-            <w:shd w:fill="E2E8F0"/>
-          </w:tcPr>
-          <w:p>
-            <w:pPr>
-              <w:spacing w:before="40" w:after="40" w:line="252" w:lineRule="auto"/>
-              <w:jc w:val="left"/>
-            </w:pPr>
-            <w:r>
-              <w:rPr>
-                <w:rFonts w:ascii="Times New Roman" w:hAnsi="Times New Roman"/>
-                <w:b/>
-                <w:sz w:val="22"/>
-              </w:rPr>
-              <w:t>Образец</w:t>
-            </w:r>
-          </w:p>
-        </w:tc>
-        <w:tc>
-          <w:tcPr>
-            <w:tcW w:type="dxa" w:w="1871"/>
-            <w:tcMar>
-              <w:top w:w="100" w:type="dxa"/>
-              <w:bottom w:w="100" w:type="dxa"/>
-              <w:left w:w="150" w:type="dxa"/>
-              <w:right w:w="150" w:type="dxa"/>
-            </w:tcMar>
-            <w:shd w:fill="E2E8F0"/>
-          </w:tcPr>
-          <w:p>
-            <w:pPr>
-              <w:spacing w:before="40" w:after="40" w:line="252" w:lineRule="auto"/>
-              <w:jc w:val="left"/>
-            </w:pPr>
-            <w:r>
-              <w:rPr>
-                <w:rFonts w:ascii="Times New Roman" w:hAnsi="Times New Roman"/>
-                <w:b/>
-                <w:sz w:val="22"/>
-              </w:rPr>
-              <w:t>Назначение в интерфейсе портала</w:t>
-            </w:r>
-          </w:p>
-        </w:tc>
-      </w:tr>
-      <w:tr>
-        <w:tc>
-          <w:tcPr>
-            <w:tcW w:type="dxa" w:w="1871"/>
-            <w:tcMar>
-              <w:top w:w="100" w:type="dxa"/>
-              <w:bottom w:w="100" w:type="dxa"/>
-              <w:left w:w="150" w:type="dxa"/>
-              <w:right w:w="150" w:type="dxa"/>
-            </w:tcMar>
-          </w:tcPr>
-          <w:p>
-            <w:pPr>
-              <w:spacing w:before="40" w:after="40" w:line="252" w:lineRule="auto"/>
-              <w:jc w:val="left"/>
-            </w:pPr>
-            <w:r>
-              <w:rPr>
-                <w:rFonts w:ascii="Times New Roman" w:hAnsi="Times New Roman"/>
-                <w:sz w:val="22"/>
-              </w:rPr>
-            </w:r>
-            <w:r>
-              <w:rPr>
-                <w:rFonts w:ascii="Times New Roman" w:hAnsi="Times New Roman"/>
-                <w:b/>
-                <w:sz w:val="22"/>
-              </w:rPr>
-              <w:t>Primary</w:t>
-            </w:r>
-            <w:r>
-              <w:rPr>
-                <w:rFonts w:ascii="Times New Roman" w:hAnsi="Times New Roman"/>
-                <w:sz w:val="22"/>
-              </w:rPr>
-            </w:r>
-          </w:p>
-        </w:tc>
-        <w:tc>
-          <w:tcPr>
-            <w:tcW w:type="dxa" w:w="1871"/>
-            <w:tcMar>
-              <w:top w:w="100" w:type="dxa"/>
-              <w:bottom w:w="100" w:type="dxa"/>
-              <w:left w:w="150" w:type="dxa"/>
-              <w:right w:w="150" w:type="dxa"/>
-            </w:tcMar>
-          </w:tcPr>
-          <w:p>
-            <w:pPr>
-              <w:spacing w:before="40" w:after="40" w:line="252" w:lineRule="auto"/>
-              <w:jc w:val="left"/>
-            </w:pPr>
-            <w:r>
-              <w:rPr>
-                <w:rFonts w:ascii="Times New Roman" w:hAnsi="Times New Roman"/>
-                <w:sz w:val="22"/>
-              </w:rPr>
-              <w:t>`color-primary-600`</w:t>
-            </w:r>
-          </w:p>
-        </w:tc>
-        <w:tc>
-          <w:tcPr>
-            <w:tcW w:type="dxa" w:w="1871"/>
-            <w:tcMar>
-              <w:top w:w="100" w:type="dxa"/>
-              <w:bottom w:w="100" w:type="dxa"/>
-              <w:left w:w="150" w:type="dxa"/>
-              <w:right w:w="150" w:type="dxa"/>
-            </w:tcMar>
-          </w:tcPr>
-          <w:p>
-            <w:pPr>
-              <w:spacing w:before="40" w:after="40" w:line="252" w:lineRule="auto"/>
-              <w:jc w:val="left"/>
-            </w:pPr>
-            <w:r>
-              <w:rPr>
-                <w:rFonts w:ascii="Times New Roman" w:hAnsi="Times New Roman"/>
-                <w:sz w:val="22"/>
-              </w:rPr>
-              <w:t>`#1D4ED8`</w:t>
-            </w:r>
-          </w:p>
-        </w:tc>
-        <w:tc>
-          <w:tcPr>
-            <w:tcW w:type="dxa" w:w="1871"/>
-            <w:tcMar>
-              <w:top w:w="100" w:type="dxa"/>
-              <w:bottom w:w="100" w:type="dxa"/>
-              <w:left w:w="150" w:type="dxa"/>
-              <w:right w:w="150" w:type="dxa"/>
-            </w:tcMar>
-          </w:tcPr>
-          <w:p>
-            <w:pPr>
-              <w:spacing w:before="40" w:after="40" w:line="252" w:lineRule="auto"/>
-              <w:jc w:val="left"/>
-            </w:pPr>
-            <w:r>
-              <w:rPr>
-                <w:rFonts w:ascii="Times New Roman" w:hAnsi="Times New Roman"/>
-                <w:sz w:val="22"/>
-              </w:rPr>
-              <w:t>Синий</w:t>
-            </w:r>
-          </w:p>
-        </w:tc>
-        <w:tc>
-          <w:tcPr>
-            <w:tcW w:type="dxa" w:w="1871"/>
-            <w:tcMar>
-              <w:top w:w="100" w:type="dxa"/>
-              <w:bottom w:w="100" w:type="dxa"/>
-              <w:left w:w="150" w:type="dxa"/>
-              <w:right w:w="150" w:type="dxa"/>
-            </w:tcMar>
-          </w:tcPr>
-          <w:p>
-            <w:pPr>
-              <w:spacing w:before="40" w:after="40" w:line="252" w:lineRule="auto"/>
-              <w:jc w:val="left"/>
-            </w:pPr>
-            <w:r>
-              <w:rPr>
-                <w:rFonts w:ascii="Times New Roman" w:hAnsi="Times New Roman"/>
-                <w:sz w:val="22"/>
-              </w:rPr>
-              <w:t>Кнопки ключевых действий, активные пункты меню, ссылки</w:t>
-            </w:r>
-          </w:p>
-        </w:tc>
-      </w:tr>
-      <w:tr>
-        <w:tc>
-          <w:tcPr>
-            <w:tcW w:type="dxa" w:w="1871"/>
-            <w:tcMar>
-              <w:top w:w="100" w:type="dxa"/>
-              <w:bottom w:w="100" w:type="dxa"/>
-              <w:left w:w="150" w:type="dxa"/>
-              <w:right w:w="150" w:type="dxa"/>
-            </w:tcMar>
-          </w:tcPr>
-          <w:p>
-            <w:pPr>
-              <w:spacing w:before="40" w:after="40" w:line="252" w:lineRule="auto"/>
-              <w:jc w:val="left"/>
-            </w:pPr>
-            <w:r>
-              <w:rPr>
-                <w:rFonts w:ascii="Times New Roman" w:hAnsi="Times New Roman"/>
-                <w:sz w:val="22"/>
-              </w:rPr>
-            </w:r>
-            <w:r>
-              <w:rPr>
-                <w:rFonts w:ascii="Times New Roman" w:hAnsi="Times New Roman"/>
-                <w:b/>
-                <w:sz w:val="22"/>
-              </w:rPr>
-              <w:t>Brand</w:t>
-            </w:r>
-            <w:r>
-              <w:rPr>
-                <w:rFonts w:ascii="Times New Roman" w:hAnsi="Times New Roman"/>
-                <w:sz w:val="22"/>
-              </w:rPr>
-            </w:r>
-          </w:p>
-        </w:tc>
-        <w:tc>
-          <w:tcPr>
-            <w:tcW w:type="dxa" w:w="1871"/>
-            <w:tcMar>
-              <w:top w:w="100" w:type="dxa"/>
-              <w:bottom w:w="100" w:type="dxa"/>
-              <w:left w:w="150" w:type="dxa"/>
-              <w:right w:w="150" w:type="dxa"/>
-            </w:tcMar>
-          </w:tcPr>
-          <w:p>
-            <w:pPr>
-              <w:spacing w:before="40" w:after="40" w:line="252" w:lineRule="auto"/>
-              <w:jc w:val="left"/>
-            </w:pPr>
-            <w:r>
-              <w:rPr>
-                <w:rFonts w:ascii="Times New Roman" w:hAnsi="Times New Roman"/>
-                <w:sz w:val="22"/>
-              </w:rPr>
-              <w:t>`color-brand-500`</w:t>
-            </w:r>
-          </w:p>
-        </w:tc>
-        <w:tc>
-          <w:tcPr>
-            <w:tcW w:type="dxa" w:w="1871"/>
-            <w:tcMar>
-              <w:top w:w="100" w:type="dxa"/>
-              <w:bottom w:w="100" w:type="dxa"/>
-              <w:left w:w="150" w:type="dxa"/>
-              <w:right w:w="150" w:type="dxa"/>
-            </w:tcMar>
-          </w:tcPr>
-          <w:p>
-            <w:pPr>
-              <w:spacing w:before="40" w:after="40" w:line="252" w:lineRule="auto"/>
-              <w:jc w:val="left"/>
-            </w:pPr>
-            <w:r>
-              <w:rPr>
-                <w:rFonts w:ascii="Times New Roman" w:hAnsi="Times New Roman"/>
-                <w:sz w:val="22"/>
-              </w:rPr>
-              <w:t>`#2563EB`</w:t>
-            </w:r>
-          </w:p>
-        </w:tc>
-        <w:tc>
-          <w:tcPr>
-            <w:tcW w:type="dxa" w:w="1871"/>
-            <w:tcMar>
-              <w:top w:w="100" w:type="dxa"/>
-              <w:bottom w:w="100" w:type="dxa"/>
-              <w:left w:w="150" w:type="dxa"/>
-              <w:right w:w="150" w:type="dxa"/>
-            </w:tcMar>
-          </w:tcPr>
-          <w:p>
-            <w:pPr>
-              <w:spacing w:before="40" w:after="40" w:line="252" w:lineRule="auto"/>
-              <w:jc w:val="left"/>
-            </w:pPr>
-            <w:r>
-              <w:rPr>
-                <w:rFonts w:ascii="Times New Roman" w:hAnsi="Times New Roman"/>
-                <w:sz w:val="22"/>
-              </w:rPr>
-              <w:t>Ярко-синий</w:t>
-            </w:r>
-          </w:p>
-        </w:tc>
-        <w:tc>
-          <w:tcPr>
-            <w:tcW w:type="dxa" w:w="1871"/>
-            <w:tcMar>
-              <w:top w:w="100" w:type="dxa"/>
-              <w:bottom w:w="100" w:type="dxa"/>
-              <w:left w:w="150" w:type="dxa"/>
-              <w:right w:w="150" w:type="dxa"/>
-            </w:tcMar>
-          </w:tcPr>
-          <w:p>
-            <w:pPr>
-              <w:spacing w:before="40" w:after="40" w:line="252" w:lineRule="auto"/>
-              <w:jc w:val="left"/>
-            </w:pPr>
-            <w:r>
-              <w:rPr>
-                <w:rFonts w:ascii="Times New Roman" w:hAnsi="Times New Roman"/>
-                <w:sz w:val="22"/>
-              </w:rPr>
-              <w:t>Логотип, заголовки информационных блоков, фокусные рамки</w:t>
-            </w:r>
-          </w:p>
-        </w:tc>
-      </w:tr>
-      <w:tr>
-        <w:tc>
-          <w:tcPr>
-            <w:tcW w:type="dxa" w:w="1871"/>
-            <w:tcMar>
-              <w:top w:w="100" w:type="dxa"/>
-              <w:bottom w:w="100" w:type="dxa"/>
-              <w:left w:w="150" w:type="dxa"/>
-              <w:right w:w="150" w:type="dxa"/>
-            </w:tcMar>
-          </w:tcPr>
-          <w:p>
-            <w:pPr>
-              <w:spacing w:before="40" w:after="40" w:line="252" w:lineRule="auto"/>
-              <w:jc w:val="left"/>
-            </w:pPr>
-            <w:r>
-              <w:rPr>
-                <w:rFonts w:ascii="Times New Roman" w:hAnsi="Times New Roman"/>
-                <w:sz w:val="22"/>
-              </w:rPr>
-            </w:r>
-            <w:r>
-              <w:rPr>
-                <w:rFonts w:ascii="Times New Roman" w:hAnsi="Times New Roman"/>
-                <w:b/>
-                <w:sz w:val="22"/>
-              </w:rPr>
-              <w:t>Dark / UI</w:t>
-            </w:r>
-            <w:r>
-              <w:rPr>
-                <w:rFonts w:ascii="Times New Roman" w:hAnsi="Times New Roman"/>
-                <w:sz w:val="22"/>
-              </w:rPr>
-            </w:r>
-          </w:p>
-        </w:tc>
-        <w:tc>
-          <w:tcPr>
-            <w:tcW w:type="dxa" w:w="1871"/>
-            <w:tcMar>
-              <w:top w:w="100" w:type="dxa"/>
-              <w:bottom w:w="100" w:type="dxa"/>
-              <w:left w:w="150" w:type="dxa"/>
-              <w:right w:w="150" w:type="dxa"/>
-            </w:tcMar>
-          </w:tcPr>
-          <w:p>
-            <w:pPr>
-              <w:spacing w:before="40" w:after="40" w:line="252" w:lineRule="auto"/>
-              <w:jc w:val="left"/>
-            </w:pPr>
-            <w:r>
-              <w:rPr>
-                <w:rFonts w:ascii="Times New Roman" w:hAnsi="Times New Roman"/>
-                <w:sz w:val="22"/>
-              </w:rPr>
-              <w:t>`color-navy-900`</w:t>
-            </w:r>
-          </w:p>
-        </w:tc>
-        <w:tc>
-          <w:tcPr>
-            <w:tcW w:type="dxa" w:w="1871"/>
-            <w:tcMar>
-              <w:top w:w="100" w:type="dxa"/>
-              <w:bottom w:w="100" w:type="dxa"/>
-              <w:left w:w="150" w:type="dxa"/>
-              <w:right w:w="150" w:type="dxa"/>
-            </w:tcMar>
-          </w:tcPr>
-          <w:p>
-            <w:pPr>
-              <w:spacing w:before="40" w:after="40" w:line="252" w:lineRule="auto"/>
-              <w:jc w:val="left"/>
-            </w:pPr>
-            <w:r>
-              <w:rPr>
-                <w:rFonts w:ascii="Times New Roman" w:hAnsi="Times New Roman"/>
-                <w:sz w:val="22"/>
-              </w:rPr>
-              <w:t>`#0F172A`</w:t>
-            </w:r>
-          </w:p>
-        </w:tc>
-        <w:tc>
-          <w:tcPr>
-            <w:tcW w:type="dxa" w:w="1871"/>
-            <w:tcMar>
-              <w:top w:w="100" w:type="dxa"/>
-              <w:bottom w:w="100" w:type="dxa"/>
-              <w:left w:w="150" w:type="dxa"/>
-              <w:right w:w="150" w:type="dxa"/>
-            </w:tcMar>
-          </w:tcPr>
-          <w:p>
-            <w:pPr>
-              <w:spacing w:before="40" w:after="40" w:line="252" w:lineRule="auto"/>
-              <w:jc w:val="left"/>
-            </w:pPr>
-            <w:r>
-              <w:rPr>
-                <w:rFonts w:ascii="Times New Roman" w:hAnsi="Times New Roman"/>
-                <w:sz w:val="22"/>
-              </w:rPr>
-              <w:t>Глубокий синий</w:t>
-            </w:r>
-          </w:p>
-        </w:tc>
-        <w:tc>
-          <w:tcPr>
-            <w:tcW w:type="dxa" w:w="1871"/>
-            <w:tcMar>
-              <w:top w:w="100" w:type="dxa"/>
-              <w:bottom w:w="100" w:type="dxa"/>
-              <w:left w:w="150" w:type="dxa"/>
-              <w:right w:w="150" w:type="dxa"/>
-            </w:tcMar>
-          </w:tcPr>
-          <w:p>
-            <w:pPr>
-              <w:spacing w:before="40" w:after="40" w:line="252" w:lineRule="auto"/>
-              <w:jc w:val="left"/>
-            </w:pPr>
-            <w:r>
-              <w:rPr>
-                <w:rFonts w:ascii="Times New Roman" w:hAnsi="Times New Roman"/>
-                <w:sz w:val="22"/>
-              </w:rPr>
-              <w:t>Фон бокового меню (Sidebar), подвал (Footer), темные плашки</w:t>
-            </w:r>
-          </w:p>
-        </w:tc>
-      </w:tr>
-      <w:tr>
-        <w:tc>
-          <w:tcPr>
-            <w:tcW w:type="dxa" w:w="1871"/>
-            <w:tcMar>
-              <w:top w:w="100" w:type="dxa"/>
-              <w:bottom w:w="100" w:type="dxa"/>
-              <w:left w:w="150" w:type="dxa"/>
-              <w:right w:w="150" w:type="dxa"/>
-            </w:tcMar>
-          </w:tcPr>
-          <w:p>
-            <w:pPr>
-              <w:spacing w:before="40" w:after="40" w:line="252" w:lineRule="auto"/>
-              <w:jc w:val="left"/>
-            </w:pPr>
-            <w:r>
-              <w:rPr>
-                <w:rFonts w:ascii="Times New Roman" w:hAnsi="Times New Roman"/>
-                <w:sz w:val="22"/>
-              </w:rPr>
-            </w:r>
-            <w:r>
-              <w:rPr>
-                <w:rFonts w:ascii="Times New Roman" w:hAnsi="Times New Roman"/>
-                <w:b/>
-                <w:sz w:val="22"/>
-              </w:rPr>
-              <w:t>Header</w:t>
-            </w:r>
-            <w:r>
-              <w:rPr>
-                <w:rFonts w:ascii="Times New Roman" w:hAnsi="Times New Roman"/>
-                <w:sz w:val="22"/>
-              </w:rPr>
-            </w:r>
-          </w:p>
-        </w:tc>
-        <w:tc>
-          <w:tcPr>
-            <w:tcW w:type="dxa" w:w="1871"/>
-            <w:tcMar>
-              <w:top w:w="100" w:type="dxa"/>
-              <w:bottom w:w="100" w:type="dxa"/>
-              <w:left w:w="150" w:type="dxa"/>
-              <w:right w:w="150" w:type="dxa"/>
-            </w:tcMar>
-          </w:tcPr>
-          <w:p>
-            <w:pPr>
-              <w:spacing w:before="40" w:after="40" w:line="252" w:lineRule="auto"/>
-              <w:jc w:val="left"/>
-            </w:pPr>
-            <w:r>
-              <w:rPr>
-                <w:rFonts w:ascii="Times New Roman" w:hAnsi="Times New Roman"/>
-                <w:sz w:val="22"/>
-              </w:rPr>
-              <w:t>`color-slate-800`</w:t>
-            </w:r>
-          </w:p>
-        </w:tc>
-        <w:tc>
-          <w:tcPr>
-            <w:tcW w:type="dxa" w:w="1871"/>
-            <w:tcMar>
-              <w:top w:w="100" w:type="dxa"/>
-              <w:bottom w:w="100" w:type="dxa"/>
-              <w:left w:w="150" w:type="dxa"/>
-              <w:right w:w="150" w:type="dxa"/>
-            </w:tcMar>
-          </w:tcPr>
-          <w:p>
-            <w:pPr>
-              <w:spacing w:before="40" w:after="40" w:line="252" w:lineRule="auto"/>
-              <w:jc w:val="left"/>
-            </w:pPr>
-            <w:r>
-              <w:rPr>
-                <w:rFonts w:ascii="Times New Roman" w:hAnsi="Times New Roman"/>
-                <w:sz w:val="22"/>
-              </w:rPr>
-              <w:t>`#1E293B`</w:t>
-            </w:r>
-          </w:p>
-        </w:tc>
-        <w:tc>
-          <w:tcPr>
-            <w:tcW w:type="dxa" w:w="1871"/>
-            <w:tcMar>
-              <w:top w:w="100" w:type="dxa"/>
-              <w:bottom w:w="100" w:type="dxa"/>
-              <w:left w:w="150" w:type="dxa"/>
-              <w:right w:w="150" w:type="dxa"/>
-            </w:tcMar>
-          </w:tcPr>
-          <w:p>
-            <w:pPr>
-              <w:spacing w:before="40" w:after="40" w:line="252" w:lineRule="auto"/>
-              <w:jc w:val="left"/>
-            </w:pPr>
-            <w:r>
-              <w:rPr>
-                <w:rFonts w:ascii="Times New Roman" w:hAnsi="Times New Roman"/>
-                <w:sz w:val="22"/>
-              </w:rPr>
-              <w:t>Сланец</w:t>
-            </w:r>
-          </w:p>
-        </w:tc>
-        <w:tc>
-          <w:tcPr>
-            <w:tcW w:type="dxa" w:w="1871"/>
-            <w:tcMar>
-              <w:top w:w="100" w:type="dxa"/>
-              <w:bottom w:w="100" w:type="dxa"/>
-              <w:left w:w="150" w:type="dxa"/>
-              <w:right w:w="150" w:type="dxa"/>
-            </w:tcMar>
-          </w:tcPr>
-          <w:p>
-            <w:pPr>
-              <w:spacing w:before="40" w:after="40" w:line="252" w:lineRule="auto"/>
-              <w:jc w:val="left"/>
-            </w:pPr>
-            <w:r>
-              <w:rPr>
-                <w:rFonts w:ascii="Times New Roman" w:hAnsi="Times New Roman"/>
-                <w:sz w:val="22"/>
-              </w:rPr>
-              <w:t>Верхняя заголовочная панель (Topbar)</w:t>
-            </w:r>
-          </w:p>
-        </w:tc>
-      </w:tr>
-      <w:tr>
-        <w:tc>
-          <w:tcPr>
-            <w:tcW w:type="dxa" w:w="1871"/>
-            <w:tcMar>
-              <w:top w:w="100" w:type="dxa"/>
-              <w:bottom w:w="100" w:type="dxa"/>
-              <w:left w:w="150" w:type="dxa"/>
-              <w:right w:w="150" w:type="dxa"/>
-            </w:tcMar>
-          </w:tcPr>
-          <w:p>
-            <w:pPr>
-              <w:spacing w:before="40" w:after="40" w:line="252" w:lineRule="auto"/>
-              <w:jc w:val="left"/>
-            </w:pPr>
-            <w:r>
-              <w:rPr>
-                <w:rFonts w:ascii="Times New Roman" w:hAnsi="Times New Roman"/>
-                <w:sz w:val="22"/>
-              </w:rPr>
-            </w:r>
-            <w:r>
-              <w:rPr>
-                <w:rFonts w:ascii="Times New Roman" w:hAnsi="Times New Roman"/>
-                <w:b/>
-                <w:sz w:val="22"/>
-              </w:rPr>
-              <w:t>Success</w:t>
-            </w:r>
-            <w:r>
-              <w:rPr>
-                <w:rFonts w:ascii="Times New Roman" w:hAnsi="Times New Roman"/>
-                <w:sz w:val="22"/>
-              </w:rPr>
-            </w:r>
-          </w:p>
-        </w:tc>
-        <w:tc>
-          <w:tcPr>
-            <w:tcW w:type="dxa" w:w="1871"/>
-            <w:tcMar>
-              <w:top w:w="100" w:type="dxa"/>
-              <w:bottom w:w="100" w:type="dxa"/>
-              <w:left w:w="150" w:type="dxa"/>
-              <w:right w:w="150" w:type="dxa"/>
-            </w:tcMar>
-          </w:tcPr>
-          <w:p>
-            <w:pPr>
-              <w:spacing w:before="40" w:after="40" w:line="252" w:lineRule="auto"/>
-              <w:jc w:val="left"/>
-            </w:pPr>
-            <w:r>
-              <w:rPr>
-                <w:rFonts w:ascii="Times New Roman" w:hAnsi="Times New Roman"/>
-                <w:sz w:val="22"/>
-              </w:rPr>
-              <w:t>`color-success-600`</w:t>
-            </w:r>
-          </w:p>
-        </w:tc>
-        <w:tc>
-          <w:tcPr>
-            <w:tcW w:type="dxa" w:w="1871"/>
-            <w:tcMar>
-              <w:top w:w="100" w:type="dxa"/>
-              <w:bottom w:w="100" w:type="dxa"/>
-              <w:left w:w="150" w:type="dxa"/>
-              <w:right w:w="150" w:type="dxa"/>
-            </w:tcMar>
-          </w:tcPr>
-          <w:p>
-            <w:pPr>
-              <w:spacing w:before="40" w:after="40" w:line="252" w:lineRule="auto"/>
-              <w:jc w:val="left"/>
-            </w:pPr>
-            <w:r>
-              <w:rPr>
-                <w:rFonts w:ascii="Times New Roman" w:hAnsi="Times New Roman"/>
-                <w:sz w:val="22"/>
-              </w:rPr>
-              <w:t>`#16A34A`</w:t>
-            </w:r>
-          </w:p>
-        </w:tc>
-        <w:tc>
-          <w:tcPr>
-            <w:tcW w:type="dxa" w:w="1871"/>
-            <w:tcMar>
-              <w:top w:w="100" w:type="dxa"/>
-              <w:bottom w:w="100" w:type="dxa"/>
-              <w:left w:w="150" w:type="dxa"/>
-              <w:right w:w="150" w:type="dxa"/>
-            </w:tcMar>
-          </w:tcPr>
-          <w:p>
-            <w:pPr>
-              <w:spacing w:before="40" w:after="40" w:line="252" w:lineRule="auto"/>
-              <w:jc w:val="left"/>
-            </w:pPr>
-            <w:r>
-              <w:rPr>
-                <w:rFonts w:ascii="Times New Roman" w:hAnsi="Times New Roman"/>
-                <w:sz w:val="22"/>
-              </w:rPr>
-              <w:t>Зеленый</w:t>
-            </w:r>
-          </w:p>
-        </w:tc>
-        <w:tc>
-          <w:tcPr>
-            <w:tcW w:type="dxa" w:w="1871"/>
-            <w:tcMar>
-              <w:top w:w="100" w:type="dxa"/>
-              <w:bottom w:w="100" w:type="dxa"/>
-              <w:left w:w="150" w:type="dxa"/>
-              <w:right w:w="150" w:type="dxa"/>
-            </w:tcMar>
-          </w:tcPr>
-          <w:p>
-            <w:pPr>
-              <w:spacing w:before="40" w:after="40" w:line="252" w:lineRule="auto"/>
-              <w:jc w:val="left"/>
-            </w:pPr>
-            <w:r>
-              <w:rPr>
-                <w:rFonts w:ascii="Times New Roman" w:hAnsi="Times New Roman"/>
-                <w:sz w:val="22"/>
-              </w:rPr>
-              <w:t>Статусы: «Соответствует ФГОС», «Утвержден», «Подписано ЭЦП»</w:t>
-            </w:r>
-          </w:p>
-        </w:tc>
-      </w:tr>
-      <w:tr>
-        <w:tc>
-          <w:tcPr>
-            <w:tcW w:type="dxa" w:w="1871"/>
-            <w:tcMar>
-              <w:top w:w="100" w:type="dxa"/>
-              <w:bottom w:w="100" w:type="dxa"/>
-              <w:left w:w="150" w:type="dxa"/>
-              <w:right w:w="150" w:type="dxa"/>
-            </w:tcMar>
-          </w:tcPr>
-          <w:p>
-            <w:pPr>
-              <w:spacing w:before="40" w:after="40" w:line="252" w:lineRule="auto"/>
-              <w:jc w:val="left"/>
-            </w:pPr>
-            <w:r>
-              <w:rPr>
-                <w:rFonts w:ascii="Times New Roman" w:hAnsi="Times New Roman"/>
-                <w:sz w:val="22"/>
-              </w:rPr>
-            </w:r>
-            <w:r>
-              <w:rPr>
-                <w:rFonts w:ascii="Times New Roman" w:hAnsi="Times New Roman"/>
-                <w:b/>
-                <w:sz w:val="22"/>
-              </w:rPr>
-              <w:t>Warning</w:t>
-            </w:r>
-            <w:r>
-              <w:rPr>
-                <w:rFonts w:ascii="Times New Roman" w:hAnsi="Times New Roman"/>
-                <w:sz w:val="22"/>
-              </w:rPr>
-            </w:r>
-          </w:p>
-        </w:tc>
-        <w:tc>
-          <w:tcPr>
-            <w:tcW w:type="dxa" w:w="1871"/>
-            <w:tcMar>
-              <w:top w:w="100" w:type="dxa"/>
-              <w:bottom w:w="100" w:type="dxa"/>
-              <w:left w:w="150" w:type="dxa"/>
-              <w:right w:w="150" w:type="dxa"/>
-            </w:tcMar>
-          </w:tcPr>
-          <w:p>
-            <w:pPr>
-              <w:spacing w:before="40" w:after="40" w:line="252" w:lineRule="auto"/>
-              <w:jc w:val="left"/>
-            </w:pPr>
-            <w:r>
-              <w:rPr>
-                <w:rFonts w:ascii="Times New Roman" w:hAnsi="Times New Roman"/>
-                <w:sz w:val="22"/>
-              </w:rPr>
-              <w:t>`color-warning-600`</w:t>
-            </w:r>
-          </w:p>
-        </w:tc>
-        <w:tc>
-          <w:tcPr>
-            <w:tcW w:type="dxa" w:w="1871"/>
-            <w:tcMar>
-              <w:top w:w="100" w:type="dxa"/>
-              <w:bottom w:w="100" w:type="dxa"/>
-              <w:left w:w="150" w:type="dxa"/>
-              <w:right w:w="150" w:type="dxa"/>
-            </w:tcMar>
-          </w:tcPr>
-          <w:p>
-            <w:pPr>
-              <w:spacing w:before="40" w:after="40" w:line="252" w:lineRule="auto"/>
-              <w:jc w:val="left"/>
-            </w:pPr>
-            <w:r>
-              <w:rPr>
-                <w:rFonts w:ascii="Times New Roman" w:hAnsi="Times New Roman"/>
-                <w:sz w:val="22"/>
-              </w:rPr>
-              <w:t>`#D97706`</w:t>
-            </w:r>
-          </w:p>
-        </w:tc>
-        <w:tc>
-          <w:tcPr>
-            <w:tcW w:type="dxa" w:w="1871"/>
-            <w:tcMar>
-              <w:top w:w="100" w:type="dxa"/>
-              <w:bottom w:w="100" w:type="dxa"/>
-              <w:left w:w="150" w:type="dxa"/>
-              <w:right w:w="150" w:type="dxa"/>
-            </w:tcMar>
-          </w:tcPr>
-          <w:p>
-            <w:pPr>
-              <w:spacing w:before="40" w:after="40" w:line="252" w:lineRule="auto"/>
-              <w:jc w:val="left"/>
-            </w:pPr>
-            <w:r>
-              <w:rPr>
-                <w:rFonts w:ascii="Times New Roman" w:hAnsi="Times New Roman"/>
-                <w:sz w:val="22"/>
-              </w:rPr>
-              <w:t>Янтарный</w:t>
-            </w:r>
-          </w:p>
-        </w:tc>
-        <w:tc>
-          <w:tcPr>
-            <w:tcW w:type="dxa" w:w="1871"/>
-            <w:tcMar>
-              <w:top w:w="100" w:type="dxa"/>
-              <w:bottom w:w="100" w:type="dxa"/>
-              <w:left w:w="150" w:type="dxa"/>
-              <w:right w:w="150" w:type="dxa"/>
-            </w:tcMar>
-          </w:tcPr>
-          <w:p>
-            <w:pPr>
-              <w:spacing w:before="40" w:after="40" w:line="252" w:lineRule="auto"/>
-              <w:jc w:val="left"/>
-            </w:pPr>
-            <w:r>
-              <w:rPr>
-                <w:rFonts w:ascii="Times New Roman" w:hAnsi="Times New Roman"/>
-                <w:sz w:val="22"/>
-              </w:rPr>
-              <w:t>Статусы: «На экспертизе АНОК», «На согласовании», «Внимание»</w:t>
-            </w:r>
-          </w:p>
-        </w:tc>
-      </w:tr>
-      <w:tr>
-        <w:tc>
-          <w:tcPr>
-            <w:tcW w:type="dxa" w:w="1871"/>
-            <w:tcMar>
-              <w:top w:w="100" w:type="dxa"/>
-              <w:bottom w:w="100" w:type="dxa"/>
-              <w:left w:w="150" w:type="dxa"/>
-              <w:right w:w="150" w:type="dxa"/>
-            </w:tcMar>
-          </w:tcPr>
-          <w:p>
-            <w:pPr>
-              <w:spacing w:before="40" w:after="40" w:line="252" w:lineRule="auto"/>
-              <w:jc w:val="left"/>
-            </w:pPr>
-            <w:r>
-              <w:rPr>
-                <w:rFonts w:ascii="Times New Roman" w:hAnsi="Times New Roman"/>
-                <w:sz w:val="22"/>
-              </w:rPr>
-            </w:r>
-            <w:r>
-              <w:rPr>
-                <w:rFonts w:ascii="Times New Roman" w:hAnsi="Times New Roman"/>
-                <w:b/>
-                <w:sz w:val="22"/>
-              </w:rPr>
-              <w:t>Danger</w:t>
-            </w:r>
-            <w:r>
-              <w:rPr>
-                <w:rFonts w:ascii="Times New Roman" w:hAnsi="Times New Roman"/>
-                <w:sz w:val="22"/>
-              </w:rPr>
-            </w:r>
-          </w:p>
-        </w:tc>
-        <w:tc>
-          <w:tcPr>
-            <w:tcW w:type="dxa" w:w="1871"/>
-            <w:tcMar>
-              <w:top w:w="100" w:type="dxa"/>
-              <w:bottom w:w="100" w:type="dxa"/>
-              <w:left w:w="150" w:type="dxa"/>
-              <w:right w:w="150" w:type="dxa"/>
-            </w:tcMar>
-          </w:tcPr>
-          <w:p>
-            <w:pPr>
-              <w:spacing w:before="40" w:after="40" w:line="252" w:lineRule="auto"/>
-              <w:jc w:val="left"/>
-            </w:pPr>
-            <w:r>
-              <w:rPr>
-                <w:rFonts w:ascii="Times New Roman" w:hAnsi="Times New Roman"/>
-                <w:sz w:val="22"/>
-              </w:rPr>
-              <w:t>`color-danger-600`</w:t>
-            </w:r>
-          </w:p>
-        </w:tc>
-        <w:tc>
-          <w:tcPr>
-            <w:tcW w:type="dxa" w:w="1871"/>
-            <w:tcMar>
-              <w:top w:w="100" w:type="dxa"/>
-              <w:bottom w:w="100" w:type="dxa"/>
-              <w:left w:w="150" w:type="dxa"/>
-              <w:right w:w="150" w:type="dxa"/>
-            </w:tcMar>
-          </w:tcPr>
-          <w:p>
-            <w:pPr>
-              <w:spacing w:before="40" w:after="40" w:line="252" w:lineRule="auto"/>
-              <w:jc w:val="left"/>
-            </w:pPr>
-            <w:r>
-              <w:rPr>
-                <w:rFonts w:ascii="Times New Roman" w:hAnsi="Times New Roman"/>
-                <w:sz w:val="22"/>
-              </w:rPr>
-              <w:t>`#DC2626`</w:t>
-            </w:r>
-          </w:p>
-        </w:tc>
-        <w:tc>
-          <w:tcPr>
-            <w:tcW w:type="dxa" w:w="1871"/>
-            <w:tcMar>
-              <w:top w:w="100" w:type="dxa"/>
-              <w:bottom w:w="100" w:type="dxa"/>
-              <w:left w:w="150" w:type="dxa"/>
-              <w:right w:w="150" w:type="dxa"/>
-            </w:tcMar>
-          </w:tcPr>
-          <w:p>
-            <w:pPr>
-              <w:spacing w:before="40" w:after="40" w:line="252" w:lineRule="auto"/>
-              <w:jc w:val="left"/>
-            </w:pPr>
-            <w:r>
-              <w:rPr>
-                <w:rFonts w:ascii="Times New Roman" w:hAnsi="Times New Roman"/>
-                <w:sz w:val="22"/>
-              </w:rPr>
-              <w:t>Красный</w:t>
-            </w:r>
-          </w:p>
-        </w:tc>
-        <w:tc>
-          <w:tcPr>
-            <w:tcW w:type="dxa" w:w="1871"/>
-            <w:tcMar>
-              <w:top w:w="100" w:type="dxa"/>
-              <w:bottom w:w="100" w:type="dxa"/>
-              <w:left w:w="150" w:type="dxa"/>
-              <w:right w:w="150" w:type="dxa"/>
-            </w:tcMar>
-          </w:tcPr>
-          <w:p>
-            <w:pPr>
-              <w:spacing w:before="40" w:after="40" w:line="252" w:lineRule="auto"/>
-              <w:jc w:val="left"/>
-            </w:pPr>
-            <w:r>
-              <w:rPr>
-                <w:rFonts w:ascii="Times New Roman" w:hAnsi="Times New Roman"/>
-                <w:sz w:val="22"/>
-              </w:rPr>
-              <w:t>Ошибки проверки ФГОС, «Отклонен», активные служебные записки</w:t>
-            </w:r>
-          </w:p>
-        </w:tc>
-      </w:tr>
-      <w:tr>
-        <w:tc>
-          <w:tcPr>
-            <w:tcW w:type="dxa" w:w="1871"/>
-            <w:tcMar>
-              <w:top w:w="100" w:type="dxa"/>
-              <w:bottom w:w="100" w:type="dxa"/>
-              <w:left w:w="150" w:type="dxa"/>
-              <w:right w:w="150" w:type="dxa"/>
-            </w:tcMar>
-          </w:tcPr>
-          <w:p>
-            <w:pPr>
-              <w:spacing w:before="40" w:after="40" w:line="252" w:lineRule="auto"/>
-              <w:jc w:val="left"/>
-            </w:pPr>
-            <w:r>
-              <w:rPr>
-                <w:rFonts w:ascii="Times New Roman" w:hAnsi="Times New Roman"/>
-                <w:sz w:val="22"/>
-              </w:rPr>
-            </w:r>
-            <w:r>
-              <w:rPr>
-                <w:rFonts w:ascii="Times New Roman" w:hAnsi="Times New Roman"/>
-                <w:b/>
-                <w:sz w:val="22"/>
-              </w:rPr>
-              <w:t>Info</w:t>
-            </w:r>
-            <w:r>
-              <w:rPr>
-                <w:rFonts w:ascii="Times New Roman" w:hAnsi="Times New Roman"/>
-                <w:sz w:val="22"/>
-              </w:rPr>
-            </w:r>
-          </w:p>
-        </w:tc>
-        <w:tc>
-          <w:tcPr>
-            <w:tcW w:type="dxa" w:w="1871"/>
-            <w:tcMar>
-              <w:top w:w="100" w:type="dxa"/>
-              <w:bottom w:w="100" w:type="dxa"/>
-              <w:left w:w="150" w:type="dxa"/>
-              <w:right w:w="150" w:type="dxa"/>
-            </w:tcMar>
-          </w:tcPr>
-          <w:p>
-            <w:pPr>
-              <w:spacing w:before="40" w:after="40" w:line="252" w:lineRule="auto"/>
-              <w:jc w:val="left"/>
-            </w:pPr>
-            <w:r>
-              <w:rPr>
-                <w:rFonts w:ascii="Times New Roman" w:hAnsi="Times New Roman"/>
-                <w:sz w:val="22"/>
-              </w:rPr>
-              <w:t>`color-info-600`</w:t>
-            </w:r>
-          </w:p>
-        </w:tc>
-        <w:tc>
-          <w:tcPr>
-            <w:tcW w:type="dxa" w:w="1871"/>
-            <w:tcMar>
-              <w:top w:w="100" w:type="dxa"/>
-              <w:bottom w:w="100" w:type="dxa"/>
-              <w:left w:w="150" w:type="dxa"/>
-              <w:right w:w="150" w:type="dxa"/>
-            </w:tcMar>
-          </w:tcPr>
-          <w:p>
-            <w:pPr>
-              <w:spacing w:before="40" w:after="40" w:line="252" w:lineRule="auto"/>
-              <w:jc w:val="left"/>
-            </w:pPr>
-            <w:r>
-              <w:rPr>
-                <w:rFonts w:ascii="Times New Roman" w:hAnsi="Times New Roman"/>
-                <w:sz w:val="22"/>
-              </w:rPr>
-              <w:t>`#0284C7`</w:t>
-            </w:r>
-          </w:p>
-        </w:tc>
-        <w:tc>
-          <w:tcPr>
-            <w:tcW w:type="dxa" w:w="1871"/>
-            <w:tcMar>
-              <w:top w:w="100" w:type="dxa"/>
-              <w:bottom w:w="100" w:type="dxa"/>
-              <w:left w:w="150" w:type="dxa"/>
-              <w:right w:w="150" w:type="dxa"/>
-            </w:tcMar>
-          </w:tcPr>
-          <w:p>
-            <w:pPr>
-              <w:spacing w:before="40" w:after="40" w:line="252" w:lineRule="auto"/>
-              <w:jc w:val="left"/>
-            </w:pPr>
-            <w:r>
-              <w:rPr>
-                <w:rFonts w:ascii="Times New Roman" w:hAnsi="Times New Roman"/>
-                <w:sz w:val="22"/>
-              </w:rPr>
-              <w:t>Голубой</w:t>
-            </w:r>
-          </w:p>
-        </w:tc>
-        <w:tc>
-          <w:tcPr>
-            <w:tcW w:type="dxa" w:w="1871"/>
-            <w:tcMar>
-              <w:top w:w="100" w:type="dxa"/>
-              <w:bottom w:w="100" w:type="dxa"/>
-              <w:left w:w="150" w:type="dxa"/>
-              <w:right w:w="150" w:type="dxa"/>
-            </w:tcMar>
-          </w:tcPr>
-          <w:p>
-            <w:pPr>
-              <w:spacing w:before="40" w:after="40" w:line="252" w:lineRule="auto"/>
-              <w:jc w:val="left"/>
-            </w:pPr>
-            <w:r>
-              <w:rPr>
-                <w:rFonts w:ascii="Times New Roman" w:hAnsi="Times New Roman"/>
-                <w:sz w:val="22"/>
-              </w:rPr>
-              <w:t>Проектные статусы, информационные подсказки, теги</w:t>
-            </w:r>
-          </w:p>
-        </w:tc>
-      </w:tr>
-      <w:tr>
-        <w:tc>
-          <w:tcPr>
-            <w:tcW w:type="dxa" w:w="1871"/>
-            <w:tcMar>
-              <w:top w:w="100" w:type="dxa"/>
-              <w:bottom w:w="100" w:type="dxa"/>
-              <w:left w:w="150" w:type="dxa"/>
-              <w:right w:w="150" w:type="dxa"/>
-            </w:tcMar>
-          </w:tcPr>
-          <w:p>
-            <w:pPr>
-              <w:spacing w:before="40" w:after="40" w:line="252" w:lineRule="auto"/>
-              <w:jc w:val="left"/>
-            </w:pPr>
-            <w:r>
-              <w:rPr>
-                <w:rFonts w:ascii="Times New Roman" w:hAnsi="Times New Roman"/>
-                <w:sz w:val="22"/>
-              </w:rPr>
-            </w:r>
-            <w:r>
-              <w:rPr>
-                <w:rFonts w:ascii="Times New Roman" w:hAnsi="Times New Roman"/>
-                <w:b/>
-                <w:sz w:val="22"/>
-              </w:rPr>
-              <w:t>Surface</w:t>
-            </w:r>
-            <w:r>
-              <w:rPr>
-                <w:rFonts w:ascii="Times New Roman" w:hAnsi="Times New Roman"/>
-                <w:sz w:val="22"/>
-              </w:rPr>
-            </w:r>
-          </w:p>
-        </w:tc>
-        <w:tc>
-          <w:tcPr>
-            <w:tcW w:type="dxa" w:w="1871"/>
-            <w:tcMar>
-              <w:top w:w="100" w:type="dxa"/>
-              <w:bottom w:w="100" w:type="dxa"/>
-              <w:left w:w="150" w:type="dxa"/>
-              <w:right w:w="150" w:type="dxa"/>
-            </w:tcMar>
-          </w:tcPr>
-          <w:p>
-            <w:pPr>
-              <w:spacing w:before="40" w:after="40" w:line="252" w:lineRule="auto"/>
-              <w:jc w:val="left"/>
-            </w:pPr>
-            <w:r>
-              <w:rPr>
-                <w:rFonts w:ascii="Times New Roman" w:hAnsi="Times New Roman"/>
-                <w:sz w:val="22"/>
-              </w:rPr>
-              <w:t>`color-bg-app`</w:t>
-            </w:r>
-          </w:p>
-        </w:tc>
-        <w:tc>
-          <w:tcPr>
-            <w:tcW w:type="dxa" w:w="1871"/>
-            <w:tcMar>
-              <w:top w:w="100" w:type="dxa"/>
-              <w:bottom w:w="100" w:type="dxa"/>
-              <w:left w:w="150" w:type="dxa"/>
-              <w:right w:w="150" w:type="dxa"/>
-            </w:tcMar>
-          </w:tcPr>
-          <w:p>
-            <w:pPr>
-              <w:spacing w:before="40" w:after="40" w:line="252" w:lineRule="auto"/>
-              <w:jc w:val="left"/>
-            </w:pPr>
-            <w:r>
-              <w:rPr>
-                <w:rFonts w:ascii="Times New Roman" w:hAnsi="Times New Roman"/>
-                <w:sz w:val="22"/>
-              </w:rPr>
-              <w:t>`#F8FAFC`</w:t>
-            </w:r>
-          </w:p>
-        </w:tc>
-        <w:tc>
-          <w:tcPr>
-            <w:tcW w:type="dxa" w:w="1871"/>
-            <w:tcMar>
-              <w:top w:w="100" w:type="dxa"/>
-              <w:bottom w:w="100" w:type="dxa"/>
-              <w:left w:w="150" w:type="dxa"/>
-              <w:right w:w="150" w:type="dxa"/>
-            </w:tcMar>
-          </w:tcPr>
-          <w:p>
-            <w:pPr>
-              <w:spacing w:before="40" w:after="40" w:line="252" w:lineRule="auto"/>
-              <w:jc w:val="left"/>
-            </w:pPr>
-            <w:r>
-              <w:rPr>
-                <w:rFonts w:ascii="Times New Roman" w:hAnsi="Times New Roman"/>
-                <w:sz w:val="22"/>
-              </w:rPr>
-              <w:t>Светло-серый</w:t>
-            </w:r>
-          </w:p>
-        </w:tc>
-        <w:tc>
-          <w:tcPr>
-            <w:tcW w:type="dxa" w:w="1871"/>
-            <w:tcMar>
-              <w:top w:w="100" w:type="dxa"/>
-              <w:bottom w:w="100" w:type="dxa"/>
-              <w:left w:w="150" w:type="dxa"/>
-              <w:right w:w="150" w:type="dxa"/>
-            </w:tcMar>
-          </w:tcPr>
-          <w:p>
-            <w:pPr>
-              <w:spacing w:before="40" w:after="40" w:line="252" w:lineRule="auto"/>
-              <w:jc w:val="left"/>
-            </w:pPr>
-            <w:r>
-              <w:rPr>
-                <w:rFonts w:ascii="Times New Roman" w:hAnsi="Times New Roman"/>
-                <w:sz w:val="22"/>
-              </w:rPr>
-              <w:t>Основной фон рабочей области приложения</w:t>
-            </w:r>
-          </w:p>
-        </w:tc>
-      </w:tr>
-      <w:tr>
-        <w:tc>
-          <w:tcPr>
-            <w:tcW w:type="dxa" w:w="1871"/>
-            <w:tcMar>
-              <w:top w:w="100" w:type="dxa"/>
-              <w:bottom w:w="100" w:type="dxa"/>
-              <w:left w:w="150" w:type="dxa"/>
-              <w:right w:w="150" w:type="dxa"/>
-            </w:tcMar>
-          </w:tcPr>
-          <w:p>
-            <w:pPr>
-              <w:spacing w:before="40" w:after="40" w:line="252" w:lineRule="auto"/>
-              <w:jc w:val="left"/>
-            </w:pPr>
-            <w:r>
-              <w:rPr>
-                <w:rFonts w:ascii="Times New Roman" w:hAnsi="Times New Roman"/>
-                <w:sz w:val="22"/>
-              </w:rPr>
-            </w:r>
-            <w:r>
-              <w:rPr>
-                <w:rFonts w:ascii="Times New Roman" w:hAnsi="Times New Roman"/>
-                <w:b/>
-                <w:sz w:val="22"/>
-              </w:rPr>
-              <w:t>Card</w:t>
-            </w:r>
-            <w:r>
-              <w:rPr>
-                <w:rFonts w:ascii="Times New Roman" w:hAnsi="Times New Roman"/>
-                <w:sz w:val="22"/>
-              </w:rPr>
-            </w:r>
-          </w:p>
-        </w:tc>
-        <w:tc>
-          <w:tcPr>
-            <w:tcW w:type="dxa" w:w="1871"/>
-            <w:tcMar>
-              <w:top w:w="100" w:type="dxa"/>
-              <w:bottom w:w="100" w:type="dxa"/>
-              <w:left w:w="150" w:type="dxa"/>
-              <w:right w:w="150" w:type="dxa"/>
-            </w:tcMar>
-          </w:tcPr>
-          <w:p>
-            <w:pPr>
-              <w:spacing w:before="40" w:after="40" w:line="252" w:lineRule="auto"/>
-              <w:jc w:val="left"/>
-            </w:pPr>
-            <w:r>
-              <w:rPr>
-                <w:rFonts w:ascii="Times New Roman" w:hAnsi="Times New Roman"/>
-                <w:sz w:val="22"/>
-              </w:rPr>
-              <w:t>`color-surface-white`</w:t>
-            </w:r>
-          </w:p>
-        </w:tc>
-        <w:tc>
-          <w:tcPr>
-            <w:tcW w:type="dxa" w:w="1871"/>
-            <w:tcMar>
-              <w:top w:w="100" w:type="dxa"/>
-              <w:bottom w:w="100" w:type="dxa"/>
-              <w:left w:w="150" w:type="dxa"/>
-              <w:right w:w="150" w:type="dxa"/>
-            </w:tcMar>
-          </w:tcPr>
-          <w:p>
-            <w:pPr>
-              <w:spacing w:before="40" w:after="40" w:line="252" w:lineRule="auto"/>
-              <w:jc w:val="left"/>
-            </w:pPr>
-            <w:r>
-              <w:rPr>
-                <w:rFonts w:ascii="Times New Roman" w:hAnsi="Times New Roman"/>
-                <w:sz w:val="22"/>
-              </w:rPr>
-              <w:t>`#FFFFFF`</w:t>
-            </w:r>
-          </w:p>
-        </w:tc>
-        <w:tc>
-          <w:tcPr>
-            <w:tcW w:type="dxa" w:w="1871"/>
-            <w:tcMar>
-              <w:top w:w="100" w:type="dxa"/>
-              <w:bottom w:w="100" w:type="dxa"/>
-              <w:left w:w="150" w:type="dxa"/>
-              <w:right w:w="150" w:type="dxa"/>
-            </w:tcMar>
-          </w:tcPr>
-          <w:p>
-            <w:pPr>
-              <w:spacing w:before="40" w:after="40" w:line="252" w:lineRule="auto"/>
-              <w:jc w:val="left"/>
-            </w:pPr>
-            <w:r>
-              <w:rPr>
-                <w:rFonts w:ascii="Times New Roman" w:hAnsi="Times New Roman"/>
-                <w:sz w:val="22"/>
-              </w:rPr>
-              <w:t>Белый</w:t>
-            </w:r>
-          </w:p>
-        </w:tc>
-        <w:tc>
-          <w:tcPr>
-            <w:tcW w:type="dxa" w:w="1871"/>
-            <w:tcMar>
-              <w:top w:w="100" w:type="dxa"/>
-              <w:bottom w:w="100" w:type="dxa"/>
-              <w:left w:w="150" w:type="dxa"/>
-              <w:right w:w="150" w:type="dxa"/>
-            </w:tcMar>
-          </w:tcPr>
-          <w:p>
-            <w:pPr>
-              <w:spacing w:before="40" w:after="40" w:line="252" w:lineRule="auto"/>
-              <w:jc w:val="left"/>
-            </w:pPr>
-            <w:r>
-              <w:rPr>
-                <w:rFonts w:ascii="Times New Roman" w:hAnsi="Times New Roman"/>
-                <w:sz w:val="22"/>
-              </w:rPr>
-              <w:t>Фон карточек, модальных окон и таблиц</w:t>
-            </w:r>
-          </w:p>
-        </w:tc>
-      </w:tr>
-      <w:tr>
-        <w:tc>
-          <w:tcPr>
-            <w:tcW w:type="dxa" w:w="1871"/>
-            <w:tcMar>
-              <w:top w:w="100" w:type="dxa"/>
-              <w:bottom w:w="100" w:type="dxa"/>
-              <w:left w:w="150" w:type="dxa"/>
-              <w:right w:w="150" w:type="dxa"/>
-            </w:tcMar>
-          </w:tcPr>
-          <w:p>
-            <w:pPr>
-              <w:spacing w:before="40" w:after="40" w:line="252" w:lineRule="auto"/>
-              <w:jc w:val="left"/>
-            </w:pPr>
-            <w:r>
-              <w:rPr>
-                <w:rFonts w:ascii="Times New Roman" w:hAnsi="Times New Roman"/>
-                <w:sz w:val="22"/>
-              </w:rPr>
-            </w:r>
-            <w:r>
-              <w:rPr>
-                <w:rFonts w:ascii="Times New Roman" w:hAnsi="Times New Roman"/>
-                <w:b/>
-                <w:sz w:val="22"/>
-              </w:rPr>
-              <w:t>Border</w:t>
-            </w:r>
-            <w:r>
-              <w:rPr>
-                <w:rFonts w:ascii="Times New Roman" w:hAnsi="Times New Roman"/>
-                <w:sz w:val="22"/>
-              </w:rPr>
-            </w:r>
-          </w:p>
-        </w:tc>
-        <w:tc>
-          <w:tcPr>
-            <w:tcW w:type="dxa" w:w="1871"/>
-            <w:tcMar>
-              <w:top w:w="100" w:type="dxa"/>
-              <w:bottom w:w="100" w:type="dxa"/>
-              <w:left w:w="150" w:type="dxa"/>
-              <w:right w:w="150" w:type="dxa"/>
-            </w:tcMar>
-          </w:tcPr>
-          <w:p>
-            <w:pPr>
-              <w:spacing w:before="40" w:after="40" w:line="252" w:lineRule="auto"/>
-              <w:jc w:val="left"/>
-            </w:pPr>
-            <w:r>
-              <w:rPr>
-                <w:rFonts w:ascii="Times New Roman" w:hAnsi="Times New Roman"/>
-                <w:sz w:val="22"/>
-              </w:rPr>
-              <w:t>`color-border-subtle`</w:t>
-            </w:r>
-          </w:p>
-        </w:tc>
-        <w:tc>
-          <w:tcPr>
-            <w:tcW w:type="dxa" w:w="1871"/>
-            <w:tcMar>
-              <w:top w:w="100" w:type="dxa"/>
-              <w:bottom w:w="100" w:type="dxa"/>
-              <w:left w:w="150" w:type="dxa"/>
-              <w:right w:w="150" w:type="dxa"/>
-            </w:tcMar>
-          </w:tcPr>
-          <w:p>
-            <w:pPr>
-              <w:spacing w:before="40" w:after="40" w:line="252" w:lineRule="auto"/>
-              <w:jc w:val="left"/>
-            </w:pPr>
-            <w:r>
-              <w:rPr>
-                <w:rFonts w:ascii="Times New Roman" w:hAnsi="Times New Roman"/>
-                <w:sz w:val="22"/>
-              </w:rPr>
-              <w:t>`#E2E8F0`</w:t>
-            </w:r>
-          </w:p>
-        </w:tc>
-        <w:tc>
-          <w:tcPr>
-            <w:tcW w:type="dxa" w:w="1871"/>
-            <w:tcMar>
-              <w:top w:w="100" w:type="dxa"/>
-              <w:bottom w:w="100" w:type="dxa"/>
-              <w:left w:w="150" w:type="dxa"/>
-              <w:right w:w="150" w:type="dxa"/>
-            </w:tcMar>
-          </w:tcPr>
-          <w:p>
-            <w:pPr>
-              <w:spacing w:before="40" w:after="40" w:line="252" w:lineRule="auto"/>
-              <w:jc w:val="left"/>
-            </w:pPr>
-            <w:r>
-              <w:rPr>
-                <w:rFonts w:ascii="Times New Roman" w:hAnsi="Times New Roman"/>
-                <w:sz w:val="22"/>
-              </w:rPr>
-              <w:t>Серый</w:t>
-            </w:r>
-          </w:p>
-        </w:tc>
-        <w:tc>
-          <w:tcPr>
-            <w:tcW w:type="dxa" w:w="1871"/>
-            <w:tcMar>
-              <w:top w:w="100" w:type="dxa"/>
-              <w:bottom w:w="100" w:type="dxa"/>
-              <w:left w:w="150" w:type="dxa"/>
-              <w:right w:w="150" w:type="dxa"/>
-            </w:tcMar>
-          </w:tcPr>
-          <w:p>
-            <w:pPr>
-              <w:spacing w:before="40" w:after="40" w:line="252" w:lineRule="auto"/>
-              <w:jc w:val="left"/>
-            </w:pPr>
-            <w:r>
-              <w:rPr>
-                <w:rFonts w:ascii="Times New Roman" w:hAnsi="Times New Roman"/>
-                <w:sz w:val="22"/>
-              </w:rPr>
-              <w:t>Границы таблиц, полей ввода и карточек</w:t>
-            </w:r>
-          </w:p>
-        </w:tc>
-      </w:tr>
-    </w:tbl>
-    <w:p>
-      <w:pPr>
-        <w:spacing w:after="120"/>
-      </w:pPr>
-    </w:p>
-    <w:p>
-      <w:pPr>
-        <w:spacing w:before="160" w:after="80"/>
-        <w:jc w:val="left"/>
-      </w:pPr>
-      <w:r>
-        <w:rPr>
-          <w:rFonts w:ascii="Times New Roman" w:hAnsi="Times New Roman"/>
-          <w:b/>
-          <w:sz w:val="26"/>
-        </w:rPr>
-        <w:t>2.3. Параметры типографики, сетки и отступов</w:t>
-      </w:r>
-    </w:p>
-    <w:p>
-      <w:pPr>
-        <w:spacing w:before="160" w:after="80"/>
-        <w:jc w:val="left"/>
-      </w:pPr>
-      <w:r>
-        <w:rPr>
-          <w:rFonts w:ascii="Times New Roman" w:hAnsi="Times New Roman"/>
-          <w:b/>
-          <w:sz w:val="26"/>
-        </w:rPr>
-        <w:t>1. Типографическая шкала (Typography Scale)</w:t>
-      </w:r>
-    </w:p>
-    <w:p>
-      <w:pPr>
-        <w:spacing w:line="276" w:lineRule="auto" w:after="60"/>
-        <w:ind w:left="709"/>
-        <w:jc w:val="both"/>
-      </w:pPr>
-      <w:r>
-        <w:rPr>
-          <w:rFonts w:ascii="Times New Roman" w:hAnsi="Times New Roman"/>
-          <w:b w:val="0"/>
-          <w:sz w:val="28"/>
-        </w:rPr>
-        <w:t xml:space="preserve">• </w:t>
-      </w:r>
-      <w:r>
-        <w:rPr>
-          <w:rFonts w:ascii="Times New Roman" w:hAnsi="Times New Roman"/>
-          <w:sz w:val="28"/>
-        </w:rPr>
-      </w:r>
-      <w:r>
-        <w:rPr>
-          <w:rFonts w:ascii="Times New Roman" w:hAnsi="Times New Roman"/>
-          <w:b/>
-          <w:sz w:val="28"/>
-        </w:rPr>
-        <w:t>Основной шрифт интерфейса:</w:t>
-      </w:r>
-      <w:r>
-        <w:rPr>
-          <w:rFonts w:ascii="Times New Roman" w:hAnsi="Times New Roman"/>
-          <w:sz w:val="28"/>
-        </w:rPr>
-        <w:t xml:space="preserve"> `Inter`, `-apple-system`, `BlinkMacSystemFont`, `Segoe UI`, `Roboto`, `sans-serif`.</w:t>
-      </w:r>
-    </w:p>
-    <w:p>
-      <w:pPr>
-        <w:spacing w:line="276" w:lineRule="auto" w:after="60"/>
-        <w:ind w:left="709"/>
-        <w:jc w:val="both"/>
-      </w:pPr>
-      <w:r>
-        <w:rPr>
-          <w:rFonts w:ascii="Times New Roman" w:hAnsi="Times New Roman"/>
-          <w:b w:val="0"/>
-          <w:sz w:val="28"/>
-        </w:rPr>
-        <w:t xml:space="preserve">• </w:t>
-      </w:r>
-      <w:r>
-        <w:rPr>
-          <w:rFonts w:ascii="Times New Roman" w:hAnsi="Times New Roman"/>
-          <w:sz w:val="28"/>
-        </w:rPr>
-      </w:r>
-      <w:r>
-        <w:rPr>
-          <w:rFonts w:ascii="Times New Roman" w:hAnsi="Times New Roman"/>
-          <w:b/>
-          <w:sz w:val="28"/>
-        </w:rPr>
-        <w:t>Моноширинный шрифт:</w:t>
-      </w:r>
-      <w:r>
-        <w:rPr>
-          <w:rFonts w:ascii="Times New Roman" w:hAnsi="Times New Roman"/>
-          <w:sz w:val="28"/>
-        </w:rPr>
-        <w:t xml:space="preserve"> `JetBrains Mono`, `Consolas`, `monospace` (для кодов ФГОС, шифров дисциплин, серий документов и хешей ЭЦП).</w:t>
-      </w:r>
-    </w:p>
-    <w:p>
-      <w:pPr>
-        <w:spacing w:before="160" w:after="80"/>
-        <w:ind w:firstLine="709"/>
-        <w:jc w:val="left"/>
-      </w:pPr>
-      <w:r>
-        <w:rPr>
-          <w:rFonts w:ascii="Times New Roman" w:hAnsi="Times New Roman"/>
-          <w:b/>
-          <w:sz w:val="24"/>
-        </w:rPr>
-        <w:t>Таблица 2 — Спецификация данных</w:t>
-      </w:r>
-    </w:p>
-    <w:tbl>
-      <w:tblPr>
-        <w:tblW w:type="auto" w:w="0"/>
-        <w:jc w:val="center"/>
-        <w:tblLook w:firstColumn="1" w:firstRow="1" w:lastColumn="0" w:lastRow="0" w:noHBand="0" w:noVBand="1" w:val="04A0"/>
-        <w:tblBorders>
-          <w:top w:val="single" w:sz="4" w:space="0" w:color="CBD5E1"/>
-          <w:bottom w:val="single" w:sz="4" w:space="0" w:color="CBD5E1"/>
-          <w:insideH w:val="single" w:sz="4" w:space="0" w:color="CBD5E1"/>
-          <w:insideV w:val="single" w:sz="4" w:space="0" w:color="CBD5E1"/>
-          <w:left w:val="single" w:sz="4" w:space="0" w:color="CBD5E1"/>
-          <w:right w:val="single" w:sz="4" w:space="0" w:color="CBD5E1"/>
-        </w:tblBorders>
-      </w:tblPr>
-      <w:tblGrid>
-        <w:gridCol w:w="2339"/>
-        <w:gridCol w:w="2339"/>
-        <w:gridCol w:w="2339"/>
-        <w:gridCol w:w="2339"/>
-      </w:tblGrid>
-      <w:tr>
-        <w:tc>
-          <w:tcPr>
-            <w:tcW w:type="dxa" w:w="2339"/>
-            <w:tcMar>
-              <w:top w:w="100" w:type="dxa"/>
-              <w:bottom w:w="100" w:type="dxa"/>
-              <w:left w:w="150" w:type="dxa"/>
-              <w:right w:w="150" w:type="dxa"/>
-            </w:tcMar>
-            <w:shd w:fill="E2E8F0"/>
-          </w:tcPr>
-          <w:p>
-            <w:pPr>
-              <w:spacing w:before="40" w:after="40" w:line="252" w:lineRule="auto"/>
-              <w:jc w:val="left"/>
-            </w:pPr>
-            <w:r>
-              <w:rPr>
-                <w:rFonts w:ascii="Times New Roman" w:hAnsi="Times New Roman"/>
-                <w:b/>
-                <w:sz w:val="22"/>
-              </w:rPr>
-              <w:t>Уровень</w:t>
-            </w:r>
-          </w:p>
-        </w:tc>
-        <w:tc>
-          <w:tcPr>
-            <w:tcW w:type="dxa" w:w="2339"/>
-            <w:tcMar>
-              <w:top w:w="100" w:type="dxa"/>
-              <w:bottom w:w="100" w:type="dxa"/>
-              <w:left w:w="150" w:type="dxa"/>
-              <w:right w:w="150" w:type="dxa"/>
-            </w:tcMar>
-            <w:shd w:fill="E2E8F0"/>
-          </w:tcPr>
-          <w:p>
-            <w:pPr>
-              <w:spacing w:before="40" w:after="40" w:line="252" w:lineRule="auto"/>
-              <w:jc w:val="left"/>
-            </w:pPr>
-            <w:r>
-              <w:rPr>
-                <w:rFonts w:ascii="Times New Roman" w:hAnsi="Times New Roman"/>
-                <w:b/>
-                <w:sz w:val="22"/>
-              </w:rPr>
-              <w:t>Размер шрифта / Интерлиньяж</w:t>
-            </w:r>
-          </w:p>
-        </w:tc>
-        <w:tc>
-          <w:tcPr>
-            <w:tcW w:type="dxa" w:w="2339"/>
-            <w:tcMar>
-              <w:top w:w="100" w:type="dxa"/>
-              <w:bottom w:w="100" w:type="dxa"/>
-              <w:left w:w="150" w:type="dxa"/>
-              <w:right w:w="150" w:type="dxa"/>
-            </w:tcMar>
-            <w:shd w:fill="E2E8F0"/>
-          </w:tcPr>
-          <w:p>
-            <w:pPr>
-              <w:spacing w:before="40" w:after="40" w:line="252" w:lineRule="auto"/>
-              <w:jc w:val="left"/>
-            </w:pPr>
-            <w:r>
-              <w:rPr>
-                <w:rFonts w:ascii="Times New Roman" w:hAnsi="Times New Roman"/>
-                <w:b/>
-                <w:sz w:val="22"/>
-              </w:rPr>
-              <w:t>Начертание</w:t>
-            </w:r>
-          </w:p>
-        </w:tc>
-        <w:tc>
-          <w:tcPr>
-            <w:tcW w:type="dxa" w:w="2339"/>
-            <w:tcMar>
-              <w:top w:w="100" w:type="dxa"/>
-              <w:bottom w:w="100" w:type="dxa"/>
-              <w:left w:w="150" w:type="dxa"/>
-              <w:right w:w="150" w:type="dxa"/>
-            </w:tcMar>
-            <w:shd w:fill="E2E8F0"/>
-          </w:tcPr>
-          <w:p>
-            <w:pPr>
-              <w:spacing w:before="40" w:after="40" w:line="252" w:lineRule="auto"/>
-              <w:jc w:val="left"/>
-            </w:pPr>
-            <w:r>
-              <w:rPr>
-                <w:rFonts w:ascii="Times New Roman" w:hAnsi="Times New Roman"/>
-                <w:b/>
-                <w:sz w:val="22"/>
-              </w:rPr>
-              <w:t>Область применения</w:t>
-            </w:r>
-          </w:p>
-        </w:tc>
-      </w:tr>
-      <w:tr>
-        <w:tc>
-          <w:tcPr>
-            <w:tcW w:type="dxa" w:w="2339"/>
-            <w:tcMar>
-              <w:top w:w="100" w:type="dxa"/>
-              <w:bottom w:w="100" w:type="dxa"/>
-              <w:left w:w="150" w:type="dxa"/>
-              <w:right w:w="150" w:type="dxa"/>
-            </w:tcMar>
-          </w:tcPr>
-          <w:p>
-            <w:pPr>
-              <w:spacing w:before="40" w:after="40" w:line="252" w:lineRule="auto"/>
-              <w:jc w:val="left"/>
-            </w:pPr>
-            <w:r>
-              <w:rPr>
-                <w:rFonts w:ascii="Times New Roman" w:hAnsi="Times New Roman"/>
-                <w:sz w:val="22"/>
-              </w:rPr>
-            </w:r>
-            <w:r>
-              <w:rPr>
-                <w:rFonts w:ascii="Times New Roman" w:hAnsi="Times New Roman"/>
-                <w:b/>
-                <w:sz w:val="22"/>
-              </w:rPr>
-              <w:t>Display / H1</w:t>
-            </w:r>
-            <w:r>
-              <w:rPr>
-                <w:rFonts w:ascii="Times New Roman" w:hAnsi="Times New Roman"/>
-                <w:sz w:val="22"/>
-              </w:rPr>
-            </w:r>
-          </w:p>
-        </w:tc>
-        <w:tc>
-          <w:tcPr>
-            <w:tcW w:type="dxa" w:w="2339"/>
-            <w:tcMar>
-              <w:top w:w="100" w:type="dxa"/>
-              <w:bottom w:w="100" w:type="dxa"/>
-              <w:left w:w="150" w:type="dxa"/>
-              <w:right w:w="150" w:type="dxa"/>
-            </w:tcMar>
-          </w:tcPr>
-          <w:p>
-            <w:pPr>
-              <w:spacing w:before="40" w:after="40" w:line="252" w:lineRule="auto"/>
-              <w:jc w:val="left"/>
-            </w:pPr>
-            <w:r>
-              <w:rPr>
-                <w:rFonts w:ascii="Times New Roman" w:hAnsi="Times New Roman"/>
-                <w:sz w:val="22"/>
-              </w:rPr>
-              <w:t>`20px / 28px`</w:t>
-            </w:r>
-          </w:p>
-        </w:tc>
-        <w:tc>
-          <w:tcPr>
-            <w:tcW w:type="dxa" w:w="2339"/>
-            <w:tcMar>
-              <w:top w:w="100" w:type="dxa"/>
-              <w:bottom w:w="100" w:type="dxa"/>
-              <w:left w:w="150" w:type="dxa"/>
-              <w:right w:w="150" w:type="dxa"/>
-            </w:tcMar>
-          </w:tcPr>
-          <w:p>
-            <w:pPr>
-              <w:spacing w:before="40" w:after="40" w:line="252" w:lineRule="auto"/>
-              <w:jc w:val="left"/>
-            </w:pPr>
-            <w:r>
-              <w:rPr>
-                <w:rFonts w:ascii="Times New Roman" w:hAnsi="Times New Roman"/>
-                <w:sz w:val="22"/>
-              </w:rPr>
-              <w:t>Bold (700)</w:t>
-            </w:r>
-          </w:p>
-        </w:tc>
-        <w:tc>
-          <w:tcPr>
-            <w:tcW w:type="dxa" w:w="2339"/>
-            <w:tcMar>
-              <w:top w:w="100" w:type="dxa"/>
-              <w:bottom w:w="100" w:type="dxa"/>
-              <w:left w:w="150" w:type="dxa"/>
-              <w:right w:w="150" w:type="dxa"/>
-            </w:tcMar>
-          </w:tcPr>
-          <w:p>
-            <w:pPr>
-              <w:spacing w:before="40" w:after="40" w:line="252" w:lineRule="auto"/>
-              <w:jc w:val="left"/>
-            </w:pPr>
-            <w:r>
-              <w:rPr>
-                <w:rFonts w:ascii="Times New Roman" w:hAnsi="Times New Roman"/>
-                <w:sz w:val="22"/>
-              </w:rPr>
-              <w:t>Заголовки страниц, наименования учебных планов</w:t>
-            </w:r>
-          </w:p>
-        </w:tc>
-      </w:tr>
-      <w:tr>
-        <w:tc>
-          <w:tcPr>
-            <w:tcW w:type="dxa" w:w="2339"/>
-            <w:tcMar>
-              <w:top w:w="100" w:type="dxa"/>
-              <w:bottom w:w="100" w:type="dxa"/>
-              <w:left w:w="150" w:type="dxa"/>
-              <w:right w:w="150" w:type="dxa"/>
-            </w:tcMar>
-          </w:tcPr>
-          <w:p>
-            <w:pPr>
-              <w:spacing w:before="40" w:after="40" w:line="252" w:lineRule="auto"/>
-              <w:jc w:val="left"/>
-            </w:pPr>
-            <w:r>
-              <w:rPr>
-                <w:rFonts w:ascii="Times New Roman" w:hAnsi="Times New Roman"/>
-                <w:sz w:val="22"/>
-              </w:rPr>
-            </w:r>
-            <w:r>
-              <w:rPr>
-                <w:rFonts w:ascii="Times New Roman" w:hAnsi="Times New Roman"/>
-                <w:b/>
-                <w:sz w:val="22"/>
-              </w:rPr>
-              <w:t>Section / H2</w:t>
-            </w:r>
-            <w:r>
-              <w:rPr>
-                <w:rFonts w:ascii="Times New Roman" w:hAnsi="Times New Roman"/>
-                <w:sz w:val="22"/>
-              </w:rPr>
-            </w:r>
-          </w:p>
-        </w:tc>
-        <w:tc>
-          <w:tcPr>
-            <w:tcW w:type="dxa" w:w="2339"/>
-            <w:tcMar>
-              <w:top w:w="100" w:type="dxa"/>
-              <w:bottom w:w="100" w:type="dxa"/>
-              <w:left w:w="150" w:type="dxa"/>
-              <w:right w:w="150" w:type="dxa"/>
-            </w:tcMar>
-          </w:tcPr>
-          <w:p>
-            <w:pPr>
-              <w:spacing w:before="40" w:after="40" w:line="252" w:lineRule="auto"/>
-              <w:jc w:val="left"/>
-            </w:pPr>
-            <w:r>
-              <w:rPr>
-                <w:rFonts w:ascii="Times New Roman" w:hAnsi="Times New Roman"/>
-                <w:sz w:val="22"/>
-              </w:rPr>
-              <w:t>`16px / 24px`</w:t>
-            </w:r>
-          </w:p>
-        </w:tc>
-        <w:tc>
-          <w:tcPr>
-            <w:tcW w:type="dxa" w:w="2339"/>
-            <w:tcMar>
-              <w:top w:w="100" w:type="dxa"/>
-              <w:bottom w:w="100" w:type="dxa"/>
-              <w:left w:w="150" w:type="dxa"/>
-              <w:right w:w="150" w:type="dxa"/>
-            </w:tcMar>
-          </w:tcPr>
-          <w:p>
-            <w:pPr>
-              <w:spacing w:before="40" w:after="40" w:line="252" w:lineRule="auto"/>
-              <w:jc w:val="left"/>
-            </w:pPr>
-            <w:r>
-              <w:rPr>
-                <w:rFonts w:ascii="Times New Roman" w:hAnsi="Times New Roman"/>
-                <w:sz w:val="22"/>
-              </w:rPr>
-              <w:t>Bold (700)</w:t>
-            </w:r>
-          </w:p>
-        </w:tc>
-        <w:tc>
-          <w:tcPr>
-            <w:tcW w:type="dxa" w:w="2339"/>
-            <w:tcMar>
-              <w:top w:w="100" w:type="dxa"/>
-              <w:bottom w:w="100" w:type="dxa"/>
-              <w:left w:w="150" w:type="dxa"/>
-              <w:right w:w="150" w:type="dxa"/>
-            </w:tcMar>
-          </w:tcPr>
-          <w:p>
-            <w:pPr>
-              <w:spacing w:before="40" w:after="40" w:line="252" w:lineRule="auto"/>
-              <w:jc w:val="left"/>
-            </w:pPr>
-            <w:r>
-              <w:rPr>
-                <w:rFonts w:ascii="Times New Roman" w:hAnsi="Times New Roman"/>
-                <w:sz w:val="22"/>
-              </w:rPr>
-              <w:t>Заголовки блоков, модальных окон, секций настроек</w:t>
-            </w:r>
-          </w:p>
-        </w:tc>
-      </w:tr>
-      <w:tr>
-        <w:tc>
-          <w:tcPr>
-            <w:tcW w:type="dxa" w:w="2339"/>
-            <w:tcMar>
-              <w:top w:w="100" w:type="dxa"/>
-              <w:bottom w:w="100" w:type="dxa"/>
-              <w:left w:w="150" w:type="dxa"/>
-              <w:right w:w="150" w:type="dxa"/>
-            </w:tcMar>
-          </w:tcPr>
-          <w:p>
-            <w:pPr>
-              <w:spacing w:before="40" w:after="40" w:line="252" w:lineRule="auto"/>
-              <w:jc w:val="left"/>
-            </w:pPr>
-            <w:r>
-              <w:rPr>
-                <w:rFonts w:ascii="Times New Roman" w:hAnsi="Times New Roman"/>
-                <w:sz w:val="22"/>
-              </w:rPr>
-            </w:r>
-            <w:r>
-              <w:rPr>
-                <w:rFonts w:ascii="Times New Roman" w:hAnsi="Times New Roman"/>
-                <w:b/>
-                <w:sz w:val="22"/>
-              </w:rPr>
-              <w:t>Card / H3</w:t>
-            </w:r>
-            <w:r>
-              <w:rPr>
-                <w:rFonts w:ascii="Times New Roman" w:hAnsi="Times New Roman"/>
-                <w:sz w:val="22"/>
-              </w:rPr>
-            </w:r>
-          </w:p>
-        </w:tc>
-        <w:tc>
-          <w:tcPr>
-            <w:tcW w:type="dxa" w:w="2339"/>
-            <w:tcMar>
-              <w:top w:w="100" w:type="dxa"/>
-              <w:bottom w:w="100" w:type="dxa"/>
-              <w:left w:w="150" w:type="dxa"/>
-              <w:right w:w="150" w:type="dxa"/>
-            </w:tcMar>
-          </w:tcPr>
-          <w:p>
-            <w:pPr>
-              <w:spacing w:before="40" w:after="40" w:line="252" w:lineRule="auto"/>
-              <w:jc w:val="left"/>
-            </w:pPr>
-            <w:r>
-              <w:rPr>
-                <w:rFonts w:ascii="Times New Roman" w:hAnsi="Times New Roman"/>
-                <w:sz w:val="22"/>
-              </w:rPr>
-              <w:t>`14px / 20px`</w:t>
-            </w:r>
-          </w:p>
-        </w:tc>
-        <w:tc>
-          <w:tcPr>
-            <w:tcW w:type="dxa" w:w="2339"/>
-            <w:tcMar>
-              <w:top w:w="100" w:type="dxa"/>
-              <w:bottom w:w="100" w:type="dxa"/>
-              <w:left w:w="150" w:type="dxa"/>
-              <w:right w:w="150" w:type="dxa"/>
-            </w:tcMar>
-          </w:tcPr>
-          <w:p>
-            <w:pPr>
-              <w:spacing w:before="40" w:after="40" w:line="252" w:lineRule="auto"/>
-              <w:jc w:val="left"/>
-            </w:pPr>
-            <w:r>
-              <w:rPr>
-                <w:rFonts w:ascii="Times New Roman" w:hAnsi="Times New Roman"/>
-                <w:sz w:val="22"/>
-              </w:rPr>
-              <w:t>SemiBold (600)</w:t>
-            </w:r>
-          </w:p>
-        </w:tc>
-        <w:tc>
-          <w:tcPr>
-            <w:tcW w:type="dxa" w:w="2339"/>
-            <w:tcMar>
-              <w:top w:w="100" w:type="dxa"/>
-              <w:bottom w:w="100" w:type="dxa"/>
-              <w:left w:w="150" w:type="dxa"/>
-              <w:right w:w="150" w:type="dxa"/>
-            </w:tcMar>
-          </w:tcPr>
-          <w:p>
-            <w:pPr>
-              <w:spacing w:before="40" w:after="40" w:line="252" w:lineRule="auto"/>
-              <w:jc w:val="left"/>
-            </w:pPr>
-            <w:r>
-              <w:rPr>
-                <w:rFonts w:ascii="Times New Roman" w:hAnsi="Times New Roman"/>
-                <w:sz w:val="22"/>
-              </w:rPr>
-              <w:t>Заголовки карточек аналитики, таблиц, вкладок</w:t>
-            </w:r>
-          </w:p>
-        </w:tc>
-      </w:tr>
-      <w:tr>
-        <w:tc>
-          <w:tcPr>
-            <w:tcW w:type="dxa" w:w="2339"/>
-            <w:tcMar>
-              <w:top w:w="100" w:type="dxa"/>
-              <w:bottom w:w="100" w:type="dxa"/>
-              <w:left w:w="150" w:type="dxa"/>
-              <w:right w:w="150" w:type="dxa"/>
-            </w:tcMar>
-          </w:tcPr>
-          <w:p>
-            <w:pPr>
-              <w:spacing w:before="40" w:after="40" w:line="252" w:lineRule="auto"/>
-              <w:jc w:val="left"/>
-            </w:pPr>
-            <w:r>
-              <w:rPr>
-                <w:rFonts w:ascii="Times New Roman" w:hAnsi="Times New Roman"/>
-                <w:sz w:val="22"/>
-              </w:rPr>
-            </w:r>
-            <w:r>
-              <w:rPr>
-                <w:rFonts w:ascii="Times New Roman" w:hAnsi="Times New Roman"/>
-                <w:b/>
-                <w:sz w:val="22"/>
-              </w:rPr>
-              <w:t>Body (Regular)</w:t>
-            </w:r>
-            <w:r>
-              <w:rPr>
-                <w:rFonts w:ascii="Times New Roman" w:hAnsi="Times New Roman"/>
-                <w:sz w:val="22"/>
-              </w:rPr>
-            </w:r>
-          </w:p>
-        </w:tc>
-        <w:tc>
-          <w:tcPr>
-            <w:tcW w:type="dxa" w:w="2339"/>
-            <w:tcMar>
-              <w:top w:w="100" w:type="dxa"/>
-              <w:bottom w:w="100" w:type="dxa"/>
-              <w:left w:w="150" w:type="dxa"/>
-              <w:right w:w="150" w:type="dxa"/>
-            </w:tcMar>
-          </w:tcPr>
-          <w:p>
-            <w:pPr>
-              <w:spacing w:before="40" w:after="40" w:line="252" w:lineRule="auto"/>
-              <w:jc w:val="left"/>
-            </w:pPr>
-            <w:r>
-              <w:rPr>
-                <w:rFonts w:ascii="Times New Roman" w:hAnsi="Times New Roman"/>
-                <w:sz w:val="22"/>
-              </w:rPr>
-              <w:t>`14px / 20px`</w:t>
-            </w:r>
-          </w:p>
-        </w:tc>
-        <w:tc>
-          <w:tcPr>
-            <w:tcW w:type="dxa" w:w="2339"/>
-            <w:tcMar>
-              <w:top w:w="100" w:type="dxa"/>
-              <w:bottom w:w="100" w:type="dxa"/>
-              <w:left w:w="150" w:type="dxa"/>
-              <w:right w:w="150" w:type="dxa"/>
-            </w:tcMar>
-          </w:tcPr>
-          <w:p>
-            <w:pPr>
-              <w:spacing w:before="40" w:after="40" w:line="252" w:lineRule="auto"/>
-              <w:jc w:val="left"/>
-            </w:pPr>
-            <w:r>
-              <w:rPr>
-                <w:rFonts w:ascii="Times New Roman" w:hAnsi="Times New Roman"/>
-                <w:sz w:val="22"/>
-              </w:rPr>
-              <w:t>Regular (400)</w:t>
-            </w:r>
-          </w:p>
-        </w:tc>
-        <w:tc>
-          <w:tcPr>
-            <w:tcW w:type="dxa" w:w="2339"/>
-            <w:tcMar>
-              <w:top w:w="100" w:type="dxa"/>
-              <w:bottom w:w="100" w:type="dxa"/>
-              <w:left w:w="150" w:type="dxa"/>
-              <w:right w:w="150" w:type="dxa"/>
-            </w:tcMar>
-          </w:tcPr>
-          <w:p>
-            <w:pPr>
-              <w:spacing w:before="40" w:after="40" w:line="252" w:lineRule="auto"/>
-              <w:jc w:val="left"/>
-            </w:pPr>
-            <w:r>
-              <w:rPr>
-                <w:rFonts w:ascii="Times New Roman" w:hAnsi="Times New Roman"/>
-                <w:sz w:val="22"/>
-              </w:rPr>
-              <w:t>Текст таблиц, описание дисциплин, протоколы</w:t>
-            </w:r>
-          </w:p>
-        </w:tc>
-      </w:tr>
-      <w:tr>
-        <w:tc>
-          <w:tcPr>
-            <w:tcW w:type="dxa" w:w="2339"/>
-            <w:tcMar>
-              <w:top w:w="100" w:type="dxa"/>
-              <w:bottom w:w="100" w:type="dxa"/>
-              <w:left w:w="150" w:type="dxa"/>
-              <w:right w:w="150" w:type="dxa"/>
-            </w:tcMar>
-          </w:tcPr>
-          <w:p>
-            <w:pPr>
-              <w:spacing w:before="40" w:after="40" w:line="252" w:lineRule="auto"/>
-              <w:jc w:val="left"/>
-            </w:pPr>
-            <w:r>
-              <w:rPr>
-                <w:rFonts w:ascii="Times New Roman" w:hAnsi="Times New Roman"/>
-                <w:sz w:val="22"/>
-              </w:rPr>
-            </w:r>
-            <w:r>
-              <w:rPr>
-                <w:rFonts w:ascii="Times New Roman" w:hAnsi="Times New Roman"/>
-                <w:b/>
-                <w:sz w:val="22"/>
-              </w:rPr>
-              <w:t>Small / Caption</w:t>
-            </w:r>
-            <w:r>
-              <w:rPr>
-                <w:rFonts w:ascii="Times New Roman" w:hAnsi="Times New Roman"/>
-                <w:sz w:val="22"/>
-              </w:rPr>
-            </w:r>
-          </w:p>
-        </w:tc>
-        <w:tc>
-          <w:tcPr>
-            <w:tcW w:type="dxa" w:w="2339"/>
-            <w:tcMar>
-              <w:top w:w="100" w:type="dxa"/>
-              <w:bottom w:w="100" w:type="dxa"/>
-              <w:left w:w="150" w:type="dxa"/>
-              <w:right w:w="150" w:type="dxa"/>
-            </w:tcMar>
-          </w:tcPr>
-          <w:p>
-            <w:pPr>
-              <w:spacing w:before="40" w:after="40" w:line="252" w:lineRule="auto"/>
-              <w:jc w:val="left"/>
-            </w:pPr>
-            <w:r>
-              <w:rPr>
-                <w:rFonts w:ascii="Times New Roman" w:hAnsi="Times New Roman"/>
-                <w:sz w:val="22"/>
-              </w:rPr>
-              <w:t>`12px / 16px`</w:t>
-            </w:r>
-          </w:p>
-        </w:tc>
-        <w:tc>
-          <w:tcPr>
-            <w:tcW w:type="dxa" w:w="2339"/>
-            <w:tcMar>
-              <w:top w:w="100" w:type="dxa"/>
-              <w:bottom w:w="100" w:type="dxa"/>
-              <w:left w:w="150" w:type="dxa"/>
-              <w:right w:w="150" w:type="dxa"/>
-            </w:tcMar>
-          </w:tcPr>
-          <w:p>
-            <w:pPr>
-              <w:spacing w:before="40" w:after="40" w:line="252" w:lineRule="auto"/>
-              <w:jc w:val="left"/>
-            </w:pPr>
-            <w:r>
-              <w:rPr>
-                <w:rFonts w:ascii="Times New Roman" w:hAnsi="Times New Roman"/>
-                <w:sz w:val="22"/>
-              </w:rPr>
-              <w:t>Medium (500)</w:t>
-            </w:r>
-          </w:p>
-        </w:tc>
-        <w:tc>
-          <w:tcPr>
-            <w:tcW w:type="dxa" w:w="2339"/>
-            <w:tcMar>
-              <w:top w:w="100" w:type="dxa"/>
-              <w:bottom w:w="100" w:type="dxa"/>
-              <w:left w:w="150" w:type="dxa"/>
-              <w:right w:w="150" w:type="dxa"/>
-            </w:tcMar>
-          </w:tcPr>
-          <w:p>
-            <w:pPr>
-              <w:spacing w:before="40" w:after="40" w:line="252" w:lineRule="auto"/>
-              <w:jc w:val="left"/>
-            </w:pPr>
-            <w:r>
-              <w:rPr>
-                <w:rFonts w:ascii="Times New Roman" w:hAnsi="Times New Roman"/>
-                <w:sz w:val="22"/>
-              </w:rPr>
-              <w:t>Хлебные крошки, подсказки к полям ввода, метаданные</w:t>
-            </w:r>
-          </w:p>
-        </w:tc>
-      </w:tr>
-      <w:tr>
-        <w:tc>
-          <w:tcPr>
-            <w:tcW w:type="dxa" w:w="2339"/>
-            <w:tcMar>
-              <w:top w:w="100" w:type="dxa"/>
-              <w:bottom w:w="100" w:type="dxa"/>
-              <w:left w:w="150" w:type="dxa"/>
-              <w:right w:w="150" w:type="dxa"/>
-            </w:tcMar>
-          </w:tcPr>
-          <w:p>
-            <w:pPr>
-              <w:spacing w:before="40" w:after="40" w:line="252" w:lineRule="auto"/>
-              <w:jc w:val="left"/>
-            </w:pPr>
-            <w:r>
-              <w:rPr>
-                <w:rFonts w:ascii="Times New Roman" w:hAnsi="Times New Roman"/>
-                <w:sz w:val="22"/>
-              </w:rPr>
-            </w:r>
-            <w:r>
-              <w:rPr>
-                <w:rFonts w:ascii="Times New Roman" w:hAnsi="Times New Roman"/>
-                <w:b/>
-                <w:sz w:val="22"/>
-              </w:rPr>
-              <w:t>Badge / Tag</w:t>
-            </w:r>
-            <w:r>
-              <w:rPr>
-                <w:rFonts w:ascii="Times New Roman" w:hAnsi="Times New Roman"/>
-                <w:sz w:val="22"/>
-              </w:rPr>
-            </w:r>
-          </w:p>
-        </w:tc>
-        <w:tc>
-          <w:tcPr>
-            <w:tcW w:type="dxa" w:w="2339"/>
-            <w:tcMar>
-              <w:top w:w="100" w:type="dxa"/>
-              <w:bottom w:w="100" w:type="dxa"/>
-              <w:left w:w="150" w:type="dxa"/>
-              <w:right w:w="150" w:type="dxa"/>
-            </w:tcMar>
-          </w:tcPr>
-          <w:p>
-            <w:pPr>
-              <w:spacing w:before="40" w:after="40" w:line="252" w:lineRule="auto"/>
-              <w:jc w:val="left"/>
-            </w:pPr>
-            <w:r>
-              <w:rPr>
-                <w:rFonts w:ascii="Times New Roman" w:hAnsi="Times New Roman"/>
-                <w:sz w:val="22"/>
-              </w:rPr>
-              <w:t>`11px / 14px`</w:t>
-            </w:r>
-          </w:p>
-        </w:tc>
-        <w:tc>
-          <w:tcPr>
-            <w:tcW w:type="dxa" w:w="2339"/>
-            <w:tcMar>
-              <w:top w:w="100" w:type="dxa"/>
-              <w:bottom w:w="100" w:type="dxa"/>
-              <w:left w:w="150" w:type="dxa"/>
-              <w:right w:w="150" w:type="dxa"/>
-            </w:tcMar>
-          </w:tcPr>
-          <w:p>
-            <w:pPr>
-              <w:spacing w:before="40" w:after="40" w:line="252" w:lineRule="auto"/>
-              <w:jc w:val="left"/>
-            </w:pPr>
-            <w:r>
-              <w:rPr>
-                <w:rFonts w:ascii="Times New Roman" w:hAnsi="Times New Roman"/>
-                <w:sz w:val="22"/>
-              </w:rPr>
-              <w:t>Bold (700) Uppercase</w:t>
-            </w:r>
-          </w:p>
-        </w:tc>
-        <w:tc>
-          <w:tcPr>
-            <w:tcW w:type="dxa" w:w="2339"/>
-            <w:tcMar>
-              <w:top w:w="100" w:type="dxa"/>
-              <w:bottom w:w="100" w:type="dxa"/>
-              <w:left w:w="150" w:type="dxa"/>
-              <w:right w:w="150" w:type="dxa"/>
-            </w:tcMar>
-          </w:tcPr>
-          <w:p>
-            <w:pPr>
-              <w:spacing w:before="40" w:after="40" w:line="252" w:lineRule="auto"/>
-              <w:jc w:val="left"/>
-            </w:pPr>
-            <w:r>
-              <w:rPr>
-                <w:rFonts w:ascii="Times New Roman" w:hAnsi="Times New Roman"/>
-                <w:sz w:val="22"/>
-              </w:rPr>
-              <w:t>Статусные бейджи, теги форм контроля, флаги ФГОС</w:t>
-            </w:r>
-          </w:p>
-        </w:tc>
-      </w:tr>
-    </w:tbl>
-    <w:p>
-      <w:pPr>
-        <w:spacing w:after="120"/>
-      </w:pPr>
-    </w:p>
-    <w:p>
-      <w:pPr>
-        <w:spacing w:before="160" w:after="80"/>
-        <w:jc w:val="left"/>
-      </w:pPr>
-      <w:r>
-        <w:rPr>
-          <w:rFonts w:ascii="Times New Roman" w:hAnsi="Times New Roman"/>
-          <w:b/>
-          <w:sz w:val="26"/>
-        </w:rPr>
-        <w:t>2. Базовая 8-пиксельная сетка и токены отступов (Spacing System)</w:t>
-      </w:r>
-    </w:p>
-    <w:p>
-      <w:pPr>
-        <w:spacing w:line="276" w:lineRule="auto" w:after="60"/>
-        <w:ind w:left="709"/>
-        <w:jc w:val="both"/>
-      </w:pPr>
-      <w:r>
-        <w:rPr>
-          <w:rFonts w:ascii="Times New Roman" w:hAnsi="Times New Roman"/>
-          <w:b w:val="0"/>
-          <w:sz w:val="28"/>
-        </w:rPr>
-        <w:t xml:space="preserve">• </w:t>
-      </w:r>
-      <w:r>
-        <w:rPr>
-          <w:rFonts w:ascii="Times New Roman" w:hAnsi="Times New Roman"/>
-          <w:sz w:val="28"/>
-        </w:rPr>
-        <w:t>`spacing-xs (4px)`: Внутренние микро-отступы бейджей и тегов.</w:t>
-      </w:r>
-    </w:p>
-    <w:p>
-      <w:pPr>
-        <w:spacing w:line="276" w:lineRule="auto" w:after="60"/>
-        <w:ind w:left="709"/>
-        <w:jc w:val="both"/>
-      </w:pPr>
-      <w:r>
-        <w:rPr>
-          <w:rFonts w:ascii="Times New Roman" w:hAnsi="Times New Roman"/>
-          <w:b w:val="0"/>
-          <w:sz w:val="28"/>
-        </w:rPr>
-        <w:t xml:space="preserve">• </w:t>
-      </w:r>
-      <w:r>
-        <w:rPr>
-          <w:rFonts w:ascii="Times New Roman" w:hAnsi="Times New Roman"/>
-          <w:sz w:val="28"/>
-        </w:rPr>
-        <w:t>`spacing-sm (8px)`: Отступы между иконками и текстом, поля ввода форм.</w:t>
-      </w:r>
-    </w:p>
-    <w:p>
-      <w:pPr>
-        <w:spacing w:line="276" w:lineRule="auto" w:after="60"/>
-        <w:ind w:left="709"/>
-        <w:jc w:val="both"/>
-      </w:pPr>
-      <w:r>
-        <w:rPr>
-          <w:rFonts w:ascii="Times New Roman" w:hAnsi="Times New Roman"/>
-          <w:b w:val="0"/>
-          <w:sz w:val="28"/>
-        </w:rPr>
-        <w:t xml:space="preserve">• </w:t>
-      </w:r>
-      <w:r>
-        <w:rPr>
-          <w:rFonts w:ascii="Times New Roman" w:hAnsi="Times New Roman"/>
-          <w:sz w:val="28"/>
-        </w:rPr>
-        <w:t>`spacing-md (16px)`: Стандартный внутренний паддинг карточек, ячеек таблиц.</w:t>
-      </w:r>
-    </w:p>
-    <w:p>
-      <w:pPr>
-        <w:spacing w:line="276" w:lineRule="auto" w:after="60"/>
-        <w:ind w:left="709"/>
-        <w:jc w:val="both"/>
-      </w:pPr>
-      <w:r>
-        <w:rPr>
-          <w:rFonts w:ascii="Times New Roman" w:hAnsi="Times New Roman"/>
-          <w:b w:val="0"/>
-          <w:sz w:val="28"/>
-        </w:rPr>
-        <w:t xml:space="preserve">• </w:t>
-      </w:r>
-      <w:r>
-        <w:rPr>
-          <w:rFonts w:ascii="Times New Roman" w:hAnsi="Times New Roman"/>
-          <w:sz w:val="28"/>
-        </w:rPr>
-        <w:t>`spacing-lg (24px)`: Межблочные расстояния между карточками и таблицами.</w:t>
-      </w:r>
-    </w:p>
-    <w:p>
-      <w:pPr>
-        <w:spacing w:line="276" w:lineRule="auto" w:after="60"/>
-        <w:ind w:left="709"/>
-        <w:jc w:val="both"/>
-      </w:pPr>
-      <w:r>
-        <w:rPr>
-          <w:rFonts w:ascii="Times New Roman" w:hAnsi="Times New Roman"/>
-          <w:b w:val="0"/>
-          <w:sz w:val="28"/>
-        </w:rPr>
-        <w:t xml:space="preserve">• </w:t>
-      </w:r>
-      <w:r>
-        <w:rPr>
-          <w:rFonts w:ascii="Times New Roman" w:hAnsi="Times New Roman"/>
-          <w:sz w:val="28"/>
-        </w:rPr>
-        <w:t>`spacing-xl (32px)`: Внешние отступы основного контейнера страницы.</w:t>
-      </w:r>
-    </w:p>
-    <w:p>
-      <w:pPr>
-        <w:spacing w:before="160" w:after="80"/>
-        <w:jc w:val="left"/>
-      </w:pPr>
-      <w:r>
-        <w:rPr>
-          <w:rFonts w:ascii="Times New Roman" w:hAnsi="Times New Roman"/>
-          <w:b/>
-          <w:sz w:val="26"/>
-        </w:rPr>
-        <w:t>3. Адаптивные контрольные точки (Breakpoints)</w:t>
-      </w:r>
-    </w:p>
-    <w:p>
-      <w:pPr>
-        <w:spacing w:line="276" w:lineRule="auto" w:after="60"/>
-        <w:ind w:left="709"/>
-        <w:jc w:val="both"/>
-      </w:pPr>
-      <w:r>
-        <w:rPr>
-          <w:rFonts w:ascii="Times New Roman" w:hAnsi="Times New Roman"/>
-          <w:b w:val="0"/>
-          <w:sz w:val="28"/>
-        </w:rPr>
-        <w:t xml:space="preserve">• </w:t>
-      </w:r>
-      <w:r>
-        <w:rPr>
-          <w:rFonts w:ascii="Times New Roman" w:hAnsi="Times New Roman"/>
-          <w:sz w:val="28"/>
-        </w:rPr>
-        <w:t>`Mobile (sm)`: `&lt; 768px` — сайдбар скрывается в выездное drawer-меню.</w:t>
-      </w:r>
-    </w:p>
-    <w:p>
-      <w:pPr>
-        <w:spacing w:line="276" w:lineRule="auto" w:after="60"/>
-        <w:ind w:left="709"/>
-        <w:jc w:val="both"/>
-      </w:pPr>
-      <w:r>
-        <w:rPr>
-          <w:rFonts w:ascii="Times New Roman" w:hAnsi="Times New Roman"/>
-          <w:b w:val="0"/>
-          <w:sz w:val="28"/>
-        </w:rPr>
-        <w:t xml:space="preserve">• </w:t>
-      </w:r>
-      <w:r>
-        <w:rPr>
-          <w:rFonts w:ascii="Times New Roman" w:hAnsi="Times New Roman"/>
-          <w:sz w:val="28"/>
-        </w:rPr>
-        <w:t>`Tablet (md)`: `768px – 1024px` — компактный режим сайдбара (только иконки).</w:t>
-      </w:r>
-    </w:p>
-    <w:p>
-      <w:pPr>
-        <w:spacing w:line="276" w:lineRule="auto" w:after="60"/>
-        <w:ind w:left="709"/>
-        <w:jc w:val="both"/>
-      </w:pPr>
-      <w:r>
-        <w:rPr>
-          <w:rFonts w:ascii="Times New Roman" w:hAnsi="Times New Roman"/>
-          <w:b w:val="0"/>
-          <w:sz w:val="28"/>
-        </w:rPr>
-        <w:t xml:space="preserve">• </w:t>
-      </w:r>
-      <w:r>
-        <w:rPr>
-          <w:rFonts w:ascii="Times New Roman" w:hAnsi="Times New Roman"/>
-          <w:sz w:val="28"/>
-        </w:rPr>
-        <w:t>`Desktop (lg)`: `1024px – 1440px` — полноразмерный сайдбар (260px) + fluid-контент.</w:t>
-      </w:r>
-    </w:p>
-    <w:p>
-      <w:pPr>
-        <w:spacing w:line="276" w:lineRule="auto" w:after="60"/>
-        <w:ind w:left="709"/>
-        <w:jc w:val="both"/>
-      </w:pPr>
-      <w:r>
-        <w:rPr>
-          <w:rFonts w:ascii="Times New Roman" w:hAnsi="Times New Roman"/>
-          <w:b w:val="0"/>
-          <w:sz w:val="28"/>
-        </w:rPr>
-        <w:t xml:space="preserve">• </w:t>
-      </w:r>
-      <w:r>
-        <w:rPr>
-          <w:rFonts w:ascii="Times New Roman" w:hAnsi="Times New Roman"/>
-          <w:sz w:val="28"/>
-        </w:rPr>
-        <w:t>`Wide (xl)`: `&gt; 1440px` — максимальная ширина контента с центрированием.</w:t>
+        <w:t>Рисунок 2 — Палитра и типографика</w:t>
       </w:r>
     </w:p>
     <w:p>
@@ -3934,35 +275,7 @@
           <w:b/>
           <w:sz w:val="28"/>
         </w:rPr>
-        <w:t>3. Главные пользовательские интерфейсы портала (ГПИ)</w:t>
-      </w:r>
-    </w:p>
-    <w:p>
-      <w:pPr>
-        <w:spacing w:before="160" w:after="80"/>
-        <w:jc w:val="left"/>
-      </w:pPr>
-      <w:r>
-        <w:rPr>
-          <w:rFonts w:ascii="Times New Roman" w:hAnsi="Times New Roman"/>
-          <w:b/>
-          <w:sz w:val="26"/>
-        </w:rPr>
-        <w:t>3.1. ГПИ 1: Главная сводная панель оперативного мониторинга (Dashboard)</w:t>
-      </w:r>
-    </w:p>
-    <w:p>
-      <w:pPr>
-        <w:spacing w:line="276" w:lineRule="auto" w:after="120"/>
-        <w:ind w:firstLine="709"/>
-        <w:jc w:val="both"/>
-      </w:pPr>
-      <w:r>
-        <w:rPr>
-          <w:rFonts w:ascii="Times New Roman" w:hAnsi="Times New Roman"/>
-          <w:sz w:val="28"/>
-        </w:rPr>
-        <w:t>Интерфейс предназначен для руководства и экспертов Центра АНОК, а также заведующих выпускающими кафедрами. Предоставляет агрегированную аналитику по состоянию пула учебных планов университета.</w:t>
+        <w:t>2. Главные пользовательские интерфейсы</w:t>
       </w:r>
     </w:p>
     <w:p>
@@ -4016,128 +329,7 @@
           <w:i/>
           <w:sz w:val="24"/>
         </w:rPr>
-        <w:t>Рисунок 3 — ГПИ 1: Главная сводная панель АНОК</w:t>
-      </w:r>
-    </w:p>
-    <w:p>
-      <w:pPr>
-        <w:spacing w:line="276" w:lineRule="auto" w:after="120"/>
-        <w:ind w:firstLine="709"/>
-        <w:jc w:val="both"/>
-      </w:pPr>
-      <w:r>
-        <w:rPr>
-          <w:rFonts w:ascii="Times New Roman" w:hAnsi="Times New Roman"/>
-          <w:sz w:val="28"/>
-        </w:rPr>
-      </w:r>
-      <w:r>
-        <w:rPr>
-          <w:rFonts w:ascii="Times New Roman" w:hAnsi="Times New Roman"/>
-          <w:b/>
-          <w:sz w:val="28"/>
-        </w:rPr>
-        <w:t>Ключевой функционал ГПИ 1:</w:t>
-      </w:r>
-      <w:r>
-        <w:rPr>
-          <w:rFonts w:ascii="Times New Roman" w:hAnsi="Times New Roman"/>
-          <w:sz w:val="28"/>
-        </w:rPr>
-      </w:r>
-    </w:p>
-    <w:p>
-      <w:pPr>
-        <w:spacing w:line="276" w:lineRule="auto" w:after="60"/>
-        <w:ind w:left="709"/>
-        <w:jc w:val="both"/>
-      </w:pPr>
-      <w:r>
-        <w:rPr>
-          <w:rFonts w:ascii="Times New Roman" w:hAnsi="Times New Roman"/>
-          <w:b w:val="0"/>
-          <w:sz w:val="28"/>
-        </w:rPr>
-        <w:t xml:space="preserve">• </w:t>
-      </w:r>
-      <w:r>
-        <w:rPr>
-          <w:rFonts w:ascii="Times New Roman" w:hAnsi="Times New Roman"/>
-          <w:sz w:val="28"/>
-        </w:rPr>
-        <w:t>KPI-счетчики: общее число планов в реестре, доля успешно проверенных по ФГОС 3++, число планов с ошибками, количество утвержденных планов.</w:t>
-      </w:r>
-    </w:p>
-    <w:p>
-      <w:pPr>
-        <w:spacing w:line="276" w:lineRule="auto" w:after="60"/>
-        <w:ind w:left="709"/>
-        <w:jc w:val="both"/>
-      </w:pPr>
-      <w:r>
-        <w:rPr>
-          <w:rFonts w:ascii="Times New Roman" w:hAnsi="Times New Roman"/>
-          <w:b w:val="0"/>
-          <w:sz w:val="28"/>
-        </w:rPr>
-        <w:t xml:space="preserve">• </w:t>
-      </w:r>
-      <w:r>
-        <w:rPr>
-          <w:rFonts w:ascii="Times New Roman" w:hAnsi="Times New Roman"/>
-          <w:sz w:val="28"/>
-        </w:rPr>
-        <w:t>Интерактивная таблица очереди проектов УП с динамическими фильтрами по факультетам/институтам, кафедрам и уровням образования.</w:t>
-      </w:r>
-    </w:p>
-    <w:p>
-      <w:pPr>
-        <w:spacing w:line="276" w:lineRule="auto" w:after="60"/>
-        <w:ind w:left="709"/>
-        <w:jc w:val="both"/>
-      </w:pPr>
-      <w:r>
-        <w:rPr>
-          <w:rFonts w:ascii="Times New Roman" w:hAnsi="Times New Roman"/>
-          <w:b w:val="0"/>
-          <w:sz w:val="28"/>
-        </w:rPr>
-        <w:t xml:space="preserve">• </w:t>
-      </w:r>
-      <w:r>
-        <w:rPr>
-          <w:rFonts w:ascii="Times New Roman" w:hAnsi="Times New Roman"/>
-          <w:sz w:val="28"/>
-        </w:rPr>
-        <w:t>Быстрый переход в один клик к экспертной проверке, отчету валидатора или визированию.</w:t>
-      </w:r>
-    </w:p>
-    <w:p>
-      <w:pPr>
-        <w:spacing w:before="160" w:after="80"/>
-        <w:jc w:val="left"/>
-      </w:pPr>
-      <w:r>
-        <w:rPr>
-          <w:rFonts w:ascii="Times New Roman" w:hAnsi="Times New Roman"/>
-          <w:b/>
-          <w:sz w:val="26"/>
-        </w:rPr>
-        <w:t>3.2. ГПИ 2: Интерактивный редактор учебного плана и семестровая матрица</w:t>
-      </w:r>
-    </w:p>
-    <w:p>
-      <w:pPr>
-        <w:spacing w:line="276" w:lineRule="auto" w:after="120"/>
-        <w:ind w:firstLine="709"/>
-        <w:jc w:val="both"/>
-      </w:pPr>
-      <w:r>
-        <w:rPr>
-          <w:rFonts w:ascii="Times New Roman" w:hAnsi="Times New Roman"/>
-          <w:sz w:val="28"/>
-        </w:rPr>
-        <w:t>Интерфейс обеспечивает разработку структуры УП выпускающей кафедрой: распределение дисциплин по семестрам, назначение кафедр-исполнителей, объемов в ЗЕТ и часах, а также форм промежуточной аттестации.</w:t>
+        <w:t>Рисунок 3 — Сводная панель</w:t>
       </w:r>
     </w:p>
     <w:p>
@@ -4191,150 +383,7 @@
           <w:i/>
           <w:sz w:val="24"/>
         </w:rPr>
-        <w:t>Рисунок 4 — ГПИ 2: Интерактивный редактор учебного плана</w:t>
-      </w:r>
-    </w:p>
-    <w:p>
-      <w:pPr>
-        <w:spacing w:line="276" w:lineRule="auto" w:after="120"/>
-        <w:ind w:firstLine="709"/>
-        <w:jc w:val="both"/>
-      </w:pPr>
-      <w:r>
-        <w:rPr>
-          <w:rFonts w:ascii="Times New Roman" w:hAnsi="Times New Roman"/>
-          <w:sz w:val="28"/>
-        </w:rPr>
-      </w:r>
-      <w:r>
-        <w:rPr>
-          <w:rFonts w:ascii="Times New Roman" w:hAnsi="Times New Roman"/>
-          <w:b/>
-          <w:sz w:val="28"/>
-        </w:rPr>
-        <w:t>Ключевой функционал ГПИ 2:</w:t>
-      </w:r>
-      <w:r>
-        <w:rPr>
-          <w:rFonts w:ascii="Times New Roman" w:hAnsi="Times New Roman"/>
-          <w:sz w:val="28"/>
-        </w:rPr>
-      </w:r>
-    </w:p>
-    <w:p>
-      <w:pPr>
-        <w:spacing w:line="276" w:lineRule="auto" w:after="60"/>
-        <w:ind w:left="709"/>
-        <w:jc w:val="both"/>
-      </w:pPr>
-      <w:r>
-        <w:rPr>
-          <w:rFonts w:ascii="Times New Roman" w:hAnsi="Times New Roman"/>
-          <w:b w:val="0"/>
-          <w:sz w:val="28"/>
-        </w:rPr>
-        <w:t xml:space="preserve">• </w:t>
-      </w:r>
-      <w:r>
-        <w:rPr>
-          <w:rFonts w:ascii="Times New Roman" w:hAnsi="Times New Roman"/>
-          <w:sz w:val="28"/>
-        </w:rPr>
-        <w:t>Вкладочная навигация по семестрам (1–8 семестры) со сводной матрицей курсов.</w:t>
-      </w:r>
-    </w:p>
-    <w:p>
-      <w:pPr>
-        <w:spacing w:line="276" w:lineRule="auto" w:after="60"/>
-        <w:ind w:left="709"/>
-        <w:jc w:val="both"/>
-      </w:pPr>
-      <w:r>
-        <w:rPr>
-          <w:rFonts w:ascii="Times New Roman" w:hAnsi="Times New Roman"/>
-          <w:b w:val="0"/>
-          <w:sz w:val="28"/>
-        </w:rPr>
-        <w:t xml:space="preserve">• </w:t>
-      </w:r>
-      <w:r>
-        <w:rPr>
-          <w:rFonts w:ascii="Times New Roman" w:hAnsi="Times New Roman"/>
-          <w:sz w:val="28"/>
-        </w:rPr>
-        <w:t>Табличный редактор с валидацией аудиторной нагрузки (лекции, лабораторные, практики).</w:t>
-      </w:r>
-    </w:p>
-    <w:p>
-      <w:pPr>
-        <w:spacing w:line="276" w:lineRule="auto" w:after="60"/>
-        <w:ind w:left="709"/>
-        <w:jc w:val="both"/>
-      </w:pPr>
-      <w:r>
-        <w:rPr>
-          <w:rFonts w:ascii="Times New Roman" w:hAnsi="Times New Roman"/>
-          <w:b w:val="0"/>
-          <w:sz w:val="28"/>
-        </w:rPr>
-        <w:t xml:space="preserve">• </w:t>
-      </w:r>
-      <w:r>
-        <w:rPr>
-          <w:rFonts w:ascii="Times New Roman" w:hAnsi="Times New Roman"/>
-          <w:sz w:val="28"/>
-        </w:rPr>
-        <w:t>Автоматический подсчет контрольных лимитов: суммарные ЗЕТ за семестр (норма 30 ЗЕТ), число экзаменов ($\le 5$), зачетов и курсовых работ.</w:t>
-      </w:r>
-    </w:p>
-    <w:p>
-      <w:pPr>
-        <w:spacing w:line="276" w:lineRule="auto" w:after="60"/>
-        <w:ind w:left="709"/>
-        <w:jc w:val="both"/>
-      </w:pPr>
-      <w:r>
-        <w:rPr>
-          <w:rFonts w:ascii="Times New Roman" w:hAnsi="Times New Roman"/>
-          <w:b w:val="0"/>
-          <w:sz w:val="28"/>
-        </w:rPr>
-        <w:t xml:space="preserve">• </w:t>
-      </w:r>
-      <w:r>
-        <w:rPr>
-          <w:rFonts w:ascii="Times New Roman" w:hAnsi="Times New Roman"/>
-          <w:sz w:val="28"/>
-        </w:rPr>
-        <w:t>Кнопки добавления дисциплины, прямого вызова валидатора ФГОС и отправки проекта в Центр АНОК.</w:t>
-      </w:r>
-    </w:p>
-    <w:p>
-      <w:pPr>
-        <w:spacing w:before="160" w:after="80"/>
-        <w:jc w:val="left"/>
-      </w:pPr>
-      <w:r>
-        <w:rPr>
-          <w:rFonts w:ascii="Times New Roman" w:hAnsi="Times New Roman"/>
-          <w:b/>
-          <w:sz w:val="26"/>
-        </w:rPr>
-        <w:t>3.3. ГПИ 3: Модуль автоматизированного контроля соответствия ФГОС 3++</w:t>
-      </w:r>
-    </w:p>
-    <w:p>
-      <w:pPr>
-        <w:spacing w:line="276" w:lineRule="auto" w:after="120"/>
-        <w:ind w:firstLine="709"/>
-        <w:jc w:val="both"/>
-      </w:pPr>
-      <w:r>
-        <w:rPr>
-          <w:rFonts w:ascii="Times New Roman" w:hAnsi="Times New Roman"/>
-          <w:sz w:val="28"/>
-        </w:rPr>
-        <w:t>Специализированный интерфейс эксперта Центра АНОК для проведения автоматической и содержательной верификации проекта УП на соответствие требованиям государственного образовательного стандарта.</w:t>
+        <w:t>Рисунок 4 — Учебный план</w:t>
       </w:r>
     </w:p>
     <w:p>
@@ -4388,150 +437,7 @@
           <w:i/>
           <w:sz w:val="24"/>
         </w:rPr>
-        <w:t>Рисунок 5 — ГПИ 3: Модуль валидации ФГОС</w:t>
-      </w:r>
-    </w:p>
-    <w:p>
-      <w:pPr>
-        <w:spacing w:line="276" w:lineRule="auto" w:after="120"/>
-        <w:ind w:firstLine="709"/>
-        <w:jc w:val="both"/>
-      </w:pPr>
-      <w:r>
-        <w:rPr>
-          <w:rFonts w:ascii="Times New Roman" w:hAnsi="Times New Roman"/>
-          <w:sz w:val="28"/>
-        </w:rPr>
-      </w:r>
-      <w:r>
-        <w:rPr>
-          <w:rFonts w:ascii="Times New Roman" w:hAnsi="Times New Roman"/>
-          <w:b/>
-          <w:sz w:val="28"/>
-        </w:rPr>
-        <w:t>Ключевой функционал ГПИ 3:</w:t>
-      </w:r>
-      <w:r>
-        <w:rPr>
-          <w:rFonts w:ascii="Times New Roman" w:hAnsi="Times New Roman"/>
-          <w:sz w:val="28"/>
-        </w:rPr>
-      </w:r>
-    </w:p>
-    <w:p>
-      <w:pPr>
-        <w:spacing w:line="276" w:lineRule="auto" w:after="60"/>
-        <w:ind w:left="709"/>
-        <w:jc w:val="both"/>
-      </w:pPr>
-      <w:r>
-        <w:rPr>
-          <w:rFonts w:ascii="Times New Roman" w:hAnsi="Times New Roman"/>
-          <w:b w:val="0"/>
-          <w:sz w:val="28"/>
-        </w:rPr>
-        <w:t xml:space="preserve">• </w:t>
-      </w:r>
-      <w:r>
-        <w:rPr>
-          <w:rFonts w:ascii="Times New Roman" w:hAnsi="Times New Roman"/>
-          <w:sz w:val="28"/>
-        </w:rPr>
-        <w:t>Сводный баннер соответствия стандарту (зеленый при успехе, красный при нарушениях).</w:t>
-      </w:r>
-    </w:p>
-    <w:p>
-      <w:pPr>
-        <w:spacing w:line="276" w:lineRule="auto" w:after="60"/>
-        <w:ind w:left="709"/>
-        <w:jc w:val="both"/>
-      </w:pPr>
-      <w:r>
-        <w:rPr>
-          <w:rFonts w:ascii="Times New Roman" w:hAnsi="Times New Roman"/>
-          <w:b w:val="0"/>
-          <w:sz w:val="28"/>
-        </w:rPr>
-        <w:t xml:space="preserve">• </w:t>
-      </w:r>
-      <w:r>
-        <w:rPr>
-          <w:rFonts w:ascii="Times New Roman" w:hAnsi="Times New Roman"/>
-          <w:sz w:val="28"/>
-        </w:rPr>
-        <w:t>Аналитические карточки по критическим нормативам: баланс 240 ЗЕТ, лимиты экзаменов, объемы обязательной части (Б1.О), практик и ГИА.</w:t>
-      </w:r>
-    </w:p>
-    <w:p>
-      <w:pPr>
-        <w:spacing w:line="276" w:lineRule="auto" w:after="60"/>
-        <w:ind w:left="709"/>
-        <w:jc w:val="both"/>
-      </w:pPr>
-      <w:r>
-        <w:rPr>
-          <w:rFonts w:ascii="Times New Roman" w:hAnsi="Times New Roman"/>
-          <w:b w:val="0"/>
-          <w:sz w:val="28"/>
-        </w:rPr>
-        <w:t xml:space="preserve">• </w:t>
-      </w:r>
-      <w:r>
-        <w:rPr>
-          <w:rFonts w:ascii="Times New Roman" w:hAnsi="Times New Roman"/>
-          <w:sz w:val="28"/>
-        </w:rPr>
-        <w:t>Детализированный протокол-чеклист с указанием нормативных требований стандарта и фактических значений в проекте плана.</w:t>
-      </w:r>
-    </w:p>
-    <w:p>
-      <w:pPr>
-        <w:spacing w:line="276" w:lineRule="auto" w:after="60"/>
-        <w:ind w:left="709"/>
-        <w:jc w:val="both"/>
-      </w:pPr>
-      <w:r>
-        <w:rPr>
-          <w:rFonts w:ascii="Times New Roman" w:hAnsi="Times New Roman"/>
-          <w:b w:val="0"/>
-          <w:sz w:val="28"/>
-        </w:rPr>
-        <w:t xml:space="preserve">• </w:t>
-      </w:r>
-      <w:r>
-        <w:rPr>
-          <w:rFonts w:ascii="Times New Roman" w:hAnsi="Times New Roman"/>
-          <w:sz w:val="28"/>
-        </w:rPr>
-        <w:t>Допуск учебного плана к процедуре официального визирования.</w:t>
-      </w:r>
-    </w:p>
-    <w:p>
-      <w:pPr>
-        <w:spacing w:before="160" w:after="80"/>
-        <w:jc w:val="left"/>
-      </w:pPr>
-      <w:r>
-        <w:rPr>
-          <w:rFonts w:ascii="Times New Roman" w:hAnsi="Times New Roman"/>
-          <w:b/>
-          <w:sz w:val="26"/>
-        </w:rPr>
-        <w:t>3.4. ГПИ 4: Маршрут электронного визирования и наложения ЭЦП</w:t>
-      </w:r>
-    </w:p>
-    <w:p>
-      <w:pPr>
-        <w:spacing w:line="276" w:lineRule="auto" w:after="120"/>
-        <w:ind w:firstLine="709"/>
-        <w:jc w:val="both"/>
-      </w:pPr>
-      <w:r>
-        <w:rPr>
-          <w:rFonts w:ascii="Times New Roman" w:hAnsi="Times New Roman"/>
-          <w:sz w:val="28"/>
-        </w:rPr>
-        <w:t>Интерфейс реализует регламент последовательного многоэтапного согласования УП должностными лицами университета согласно Варианту №15.</w:t>
+        <w:t>Рисунок 5 — Проверка ФГОС</w:t>
       </w:r>
     </w:p>
     <w:p>
@@ -4585,216 +491,7 @@
           <w:i/>
           <w:sz w:val="24"/>
         </w:rPr>
-        <w:t>Рисунок 6 — ГПИ 4: Маршрут визирования и ЭЦП</w:t>
-      </w:r>
-    </w:p>
-    <w:p>
-      <w:pPr>
-        <w:spacing w:line="276" w:lineRule="auto" w:after="120"/>
-        <w:ind w:firstLine="709"/>
-        <w:jc w:val="both"/>
-      </w:pPr>
-      <w:r>
-        <w:rPr>
-          <w:rFonts w:ascii="Times New Roman" w:hAnsi="Times New Roman"/>
-          <w:sz w:val="28"/>
-        </w:rPr>
-      </w:r>
-      <w:r>
-        <w:rPr>
-          <w:rFonts w:ascii="Times New Roman" w:hAnsi="Times New Roman"/>
-          <w:b/>
-          <w:sz w:val="28"/>
-        </w:rPr>
-        <w:t>Ключевой функционал ГПИ 4:</w:t>
-      </w:r>
-      <w:r>
-        <w:rPr>
-          <w:rFonts w:ascii="Times New Roman" w:hAnsi="Times New Roman"/>
-          <w:sz w:val="28"/>
-        </w:rPr>
-      </w:r>
-    </w:p>
-    <w:p>
-      <w:pPr>
-        <w:spacing w:line="276" w:lineRule="auto" w:after="60"/>
-        <w:ind w:left="709"/>
-        <w:jc w:val="both"/>
-      </w:pPr>
-      <w:r>
-        <w:rPr>
-          <w:rFonts w:ascii="Times New Roman" w:hAnsi="Times New Roman"/>
-          <w:b w:val="0"/>
-          <w:sz w:val="28"/>
-        </w:rPr>
-        <w:t xml:space="preserve">• </w:t>
-      </w:r>
-      <w:r>
-        <w:rPr>
-          <w:rFonts w:ascii="Times New Roman" w:hAnsi="Times New Roman"/>
-          <w:sz w:val="28"/>
-        </w:rPr>
-        <w:t>Визуализация 4 этапов визирования:</w:t>
-      </w:r>
-    </w:p>
-    <w:p>
-      <w:pPr>
-        <w:spacing w:line="276" w:lineRule="auto" w:after="60"/>
-        <w:ind w:left="992"/>
-        <w:jc w:val="both"/>
-      </w:pPr>
-      <w:r>
-        <w:rPr>
-          <w:rFonts w:ascii="Times New Roman" w:hAnsi="Times New Roman"/>
-          <w:b/>
-          <w:sz w:val="28"/>
-        </w:rPr>
-        <w:t xml:space="preserve">1. </w:t>
-      </w:r>
-      <w:r>
-        <w:rPr>
-          <w:rFonts w:ascii="Times New Roman" w:hAnsi="Times New Roman"/>
-          <w:sz w:val="28"/>
-        </w:rPr>
-        <w:t>Заведующий выпускающей кафедрой;</w:t>
-      </w:r>
-    </w:p>
-    <w:p>
-      <w:pPr>
-        <w:spacing w:line="276" w:lineRule="auto" w:after="60"/>
-        <w:ind w:left="992"/>
-        <w:jc w:val="both"/>
-      </w:pPr>
-      <w:r>
-        <w:rPr>
-          <w:rFonts w:ascii="Times New Roman" w:hAnsi="Times New Roman"/>
-          <w:b/>
-          <w:sz w:val="28"/>
-        </w:rPr>
-        <w:t xml:space="preserve">2. </w:t>
-      </w:r>
-      <w:r>
-        <w:rPr>
-          <w:rFonts w:ascii="Times New Roman" w:hAnsi="Times New Roman"/>
-          <w:sz w:val="28"/>
-        </w:rPr>
-        <w:t>Руководитель Центра АНОК;</w:t>
-      </w:r>
-    </w:p>
-    <w:p>
-      <w:pPr>
-        <w:spacing w:line="276" w:lineRule="auto" w:after="60"/>
-        <w:ind w:left="992"/>
-        <w:jc w:val="both"/>
-      </w:pPr>
-      <w:r>
-        <w:rPr>
-          <w:rFonts w:ascii="Times New Roman" w:hAnsi="Times New Roman"/>
-          <w:b/>
-          <w:sz w:val="28"/>
-        </w:rPr>
-        <w:t xml:space="preserve">3. </w:t>
-      </w:r>
-      <w:r>
-        <w:rPr>
-          <w:rFonts w:ascii="Times New Roman" w:hAnsi="Times New Roman"/>
-          <w:sz w:val="28"/>
-        </w:rPr>
-        <w:t>Проректор по учебной работе;</w:t>
-      </w:r>
-    </w:p>
-    <w:p>
-      <w:pPr>
-        <w:spacing w:line="276" w:lineRule="auto" w:after="60"/>
-        <w:ind w:left="992"/>
-        <w:jc w:val="both"/>
-      </w:pPr>
-      <w:r>
-        <w:rPr>
-          <w:rFonts w:ascii="Times New Roman" w:hAnsi="Times New Roman"/>
-          <w:b/>
-          <w:sz w:val="28"/>
-        </w:rPr>
-        <w:t xml:space="preserve">4. </w:t>
-      </w:r>
-      <w:r>
-        <w:rPr>
-          <w:rFonts w:ascii="Times New Roman" w:hAnsi="Times New Roman"/>
-          <w:sz w:val="28"/>
-        </w:rPr>
-        <w:t>Утверждение Ученым советом и подписание Ректором.</w:t>
-      </w:r>
-    </w:p>
-    <w:p>
-      <w:pPr>
-        <w:spacing w:line="276" w:lineRule="auto" w:after="60"/>
-        <w:ind w:left="709"/>
-        <w:jc w:val="both"/>
-      </w:pPr>
-      <w:r>
-        <w:rPr>
-          <w:rFonts w:ascii="Times New Roman" w:hAnsi="Times New Roman"/>
-          <w:b w:val="0"/>
-          <w:sz w:val="28"/>
-        </w:rPr>
-        <w:t xml:space="preserve">• </w:t>
-      </w:r>
-      <w:r>
-        <w:rPr>
-          <w:rFonts w:ascii="Times New Roman" w:hAnsi="Times New Roman"/>
-          <w:sz w:val="28"/>
-        </w:rPr>
-        <w:t>Отображение статусов визирования, временных меток и реквизитов сертификатов ЭЦП.</w:t>
-      </w:r>
-    </w:p>
-    <w:p>
-      <w:pPr>
-        <w:spacing w:line="276" w:lineRule="auto" w:after="60"/>
-        <w:ind w:left="709"/>
-        <w:jc w:val="both"/>
-      </w:pPr>
-      <w:r>
-        <w:rPr>
-          <w:rFonts w:ascii="Times New Roman" w:hAnsi="Times New Roman"/>
-          <w:b w:val="0"/>
-          <w:sz w:val="28"/>
-        </w:rPr>
-        <w:t xml:space="preserve">• </w:t>
-      </w:r>
-      <w:r>
-        <w:rPr>
-          <w:rFonts w:ascii="Times New Roman" w:hAnsi="Times New Roman"/>
-          <w:sz w:val="28"/>
-        </w:rPr>
-        <w:t>Форма защищенного наложения квалифицированной ЭЦП с криптографическим вычислением SHA-256 хеша документа и вводом PIN-кода ключевого носителя.</w:t>
-      </w:r>
-    </w:p>
-    <w:p>
-      <w:pPr>
-        <w:spacing w:before="160" w:after="80"/>
-        <w:jc w:val="left"/>
-      </w:pPr>
-      <w:r>
-        <w:rPr>
-          <w:rFonts w:ascii="Times New Roman" w:hAnsi="Times New Roman"/>
-          <w:b/>
-          <w:sz w:val="26"/>
-        </w:rPr>
-        <w:t>3.5. ГПИ 5: Модуль оформления и согласования служебных записок</w:t>
-      </w:r>
-    </w:p>
-    <w:p>
-      <w:pPr>
-        <w:spacing w:line="276" w:lineRule="auto" w:after="120"/>
-        <w:ind w:firstLine="709"/>
-        <w:jc w:val="both"/>
-      </w:pPr>
-      <w:r>
-        <w:rPr>
-          <w:rFonts w:ascii="Times New Roman" w:hAnsi="Times New Roman"/>
-          <w:sz w:val="28"/>
-        </w:rPr>
-        <w:t>Интерфейс обеспечивает процесс внесения изменений в утвержденный УП до начала семестра на основании официальных служебных записок (СЗ), подписанных выпускающей и реализующей кафедрами.</w:t>
+        <w:t>Рисунок 6 — Согласование</w:t>
       </w:r>
     </w:p>
     <w:p>
@@ -4848,7 +545,7 @@
           <w:i/>
           <w:sz w:val="24"/>
         </w:rPr>
-        <w:t>Рисунок 7 — ГПИ 5: Служебные записки и Diff-трекер</w:t>
+        <w:t>Рисунок 7 — Служебные записки</w:t>
       </w:r>
     </w:p>
     <w:p>
@@ -4862,86 +559,7 @@
           <w:rFonts w:ascii="Times New Roman" w:hAnsi="Times New Roman"/>
           <w:sz w:val="28"/>
         </w:rPr>
-      </w:r>
-      <w:r>
-        <w:rPr>
-          <w:rFonts w:ascii="Times New Roman" w:hAnsi="Times New Roman"/>
-          <w:b/>
-          <w:sz w:val="28"/>
-        </w:rPr>
-        <w:t>Ключевой функционал ГПИ 5:</w:t>
-      </w:r>
-      <w:r>
-        <w:rPr>
-          <w:rFonts w:ascii="Times New Roman" w:hAnsi="Times New Roman"/>
-          <w:sz w:val="28"/>
-        </w:rPr>
-      </w:r>
-    </w:p>
-    <w:p>
-      <w:pPr>
-        <w:spacing w:line="276" w:lineRule="auto" w:after="60"/>
-        <w:ind w:left="709"/>
-        <w:jc w:val="both"/>
-      </w:pPr>
-      <w:r>
-        <w:rPr>
-          <w:rFonts w:ascii="Times New Roman" w:hAnsi="Times New Roman"/>
-          <w:b w:val="0"/>
-          <w:sz w:val="28"/>
-        </w:rPr>
-        <w:t xml:space="preserve">• </w:t>
-      </w:r>
-      <w:r>
-        <w:rPr>
-          <w:rFonts w:ascii="Times New Roman" w:hAnsi="Times New Roman"/>
-          <w:sz w:val="28"/>
-        </w:rPr>
-        <w:t>Карточка служебной записки с фиксацией двух электронных подписей заведующих кафедрами (кафедры-инициатора и кафедры-исполнителя).</w:t>
-      </w:r>
-    </w:p>
-    <w:p>
-      <w:pPr>
-        <w:spacing w:line="276" w:lineRule="auto" w:after="60"/>
-        <w:ind w:left="709"/>
-        <w:jc w:val="both"/>
-      </w:pPr>
-      <w:r>
-        <w:rPr>
-          <w:rFonts w:ascii="Times New Roman" w:hAnsi="Times New Roman"/>
-          <w:b w:val="0"/>
-          <w:sz w:val="28"/>
-        </w:rPr>
-        <w:t xml:space="preserve">• </w:t>
-      </w:r>
-      <w:r>
-        <w:rPr>
-          <w:rFonts w:ascii="Times New Roman" w:hAnsi="Times New Roman"/>
-          <w:sz w:val="28"/>
-        </w:rPr>
-        <w:t>Таблица Diff-анализа изменений: сопоставление исходных параметров (v1.0) и предлагаемых правок (v1.1) с автоматической перепроверкой по ФГОС.</w:t>
-      </w:r>
-    </w:p>
-    <w:p>
-      <w:pPr>
-        <w:spacing w:line="276" w:lineRule="auto" w:after="60"/>
-        <w:ind w:left="709"/>
-        <w:jc w:val="both"/>
-      </w:pPr>
-      <w:r>
-        <w:rPr>
-          <w:rFonts w:ascii="Times New Roman" w:hAnsi="Times New Roman"/>
-          <w:b w:val="0"/>
-          <w:sz w:val="28"/>
-        </w:rPr>
-        <w:t xml:space="preserve">• </w:t>
-      </w:r>
-      <w:r>
-        <w:rPr>
-          <w:rFonts w:ascii="Times New Roman" w:hAnsi="Times New Roman"/>
-          <w:sz w:val="28"/>
-        </w:rPr>
-        <w:t>Фиксация решения эксперта АНОК и автоматический выпуск новой актуализированной версии УП (`v1.1`).</w:t>
+        <w:t>Интерфейсы соответствуют разделам PHP-приложения: сводная панель, реестр планов, просмотр плана, проверка, согласование и служебные записки.</w:t>
       </w:r>
     </w:p>
     <w:p>
@@ -4955,7 +573,7 @@
           <w:b/>
           <w:sz w:val="28"/>
         </w:rPr>
-        <w:t>4. Заключение</w:t>
+        <w:t>Заключение</w:t>
       </w:r>
     </w:p>
     <w:p>
@@ -4969,140 +587,7 @@
           <w:rFonts w:ascii="Times New Roman" w:hAnsi="Times New Roman"/>
           <w:sz w:val="28"/>
         </w:rPr>
-        <w:t>В ходе выполнения лабораторной работы №3:</w:t>
-      </w:r>
-    </w:p>
-    <w:p>
-      <w:pPr>
-        <w:spacing w:line="276" w:lineRule="auto" w:after="60"/>
-        <w:ind w:left="709"/>
-        <w:jc w:val="both"/>
-      </w:pPr>
-      <w:r>
-        <w:rPr>
-          <w:rFonts w:ascii="Times New Roman" w:hAnsi="Times New Roman"/>
-          <w:b/>
-          <w:sz w:val="28"/>
-        </w:rPr>
-        <w:t xml:space="preserve">1. </w:t>
-      </w:r>
-      <w:r>
-        <w:rPr>
-          <w:rFonts w:ascii="Times New Roman" w:hAnsi="Times New Roman"/>
-          <w:sz w:val="28"/>
-        </w:rPr>
-        <w:t xml:space="preserve">Разработан и специфицирован целостный </w:t>
-      </w:r>
-      <w:r>
-        <w:rPr>
-          <w:rFonts w:ascii="Times New Roman" w:hAnsi="Times New Roman"/>
-          <w:b/>
-          <w:sz w:val="28"/>
-        </w:rPr>
-        <w:t>шаблон дизайна корпоративного портала</w:t>
-      </w:r>
-      <w:r>
-        <w:rPr>
-          <w:rFonts w:ascii="Times New Roman" w:hAnsi="Times New Roman"/>
-          <w:sz w:val="28"/>
-        </w:rPr>
-        <w:t xml:space="preserve"> университета для Центра АНОК, включающий стандартизированные зоны разметки (Header, Sidebar, Main Content Area, Footer), 8px модульную сетку и адаптивные брейкпоинты.</w:t>
-      </w:r>
-    </w:p>
-    <w:p>
-      <w:pPr>
-        <w:spacing w:line="276" w:lineRule="auto" w:after="60"/>
-        <w:ind w:left="709"/>
-        <w:jc w:val="both"/>
-      </w:pPr>
-      <w:r>
-        <w:rPr>
-          <w:rFonts w:ascii="Times New Roman" w:hAnsi="Times New Roman"/>
-          <w:b/>
-          <w:sz w:val="28"/>
-        </w:rPr>
-        <w:t xml:space="preserve">2. </w:t>
-      </w:r>
-      <w:r>
-        <w:rPr>
-          <w:rFonts w:ascii="Times New Roman" w:hAnsi="Times New Roman"/>
-          <w:sz w:val="28"/>
-        </w:rPr>
-        <w:t xml:space="preserve">Спроектирована </w:t>
-      </w:r>
-      <w:r>
-        <w:rPr>
-          <w:rFonts w:ascii="Times New Roman" w:hAnsi="Times New Roman"/>
-          <w:b/>
-          <w:sz w:val="28"/>
-        </w:rPr>
-        <w:t>дизайн-система</w:t>
-      </w:r>
-      <w:r>
-        <w:rPr>
-          <w:rFonts w:ascii="Times New Roman" w:hAnsi="Times New Roman"/>
-          <w:sz w:val="28"/>
-        </w:rPr>
-        <w:t>: сформирована строгая цветовая палитра (WCAG AAA), типографическая шкала на базе гарнитур Inter и JetBrains Mono, а также библиотека базовых UI-компонентов.</w:t>
-      </w:r>
-    </w:p>
-    <w:p>
-      <w:pPr>
-        <w:spacing w:line="276" w:lineRule="auto" w:after="60"/>
-        <w:ind w:left="709"/>
-        <w:jc w:val="both"/>
-      </w:pPr>
-      <w:r>
-        <w:rPr>
-          <w:rFonts w:ascii="Times New Roman" w:hAnsi="Times New Roman"/>
-          <w:b/>
-          <w:sz w:val="28"/>
-        </w:rPr>
-        <w:t xml:space="preserve">3. </w:t>
-      </w:r>
-      <w:r>
-        <w:rPr>
-          <w:rFonts w:ascii="Times New Roman" w:hAnsi="Times New Roman"/>
-          <w:sz w:val="28"/>
-        </w:rPr>
-        <w:t xml:space="preserve">Разработаны высокоточные макеты </w:t>
-      </w:r>
-      <w:r>
-        <w:rPr>
-          <w:rFonts w:ascii="Times New Roman" w:hAnsi="Times New Roman"/>
-          <w:b/>
-          <w:sz w:val="28"/>
-        </w:rPr>
-        <w:t>5 главных пользовательских интерфейсов (ГПИ)</w:t>
-      </w:r>
-      <w:r>
-        <w:rPr>
-          <w:rFonts w:ascii="Times New Roman" w:hAnsi="Times New Roman"/>
-          <w:sz w:val="28"/>
-        </w:rPr>
-        <w:t>, покрывающие все бизнес-требования Варианта №15 (Dashboard, Редактор УП, Валидатор ФГОС, Маршруты ЭЦП, Служебные записки).</w:t>
-      </w:r>
-    </w:p>
-    <w:p>
-      <w:pPr>
-        <w:spacing w:line="276" w:lineRule="auto" w:after="60"/>
-        <w:ind w:left="709"/>
-        <w:jc w:val="both"/>
-      </w:pPr>
-      <w:r>
-        <w:rPr>
-          <w:rFonts w:ascii="Times New Roman" w:hAnsi="Times New Roman"/>
-          <w:b/>
-          <w:sz w:val="28"/>
-        </w:rPr>
-        <w:t xml:space="preserve">4. </w:t>
-      </w:r>
-      <w:r>
-        <w:rPr>
-          <w:rFonts w:ascii="Times New Roman" w:hAnsi="Times New Roman"/>
-          <w:sz w:val="28"/>
-        </w:rPr>
-        <w:t>Все разработанные решения согласованы с архитектурными UML-моделями Лабораторной работы №2 и базой данных MariaDB.</w:t>
+        <w:t>Разработан единый шаблон дизайна и набор главных пользовательских интерфейсов портала.</w:t>
       </w:r>
     </w:p>
     <w:sectPr>

--- a/reports/lab3/LR3_Report_Variant15.docx
+++ b/reports/lab3/LR3_Report_Variant15.docx
@@ -2,31 +2,10 @@
 <file path=word/document.xml><?xml version="1.0" encoding="utf-8"?>
 <w:document xmlns:wpc="http://schemas.microsoft.com/office/word/2010/wordprocessingCanvas" xmlns:mo="http://schemas.microsoft.com/office/mac/office/2008/main" xmlns:mc="http://schemas.openxmlformats.org/markup-compatibility/2006" xmlns:mv="urn:schemas-microsoft-com:mac:vml" xmlns:o="urn:schemas-microsoft-com:office:office" xmlns:r="http://schemas.openxmlformats.org/officeDocument/2006/relationships" xmlns:m="http://schemas.openxmlformats.org/officeDocument/2006/math" xmlns:v="urn:schemas-microsoft-com:vml" xmlns:wp14="http://schemas.microsoft.com/office/word/2010/wordprocessingDrawing" xmlns:wp="http://schemas.openxmlformats.org/drawingml/2006/wordprocessingDrawing" xmlns:w10="urn:schemas-microsoft-com:office:word" xmlns:w="http://schemas.openxmlformats.org/wordprocessingml/2006/main" xmlns:w14="http://schemas.microsoft.com/office/word/2010/wordml" xmlns:wpg="http://schemas.microsoft.com/office/word/2010/wordprocessingGroup" xmlns:wpi="http://schemas.microsoft.com/office/word/2010/wordprocessingInk" xmlns:wne="http://schemas.microsoft.com/office/word/2006/wordml" xmlns:wps="http://schemas.microsoft.com/office/word/2010/wordprocessingShape" mc:Ignorable="w14 wp14">
   <w:body>
-    <w:p>
-      <w:pPr>
-        <w:spacing w:before="0" w:after="80" w:line="276" w:lineRule="auto"/>
-        <w:jc w:val="center"/>
-      </w:pPr>
-      <w:r>
-        <w:rPr>
-          <w:rFonts w:ascii="Times New Roman" w:hAnsi="Times New Roman"/>
-          <w:b/>
-          <w:sz w:val="24"/>
-        </w:rPr>
-        <w:t>МИНИСТЕРСТВО НАУКИ И ВЫСШЕГО ОБРАЗОВАНИЯ РОССИЙСКОЙ ФЕДЕРАЦИИ</w:t>
-        <w:br/>
-        <w:t>ФЕДЕРАЛЬНОЕ ГОСУДАРСТВЕННОЕ АВТОНОМНОЕ ОБРАЗОВАТЕЛЬНОЕ УЧРЕЖДЕНИЕ</w:t>
-        <w:br/>
-        <w:t>ВЫСШЕГО ОБРАЗОВАНИЯ</w:t>
-        <w:br/>
-        <w:t>«НАЦИОНАЛЬНЫЙ ИССЛЕДОВАТЕЛЬСКИЙ УНИВЕРСИТЕТ»</w:t>
-        <w:br/>
-        <w:br/>
-        <w:t>Факультет информационных технологий</w:t>
-        <w:br/>
-        <w:t>Кафедра программной инженерии</w:t>
-      </w:r>
-    </w:p>
+    <w:p/>
+    <w:p/>
+    <w:p/>
+    <w:p/>
     <w:p/>
     <w:p/>
     <w:p/>
@@ -125,7 +104,7 @@
           <w:b/>
           <w:sz w:val="28"/>
         </w:rPr>
-        <w:t>1. Шаблон дизайна</w:t>
+        <w:t>1. Цель работы</w:t>
       </w:r>
     </w:p>
     <w:p>
@@ -139,7 +118,21 @@
           <w:rFonts w:ascii="Times New Roman" w:hAnsi="Times New Roman"/>
           <w:sz w:val="28"/>
         </w:rPr>
-        <w:t>Шаблон включает заголовочную часть с названием университета, боковое меню, основную область страницы и нижнюю часть страницы. Используются светлый фон рабочей области, тёмная навигация, синие ссылки и таблицы с разделителями.</w:t>
+        <w:t>Разработать модульный шаблон дизайна корпоративного портала Центра АНОК (включая компоновку страницы, сеточную структуру, цветовую палитру, типографику, адаптивные правила) и спроектировать главные пользовательские интерфейсы (ГПИ) для всех ключевых сценариев взаимодействия сотрудников университета.</w:t>
+      </w:r>
+    </w:p>
+    <w:p>
+      <w:pPr>
+        <w:spacing w:before="240" w:after="120"/>
+        <w:jc w:val="left"/>
+      </w:pPr>
+      <w:r>
+        <w:rPr>
+          <w:rFonts w:ascii="Times New Roman" w:hAnsi="Times New Roman"/>
+          <w:b/>
+          <w:sz w:val="28"/>
+        </w:rPr>
+        <w:t>2. Разработка шаблона дизайна портала</w:t>
       </w:r>
     </w:p>
     <w:p>
@@ -153,7 +146,7 @@
           <w:rFonts w:ascii="Times New Roman" w:hAnsi="Times New Roman"/>
           <w:sz w:val="28"/>
         </w:rPr>
-        <w:t>Шрифты и отступы заданы в общем CSS блока `portal/index.php`. Интерфейс имеет адаптивное правило для небольших экранов.</w:t>
+        <w:t>Шаблон дизайна корпоративного портала Центра АНОК построен на основе современных принципов чистого, контрастного и функционального академического UI/UX дизайна:</w:t>
       </w:r>
     </w:p>
     <w:p>
@@ -212,6 +205,438 @@
     </w:p>
     <w:p>
       <w:pPr>
+        <w:spacing w:before="160" w:after="80"/>
+        <w:jc w:val="left"/>
+      </w:pPr>
+      <w:r>
+        <w:rPr>
+          <w:rFonts w:ascii="Times New Roman" w:hAnsi="Times New Roman"/>
+          <w:b/>
+          <w:sz w:val="26"/>
+        </w:rPr>
+        <w:t>2.1. Анатомия разметки страницы (Page Layout)</w:t>
+      </w:r>
+    </w:p>
+    <w:p>
+      <w:pPr>
+        <w:spacing w:line="276" w:lineRule="auto" w:after="60"/>
+        <w:ind w:left="709"/>
+        <w:jc w:val="both"/>
+      </w:pPr>
+      <w:r>
+        <w:rPr>
+          <w:rFonts w:ascii="Times New Roman" w:hAnsi="Times New Roman"/>
+          <w:b w:val="0"/>
+          <w:sz w:val="28"/>
+        </w:rPr>
+        <w:t xml:space="preserve">• </w:t>
+      </w:r>
+      <w:r>
+        <w:rPr>
+          <w:rFonts w:ascii="Times New Roman" w:hAnsi="Times New Roman"/>
+          <w:sz w:val="28"/>
+        </w:rPr>
+      </w:r>
+      <w:r>
+        <w:rPr>
+          <w:rFonts w:ascii="Times New Roman" w:hAnsi="Times New Roman"/>
+          <w:b/>
+          <w:sz w:val="28"/>
+        </w:rPr>
+        <w:t>Заголовочная часть (Header, высота 60px):</w:t>
+      </w:r>
+      <w:r>
+        <w:rPr>
+          <w:rFonts w:ascii="Times New Roman" w:hAnsi="Times New Roman"/>
+          <w:sz w:val="28"/>
+        </w:rPr>
+      </w:r>
+    </w:p>
+    <w:p>
+      <w:pPr>
+        <w:spacing w:line="276" w:lineRule="auto" w:after="60"/>
+        <w:ind w:left="992"/>
+        <w:jc w:val="both"/>
+      </w:pPr>
+      <w:r>
+        <w:rPr>
+          <w:rFonts w:ascii="Times New Roman" w:hAnsi="Times New Roman"/>
+          <w:b w:val="0"/>
+          <w:sz w:val="28"/>
+        </w:rPr>
+        <w:t xml:space="preserve">• </w:t>
+      </w:r>
+      <w:r>
+        <w:rPr>
+          <w:rFonts w:ascii="Times New Roman" w:hAnsi="Times New Roman"/>
+          <w:sz w:val="28"/>
+        </w:rPr>
+        <w:t>Закреплена в верхней части экрана (`position: sticky; top: 0; z-index: 100`).</w:t>
+      </w:r>
+    </w:p>
+    <w:p>
+      <w:pPr>
+        <w:spacing w:line="276" w:lineRule="auto" w:after="60"/>
+        <w:ind w:left="992"/>
+        <w:jc w:val="both"/>
+      </w:pPr>
+      <w:r>
+        <w:rPr>
+          <w:rFonts w:ascii="Times New Roman" w:hAnsi="Times New Roman"/>
+          <w:b w:val="0"/>
+          <w:sz w:val="28"/>
+        </w:rPr>
+        <w:t xml:space="preserve">• </w:t>
+      </w:r>
+      <w:r>
+        <w:rPr>
+          <w:rFonts w:ascii="Times New Roman" w:hAnsi="Times New Roman"/>
+          <w:sz w:val="28"/>
+        </w:rPr>
+        <w:t>Фирменный логотип Центра АНОК с монограммой «А».</w:t>
+      </w:r>
+    </w:p>
+    <w:p>
+      <w:pPr>
+        <w:spacing w:line="276" w:lineRule="auto" w:after="60"/>
+        <w:ind w:left="992"/>
+        <w:jc w:val="both"/>
+      </w:pPr>
+      <w:r>
+        <w:rPr>
+          <w:rFonts w:ascii="Times New Roman" w:hAnsi="Times New Roman"/>
+          <w:b w:val="0"/>
+          <w:sz w:val="28"/>
+        </w:rPr>
+        <w:t xml:space="preserve">• </w:t>
+      </w:r>
+      <w:r>
+        <w:rPr>
+          <w:rFonts w:ascii="Times New Roman" w:hAnsi="Times New Roman"/>
+          <w:sz w:val="28"/>
+        </w:rPr>
+        <w:t>Наименование: «УНИВЕРСИТЕТ · Центр АНОК (Автоматизированная настройка образовательного контента)».</w:t>
+      </w:r>
+    </w:p>
+    <w:p>
+      <w:pPr>
+        <w:spacing w:line="276" w:lineRule="auto" w:after="60"/>
+        <w:ind w:left="992"/>
+        <w:jc w:val="both"/>
+      </w:pPr>
+      <w:r>
+        <w:rPr>
+          <w:rFonts w:ascii="Times New Roman" w:hAnsi="Times New Roman"/>
+          <w:b w:val="0"/>
+          <w:sz w:val="28"/>
+        </w:rPr>
+        <w:t xml:space="preserve">• </w:t>
+      </w:r>
+      <w:r>
+        <w:rPr>
+          <w:rFonts w:ascii="Times New Roman" w:hAnsi="Times New Roman"/>
+          <w:sz w:val="28"/>
+        </w:rPr>
+        <w:t>Профиль текущего авторизованного пользователя с аватаром (Эксперт АНОК Соловьёв А.С.).</w:t>
+      </w:r>
+    </w:p>
+    <w:p>
+      <w:pPr>
+        <w:spacing w:line="276" w:lineRule="auto" w:after="60"/>
+        <w:ind w:left="709"/>
+        <w:jc w:val="both"/>
+      </w:pPr>
+      <w:r>
+        <w:rPr>
+          <w:rFonts w:ascii="Times New Roman" w:hAnsi="Times New Roman"/>
+          <w:b w:val="0"/>
+          <w:sz w:val="28"/>
+        </w:rPr>
+        <w:t xml:space="preserve">• </w:t>
+      </w:r>
+      <w:r>
+        <w:rPr>
+          <w:rFonts w:ascii="Times New Roman" w:hAnsi="Times New Roman"/>
+          <w:sz w:val="28"/>
+        </w:rPr>
+      </w:r>
+      <w:r>
+        <w:rPr>
+          <w:rFonts w:ascii="Times New Roman" w:hAnsi="Times New Roman"/>
+          <w:b/>
+          <w:sz w:val="28"/>
+        </w:rPr>
+        <w:t>Боковая навигационная панель (Sidebar Navigation, ширина 240px):</w:t>
+      </w:r>
+      <w:r>
+        <w:rPr>
+          <w:rFonts w:ascii="Times New Roman" w:hAnsi="Times New Roman"/>
+          <w:sz w:val="28"/>
+        </w:rPr>
+      </w:r>
+    </w:p>
+    <w:p>
+      <w:pPr>
+        <w:spacing w:line="276" w:lineRule="auto" w:after="60"/>
+        <w:ind w:left="992"/>
+        <w:jc w:val="both"/>
+      </w:pPr>
+      <w:r>
+        <w:rPr>
+          <w:rFonts w:ascii="Times New Roman" w:hAnsi="Times New Roman"/>
+          <w:b w:val="0"/>
+          <w:sz w:val="28"/>
+        </w:rPr>
+        <w:t xml:space="preserve">• </w:t>
+      </w:r>
+      <w:r>
+        <w:rPr>
+          <w:rFonts w:ascii="Times New Roman" w:hAnsi="Times New Roman"/>
+          <w:sz w:val="28"/>
+        </w:rPr>
+        <w:t>Темный фон (`#1e293b`), обеспечивающий четкое визуальное разделение навигации и контента.</w:t>
+      </w:r>
+    </w:p>
+    <w:p>
+      <w:pPr>
+        <w:spacing w:line="276" w:lineRule="auto" w:after="60"/>
+        <w:ind w:left="992"/>
+        <w:jc w:val="both"/>
+      </w:pPr>
+      <w:r>
+        <w:rPr>
+          <w:rFonts w:ascii="Times New Roman" w:hAnsi="Times New Roman"/>
+          <w:b w:val="0"/>
+          <w:sz w:val="28"/>
+        </w:rPr>
+        <w:t xml:space="preserve">• </w:t>
+      </w:r>
+      <w:r>
+        <w:rPr>
+          <w:rFonts w:ascii="Times New Roman" w:hAnsi="Times New Roman"/>
+          <w:sz w:val="28"/>
+        </w:rPr>
+        <w:t>12 разделов меню с визуальными пиктограммами и текстовыми метками.</w:t>
+      </w:r>
+    </w:p>
+    <w:p>
+      <w:pPr>
+        <w:spacing w:line="276" w:lineRule="auto" w:after="60"/>
+        <w:ind w:left="992"/>
+        <w:jc w:val="both"/>
+      </w:pPr>
+      <w:r>
+        <w:rPr>
+          <w:rFonts w:ascii="Times New Roman" w:hAnsi="Times New Roman"/>
+          <w:b w:val="0"/>
+          <w:sz w:val="28"/>
+        </w:rPr>
+        <w:t xml:space="preserve">• </w:t>
+      </w:r>
+      <w:r>
+        <w:rPr>
+          <w:rFonts w:ascii="Times New Roman" w:hAnsi="Times New Roman"/>
+          <w:sz w:val="28"/>
+        </w:rPr>
+        <w:t>Индикация активного пункта меню с акцентной синей подсветкой и тенью (`#2563eb`).</w:t>
+      </w:r>
+    </w:p>
+    <w:p>
+      <w:pPr>
+        <w:spacing w:line="276" w:lineRule="auto" w:after="60"/>
+        <w:ind w:left="709"/>
+        <w:jc w:val="both"/>
+      </w:pPr>
+      <w:r>
+        <w:rPr>
+          <w:rFonts w:ascii="Times New Roman" w:hAnsi="Times New Roman"/>
+          <w:b w:val="0"/>
+          <w:sz w:val="28"/>
+        </w:rPr>
+        <w:t xml:space="preserve">• </w:t>
+      </w:r>
+      <w:r>
+        <w:rPr>
+          <w:rFonts w:ascii="Times New Roman" w:hAnsi="Times New Roman"/>
+          <w:sz w:val="28"/>
+        </w:rPr>
+      </w:r>
+      <w:r>
+        <w:rPr>
+          <w:rFonts w:ascii="Times New Roman" w:hAnsi="Times New Roman"/>
+          <w:b/>
+          <w:sz w:val="28"/>
+        </w:rPr>
+        <w:t>Основная рабочая область (Main Content Area):</w:t>
+      </w:r>
+      <w:r>
+        <w:rPr>
+          <w:rFonts w:ascii="Times New Roman" w:hAnsi="Times New Roman"/>
+          <w:sz w:val="28"/>
+        </w:rPr>
+      </w:r>
+    </w:p>
+    <w:p>
+      <w:pPr>
+        <w:spacing w:line="276" w:lineRule="auto" w:after="60"/>
+        <w:ind w:left="992"/>
+        <w:jc w:val="both"/>
+      </w:pPr>
+      <w:r>
+        <w:rPr>
+          <w:rFonts w:ascii="Times New Roman" w:hAnsi="Times New Roman"/>
+          <w:b w:val="0"/>
+          <w:sz w:val="28"/>
+        </w:rPr>
+        <w:t xml:space="preserve">• </w:t>
+      </w:r>
+      <w:r>
+        <w:rPr>
+          <w:rFonts w:ascii="Times New Roman" w:hAnsi="Times New Roman"/>
+          <w:sz w:val="28"/>
+        </w:rPr>
+        <w:t>Максимальная ширина 1200px с комфортными отступами (`padding: 32px`).</w:t>
+      </w:r>
+    </w:p>
+    <w:p>
+      <w:pPr>
+        <w:spacing w:line="276" w:lineRule="auto" w:after="60"/>
+        <w:ind w:left="992"/>
+        <w:jc w:val="both"/>
+      </w:pPr>
+      <w:r>
+        <w:rPr>
+          <w:rFonts w:ascii="Times New Roman" w:hAnsi="Times New Roman"/>
+          <w:b w:val="0"/>
+          <w:sz w:val="28"/>
+        </w:rPr>
+        <w:t xml:space="preserve">• </w:t>
+      </w:r>
+      <w:r>
+        <w:rPr>
+          <w:rFonts w:ascii="Times New Roman" w:hAnsi="Times New Roman"/>
+          <w:sz w:val="28"/>
+        </w:rPr>
+        <w:t>Заголовок страницы (`h1`), подзаголовок с кратким описанием раздела.</w:t>
+      </w:r>
+    </w:p>
+    <w:p>
+      <w:pPr>
+        <w:spacing w:line="276" w:lineRule="auto" w:after="60"/>
+        <w:ind w:left="992"/>
+        <w:jc w:val="both"/>
+      </w:pPr>
+      <w:r>
+        <w:rPr>
+          <w:rFonts w:ascii="Times New Roman" w:hAnsi="Times New Roman"/>
+          <w:b w:val="0"/>
+          <w:sz w:val="28"/>
+        </w:rPr>
+        <w:t xml:space="preserve">• </w:t>
+      </w:r>
+      <w:r>
+        <w:rPr>
+          <w:rFonts w:ascii="Times New Roman" w:hAnsi="Times New Roman"/>
+          <w:sz w:val="28"/>
+        </w:rPr>
+        <w:t>Сетка аналитических карточек метрик (Grid layout).</w:t>
+      </w:r>
+    </w:p>
+    <w:p>
+      <w:pPr>
+        <w:spacing w:line="276" w:lineRule="auto" w:after="60"/>
+        <w:ind w:left="992"/>
+        <w:jc w:val="both"/>
+      </w:pPr>
+      <w:r>
+        <w:rPr>
+          <w:rFonts w:ascii="Times New Roman" w:hAnsi="Times New Roman"/>
+          <w:b w:val="0"/>
+          <w:sz w:val="28"/>
+        </w:rPr>
+        <w:t xml:space="preserve">• </w:t>
+      </w:r>
+      <w:r>
+        <w:rPr>
+          <w:rFonts w:ascii="Times New Roman" w:hAnsi="Times New Roman"/>
+          <w:sz w:val="28"/>
+        </w:rPr>
+        <w:t>Табличные контейнеры данных со скруглением углов (`border-radius: 10px`), мягкой тенью и горизонтальной прокруткой для таблиц с большим числом колонок.</w:t>
+      </w:r>
+    </w:p>
+    <w:p>
+      <w:pPr>
+        <w:spacing w:line="276" w:lineRule="auto" w:after="60"/>
+        <w:ind w:left="709"/>
+        <w:jc w:val="both"/>
+      </w:pPr>
+      <w:r>
+        <w:rPr>
+          <w:rFonts w:ascii="Times New Roman" w:hAnsi="Times New Roman"/>
+          <w:b w:val="0"/>
+          <w:sz w:val="28"/>
+        </w:rPr>
+        <w:t xml:space="preserve">• </w:t>
+      </w:r>
+      <w:r>
+        <w:rPr>
+          <w:rFonts w:ascii="Times New Roman" w:hAnsi="Times New Roman"/>
+          <w:sz w:val="28"/>
+        </w:rPr>
+      </w:r>
+      <w:r>
+        <w:rPr>
+          <w:rFonts w:ascii="Times New Roman" w:hAnsi="Times New Roman"/>
+          <w:b/>
+          <w:sz w:val="28"/>
+        </w:rPr>
+        <w:t>Нижняя часть / футер (Footer):</w:t>
+      </w:r>
+      <w:r>
+        <w:rPr>
+          <w:rFonts w:ascii="Times New Roman" w:hAnsi="Times New Roman"/>
+          <w:sz w:val="28"/>
+        </w:rPr>
+      </w:r>
+    </w:p>
+    <w:p>
+      <w:pPr>
+        <w:spacing w:line="276" w:lineRule="auto" w:after="60"/>
+        <w:ind w:left="992"/>
+        <w:jc w:val="both"/>
+      </w:pPr>
+      <w:r>
+        <w:rPr>
+          <w:rFonts w:ascii="Times New Roman" w:hAnsi="Times New Roman"/>
+          <w:b w:val="0"/>
+          <w:sz w:val="28"/>
+        </w:rPr>
+        <w:t xml:space="preserve">• </w:t>
+      </w:r>
+      <w:r>
+        <w:rPr>
+          <w:rFonts w:ascii="Times New Roman" w:hAnsi="Times New Roman"/>
+          <w:sz w:val="28"/>
+        </w:rPr>
+        <w:t>Встроенная информационная строка статуса синхронизации и версии системы.</w:t>
+      </w:r>
+    </w:p>
+    <w:p>
+      <w:pPr>
+        <w:spacing w:before="160" w:after="80"/>
+        <w:jc w:val="left"/>
+      </w:pPr>
+      <w:r>
+        <w:rPr>
+          <w:rFonts w:ascii="Times New Roman" w:hAnsi="Times New Roman"/>
+          <w:b/>
+          <w:sz w:val="26"/>
+        </w:rPr>
+        <w:t>2.2. Цветовое решение и дизайн-токены (Design Tokens)</w:t>
+      </w:r>
+    </w:p>
+    <w:p>
+      <w:pPr>
         <w:spacing w:before="200" w:after="80"/>
         <w:jc w:val="center"/>
       </w:pPr>
@@ -266,6 +691,1495 @@
     </w:p>
     <w:p>
       <w:pPr>
+        <w:spacing w:before="160" w:after="80"/>
+        <w:ind w:firstLine="709"/>
+        <w:jc w:val="left"/>
+      </w:pPr>
+      <w:r>
+        <w:rPr>
+          <w:rFonts w:ascii="Times New Roman" w:hAnsi="Times New Roman"/>
+          <w:b/>
+          <w:sz w:val="24"/>
+        </w:rPr>
+        <w:t>Таблица 1 — Спецификация данных</w:t>
+      </w:r>
+    </w:p>
+    <w:tbl>
+      <w:tblPr>
+        <w:tblW w:type="auto" w:w="0"/>
+        <w:jc w:val="center"/>
+        <w:tblLook w:firstColumn="1" w:firstRow="1" w:lastColumn="0" w:lastRow="0" w:noHBand="0" w:noVBand="1" w:val="04A0"/>
+        <w:tblBorders>
+          <w:top w:val="single" w:sz="4" w:space="0" w:color="CBD5E1"/>
+          <w:bottom w:val="single" w:sz="4" w:space="0" w:color="CBD5E1"/>
+          <w:insideH w:val="single" w:sz="4" w:space="0" w:color="CBD5E1"/>
+          <w:insideV w:val="single" w:sz="4" w:space="0" w:color="CBD5E1"/>
+          <w:left w:val="single" w:sz="4" w:space="0" w:color="CBD5E1"/>
+          <w:right w:val="single" w:sz="4" w:space="0" w:color="CBD5E1"/>
+        </w:tblBorders>
+      </w:tblPr>
+      <w:tblGrid>
+        <w:gridCol w:w="3118"/>
+        <w:gridCol w:w="3118"/>
+        <w:gridCol w:w="3118"/>
+      </w:tblGrid>
+      <w:tr>
+        <w:tc>
+          <w:tcPr>
+            <w:tcW w:type="dxa" w:w="3118"/>
+            <w:tcMar>
+              <w:top w:w="100" w:type="dxa"/>
+              <w:bottom w:w="100" w:type="dxa"/>
+              <w:left w:w="150" w:type="dxa"/>
+              <w:right w:w="150" w:type="dxa"/>
+            </w:tcMar>
+            <w:shd w:fill="E2E8F0"/>
+          </w:tcPr>
+          <w:p>
+            <w:pPr>
+              <w:spacing w:before="40" w:after="40" w:line="252" w:lineRule="auto"/>
+              <w:jc w:val="left"/>
+            </w:pPr>
+            <w:r>
+              <w:rPr>
+                <w:rFonts w:ascii="Times New Roman" w:hAnsi="Times New Roman"/>
+                <w:b/>
+                <w:sz w:val="22"/>
+              </w:rPr>
+              <w:t>Элемент / Токен</w:t>
+            </w:r>
+          </w:p>
+        </w:tc>
+        <w:tc>
+          <w:tcPr>
+            <w:tcW w:type="dxa" w:w="3118"/>
+            <w:tcMar>
+              <w:top w:w="100" w:type="dxa"/>
+              <w:bottom w:w="100" w:type="dxa"/>
+              <w:left w:w="150" w:type="dxa"/>
+              <w:right w:w="150" w:type="dxa"/>
+            </w:tcMar>
+            <w:shd w:fill="E2E8F0"/>
+          </w:tcPr>
+          <w:p>
+            <w:pPr>
+              <w:spacing w:before="40" w:after="40" w:line="252" w:lineRule="auto"/>
+              <w:jc w:val="left"/>
+            </w:pPr>
+            <w:r>
+              <w:rPr>
+                <w:rFonts w:ascii="Times New Roman" w:hAnsi="Times New Roman"/>
+                <w:b/>
+                <w:sz w:val="22"/>
+              </w:rPr>
+              <w:t>Hex-код</w:t>
+            </w:r>
+          </w:p>
+        </w:tc>
+        <w:tc>
+          <w:tcPr>
+            <w:tcW w:type="dxa" w:w="3118"/>
+            <w:tcMar>
+              <w:top w:w="100" w:type="dxa"/>
+              <w:bottom w:w="100" w:type="dxa"/>
+              <w:left w:w="150" w:type="dxa"/>
+              <w:right w:w="150" w:type="dxa"/>
+            </w:tcMar>
+            <w:shd w:fill="E2E8F0"/>
+          </w:tcPr>
+          <w:p>
+            <w:pPr>
+              <w:spacing w:before="40" w:after="40" w:line="252" w:lineRule="auto"/>
+              <w:jc w:val="left"/>
+            </w:pPr>
+            <w:r>
+              <w:rPr>
+                <w:rFonts w:ascii="Times New Roman" w:hAnsi="Times New Roman"/>
+                <w:b/>
+                <w:sz w:val="22"/>
+              </w:rPr>
+              <w:t>Назначение в интерфейсе</w:t>
+            </w:r>
+          </w:p>
+        </w:tc>
+      </w:tr>
+      <w:tr>
+        <w:tc>
+          <w:tcPr>
+            <w:tcW w:type="dxa" w:w="3118"/>
+            <w:tcMar>
+              <w:top w:w="100" w:type="dxa"/>
+              <w:bottom w:w="100" w:type="dxa"/>
+              <w:left w:w="150" w:type="dxa"/>
+              <w:right w:w="150" w:type="dxa"/>
+            </w:tcMar>
+          </w:tcPr>
+          <w:p>
+            <w:pPr>
+              <w:spacing w:before="40" w:after="40" w:line="252" w:lineRule="auto"/>
+              <w:jc w:val="left"/>
+            </w:pPr>
+            <w:r>
+              <w:rPr>
+                <w:rFonts w:ascii="Times New Roman" w:hAnsi="Times New Roman"/>
+                <w:sz w:val="22"/>
+              </w:rPr>
+              <w:t>`--bg-header`</w:t>
+            </w:r>
+          </w:p>
+        </w:tc>
+        <w:tc>
+          <w:tcPr>
+            <w:tcW w:type="dxa" w:w="3118"/>
+            <w:tcMar>
+              <w:top w:w="100" w:type="dxa"/>
+              <w:bottom w:w="100" w:type="dxa"/>
+              <w:left w:w="150" w:type="dxa"/>
+              <w:right w:w="150" w:type="dxa"/>
+            </w:tcMar>
+          </w:tcPr>
+          <w:p>
+            <w:pPr>
+              <w:spacing w:before="40" w:after="40" w:line="252" w:lineRule="auto"/>
+              <w:jc w:val="left"/>
+            </w:pPr>
+            <w:r>
+              <w:rPr>
+                <w:rFonts w:ascii="Times New Roman" w:hAnsi="Times New Roman"/>
+                <w:sz w:val="22"/>
+              </w:rPr>
+              <w:t>`#0f172a`</w:t>
+            </w:r>
+          </w:p>
+        </w:tc>
+        <w:tc>
+          <w:tcPr>
+            <w:tcW w:type="dxa" w:w="3118"/>
+            <w:tcMar>
+              <w:top w:w="100" w:type="dxa"/>
+              <w:bottom w:w="100" w:type="dxa"/>
+              <w:left w:w="150" w:type="dxa"/>
+              <w:right w:w="150" w:type="dxa"/>
+            </w:tcMar>
+          </w:tcPr>
+          <w:p>
+            <w:pPr>
+              <w:spacing w:before="40" w:after="40" w:line="252" w:lineRule="auto"/>
+              <w:jc w:val="left"/>
+            </w:pPr>
+            <w:r>
+              <w:rPr>
+                <w:rFonts w:ascii="Times New Roman" w:hAnsi="Times New Roman"/>
+                <w:sz w:val="22"/>
+              </w:rPr>
+              <w:t>Темно-синий/графитовый цвет шапки (Slate-900)</w:t>
+            </w:r>
+          </w:p>
+        </w:tc>
+      </w:tr>
+      <w:tr>
+        <w:tc>
+          <w:tcPr>
+            <w:tcW w:type="dxa" w:w="3118"/>
+            <w:tcMar>
+              <w:top w:w="100" w:type="dxa"/>
+              <w:bottom w:w="100" w:type="dxa"/>
+              <w:left w:w="150" w:type="dxa"/>
+              <w:right w:w="150" w:type="dxa"/>
+            </w:tcMar>
+          </w:tcPr>
+          <w:p>
+            <w:pPr>
+              <w:spacing w:before="40" w:after="40" w:line="252" w:lineRule="auto"/>
+              <w:jc w:val="left"/>
+            </w:pPr>
+            <w:r>
+              <w:rPr>
+                <w:rFonts w:ascii="Times New Roman" w:hAnsi="Times New Roman"/>
+                <w:sz w:val="22"/>
+              </w:rPr>
+              <w:t>`--bg-sidebar`</w:t>
+            </w:r>
+          </w:p>
+        </w:tc>
+        <w:tc>
+          <w:tcPr>
+            <w:tcW w:type="dxa" w:w="3118"/>
+            <w:tcMar>
+              <w:top w:w="100" w:type="dxa"/>
+              <w:bottom w:w="100" w:type="dxa"/>
+              <w:left w:w="150" w:type="dxa"/>
+              <w:right w:w="150" w:type="dxa"/>
+            </w:tcMar>
+          </w:tcPr>
+          <w:p>
+            <w:pPr>
+              <w:spacing w:before="40" w:after="40" w:line="252" w:lineRule="auto"/>
+              <w:jc w:val="left"/>
+            </w:pPr>
+            <w:r>
+              <w:rPr>
+                <w:rFonts w:ascii="Times New Roman" w:hAnsi="Times New Roman"/>
+                <w:sz w:val="22"/>
+              </w:rPr>
+              <w:t>`#1e293b`</w:t>
+            </w:r>
+          </w:p>
+        </w:tc>
+        <w:tc>
+          <w:tcPr>
+            <w:tcW w:type="dxa" w:w="3118"/>
+            <w:tcMar>
+              <w:top w:w="100" w:type="dxa"/>
+              <w:bottom w:w="100" w:type="dxa"/>
+              <w:left w:w="150" w:type="dxa"/>
+              <w:right w:w="150" w:type="dxa"/>
+            </w:tcMar>
+          </w:tcPr>
+          <w:p>
+            <w:pPr>
+              <w:spacing w:before="40" w:after="40" w:line="252" w:lineRule="auto"/>
+              <w:jc w:val="left"/>
+            </w:pPr>
+            <w:r>
+              <w:rPr>
+                <w:rFonts w:ascii="Times New Roman" w:hAnsi="Times New Roman"/>
+                <w:sz w:val="22"/>
+              </w:rPr>
+              <w:t>Темно-серый цвет навигационной панели (Slate-800)</w:t>
+            </w:r>
+          </w:p>
+        </w:tc>
+      </w:tr>
+      <w:tr>
+        <w:tc>
+          <w:tcPr>
+            <w:tcW w:type="dxa" w:w="3118"/>
+            <w:tcMar>
+              <w:top w:w="100" w:type="dxa"/>
+              <w:bottom w:w="100" w:type="dxa"/>
+              <w:left w:w="150" w:type="dxa"/>
+              <w:right w:w="150" w:type="dxa"/>
+            </w:tcMar>
+          </w:tcPr>
+          <w:p>
+            <w:pPr>
+              <w:spacing w:before="40" w:after="40" w:line="252" w:lineRule="auto"/>
+              <w:jc w:val="left"/>
+            </w:pPr>
+            <w:r>
+              <w:rPr>
+                <w:rFonts w:ascii="Times New Roman" w:hAnsi="Times New Roman"/>
+                <w:sz w:val="22"/>
+              </w:rPr>
+              <w:t>`--page-bg`</w:t>
+            </w:r>
+          </w:p>
+        </w:tc>
+        <w:tc>
+          <w:tcPr>
+            <w:tcW w:type="dxa" w:w="3118"/>
+            <w:tcMar>
+              <w:top w:w="100" w:type="dxa"/>
+              <w:bottom w:w="100" w:type="dxa"/>
+              <w:left w:w="150" w:type="dxa"/>
+              <w:right w:w="150" w:type="dxa"/>
+            </w:tcMar>
+          </w:tcPr>
+          <w:p>
+            <w:pPr>
+              <w:spacing w:before="40" w:after="40" w:line="252" w:lineRule="auto"/>
+              <w:jc w:val="left"/>
+            </w:pPr>
+            <w:r>
+              <w:rPr>
+                <w:rFonts w:ascii="Times New Roman" w:hAnsi="Times New Roman"/>
+                <w:sz w:val="22"/>
+              </w:rPr>
+              <w:t>`#f8fafc`</w:t>
+            </w:r>
+          </w:p>
+        </w:tc>
+        <w:tc>
+          <w:tcPr>
+            <w:tcW w:type="dxa" w:w="3118"/>
+            <w:tcMar>
+              <w:top w:w="100" w:type="dxa"/>
+              <w:bottom w:w="100" w:type="dxa"/>
+              <w:left w:w="150" w:type="dxa"/>
+              <w:right w:w="150" w:type="dxa"/>
+            </w:tcMar>
+          </w:tcPr>
+          <w:p>
+            <w:pPr>
+              <w:spacing w:before="40" w:after="40" w:line="252" w:lineRule="auto"/>
+              <w:jc w:val="left"/>
+            </w:pPr>
+            <w:r>
+              <w:rPr>
+                <w:rFonts w:ascii="Times New Roman" w:hAnsi="Times New Roman"/>
+                <w:sz w:val="22"/>
+              </w:rPr>
+              <w:t>Светло-серый нейтральный фон страниц (Slate-50)</w:t>
+            </w:r>
+          </w:p>
+        </w:tc>
+      </w:tr>
+      <w:tr>
+        <w:tc>
+          <w:tcPr>
+            <w:tcW w:type="dxa" w:w="3118"/>
+            <w:tcMar>
+              <w:top w:w="100" w:type="dxa"/>
+              <w:bottom w:w="100" w:type="dxa"/>
+              <w:left w:w="150" w:type="dxa"/>
+              <w:right w:w="150" w:type="dxa"/>
+            </w:tcMar>
+          </w:tcPr>
+          <w:p>
+            <w:pPr>
+              <w:spacing w:before="40" w:after="40" w:line="252" w:lineRule="auto"/>
+              <w:jc w:val="left"/>
+            </w:pPr>
+            <w:r>
+              <w:rPr>
+                <w:rFonts w:ascii="Times New Roman" w:hAnsi="Times New Roman"/>
+                <w:sz w:val="22"/>
+              </w:rPr>
+              <w:t>`--card-bg`</w:t>
+            </w:r>
+          </w:p>
+        </w:tc>
+        <w:tc>
+          <w:tcPr>
+            <w:tcW w:type="dxa" w:w="3118"/>
+            <w:tcMar>
+              <w:top w:w="100" w:type="dxa"/>
+              <w:bottom w:w="100" w:type="dxa"/>
+              <w:left w:w="150" w:type="dxa"/>
+              <w:right w:w="150" w:type="dxa"/>
+            </w:tcMar>
+          </w:tcPr>
+          <w:p>
+            <w:pPr>
+              <w:spacing w:before="40" w:after="40" w:line="252" w:lineRule="auto"/>
+              <w:jc w:val="left"/>
+            </w:pPr>
+            <w:r>
+              <w:rPr>
+                <w:rFonts w:ascii="Times New Roman" w:hAnsi="Times New Roman"/>
+                <w:sz w:val="22"/>
+              </w:rPr>
+              <w:t>`#ffffff`</w:t>
+            </w:r>
+          </w:p>
+        </w:tc>
+        <w:tc>
+          <w:tcPr>
+            <w:tcW w:type="dxa" w:w="3118"/>
+            <w:tcMar>
+              <w:top w:w="100" w:type="dxa"/>
+              <w:bottom w:w="100" w:type="dxa"/>
+              <w:left w:w="150" w:type="dxa"/>
+              <w:right w:w="150" w:type="dxa"/>
+            </w:tcMar>
+          </w:tcPr>
+          <w:p>
+            <w:pPr>
+              <w:spacing w:before="40" w:after="40" w:line="252" w:lineRule="auto"/>
+              <w:jc w:val="left"/>
+            </w:pPr>
+            <w:r>
+              <w:rPr>
+                <w:rFonts w:ascii="Times New Roman" w:hAnsi="Times New Roman"/>
+                <w:sz w:val="22"/>
+              </w:rPr>
+              <w:t>Чистый белый фон карточек и таблиц</w:t>
+            </w:r>
+          </w:p>
+        </w:tc>
+      </w:tr>
+      <w:tr>
+        <w:tc>
+          <w:tcPr>
+            <w:tcW w:type="dxa" w:w="3118"/>
+            <w:tcMar>
+              <w:top w:w="100" w:type="dxa"/>
+              <w:bottom w:w="100" w:type="dxa"/>
+              <w:left w:w="150" w:type="dxa"/>
+              <w:right w:w="150" w:type="dxa"/>
+            </w:tcMar>
+          </w:tcPr>
+          <w:p>
+            <w:pPr>
+              <w:spacing w:before="40" w:after="40" w:line="252" w:lineRule="auto"/>
+              <w:jc w:val="left"/>
+            </w:pPr>
+            <w:r>
+              <w:rPr>
+                <w:rFonts w:ascii="Times New Roman" w:hAnsi="Times New Roman"/>
+                <w:sz w:val="22"/>
+              </w:rPr>
+              <w:t>`--primary`</w:t>
+            </w:r>
+          </w:p>
+        </w:tc>
+        <w:tc>
+          <w:tcPr>
+            <w:tcW w:type="dxa" w:w="3118"/>
+            <w:tcMar>
+              <w:top w:w="100" w:type="dxa"/>
+              <w:bottom w:w="100" w:type="dxa"/>
+              <w:left w:w="150" w:type="dxa"/>
+              <w:right w:w="150" w:type="dxa"/>
+            </w:tcMar>
+          </w:tcPr>
+          <w:p>
+            <w:pPr>
+              <w:spacing w:before="40" w:after="40" w:line="252" w:lineRule="auto"/>
+              <w:jc w:val="left"/>
+            </w:pPr>
+            <w:r>
+              <w:rPr>
+                <w:rFonts w:ascii="Times New Roman" w:hAnsi="Times New Roman"/>
+                <w:sz w:val="22"/>
+              </w:rPr>
+              <w:t>`#2563eb`</w:t>
+            </w:r>
+          </w:p>
+        </w:tc>
+        <w:tc>
+          <w:tcPr>
+            <w:tcW w:type="dxa" w:w="3118"/>
+            <w:tcMar>
+              <w:top w:w="100" w:type="dxa"/>
+              <w:bottom w:w="100" w:type="dxa"/>
+              <w:left w:w="150" w:type="dxa"/>
+              <w:right w:w="150" w:type="dxa"/>
+            </w:tcMar>
+          </w:tcPr>
+          <w:p>
+            <w:pPr>
+              <w:spacing w:before="40" w:after="40" w:line="252" w:lineRule="auto"/>
+              <w:jc w:val="left"/>
+            </w:pPr>
+            <w:r>
+              <w:rPr>
+                <w:rFonts w:ascii="Times New Roman" w:hAnsi="Times New Roman"/>
+                <w:sz w:val="22"/>
+              </w:rPr>
+              <w:t>Акцентный синий цвет (кнопки, активные ссылки, фокус)</w:t>
+            </w:r>
+          </w:p>
+        </w:tc>
+      </w:tr>
+      <w:tr>
+        <w:tc>
+          <w:tcPr>
+            <w:tcW w:type="dxa" w:w="3118"/>
+            <w:tcMar>
+              <w:top w:w="100" w:type="dxa"/>
+              <w:bottom w:w="100" w:type="dxa"/>
+              <w:left w:w="150" w:type="dxa"/>
+              <w:right w:w="150" w:type="dxa"/>
+            </w:tcMar>
+          </w:tcPr>
+          <w:p>
+            <w:pPr>
+              <w:spacing w:before="40" w:after="40" w:line="252" w:lineRule="auto"/>
+              <w:jc w:val="left"/>
+            </w:pPr>
+            <w:r>
+              <w:rPr>
+                <w:rFonts w:ascii="Times New Roman" w:hAnsi="Times New Roman"/>
+                <w:sz w:val="22"/>
+              </w:rPr>
+              <w:t>`--primary-hover`</w:t>
+            </w:r>
+          </w:p>
+        </w:tc>
+        <w:tc>
+          <w:tcPr>
+            <w:tcW w:type="dxa" w:w="3118"/>
+            <w:tcMar>
+              <w:top w:w="100" w:type="dxa"/>
+              <w:bottom w:w="100" w:type="dxa"/>
+              <w:left w:w="150" w:type="dxa"/>
+              <w:right w:w="150" w:type="dxa"/>
+            </w:tcMar>
+          </w:tcPr>
+          <w:p>
+            <w:pPr>
+              <w:spacing w:before="40" w:after="40" w:line="252" w:lineRule="auto"/>
+              <w:jc w:val="left"/>
+            </w:pPr>
+            <w:r>
+              <w:rPr>
+                <w:rFonts w:ascii="Times New Roman" w:hAnsi="Times New Roman"/>
+                <w:sz w:val="22"/>
+              </w:rPr>
+              <w:t>`#1d4ed8`</w:t>
+            </w:r>
+          </w:p>
+        </w:tc>
+        <w:tc>
+          <w:tcPr>
+            <w:tcW w:type="dxa" w:w="3118"/>
+            <w:tcMar>
+              <w:top w:w="100" w:type="dxa"/>
+              <w:bottom w:w="100" w:type="dxa"/>
+              <w:left w:w="150" w:type="dxa"/>
+              <w:right w:w="150" w:type="dxa"/>
+            </w:tcMar>
+          </w:tcPr>
+          <w:p>
+            <w:pPr>
+              <w:spacing w:before="40" w:after="40" w:line="252" w:lineRule="auto"/>
+              <w:jc w:val="left"/>
+            </w:pPr>
+            <w:r>
+              <w:rPr>
+                <w:rFonts w:ascii="Times New Roman" w:hAnsi="Times New Roman"/>
+                <w:sz w:val="22"/>
+              </w:rPr>
+              <w:t>Состояние наведения интерактивных элементов</w:t>
+            </w:r>
+          </w:p>
+        </w:tc>
+      </w:tr>
+      <w:tr>
+        <w:tc>
+          <w:tcPr>
+            <w:tcW w:type="dxa" w:w="3118"/>
+            <w:tcMar>
+              <w:top w:w="100" w:type="dxa"/>
+              <w:bottom w:w="100" w:type="dxa"/>
+              <w:left w:w="150" w:type="dxa"/>
+              <w:right w:w="150" w:type="dxa"/>
+            </w:tcMar>
+          </w:tcPr>
+          <w:p>
+            <w:pPr>
+              <w:spacing w:before="40" w:after="40" w:line="252" w:lineRule="auto"/>
+              <w:jc w:val="left"/>
+            </w:pPr>
+            <w:r>
+              <w:rPr>
+                <w:rFonts w:ascii="Times New Roman" w:hAnsi="Times New Roman"/>
+                <w:sz w:val="22"/>
+              </w:rPr>
+              <w:t>`--text-main`</w:t>
+            </w:r>
+          </w:p>
+        </w:tc>
+        <w:tc>
+          <w:tcPr>
+            <w:tcW w:type="dxa" w:w="3118"/>
+            <w:tcMar>
+              <w:top w:w="100" w:type="dxa"/>
+              <w:bottom w:w="100" w:type="dxa"/>
+              <w:left w:w="150" w:type="dxa"/>
+              <w:right w:w="150" w:type="dxa"/>
+            </w:tcMar>
+          </w:tcPr>
+          <w:p>
+            <w:pPr>
+              <w:spacing w:before="40" w:after="40" w:line="252" w:lineRule="auto"/>
+              <w:jc w:val="left"/>
+            </w:pPr>
+            <w:r>
+              <w:rPr>
+                <w:rFonts w:ascii="Times New Roman" w:hAnsi="Times New Roman"/>
+                <w:sz w:val="22"/>
+              </w:rPr>
+              <w:t>`#0f172a` / `#1e293b`</w:t>
+            </w:r>
+          </w:p>
+        </w:tc>
+        <w:tc>
+          <w:tcPr>
+            <w:tcW w:type="dxa" w:w="3118"/>
+            <w:tcMar>
+              <w:top w:w="100" w:type="dxa"/>
+              <w:bottom w:w="100" w:type="dxa"/>
+              <w:left w:w="150" w:type="dxa"/>
+              <w:right w:w="150" w:type="dxa"/>
+            </w:tcMar>
+          </w:tcPr>
+          <w:p>
+            <w:pPr>
+              <w:spacing w:before="40" w:after="40" w:line="252" w:lineRule="auto"/>
+              <w:jc w:val="left"/>
+            </w:pPr>
+            <w:r>
+              <w:rPr>
+                <w:rFonts w:ascii="Times New Roman" w:hAnsi="Times New Roman"/>
+                <w:sz w:val="22"/>
+              </w:rPr>
+              <w:t>Основной высококонтрастный текст</w:t>
+            </w:r>
+          </w:p>
+        </w:tc>
+      </w:tr>
+      <w:tr>
+        <w:tc>
+          <w:tcPr>
+            <w:tcW w:type="dxa" w:w="3118"/>
+            <w:tcMar>
+              <w:top w:w="100" w:type="dxa"/>
+              <w:bottom w:w="100" w:type="dxa"/>
+              <w:left w:w="150" w:type="dxa"/>
+              <w:right w:w="150" w:type="dxa"/>
+            </w:tcMar>
+          </w:tcPr>
+          <w:p>
+            <w:pPr>
+              <w:spacing w:before="40" w:after="40" w:line="252" w:lineRule="auto"/>
+              <w:jc w:val="left"/>
+            </w:pPr>
+            <w:r>
+              <w:rPr>
+                <w:rFonts w:ascii="Times New Roman" w:hAnsi="Times New Roman"/>
+                <w:sz w:val="22"/>
+              </w:rPr>
+              <w:t>`--text-muted`</w:t>
+            </w:r>
+          </w:p>
+        </w:tc>
+        <w:tc>
+          <w:tcPr>
+            <w:tcW w:type="dxa" w:w="3118"/>
+            <w:tcMar>
+              <w:top w:w="100" w:type="dxa"/>
+              <w:bottom w:w="100" w:type="dxa"/>
+              <w:left w:w="150" w:type="dxa"/>
+              <w:right w:w="150" w:type="dxa"/>
+            </w:tcMar>
+          </w:tcPr>
+          <w:p>
+            <w:pPr>
+              <w:spacing w:before="40" w:after="40" w:line="252" w:lineRule="auto"/>
+              <w:jc w:val="left"/>
+            </w:pPr>
+            <w:r>
+              <w:rPr>
+                <w:rFonts w:ascii="Times New Roman" w:hAnsi="Times New Roman"/>
+                <w:sz w:val="22"/>
+              </w:rPr>
+              <w:t>`#64748b`</w:t>
+            </w:r>
+          </w:p>
+        </w:tc>
+        <w:tc>
+          <w:tcPr>
+            <w:tcW w:type="dxa" w:w="3118"/>
+            <w:tcMar>
+              <w:top w:w="100" w:type="dxa"/>
+              <w:bottom w:w="100" w:type="dxa"/>
+              <w:left w:w="150" w:type="dxa"/>
+              <w:right w:w="150" w:type="dxa"/>
+            </w:tcMar>
+          </w:tcPr>
+          <w:p>
+            <w:pPr>
+              <w:spacing w:before="40" w:after="40" w:line="252" w:lineRule="auto"/>
+              <w:jc w:val="left"/>
+            </w:pPr>
+            <w:r>
+              <w:rPr>
+                <w:rFonts w:ascii="Times New Roman" w:hAnsi="Times New Roman"/>
+                <w:sz w:val="22"/>
+              </w:rPr>
+              <w:t>Второстепенный поясняющий текст и метаданные</w:t>
+            </w:r>
+          </w:p>
+        </w:tc>
+      </w:tr>
+      <w:tr>
+        <w:tc>
+          <w:tcPr>
+            <w:tcW w:type="dxa" w:w="3118"/>
+            <w:tcMar>
+              <w:top w:w="100" w:type="dxa"/>
+              <w:bottom w:w="100" w:type="dxa"/>
+              <w:left w:w="150" w:type="dxa"/>
+              <w:right w:w="150" w:type="dxa"/>
+            </w:tcMar>
+          </w:tcPr>
+          <w:p>
+            <w:pPr>
+              <w:spacing w:before="40" w:after="40" w:line="252" w:lineRule="auto"/>
+              <w:jc w:val="left"/>
+            </w:pPr>
+            <w:r>
+              <w:rPr>
+                <w:rFonts w:ascii="Times New Roman" w:hAnsi="Times New Roman"/>
+                <w:sz w:val="22"/>
+              </w:rPr>
+              <w:t>`--border`</w:t>
+            </w:r>
+          </w:p>
+        </w:tc>
+        <w:tc>
+          <w:tcPr>
+            <w:tcW w:type="dxa" w:w="3118"/>
+            <w:tcMar>
+              <w:top w:w="100" w:type="dxa"/>
+              <w:bottom w:w="100" w:type="dxa"/>
+              <w:left w:w="150" w:type="dxa"/>
+              <w:right w:w="150" w:type="dxa"/>
+            </w:tcMar>
+          </w:tcPr>
+          <w:p>
+            <w:pPr>
+              <w:spacing w:before="40" w:after="40" w:line="252" w:lineRule="auto"/>
+              <w:jc w:val="left"/>
+            </w:pPr>
+            <w:r>
+              <w:rPr>
+                <w:rFonts w:ascii="Times New Roman" w:hAnsi="Times New Roman"/>
+                <w:sz w:val="22"/>
+              </w:rPr>
+              <w:t>`#e2e8f0`</w:t>
+            </w:r>
+          </w:p>
+        </w:tc>
+        <w:tc>
+          <w:tcPr>
+            <w:tcW w:type="dxa" w:w="3118"/>
+            <w:tcMar>
+              <w:top w:w="100" w:type="dxa"/>
+              <w:bottom w:w="100" w:type="dxa"/>
+              <w:left w:w="150" w:type="dxa"/>
+              <w:right w:w="150" w:type="dxa"/>
+            </w:tcMar>
+          </w:tcPr>
+          <w:p>
+            <w:pPr>
+              <w:spacing w:before="40" w:after="40" w:line="252" w:lineRule="auto"/>
+              <w:jc w:val="left"/>
+            </w:pPr>
+            <w:r>
+              <w:rPr>
+                <w:rFonts w:ascii="Times New Roman" w:hAnsi="Times New Roman"/>
+                <w:sz w:val="22"/>
+              </w:rPr>
+              <w:t>Тонкие разделительные линии таблиц и карточек</w:t>
+            </w:r>
+          </w:p>
+        </w:tc>
+      </w:tr>
+      <w:tr>
+        <w:tc>
+          <w:tcPr>
+            <w:tcW w:type="dxa" w:w="3118"/>
+            <w:tcMar>
+              <w:top w:w="100" w:type="dxa"/>
+              <w:bottom w:w="100" w:type="dxa"/>
+              <w:left w:w="150" w:type="dxa"/>
+              <w:right w:w="150" w:type="dxa"/>
+            </w:tcMar>
+          </w:tcPr>
+          <w:p>
+            <w:pPr>
+              <w:spacing w:before="40" w:after="40" w:line="252" w:lineRule="auto"/>
+              <w:jc w:val="left"/>
+            </w:pPr>
+            <w:r>
+              <w:rPr>
+                <w:rFonts w:ascii="Times New Roman" w:hAnsi="Times New Roman"/>
+                <w:sz w:val="22"/>
+              </w:rPr>
+              <w:t>`--badge-green`</w:t>
+            </w:r>
+          </w:p>
+        </w:tc>
+        <w:tc>
+          <w:tcPr>
+            <w:tcW w:type="dxa" w:w="3118"/>
+            <w:tcMar>
+              <w:top w:w="100" w:type="dxa"/>
+              <w:bottom w:w="100" w:type="dxa"/>
+              <w:left w:w="150" w:type="dxa"/>
+              <w:right w:w="150" w:type="dxa"/>
+            </w:tcMar>
+          </w:tcPr>
+          <w:p>
+            <w:pPr>
+              <w:spacing w:before="40" w:after="40" w:line="252" w:lineRule="auto"/>
+              <w:jc w:val="left"/>
+            </w:pPr>
+            <w:r>
+              <w:rPr>
+                <w:rFonts w:ascii="Times New Roman" w:hAnsi="Times New Roman"/>
+                <w:sz w:val="22"/>
+              </w:rPr>
+              <w:t>`#dcfce7` / `#15803d`</w:t>
+            </w:r>
+          </w:p>
+        </w:tc>
+        <w:tc>
+          <w:tcPr>
+            <w:tcW w:type="dxa" w:w="3118"/>
+            <w:tcMar>
+              <w:top w:w="100" w:type="dxa"/>
+              <w:bottom w:w="100" w:type="dxa"/>
+              <w:left w:w="150" w:type="dxa"/>
+              <w:right w:w="150" w:type="dxa"/>
+            </w:tcMar>
+          </w:tcPr>
+          <w:p>
+            <w:pPr>
+              <w:spacing w:before="40" w:after="40" w:line="252" w:lineRule="auto"/>
+              <w:jc w:val="left"/>
+            </w:pPr>
+            <w:r>
+              <w:rPr>
+                <w:rFonts w:ascii="Times New Roman" w:hAnsi="Times New Roman"/>
+                <w:sz w:val="22"/>
+              </w:rPr>
+              <w:t>Статусы: «Утверждено», «Подписано», «Успешно»</w:t>
+            </w:r>
+          </w:p>
+        </w:tc>
+      </w:tr>
+      <w:tr>
+        <w:tc>
+          <w:tcPr>
+            <w:tcW w:type="dxa" w:w="3118"/>
+            <w:tcMar>
+              <w:top w:w="100" w:type="dxa"/>
+              <w:bottom w:w="100" w:type="dxa"/>
+              <w:left w:w="150" w:type="dxa"/>
+              <w:right w:w="150" w:type="dxa"/>
+            </w:tcMar>
+          </w:tcPr>
+          <w:p>
+            <w:pPr>
+              <w:spacing w:before="40" w:after="40" w:line="252" w:lineRule="auto"/>
+              <w:jc w:val="left"/>
+            </w:pPr>
+            <w:r>
+              <w:rPr>
+                <w:rFonts w:ascii="Times New Roman" w:hAnsi="Times New Roman"/>
+                <w:sz w:val="22"/>
+              </w:rPr>
+              <w:t>`--badge-blue`</w:t>
+            </w:r>
+          </w:p>
+        </w:tc>
+        <w:tc>
+          <w:tcPr>
+            <w:tcW w:type="dxa" w:w="3118"/>
+            <w:tcMar>
+              <w:top w:w="100" w:type="dxa"/>
+              <w:bottom w:w="100" w:type="dxa"/>
+              <w:left w:w="150" w:type="dxa"/>
+              <w:right w:w="150" w:type="dxa"/>
+            </w:tcMar>
+          </w:tcPr>
+          <w:p>
+            <w:pPr>
+              <w:spacing w:before="40" w:after="40" w:line="252" w:lineRule="auto"/>
+              <w:jc w:val="left"/>
+            </w:pPr>
+            <w:r>
+              <w:rPr>
+                <w:rFonts w:ascii="Times New Roman" w:hAnsi="Times New Roman"/>
+                <w:sz w:val="22"/>
+              </w:rPr>
+              <w:t>`#dbeafe` / `#1d4ed8`</w:t>
+            </w:r>
+          </w:p>
+        </w:tc>
+        <w:tc>
+          <w:tcPr>
+            <w:tcW w:type="dxa" w:w="3118"/>
+            <w:tcMar>
+              <w:top w:w="100" w:type="dxa"/>
+              <w:bottom w:w="100" w:type="dxa"/>
+              <w:left w:w="150" w:type="dxa"/>
+              <w:right w:w="150" w:type="dxa"/>
+            </w:tcMar>
+          </w:tcPr>
+          <w:p>
+            <w:pPr>
+              <w:spacing w:before="40" w:after="40" w:line="252" w:lineRule="auto"/>
+              <w:jc w:val="left"/>
+            </w:pPr>
+            <w:r>
+              <w:rPr>
+                <w:rFonts w:ascii="Times New Roman" w:hAnsi="Times New Roman"/>
+                <w:sz w:val="22"/>
+              </w:rPr>
+              <w:t>Статусы: «Обновлено», «Создано», базовые теги</w:t>
+            </w:r>
+          </w:p>
+        </w:tc>
+      </w:tr>
+      <w:tr>
+        <w:tc>
+          <w:tcPr>
+            <w:tcW w:type="dxa" w:w="3118"/>
+            <w:tcMar>
+              <w:top w:w="100" w:type="dxa"/>
+              <w:bottom w:w="100" w:type="dxa"/>
+              <w:left w:w="150" w:type="dxa"/>
+              <w:right w:w="150" w:type="dxa"/>
+            </w:tcMar>
+          </w:tcPr>
+          <w:p>
+            <w:pPr>
+              <w:spacing w:before="40" w:after="40" w:line="252" w:lineRule="auto"/>
+              <w:jc w:val="left"/>
+            </w:pPr>
+            <w:r>
+              <w:rPr>
+                <w:rFonts w:ascii="Times New Roman" w:hAnsi="Times New Roman"/>
+                <w:sz w:val="22"/>
+              </w:rPr>
+              <w:t>`--badge-purple`</w:t>
+            </w:r>
+          </w:p>
+        </w:tc>
+        <w:tc>
+          <w:tcPr>
+            <w:tcW w:type="dxa" w:w="3118"/>
+            <w:tcMar>
+              <w:top w:w="100" w:type="dxa"/>
+              <w:bottom w:w="100" w:type="dxa"/>
+              <w:left w:w="150" w:type="dxa"/>
+              <w:right w:w="150" w:type="dxa"/>
+            </w:tcMar>
+          </w:tcPr>
+          <w:p>
+            <w:pPr>
+              <w:spacing w:before="40" w:after="40" w:line="252" w:lineRule="auto"/>
+              <w:jc w:val="left"/>
+            </w:pPr>
+            <w:r>
+              <w:rPr>
+                <w:rFonts w:ascii="Times New Roman" w:hAnsi="Times New Roman"/>
+                <w:sz w:val="22"/>
+              </w:rPr>
+              <w:t>`#f3e8ff` / `#7e22ce`</w:t>
+            </w:r>
+          </w:p>
+        </w:tc>
+        <w:tc>
+          <w:tcPr>
+            <w:tcW w:type="dxa" w:w="3118"/>
+            <w:tcMar>
+              <w:top w:w="100" w:type="dxa"/>
+              <w:bottom w:w="100" w:type="dxa"/>
+              <w:left w:w="150" w:type="dxa"/>
+              <w:right w:w="150" w:type="dxa"/>
+            </w:tcMar>
+          </w:tcPr>
+          <w:p>
+            <w:pPr>
+              <w:spacing w:before="40" w:after="40" w:line="252" w:lineRule="auto"/>
+              <w:jc w:val="left"/>
+            </w:pPr>
+            <w:r>
+              <w:rPr>
+                <w:rFonts w:ascii="Times New Roman" w:hAnsi="Times New Roman"/>
+                <w:sz w:val="22"/>
+              </w:rPr>
+              <w:t>Статусы: «На экспертизе в АНОК», «Закреплено»</w:t>
+            </w:r>
+          </w:p>
+        </w:tc>
+      </w:tr>
+      <w:tr>
+        <w:tc>
+          <w:tcPr>
+            <w:tcW w:type="dxa" w:w="3118"/>
+            <w:tcMar>
+              <w:top w:w="100" w:type="dxa"/>
+              <w:bottom w:w="100" w:type="dxa"/>
+              <w:left w:w="150" w:type="dxa"/>
+              <w:right w:w="150" w:type="dxa"/>
+            </w:tcMar>
+          </w:tcPr>
+          <w:p>
+            <w:pPr>
+              <w:spacing w:before="40" w:after="40" w:line="252" w:lineRule="auto"/>
+              <w:jc w:val="left"/>
+            </w:pPr>
+            <w:r>
+              <w:rPr>
+                <w:rFonts w:ascii="Times New Roman" w:hAnsi="Times New Roman"/>
+                <w:sz w:val="22"/>
+              </w:rPr>
+              <w:t>`--badge-yellow`</w:t>
+            </w:r>
+          </w:p>
+        </w:tc>
+        <w:tc>
+          <w:tcPr>
+            <w:tcW w:type="dxa" w:w="3118"/>
+            <w:tcMar>
+              <w:top w:w="100" w:type="dxa"/>
+              <w:bottom w:w="100" w:type="dxa"/>
+              <w:left w:w="150" w:type="dxa"/>
+              <w:right w:w="150" w:type="dxa"/>
+            </w:tcMar>
+          </w:tcPr>
+          <w:p>
+            <w:pPr>
+              <w:spacing w:before="40" w:after="40" w:line="252" w:lineRule="auto"/>
+              <w:jc w:val="left"/>
+            </w:pPr>
+            <w:r>
+              <w:rPr>
+                <w:rFonts w:ascii="Times New Roman" w:hAnsi="Times New Roman"/>
+                <w:sz w:val="22"/>
+              </w:rPr>
+              <w:t>`#fef3c7` / `#b45309`</w:t>
+            </w:r>
+          </w:p>
+        </w:tc>
+        <w:tc>
+          <w:tcPr>
+            <w:tcW w:type="dxa" w:w="3118"/>
+            <w:tcMar>
+              <w:top w:w="100" w:type="dxa"/>
+              <w:bottom w:w="100" w:type="dxa"/>
+              <w:left w:w="150" w:type="dxa"/>
+              <w:right w:w="150" w:type="dxa"/>
+            </w:tcMar>
+          </w:tcPr>
+          <w:p>
+            <w:pPr>
+              <w:spacing w:before="40" w:after="40" w:line="252" w:lineRule="auto"/>
+              <w:jc w:val="left"/>
+            </w:pPr>
+            <w:r>
+              <w:rPr>
+                <w:rFonts w:ascii="Times New Roman" w:hAnsi="Times New Roman"/>
+                <w:sz w:val="22"/>
+              </w:rPr>
+              <w:t>Статусы: «На согласовании», «В процессе»</w:t>
+            </w:r>
+          </w:p>
+        </w:tc>
+      </w:tr>
+      <w:tr>
+        <w:tc>
+          <w:tcPr>
+            <w:tcW w:type="dxa" w:w="3118"/>
+            <w:tcMar>
+              <w:top w:w="100" w:type="dxa"/>
+              <w:bottom w:w="100" w:type="dxa"/>
+              <w:left w:w="150" w:type="dxa"/>
+              <w:right w:w="150" w:type="dxa"/>
+            </w:tcMar>
+          </w:tcPr>
+          <w:p>
+            <w:pPr>
+              <w:spacing w:before="40" w:after="40" w:line="252" w:lineRule="auto"/>
+              <w:jc w:val="left"/>
+            </w:pPr>
+            <w:r>
+              <w:rPr>
+                <w:rFonts w:ascii="Times New Roman" w:hAnsi="Times New Roman"/>
+                <w:sz w:val="22"/>
+              </w:rPr>
+              <w:t>`--badge-red`</w:t>
+            </w:r>
+          </w:p>
+        </w:tc>
+        <w:tc>
+          <w:tcPr>
+            <w:tcW w:type="dxa" w:w="3118"/>
+            <w:tcMar>
+              <w:top w:w="100" w:type="dxa"/>
+              <w:bottom w:w="100" w:type="dxa"/>
+              <w:left w:w="150" w:type="dxa"/>
+              <w:right w:w="150" w:type="dxa"/>
+            </w:tcMar>
+          </w:tcPr>
+          <w:p>
+            <w:pPr>
+              <w:spacing w:before="40" w:after="40" w:line="252" w:lineRule="auto"/>
+              <w:jc w:val="left"/>
+            </w:pPr>
+            <w:r>
+              <w:rPr>
+                <w:rFonts w:ascii="Times New Roman" w:hAnsi="Times New Roman"/>
+                <w:sz w:val="22"/>
+              </w:rPr>
+              <w:t>`#fee2e2` / `#b91c1c`</w:t>
+            </w:r>
+          </w:p>
+        </w:tc>
+        <w:tc>
+          <w:tcPr>
+            <w:tcW w:type="dxa" w:w="3118"/>
+            <w:tcMar>
+              <w:top w:w="100" w:type="dxa"/>
+              <w:bottom w:w="100" w:type="dxa"/>
+              <w:left w:w="150" w:type="dxa"/>
+              <w:right w:w="150" w:type="dxa"/>
+            </w:tcMar>
+          </w:tcPr>
+          <w:p>
+            <w:pPr>
+              <w:spacing w:before="40" w:after="40" w:line="252" w:lineRule="auto"/>
+              <w:jc w:val="left"/>
+            </w:pPr>
+            <w:r>
+              <w:rPr>
+                <w:rFonts w:ascii="Times New Roman" w:hAnsi="Times New Roman"/>
+                <w:sz w:val="22"/>
+              </w:rPr>
+              <w:t>Статусы: «Ошибка», «Замечание ФГОС»</w:t>
+            </w:r>
+          </w:p>
+        </w:tc>
+      </w:tr>
+    </w:tbl>
+    <w:p>
+      <w:pPr>
+        <w:spacing w:after="120"/>
+      </w:pPr>
+    </w:p>
+    <w:p>
+      <w:pPr>
+        <w:spacing w:before="160" w:after="80"/>
+        <w:jc w:val="left"/>
+      </w:pPr>
+      <w:r>
+        <w:rPr>
+          <w:rFonts w:ascii="Times New Roman" w:hAnsi="Times New Roman"/>
+          <w:b/>
+          <w:sz w:val="26"/>
+        </w:rPr>
+        <w:t>2.3. Типографика и шрифтовая шкала</w:t>
+      </w:r>
+    </w:p>
+    <w:p>
+      <w:pPr>
+        <w:spacing w:line="276" w:lineRule="auto" w:after="60"/>
+        <w:ind w:left="709"/>
+        <w:jc w:val="both"/>
+      </w:pPr>
+      <w:r>
+        <w:rPr>
+          <w:rFonts w:ascii="Times New Roman" w:hAnsi="Times New Roman"/>
+          <w:b w:val="0"/>
+          <w:sz w:val="28"/>
+        </w:rPr>
+        <w:t xml:space="preserve">• </w:t>
+      </w:r>
+      <w:r>
+        <w:rPr>
+          <w:rFonts w:ascii="Times New Roman" w:hAnsi="Times New Roman"/>
+          <w:sz w:val="28"/>
+        </w:rPr>
+      </w:r>
+      <w:r>
+        <w:rPr>
+          <w:rFonts w:ascii="Times New Roman" w:hAnsi="Times New Roman"/>
+          <w:b/>
+          <w:sz w:val="28"/>
+        </w:rPr>
+        <w:t>Шрифтовой стек:</w:t>
+      </w:r>
+      <w:r>
+        <w:rPr>
+          <w:rFonts w:ascii="Times New Roman" w:hAnsi="Times New Roman"/>
+          <w:sz w:val="28"/>
+        </w:rPr>
+        <w:t xml:space="preserve"> системный стек шрифтов без внешних веб-зависимостей: `-apple-system, BlinkMacSystemFont, "Segoe UI", Roboto, "Helvetica Neue", Arial, sans-serif`.</w:t>
+      </w:r>
+    </w:p>
+    <w:p>
+      <w:pPr>
+        <w:spacing w:line="276" w:lineRule="auto" w:after="60"/>
+        <w:ind w:left="709"/>
+        <w:jc w:val="both"/>
+      </w:pPr>
+      <w:r>
+        <w:rPr>
+          <w:rFonts w:ascii="Times New Roman" w:hAnsi="Times New Roman"/>
+          <w:b w:val="0"/>
+          <w:sz w:val="28"/>
+        </w:rPr>
+        <w:t xml:space="preserve">• </w:t>
+      </w:r>
+      <w:r>
+        <w:rPr>
+          <w:rFonts w:ascii="Times New Roman" w:hAnsi="Times New Roman"/>
+          <w:sz w:val="28"/>
+        </w:rPr>
+      </w:r>
+      <w:r>
+        <w:rPr>
+          <w:rFonts w:ascii="Times New Roman" w:hAnsi="Times New Roman"/>
+          <w:b/>
+          <w:sz w:val="28"/>
+        </w:rPr>
+        <w:t>Иерархия размеров шрифтов:</w:t>
+      </w:r>
+      <w:r>
+        <w:rPr>
+          <w:rFonts w:ascii="Times New Roman" w:hAnsi="Times New Roman"/>
+          <w:sz w:val="28"/>
+        </w:rPr>
+      </w:r>
+    </w:p>
+    <w:p>
+      <w:pPr>
+        <w:spacing w:line="276" w:lineRule="auto" w:after="60"/>
+        <w:ind w:left="992"/>
+        <w:jc w:val="both"/>
+      </w:pPr>
+      <w:r>
+        <w:rPr>
+          <w:rFonts w:ascii="Times New Roman" w:hAnsi="Times New Roman"/>
+          <w:b w:val="0"/>
+          <w:sz w:val="28"/>
+        </w:rPr>
+        <w:t xml:space="preserve">• </w:t>
+      </w:r>
+      <w:r>
+        <w:rPr>
+          <w:rFonts w:ascii="Times New Roman" w:hAnsi="Times New Roman"/>
+          <w:sz w:val="28"/>
+        </w:rPr>
+        <w:t>Заголовок раздела `h1`: 24px, жирный (`font-weight: 700`), цвет `#0f172a`.</w:t>
+      </w:r>
+    </w:p>
+    <w:p>
+      <w:pPr>
+        <w:spacing w:line="276" w:lineRule="auto" w:after="60"/>
+        <w:ind w:left="992"/>
+        <w:jc w:val="both"/>
+      </w:pPr>
+      <w:r>
+        <w:rPr>
+          <w:rFonts w:ascii="Times New Roman" w:hAnsi="Times New Roman"/>
+          <w:b w:val="0"/>
+          <w:sz w:val="28"/>
+        </w:rPr>
+        <w:t xml:space="preserve">• </w:t>
+      </w:r>
+      <w:r>
+        <w:rPr>
+          <w:rFonts w:ascii="Times New Roman" w:hAnsi="Times New Roman"/>
+          <w:sz w:val="28"/>
+        </w:rPr>
+        <w:t>Подзаголовок `h2`: 18px, полужирный (`font-weight: 600`), цвет `#1e293b`.</w:t>
+      </w:r>
+    </w:p>
+    <w:p>
+      <w:pPr>
+        <w:spacing w:line="276" w:lineRule="auto" w:after="60"/>
+        <w:ind w:left="992"/>
+        <w:jc w:val="both"/>
+      </w:pPr>
+      <w:r>
+        <w:rPr>
+          <w:rFonts w:ascii="Times New Roman" w:hAnsi="Times New Roman"/>
+          <w:b w:val="0"/>
+          <w:sz w:val="28"/>
+        </w:rPr>
+        <w:t xml:space="preserve">• </w:t>
+      </w:r>
+      <w:r>
+        <w:rPr>
+          <w:rFonts w:ascii="Times New Roman" w:hAnsi="Times New Roman"/>
+          <w:sz w:val="28"/>
+        </w:rPr>
+        <w:t>Числовые метрики карточек: 32px, сверхжирный (`font-weight: 800`), цвет `#0f172a`.</w:t>
+      </w:r>
+    </w:p>
+    <w:p>
+      <w:pPr>
+        <w:spacing w:line="276" w:lineRule="auto" w:after="60"/>
+        <w:ind w:left="992"/>
+        <w:jc w:val="both"/>
+      </w:pPr>
+      <w:r>
+        <w:rPr>
+          <w:rFonts w:ascii="Times New Roman" w:hAnsi="Times New Roman"/>
+          <w:b w:val="0"/>
+          <w:sz w:val="28"/>
+        </w:rPr>
+        <w:t xml:space="preserve">• </w:t>
+      </w:r>
+      <w:r>
+        <w:rPr>
+          <w:rFonts w:ascii="Times New Roman" w:hAnsi="Times New Roman"/>
+          <w:sz w:val="28"/>
+        </w:rPr>
+        <w:t>Основной текст: 14px, нормальный (`line-height: 1.5`), цвет `#1e293b`.</w:t>
+      </w:r>
+    </w:p>
+    <w:p>
+      <w:pPr>
+        <w:spacing w:line="276" w:lineRule="auto" w:after="60"/>
+        <w:ind w:left="992"/>
+        <w:jc w:val="both"/>
+      </w:pPr>
+      <w:r>
+        <w:rPr>
+          <w:rFonts w:ascii="Times New Roman" w:hAnsi="Times New Roman"/>
+          <w:b w:val="0"/>
+          <w:sz w:val="28"/>
+        </w:rPr>
+        <w:t xml:space="preserve">• </w:t>
+      </w:r>
+      <w:r>
+        <w:rPr>
+          <w:rFonts w:ascii="Times New Roman" w:hAnsi="Times New Roman"/>
+          <w:sz w:val="28"/>
+        </w:rPr>
+        <w:t>Заголовки таблиц `th`: 12px, прописные буквы, полужирный (`font-weight: 600`), цвет `#475569`.</w:t>
+      </w:r>
+    </w:p>
+    <w:p>
+      <w:pPr>
+        <w:spacing w:line="276" w:lineRule="auto" w:after="60"/>
+        <w:ind w:left="992"/>
+        <w:jc w:val="both"/>
+      </w:pPr>
+      <w:r>
+        <w:rPr>
+          <w:rFonts w:ascii="Times New Roman" w:hAnsi="Times New Roman"/>
+          <w:b w:val="0"/>
+          <w:sz w:val="28"/>
+        </w:rPr>
+        <w:t xml:space="preserve">• </w:t>
+      </w:r>
+      <w:r>
+        <w:rPr>
+          <w:rFonts w:ascii="Times New Roman" w:hAnsi="Times New Roman"/>
+          <w:sz w:val="28"/>
+        </w:rPr>
+        <w:t>Метаданные и сноски: 12px / 13px, цвет `#64748b`.</w:t>
+      </w:r>
+    </w:p>
+    <w:p>
+      <w:pPr>
+        <w:spacing w:line="276" w:lineRule="auto" w:after="60"/>
+        <w:ind w:left="992"/>
+        <w:jc w:val="both"/>
+      </w:pPr>
+      <w:r>
+        <w:rPr>
+          <w:rFonts w:ascii="Times New Roman" w:hAnsi="Times New Roman"/>
+          <w:b w:val="0"/>
+          <w:sz w:val="28"/>
+        </w:rPr>
+        <w:t xml:space="preserve">• </w:t>
+      </w:r>
+      <w:r>
+        <w:rPr>
+          <w:rFonts w:ascii="Times New Roman" w:hAnsi="Times New Roman"/>
+          <w:sz w:val="28"/>
+        </w:rPr>
+        <w:t>Моноширинные коды (хэши, блоки): `font-family: monospace; font-size: 11px/12px`.</w:t>
+      </w:r>
+    </w:p>
+    <w:p>
+      <w:pPr>
+        <w:spacing w:before="160" w:after="80"/>
+        <w:jc w:val="left"/>
+      </w:pPr>
+      <w:r>
+        <w:rPr>
+          <w:rFonts w:ascii="Times New Roman" w:hAnsi="Times New Roman"/>
+          <w:b/>
+          <w:sz w:val="26"/>
+        </w:rPr>
+        <w:t>2.4. Адаптивные правила (Responsive Design)</w:t>
+      </w:r>
+    </w:p>
+    <w:p>
+      <w:pPr>
+        <w:spacing w:line="276" w:lineRule="auto" w:after="120"/>
+        <w:ind w:firstLine="709"/>
+        <w:jc w:val="both"/>
+      </w:pPr>
+      <w:r>
+        <w:rPr>
+          <w:rFonts w:ascii="Times New Roman" w:hAnsi="Times New Roman"/>
+          <w:sz w:val="28"/>
+        </w:rPr>
+        <w:t>При уменьшении ширины экрана ($\le 768px$):</w:t>
+      </w:r>
+    </w:p>
+    <w:p>
+      <w:pPr>
+        <w:spacing w:line="276" w:lineRule="auto" w:after="60"/>
+        <w:ind w:left="709"/>
+        <w:jc w:val="both"/>
+      </w:pPr>
+      <w:r>
+        <w:rPr>
+          <w:rFonts w:ascii="Times New Roman" w:hAnsi="Times New Roman"/>
+          <w:b w:val="0"/>
+          <w:sz w:val="28"/>
+        </w:rPr>
+        <w:t xml:space="preserve">• </w:t>
+      </w:r>
+      <w:r>
+        <w:rPr>
+          <w:rFonts w:ascii="Times New Roman" w:hAnsi="Times New Roman"/>
+          <w:sz w:val="28"/>
+        </w:rPr>
+        <w:t>Боковое меню компактно сворачивается в полосу шириной 70px с центрированными иконками.</w:t>
+      </w:r>
+    </w:p>
+    <w:p>
+      <w:pPr>
+        <w:spacing w:line="276" w:lineRule="auto" w:after="60"/>
+        <w:ind w:left="709"/>
+        <w:jc w:val="both"/>
+      </w:pPr>
+      <w:r>
+        <w:rPr>
+          <w:rFonts w:ascii="Times New Roman" w:hAnsi="Times New Roman"/>
+          <w:b w:val="0"/>
+          <w:sz w:val="28"/>
+        </w:rPr>
+        <w:t xml:space="preserve">• </w:t>
+      </w:r>
+      <w:r>
+        <w:rPr>
+          <w:rFonts w:ascii="Times New Roman" w:hAnsi="Times New Roman"/>
+          <w:sz w:val="28"/>
+        </w:rPr>
+        <w:t>Таблицы автоматически получают горизонтальную полосу прокрутки (`overflow-x: auto`), предотвращая искажение контента.</w:t>
+      </w:r>
+    </w:p>
+    <w:p>
+      <w:pPr>
+        <w:spacing w:line="276" w:lineRule="auto" w:after="60"/>
+        <w:ind w:left="709"/>
+        <w:jc w:val="both"/>
+      </w:pPr>
+      <w:r>
+        <w:rPr>
+          <w:rFonts w:ascii="Times New Roman" w:hAnsi="Times New Roman"/>
+          <w:b w:val="0"/>
+          <w:sz w:val="28"/>
+        </w:rPr>
+        <w:t xml:space="preserve">• </w:t>
+      </w:r>
+      <w:r>
+        <w:rPr>
+          <w:rFonts w:ascii="Times New Roman" w:hAnsi="Times New Roman"/>
+          <w:sz w:val="28"/>
+        </w:rPr>
+        <w:t>Карточки сводной панели перестраиваются в одноколоночную сетку.</w:t>
+      </w:r>
+    </w:p>
+    <w:p>
+      <w:pPr>
         <w:spacing w:before="240" w:after="120"/>
         <w:jc w:val="left"/>
       </w:pPr>
@@ -275,7 +2189,35 @@
           <w:b/>
           <w:sz w:val="28"/>
         </w:rPr>
-        <w:t>2. Главные пользовательские интерфейсы</w:t>
+        <w:t>3. Главные пользовательские интерфейсы (ГПИ)</w:t>
+      </w:r>
+    </w:p>
+    <w:p>
+      <w:pPr>
+        <w:spacing w:line="276" w:lineRule="auto" w:after="120"/>
+        <w:ind w:firstLine="709"/>
+        <w:jc w:val="both"/>
+      </w:pPr>
+      <w:r>
+        <w:rPr>
+          <w:rFonts w:ascii="Times New Roman" w:hAnsi="Times New Roman"/>
+          <w:sz w:val="28"/>
+        </w:rPr>
+        <w:t>В рамках лабораторной работы спроектированы и реализованы 5 главных пользовательских интерфейсов:</w:t>
+      </w:r>
+    </w:p>
+    <w:p>
+      <w:pPr>
+        <w:spacing w:before="160" w:after="80"/>
+        <w:jc w:val="left"/>
+      </w:pPr>
+      <w:r>
+        <w:rPr>
+          <w:rFonts w:ascii="Times New Roman" w:hAnsi="Times New Roman"/>
+          <w:b/>
+          <w:sz w:val="26"/>
+        </w:rPr>
+        <w:t>3.1. ГПИ-1: Сводная аналитическая панель (Dashboard)</w:t>
       </w:r>
     </w:p>
     <w:p>
@@ -334,6 +2276,86 @@
     </w:p>
     <w:p>
       <w:pPr>
+        <w:spacing w:line="276" w:lineRule="auto" w:after="60"/>
+        <w:ind w:left="709"/>
+        <w:jc w:val="both"/>
+      </w:pPr>
+      <w:r>
+        <w:rPr>
+          <w:rFonts w:ascii="Times New Roman" w:hAnsi="Times New Roman"/>
+          <w:b w:val="0"/>
+          <w:sz w:val="28"/>
+        </w:rPr>
+        <w:t xml:space="preserve">• </w:t>
+      </w:r>
+      <w:r>
+        <w:rPr>
+          <w:rFonts w:ascii="Times New Roman" w:hAnsi="Times New Roman"/>
+          <w:sz w:val="28"/>
+        </w:rPr>
+        <w:t>4 интерактивные карточки верхнего уровня (Учебные планы, Дисциплины, Стандарты ФГОС, Служебные записки).</w:t>
+      </w:r>
+    </w:p>
+    <w:p>
+      <w:pPr>
+        <w:spacing w:line="276" w:lineRule="auto" w:after="60"/>
+        <w:ind w:left="709"/>
+        <w:jc w:val="both"/>
+      </w:pPr>
+      <w:r>
+        <w:rPr>
+          <w:rFonts w:ascii="Times New Roman" w:hAnsi="Times New Roman"/>
+          <w:b w:val="0"/>
+          <w:sz w:val="28"/>
+        </w:rPr>
+        <w:t xml:space="preserve">• </w:t>
+      </w:r>
+      <w:r>
+        <w:rPr>
+          <w:rFonts w:ascii="Times New Roman" w:hAnsi="Times New Roman"/>
+          <w:sz w:val="28"/>
+        </w:rPr>
+        <w:t>Сводный реестр учебных планов с быстрым переходом к детальному просмотру.</w:t>
+      </w:r>
+    </w:p>
+    <w:p>
+      <w:pPr>
+        <w:spacing w:line="276" w:lineRule="auto" w:after="60"/>
+        <w:ind w:left="709"/>
+        <w:jc w:val="both"/>
+      </w:pPr>
+      <w:r>
+        <w:rPr>
+          <w:rFonts w:ascii="Times New Roman" w:hAnsi="Times New Roman"/>
+          <w:b w:val="0"/>
+          <w:sz w:val="28"/>
+        </w:rPr>
+        <w:t xml:space="preserve">• </w:t>
+      </w:r>
+      <w:r>
+        <w:rPr>
+          <w:rFonts w:ascii="Times New Roman" w:hAnsi="Times New Roman"/>
+          <w:sz w:val="28"/>
+        </w:rPr>
+        <w:t>Лента важных объявлений и регламентов Центра АНОК.</w:t>
+      </w:r>
+    </w:p>
+    <w:p>
+      <w:pPr>
+        <w:spacing w:before="160" w:after="80"/>
+        <w:jc w:val="left"/>
+      </w:pPr>
+      <w:r>
+        <w:rPr>
+          <w:rFonts w:ascii="Times New Roman" w:hAnsi="Times New Roman"/>
+          <w:b/>
+          <w:sz w:val="26"/>
+        </w:rPr>
+        <w:t>3.2. ГПИ-2: Просмотр и навигация по учебному плану (Curriculum Viewer)</w:t>
+      </w:r>
+    </w:p>
+    <w:p>
+      <w:pPr>
         <w:spacing w:before="200" w:after="80"/>
         <w:jc w:val="center"/>
       </w:pPr>
@@ -384,6 +2406,108 @@
           <w:sz w:val="24"/>
         </w:rPr>
         <w:t>Рисунок 4 — Учебный план</w:t>
+      </w:r>
+    </w:p>
+    <w:p>
+      <w:pPr>
+        <w:spacing w:line="276" w:lineRule="auto" w:after="60"/>
+        <w:ind w:left="709"/>
+        <w:jc w:val="both"/>
+      </w:pPr>
+      <w:r>
+        <w:rPr>
+          <w:rFonts w:ascii="Times New Roman" w:hAnsi="Times New Roman"/>
+          <w:b w:val="0"/>
+          <w:sz w:val="28"/>
+        </w:rPr>
+        <w:t xml:space="preserve">• </w:t>
+      </w:r>
+      <w:r>
+        <w:rPr>
+          <w:rFonts w:ascii="Times New Roman" w:hAnsi="Times New Roman"/>
+          <w:sz w:val="28"/>
+        </w:rPr>
+        <w:t>Карточка паспорта образовательной программы (код 09.03.04, уровень «Бакалавриат», форма «Очная», общая трудоемкость 240 з.е., выпускающая кафедра).</w:t>
+      </w:r>
+    </w:p>
+    <w:p>
+      <w:pPr>
+        <w:spacing w:line="276" w:lineRule="auto" w:after="60"/>
+        <w:ind w:left="709"/>
+        <w:jc w:val="both"/>
+      </w:pPr>
+      <w:r>
+        <w:rPr>
+          <w:rFonts w:ascii="Times New Roman" w:hAnsi="Times New Roman"/>
+          <w:b w:val="0"/>
+          <w:sz w:val="28"/>
+        </w:rPr>
+        <w:t xml:space="preserve">• </w:t>
+      </w:r>
+      <w:r>
+        <w:rPr>
+          <w:rFonts w:ascii="Times New Roman" w:hAnsi="Times New Roman"/>
+          <w:sz w:val="28"/>
+        </w:rPr>
+        <w:t>Навигационная панель переключения семестров (кнопки «Семестр 1» ... «Семестр 8»).</w:t>
+      </w:r>
+    </w:p>
+    <w:p>
+      <w:pPr>
+        <w:spacing w:line="276" w:lineRule="auto" w:after="60"/>
+        <w:ind w:left="709"/>
+        <w:jc w:val="both"/>
+      </w:pPr>
+      <w:r>
+        <w:rPr>
+          <w:rFonts w:ascii="Times New Roman" w:hAnsi="Times New Roman"/>
+          <w:b w:val="0"/>
+          <w:sz w:val="28"/>
+        </w:rPr>
+        <w:t xml:space="preserve">• </w:t>
+      </w:r>
+      <w:r>
+        <w:rPr>
+          <w:rFonts w:ascii="Times New Roman" w:hAnsi="Times New Roman"/>
+          <w:sz w:val="28"/>
+        </w:rPr>
+        <w:t>Информационная плашка семестрового баланса: количество дисциплин, сумма зачетных единиц (норма 30 з.е.), сумма часов (1080 ч.) с разбивкой на лекции, лабораторные, практики и СРС.</w:t>
+      </w:r>
+    </w:p>
+    <w:p>
+      <w:pPr>
+        <w:spacing w:line="276" w:lineRule="auto" w:after="60"/>
+        <w:ind w:left="709"/>
+        <w:jc w:val="both"/>
+      </w:pPr>
+      <w:r>
+        <w:rPr>
+          <w:rFonts w:ascii="Times New Roman" w:hAnsi="Times New Roman"/>
+          <w:b w:val="0"/>
+          <w:sz w:val="28"/>
+        </w:rPr>
+        <w:t xml:space="preserve">• </w:t>
+      </w:r>
+      <w:r>
+        <w:rPr>
+          <w:rFonts w:ascii="Times New Roman" w:hAnsi="Times New Roman"/>
+          <w:sz w:val="28"/>
+        </w:rPr>
+        <w:t>Детализированная таблица дисциплин семестра с блоками (Б1.О, Б1.В, Б2, Б3, ФТД), формами контроля и обеспечивающими кафедрами.</w:t>
+      </w:r>
+    </w:p>
+    <w:p>
+      <w:pPr>
+        <w:spacing w:before="160" w:after="80"/>
+        <w:jc w:val="left"/>
+      </w:pPr>
+      <w:r>
+        <w:rPr>
+          <w:rFonts w:ascii="Times New Roman" w:hAnsi="Times New Roman"/>
+          <w:b/>
+          <w:sz w:val="26"/>
+        </w:rPr>
+        <w:t>3.3. ГПИ-3: Модуль автоматизированной экспертизы ФГОС (FGOS Validation)</w:t>
       </w:r>
     </w:p>
     <w:p>
@@ -442,6 +2566,64 @@
     </w:p>
     <w:p>
       <w:pPr>
+        <w:spacing w:line="276" w:lineRule="auto" w:after="60"/>
+        <w:ind w:left="709"/>
+        <w:jc w:val="both"/>
+      </w:pPr>
+      <w:r>
+        <w:rPr>
+          <w:rFonts w:ascii="Times New Roman" w:hAnsi="Times New Roman"/>
+          <w:b w:val="0"/>
+          <w:sz w:val="28"/>
+        </w:rPr>
+        <w:t xml:space="preserve">• </w:t>
+      </w:r>
+      <w:r>
+        <w:rPr>
+          <w:rFonts w:ascii="Times New Roman" w:hAnsi="Times New Roman"/>
+          <w:sz w:val="28"/>
+        </w:rPr>
+        <w:t>Сводная карточка результатов верификации: 5 критериев соответствия ФГОС ВО 3++ (общая трудоемкость, баланс семестров, лимит экзаменов $\le 5$, практики $\ge 12$ з.е., ГИА $\ge 6$ з.е.).</w:t>
+      </w:r>
+    </w:p>
+    <w:p>
+      <w:pPr>
+        <w:spacing w:line="276" w:lineRule="auto" w:after="60"/>
+        <w:ind w:left="709"/>
+        <w:jc w:val="both"/>
+      </w:pPr>
+      <w:r>
+        <w:rPr>
+          <w:rFonts w:ascii="Times New Roman" w:hAnsi="Times New Roman"/>
+          <w:b w:val="0"/>
+          <w:sz w:val="28"/>
+        </w:rPr>
+        <w:t xml:space="preserve">• </w:t>
+      </w:r>
+      <w:r>
+        <w:rPr>
+          <w:rFonts w:ascii="Times New Roman" w:hAnsi="Times New Roman"/>
+          <w:sz w:val="28"/>
+        </w:rPr>
+        <w:t>Таблица действующих образовательных стандартов высшего образования.</w:t>
+      </w:r>
+    </w:p>
+    <w:p>
+      <w:pPr>
+        <w:spacing w:before="160" w:after="80"/>
+        <w:jc w:val="left"/>
+      </w:pPr>
+      <w:r>
+        <w:rPr>
+          <w:rFonts w:ascii="Times New Roman" w:hAnsi="Times New Roman"/>
+          <w:b/>
+          <w:sz w:val="26"/>
+        </w:rPr>
+        <w:t>3.4. ГПИ-4: Маршрут электронного согласования и ЭЦП (Sign Workflow)</w:t>
+      </w:r>
+    </w:p>
+    <w:p>
+      <w:pPr>
         <w:spacing w:before="200" w:after="80"/>
         <w:jc w:val="center"/>
       </w:pPr>
@@ -492,6 +2674,64 @@
           <w:sz w:val="24"/>
         </w:rPr>
         <w:t>Рисунок 6 — Согласование</w:t>
+      </w:r>
+    </w:p>
+    <w:p>
+      <w:pPr>
+        <w:spacing w:line="276" w:lineRule="auto" w:after="60"/>
+        <w:ind w:left="709"/>
+        <w:jc w:val="both"/>
+      </w:pPr>
+      <w:r>
+        <w:rPr>
+          <w:rFonts w:ascii="Times New Roman" w:hAnsi="Times New Roman"/>
+          <w:b w:val="0"/>
+          <w:sz w:val="28"/>
+        </w:rPr>
+        <w:t xml:space="preserve">• </w:t>
+      </w:r>
+      <w:r>
+        <w:rPr>
+          <w:rFonts w:ascii="Times New Roman" w:hAnsi="Times New Roman"/>
+          <w:sz w:val="28"/>
+        </w:rPr>
+        <w:t>Хронологическая цепочка 4 этапов визирования УП.</w:t>
+      </w:r>
+    </w:p>
+    <w:p>
+      <w:pPr>
+        <w:spacing w:line="276" w:lineRule="auto" w:after="60"/>
+        <w:ind w:left="709"/>
+        <w:jc w:val="both"/>
+      </w:pPr>
+      <w:r>
+        <w:rPr>
+          <w:rFonts w:ascii="Times New Roman" w:hAnsi="Times New Roman"/>
+          <w:b w:val="0"/>
+          <w:sz w:val="28"/>
+        </w:rPr>
+        <w:t xml:space="preserve">• </w:t>
+      </w:r>
+      <w:r>
+        <w:rPr>
+          <w:rFonts w:ascii="Times New Roman" w:hAnsi="Times New Roman"/>
+          <w:sz w:val="28"/>
+        </w:rPr>
+        <w:t>Отображение ролей, ФИО подписантов, даты и времени наложения визы, экспертных комментариев и криптографических SHA-256 хэшей подписи.</w:t>
+      </w:r>
+    </w:p>
+    <w:p>
+      <w:pPr>
+        <w:spacing w:before="160" w:after="80"/>
+        <w:jc w:val="left"/>
+      </w:pPr>
+      <w:r>
+        <w:rPr>
+          <w:rFonts w:ascii="Times New Roman" w:hAnsi="Times New Roman"/>
+          <w:b/>
+          <w:sz w:val="26"/>
+        </w:rPr>
+        <w:t>3.5. ГПИ-5: Управление служебными записками (Service Notes)</w:t>
       </w:r>
     </w:p>
     <w:p>
@@ -550,16 +2790,24 @@
     </w:p>
     <w:p>
       <w:pPr>
-        <w:spacing w:line="276" w:lineRule="auto" w:after="120"/>
-        <w:ind w:firstLine="709"/>
+        <w:spacing w:line="276" w:lineRule="auto" w:after="60"/>
+        <w:ind w:left="709"/>
         <w:jc w:val="both"/>
       </w:pPr>
       <w:r>
         <w:rPr>
           <w:rFonts w:ascii="Times New Roman" w:hAnsi="Times New Roman"/>
+          <w:b w:val="0"/>
           <w:sz w:val="28"/>
         </w:rPr>
-        <w:t>Интерфейсы соответствуют разделам PHP-приложения: сводная панель, реестр планов, просмотр плана, проверка, согласование и служебные записки.</w:t>
+        <w:t xml:space="preserve">• </w:t>
+      </w:r>
+      <w:r>
+        <w:rPr>
+          <w:rFonts w:ascii="Times New Roman" w:hAnsi="Times New Roman"/>
+          <w:sz w:val="28"/>
+        </w:rPr>
+        <w:t>Реестр служебных записок на корректировку параметров плана с фиксацией инициатора, согласующей кафедры, причины изменений и статуса обработки в АНОК.</w:t>
       </w:r>
     </w:p>
     <w:p>
@@ -573,7 +2821,7 @@
           <w:b/>
           <w:sz w:val="28"/>
         </w:rPr>
-        <w:t>Заключение</w:t>
+        <w:t>4. Заключение</w:t>
       </w:r>
     </w:p>
     <w:p>
@@ -587,7 +2835,7 @@
           <w:rFonts w:ascii="Times New Roman" w:hAnsi="Times New Roman"/>
           <w:sz w:val="28"/>
         </w:rPr>
-        <w:t>Разработан единый шаблон дизайна и набор главных пользовательских интерфейсов портала.</w:t>
+        <w:t>В рамках лабораторной работы № 3 разработан адаптивный модульный шаблон дизайна корпоративного портала Центра АНОК, сформирована таблица дизайн-токенов и цветовой палитры, определены типографические стандарты и реализованы 5 главных пользовательских интерфейсов.</w:t>
       </w:r>
     </w:p>
     <w:sectPr>

--- a/reports/lab3/LR3_Report_Variant15.docx
+++ b/reports/lab3/LR3_Report_Variant15.docx
@@ -116,6 +116,8 @@
       <w:r>
         <w:rPr>
           <w:rFonts w:ascii="Times New Roman" w:hAnsi="Times New Roman"/>
+          <w:b w:val="0"/>
+          <w:i w:val="0"/>
           <w:sz w:val="28"/>
         </w:rPr>
         <w:t>Разработать модульный шаблон дизайна корпоративного портала Центра АНОК (включая компоновку страницы, сеточную структуру, цветовую палитру, типографику, адаптивные правила) и спроектировать главные пользовательские интерфейсы (ГПИ) для всех ключевых сценариев взаимодействия сотрудников университета.</w:t>
@@ -144,6 +146,8 @@
       <w:r>
         <w:rPr>
           <w:rFonts w:ascii="Times New Roman" w:hAnsi="Times New Roman"/>
+          <w:b w:val="0"/>
+          <w:i w:val="0"/>
           <w:sz w:val="28"/>
         </w:rPr>
         <w:t>Шаблон дизайна корпоративного портала Центра АНОК построен на основе современных принципов чистого, контрастного и функционального академического UI/UX дизайна:</w:t>
@@ -234,22 +238,11 @@
       <w:r>
         <w:rPr>
           <w:rFonts w:ascii="Times New Roman" w:hAnsi="Times New Roman"/>
-          <w:sz w:val="28"/>
-        </w:rPr>
-      </w:r>
-      <w:r>
-        <w:rPr>
-          <w:rFonts w:ascii="Times New Roman" w:hAnsi="Times New Roman"/>
           <w:b/>
+          <w:i w:val="0"/>
           <w:sz w:val="28"/>
         </w:rPr>
         <w:t>Заголовочная часть (Header, высота 60px):</w:t>
-      </w:r>
-      <w:r>
-        <w:rPr>
-          <w:rFonts w:ascii="Times New Roman" w:hAnsi="Times New Roman"/>
-          <w:sz w:val="28"/>
-        </w:rPr>
       </w:r>
     </w:p>
     <w:p>
@@ -269,9 +262,29 @@
       <w:r>
         <w:rPr>
           <w:rFonts w:ascii="Times New Roman" w:hAnsi="Times New Roman"/>
+          <w:b w:val="0"/>
+          <w:i w:val="0"/>
           <w:sz w:val="28"/>
         </w:rPr>
-        <w:t>Закреплена в верхней части экрана (`position: sticky; top: 0; z-index: 100`).</w:t>
+        <w:t>Закреплена в верхней части экрана (</w:t>
+      </w:r>
+      <w:r>
+        <w:rPr>
+          <w:rFonts w:ascii="Courier New" w:hAnsi="Courier New"/>
+          <w:b w:val="0"/>
+          <w:i w:val="0"/>
+          <w:sz w:val="28"/>
+        </w:rPr>
+        <w:t>position: sticky; top: 0; z-index: 100</w:t>
+      </w:r>
+      <w:r>
+        <w:rPr>
+          <w:rFonts w:ascii="Times New Roman" w:hAnsi="Times New Roman"/>
+          <w:b w:val="0"/>
+          <w:i w:val="0"/>
+          <w:sz w:val="28"/>
+        </w:rPr>
+        <w:t>).</w:t>
       </w:r>
     </w:p>
     <w:p>
@@ -291,6 +304,8 @@
       <w:r>
         <w:rPr>
           <w:rFonts w:ascii="Times New Roman" w:hAnsi="Times New Roman"/>
+          <w:b w:val="0"/>
+          <w:i w:val="0"/>
           <w:sz w:val="28"/>
         </w:rPr>
         <w:t>Фирменный логотип Центра АНОК с монограммой «А».</w:t>
@@ -313,6 +328,8 @@
       <w:r>
         <w:rPr>
           <w:rFonts w:ascii="Times New Roman" w:hAnsi="Times New Roman"/>
+          <w:b w:val="0"/>
+          <w:i w:val="0"/>
           <w:sz w:val="28"/>
         </w:rPr>
         <w:t>Наименование: «УНИВЕРСИТЕТ · Центр АНОК (Автоматизированная настройка образовательного контента)».</w:t>
@@ -335,6 +352,8 @@
       <w:r>
         <w:rPr>
           <w:rFonts w:ascii="Times New Roman" w:hAnsi="Times New Roman"/>
+          <w:b w:val="0"/>
+          <w:i w:val="0"/>
           <w:sz w:val="28"/>
         </w:rPr>
         <w:t>Профиль текущего авторизованного пользователя с аватаром (Эксперт АНОК Соловьёв А.С.).</w:t>
@@ -357,22 +376,11 @@
       <w:r>
         <w:rPr>
           <w:rFonts w:ascii="Times New Roman" w:hAnsi="Times New Roman"/>
-          <w:sz w:val="28"/>
-        </w:rPr>
-      </w:r>
-      <w:r>
-        <w:rPr>
-          <w:rFonts w:ascii="Times New Roman" w:hAnsi="Times New Roman"/>
           <w:b/>
+          <w:i w:val="0"/>
           <w:sz w:val="28"/>
         </w:rPr>
         <w:t>Боковая навигационная панель (Sidebar Navigation, ширина 240px):</w:t>
-      </w:r>
-      <w:r>
-        <w:rPr>
-          <w:rFonts w:ascii="Times New Roman" w:hAnsi="Times New Roman"/>
-          <w:sz w:val="28"/>
-        </w:rPr>
       </w:r>
     </w:p>
     <w:p>
@@ -392,9 +400,29 @@
       <w:r>
         <w:rPr>
           <w:rFonts w:ascii="Times New Roman" w:hAnsi="Times New Roman"/>
+          <w:b w:val="0"/>
+          <w:i w:val="0"/>
           <w:sz w:val="28"/>
         </w:rPr>
-        <w:t>Темный фон (`#1e293b`), обеспечивающий четкое визуальное разделение навигации и контента.</w:t>
+        <w:t>Темный фон (</w:t>
+      </w:r>
+      <w:r>
+        <w:rPr>
+          <w:rFonts w:ascii="Courier New" w:hAnsi="Courier New"/>
+          <w:b w:val="0"/>
+          <w:i w:val="0"/>
+          <w:sz w:val="28"/>
+        </w:rPr>
+        <w:t>#1e293b</w:t>
+      </w:r>
+      <w:r>
+        <w:rPr>
+          <w:rFonts w:ascii="Times New Roman" w:hAnsi="Times New Roman"/>
+          <w:b w:val="0"/>
+          <w:i w:val="0"/>
+          <w:sz w:val="28"/>
+        </w:rPr>
+        <w:t>), обеспечивающий четкое визуальное разделение навигации и контента.</w:t>
       </w:r>
     </w:p>
     <w:p>
@@ -414,6 +442,8 @@
       <w:r>
         <w:rPr>
           <w:rFonts w:ascii="Times New Roman" w:hAnsi="Times New Roman"/>
+          <w:b w:val="0"/>
+          <w:i w:val="0"/>
           <w:sz w:val="28"/>
         </w:rPr>
         <w:t>12 разделов меню с визуальными пиктограммами и текстовыми метками.</w:t>
@@ -436,9 +466,29 @@
       <w:r>
         <w:rPr>
           <w:rFonts w:ascii="Times New Roman" w:hAnsi="Times New Roman"/>
+          <w:b w:val="0"/>
+          <w:i w:val="0"/>
           <w:sz w:val="28"/>
         </w:rPr>
-        <w:t>Индикация активного пункта меню с акцентной синей подсветкой и тенью (`#2563eb`).</w:t>
+        <w:t>Индикация активного пункта меню с акцентной синей подсветкой и тенью (</w:t>
+      </w:r>
+      <w:r>
+        <w:rPr>
+          <w:rFonts w:ascii="Courier New" w:hAnsi="Courier New"/>
+          <w:b w:val="0"/>
+          <w:i w:val="0"/>
+          <w:sz w:val="28"/>
+        </w:rPr>
+        <w:t>#2563eb</w:t>
+      </w:r>
+      <w:r>
+        <w:rPr>
+          <w:rFonts w:ascii="Times New Roman" w:hAnsi="Times New Roman"/>
+          <w:b w:val="0"/>
+          <w:i w:val="0"/>
+          <w:sz w:val="28"/>
+        </w:rPr>
+        <w:t>).</w:t>
       </w:r>
     </w:p>
     <w:p>
@@ -458,22 +508,11 @@
       <w:r>
         <w:rPr>
           <w:rFonts w:ascii="Times New Roman" w:hAnsi="Times New Roman"/>
-          <w:sz w:val="28"/>
-        </w:rPr>
-      </w:r>
-      <w:r>
-        <w:rPr>
-          <w:rFonts w:ascii="Times New Roman" w:hAnsi="Times New Roman"/>
           <w:b/>
+          <w:i w:val="0"/>
           <w:sz w:val="28"/>
         </w:rPr>
         <w:t>Основная рабочая область (Main Content Area):</w:t>
-      </w:r>
-      <w:r>
-        <w:rPr>
-          <w:rFonts w:ascii="Times New Roman" w:hAnsi="Times New Roman"/>
-          <w:sz w:val="28"/>
-        </w:rPr>
       </w:r>
     </w:p>
     <w:p>
@@ -493,9 +532,29 @@
       <w:r>
         <w:rPr>
           <w:rFonts w:ascii="Times New Roman" w:hAnsi="Times New Roman"/>
+          <w:b w:val="0"/>
+          <w:i w:val="0"/>
           <w:sz w:val="28"/>
         </w:rPr>
-        <w:t>Максимальная ширина 1200px с комфортными отступами (`padding: 32px`).</w:t>
+        <w:t>Максимальная ширина 1200px с комфортными отступами (</w:t>
+      </w:r>
+      <w:r>
+        <w:rPr>
+          <w:rFonts w:ascii="Courier New" w:hAnsi="Courier New"/>
+          <w:b w:val="0"/>
+          <w:i w:val="0"/>
+          <w:sz w:val="28"/>
+        </w:rPr>
+        <w:t>padding: 32px</w:t>
+      </w:r>
+      <w:r>
+        <w:rPr>
+          <w:rFonts w:ascii="Times New Roman" w:hAnsi="Times New Roman"/>
+          <w:b w:val="0"/>
+          <w:i w:val="0"/>
+          <w:sz w:val="28"/>
+        </w:rPr>
+        <w:t>).</w:t>
       </w:r>
     </w:p>
     <w:p>
@@ -515,9 +574,29 @@
       <w:r>
         <w:rPr>
           <w:rFonts w:ascii="Times New Roman" w:hAnsi="Times New Roman"/>
+          <w:b w:val="0"/>
+          <w:i w:val="0"/>
           <w:sz w:val="28"/>
         </w:rPr>
-        <w:t>Заголовок страницы (`h1`), подзаголовок с кратким описанием раздела.</w:t>
+        <w:t>Заголовок страницы (</w:t>
+      </w:r>
+      <w:r>
+        <w:rPr>
+          <w:rFonts w:ascii="Courier New" w:hAnsi="Courier New"/>
+          <w:b w:val="0"/>
+          <w:i w:val="0"/>
+          <w:sz w:val="28"/>
+        </w:rPr>
+        <w:t>h1</w:t>
+      </w:r>
+      <w:r>
+        <w:rPr>
+          <w:rFonts w:ascii="Times New Roman" w:hAnsi="Times New Roman"/>
+          <w:b w:val="0"/>
+          <w:i w:val="0"/>
+          <w:sz w:val="28"/>
+        </w:rPr>
+        <w:t>), подзаголовок с кратким описанием раздела.</w:t>
       </w:r>
     </w:p>
     <w:p>
@@ -537,6 +616,8 @@
       <w:r>
         <w:rPr>
           <w:rFonts w:ascii="Times New Roman" w:hAnsi="Times New Roman"/>
+          <w:b w:val="0"/>
+          <w:i w:val="0"/>
           <w:sz w:val="28"/>
         </w:rPr>
         <w:t>Сетка аналитических карточек метрик (Grid layout).</w:t>
@@ -559,9 +640,29 @@
       <w:r>
         <w:rPr>
           <w:rFonts w:ascii="Times New Roman" w:hAnsi="Times New Roman"/>
+          <w:b w:val="0"/>
+          <w:i w:val="0"/>
           <w:sz w:val="28"/>
         </w:rPr>
-        <w:t>Табличные контейнеры данных со скруглением углов (`border-radius: 10px`), мягкой тенью и горизонтальной прокруткой для таблиц с большим числом колонок.</w:t>
+        <w:t>Табличные контейнеры данных со скруглением углов (</w:t>
+      </w:r>
+      <w:r>
+        <w:rPr>
+          <w:rFonts w:ascii="Courier New" w:hAnsi="Courier New"/>
+          <w:b w:val="0"/>
+          <w:i w:val="0"/>
+          <w:sz w:val="28"/>
+        </w:rPr>
+        <w:t>border-radius: 10px</w:t>
+      </w:r>
+      <w:r>
+        <w:rPr>
+          <w:rFonts w:ascii="Times New Roman" w:hAnsi="Times New Roman"/>
+          <w:b w:val="0"/>
+          <w:i w:val="0"/>
+          <w:sz w:val="28"/>
+        </w:rPr>
+        <w:t>), мягкой тенью и горизонтальной прокруткой для таблиц с большим числом колонок.</w:t>
       </w:r>
     </w:p>
     <w:p>
@@ -581,22 +682,11 @@
       <w:r>
         <w:rPr>
           <w:rFonts w:ascii="Times New Roman" w:hAnsi="Times New Roman"/>
-          <w:sz w:val="28"/>
-        </w:rPr>
-      </w:r>
-      <w:r>
-        <w:rPr>
-          <w:rFonts w:ascii="Times New Roman" w:hAnsi="Times New Roman"/>
           <w:b/>
+          <w:i w:val="0"/>
           <w:sz w:val="28"/>
         </w:rPr>
         <w:t>Нижняя часть / футер (Footer):</w:t>
-      </w:r>
-      <w:r>
-        <w:rPr>
-          <w:rFonts w:ascii="Times New Roman" w:hAnsi="Times New Roman"/>
-          <w:sz w:val="28"/>
-        </w:rPr>
       </w:r>
     </w:p>
     <w:p>
@@ -616,6 +706,8 @@
       <w:r>
         <w:rPr>
           <w:rFonts w:ascii="Times New Roman" w:hAnsi="Times New Roman"/>
+          <w:b w:val="0"/>
+          <w:i w:val="0"/>
           <w:sz w:val="28"/>
         </w:rPr>
         <w:t>Встроенная информационная строка статуса синхронизации и версии системы.</w:t>
@@ -744,6 +836,7 @@
               <w:rPr>
                 <w:rFonts w:ascii="Times New Roman" w:hAnsi="Times New Roman"/>
                 <w:b/>
+                <w:i w:val="0"/>
                 <w:sz w:val="22"/>
               </w:rPr>
               <w:t>Элемент / Токен</w:t>
@@ -770,6 +863,7 @@
               <w:rPr>
                 <w:rFonts w:ascii="Times New Roman" w:hAnsi="Times New Roman"/>
                 <w:b/>
+                <w:i w:val="0"/>
                 <w:sz w:val="22"/>
               </w:rPr>
               <w:t>Hex-код</w:t>
@@ -796,6 +890,7 @@
               <w:rPr>
                 <w:rFonts w:ascii="Times New Roman" w:hAnsi="Times New Roman"/>
                 <w:b/>
+                <w:i w:val="0"/>
                 <w:sz w:val="22"/>
               </w:rPr>
               <w:t>Назначение в интерфейсе</w:t>
@@ -821,10 +916,38 @@
             </w:pPr>
             <w:r>
               <w:rPr>
-                <w:rFonts w:ascii="Times New Roman" w:hAnsi="Times New Roman"/>
+                <w:rFonts w:ascii="Courier New" w:hAnsi="Courier New"/>
+                <w:b w:val="0"/>
+                <w:i w:val="0"/>
                 <w:sz w:val="22"/>
               </w:rPr>
-              <w:t>`--bg-header`</w:t>
+              <w:t>--bg-header</w:t>
+            </w:r>
+          </w:p>
+        </w:tc>
+        <w:tc>
+          <w:tcPr>
+            <w:tcW w:type="dxa" w:w="3118"/>
+            <w:tcMar>
+              <w:top w:w="100" w:type="dxa"/>
+              <w:bottom w:w="100" w:type="dxa"/>
+              <w:left w:w="150" w:type="dxa"/>
+              <w:right w:w="150" w:type="dxa"/>
+            </w:tcMar>
+          </w:tcPr>
+          <w:p>
+            <w:pPr>
+              <w:spacing w:before="40" w:after="40" w:line="252" w:lineRule="auto"/>
+              <w:jc w:val="left"/>
+            </w:pPr>
+            <w:r>
+              <w:rPr>
+                <w:rFonts w:ascii="Courier New" w:hAnsi="Courier New"/>
+                <w:b w:val="0"/>
+                <w:i w:val="0"/>
+                <w:sz w:val="22"/>
+              </w:rPr>
+              <w:t>#0f172a</w:t>
             </w:r>
           </w:p>
         </w:tc>
@@ -846,30 +969,8 @@
             <w:r>
               <w:rPr>
                 <w:rFonts w:ascii="Times New Roman" w:hAnsi="Times New Roman"/>
-                <w:sz w:val="22"/>
-              </w:rPr>
-              <w:t>`#0f172a`</w:t>
-            </w:r>
-          </w:p>
-        </w:tc>
-        <w:tc>
-          <w:tcPr>
-            <w:tcW w:type="dxa" w:w="3118"/>
-            <w:tcMar>
-              <w:top w:w="100" w:type="dxa"/>
-              <w:bottom w:w="100" w:type="dxa"/>
-              <w:left w:w="150" w:type="dxa"/>
-              <w:right w:w="150" w:type="dxa"/>
-            </w:tcMar>
-          </w:tcPr>
-          <w:p>
-            <w:pPr>
-              <w:spacing w:before="40" w:after="40" w:line="252" w:lineRule="auto"/>
-              <w:jc w:val="left"/>
-            </w:pPr>
-            <w:r>
-              <w:rPr>
-                <w:rFonts w:ascii="Times New Roman" w:hAnsi="Times New Roman"/>
+                <w:b w:val="0"/>
+                <w:i w:val="0"/>
                 <w:sz w:val="22"/>
               </w:rPr>
               <w:t>Темно-синий/графитовый цвет шапки (Slate-900)</w:t>
@@ -895,10 +996,38 @@
             </w:pPr>
             <w:r>
               <w:rPr>
-                <w:rFonts w:ascii="Times New Roman" w:hAnsi="Times New Roman"/>
+                <w:rFonts w:ascii="Courier New" w:hAnsi="Courier New"/>
+                <w:b w:val="0"/>
+                <w:i w:val="0"/>
                 <w:sz w:val="22"/>
               </w:rPr>
-              <w:t>`--bg-sidebar`</w:t>
+              <w:t>--bg-sidebar</w:t>
+            </w:r>
+          </w:p>
+        </w:tc>
+        <w:tc>
+          <w:tcPr>
+            <w:tcW w:type="dxa" w:w="3118"/>
+            <w:tcMar>
+              <w:top w:w="100" w:type="dxa"/>
+              <w:bottom w:w="100" w:type="dxa"/>
+              <w:left w:w="150" w:type="dxa"/>
+              <w:right w:w="150" w:type="dxa"/>
+            </w:tcMar>
+          </w:tcPr>
+          <w:p>
+            <w:pPr>
+              <w:spacing w:before="40" w:after="40" w:line="252" w:lineRule="auto"/>
+              <w:jc w:val="left"/>
+            </w:pPr>
+            <w:r>
+              <w:rPr>
+                <w:rFonts w:ascii="Courier New" w:hAnsi="Courier New"/>
+                <w:b w:val="0"/>
+                <w:i w:val="0"/>
+                <w:sz w:val="22"/>
+              </w:rPr>
+              <w:t>#1e293b</w:t>
             </w:r>
           </w:p>
         </w:tc>
@@ -920,30 +1049,8 @@
             <w:r>
               <w:rPr>
                 <w:rFonts w:ascii="Times New Roman" w:hAnsi="Times New Roman"/>
-                <w:sz w:val="22"/>
-              </w:rPr>
-              <w:t>`#1e293b`</w:t>
-            </w:r>
-          </w:p>
-        </w:tc>
-        <w:tc>
-          <w:tcPr>
-            <w:tcW w:type="dxa" w:w="3118"/>
-            <w:tcMar>
-              <w:top w:w="100" w:type="dxa"/>
-              <w:bottom w:w="100" w:type="dxa"/>
-              <w:left w:w="150" w:type="dxa"/>
-              <w:right w:w="150" w:type="dxa"/>
-            </w:tcMar>
-          </w:tcPr>
-          <w:p>
-            <w:pPr>
-              <w:spacing w:before="40" w:after="40" w:line="252" w:lineRule="auto"/>
-              <w:jc w:val="left"/>
-            </w:pPr>
-            <w:r>
-              <w:rPr>
-                <w:rFonts w:ascii="Times New Roman" w:hAnsi="Times New Roman"/>
+                <w:b w:val="0"/>
+                <w:i w:val="0"/>
                 <w:sz w:val="22"/>
               </w:rPr>
               <w:t>Темно-серый цвет навигационной панели (Slate-800)</w:t>
@@ -969,10 +1076,38 @@
             </w:pPr>
             <w:r>
               <w:rPr>
-                <w:rFonts w:ascii="Times New Roman" w:hAnsi="Times New Roman"/>
+                <w:rFonts w:ascii="Courier New" w:hAnsi="Courier New"/>
+                <w:b w:val="0"/>
+                <w:i w:val="0"/>
                 <w:sz w:val="22"/>
               </w:rPr>
-              <w:t>`--page-bg`</w:t>
+              <w:t>--page-bg</w:t>
+            </w:r>
+          </w:p>
+        </w:tc>
+        <w:tc>
+          <w:tcPr>
+            <w:tcW w:type="dxa" w:w="3118"/>
+            <w:tcMar>
+              <w:top w:w="100" w:type="dxa"/>
+              <w:bottom w:w="100" w:type="dxa"/>
+              <w:left w:w="150" w:type="dxa"/>
+              <w:right w:w="150" w:type="dxa"/>
+            </w:tcMar>
+          </w:tcPr>
+          <w:p>
+            <w:pPr>
+              <w:spacing w:before="40" w:after="40" w:line="252" w:lineRule="auto"/>
+              <w:jc w:val="left"/>
+            </w:pPr>
+            <w:r>
+              <w:rPr>
+                <w:rFonts w:ascii="Courier New" w:hAnsi="Courier New"/>
+                <w:b w:val="0"/>
+                <w:i w:val="0"/>
+                <w:sz w:val="22"/>
+              </w:rPr>
+              <w:t>#f8fafc</w:t>
             </w:r>
           </w:p>
         </w:tc>
@@ -994,30 +1129,8 @@
             <w:r>
               <w:rPr>
                 <w:rFonts w:ascii="Times New Roman" w:hAnsi="Times New Roman"/>
-                <w:sz w:val="22"/>
-              </w:rPr>
-              <w:t>`#f8fafc`</w:t>
-            </w:r>
-          </w:p>
-        </w:tc>
-        <w:tc>
-          <w:tcPr>
-            <w:tcW w:type="dxa" w:w="3118"/>
-            <w:tcMar>
-              <w:top w:w="100" w:type="dxa"/>
-              <w:bottom w:w="100" w:type="dxa"/>
-              <w:left w:w="150" w:type="dxa"/>
-              <w:right w:w="150" w:type="dxa"/>
-            </w:tcMar>
-          </w:tcPr>
-          <w:p>
-            <w:pPr>
-              <w:spacing w:before="40" w:after="40" w:line="252" w:lineRule="auto"/>
-              <w:jc w:val="left"/>
-            </w:pPr>
-            <w:r>
-              <w:rPr>
-                <w:rFonts w:ascii="Times New Roman" w:hAnsi="Times New Roman"/>
+                <w:b w:val="0"/>
+                <w:i w:val="0"/>
                 <w:sz w:val="22"/>
               </w:rPr>
               <w:t>Светло-серый нейтральный фон страниц (Slate-50)</w:t>
@@ -1043,10 +1156,38 @@
             </w:pPr>
             <w:r>
               <w:rPr>
-                <w:rFonts w:ascii="Times New Roman" w:hAnsi="Times New Roman"/>
+                <w:rFonts w:ascii="Courier New" w:hAnsi="Courier New"/>
+                <w:b w:val="0"/>
+                <w:i w:val="0"/>
                 <w:sz w:val="22"/>
               </w:rPr>
-              <w:t>`--card-bg`</w:t>
+              <w:t>--card-bg</w:t>
+            </w:r>
+          </w:p>
+        </w:tc>
+        <w:tc>
+          <w:tcPr>
+            <w:tcW w:type="dxa" w:w="3118"/>
+            <w:tcMar>
+              <w:top w:w="100" w:type="dxa"/>
+              <w:bottom w:w="100" w:type="dxa"/>
+              <w:left w:w="150" w:type="dxa"/>
+              <w:right w:w="150" w:type="dxa"/>
+            </w:tcMar>
+          </w:tcPr>
+          <w:p>
+            <w:pPr>
+              <w:spacing w:before="40" w:after="40" w:line="252" w:lineRule="auto"/>
+              <w:jc w:val="left"/>
+            </w:pPr>
+            <w:r>
+              <w:rPr>
+                <w:rFonts w:ascii="Courier New" w:hAnsi="Courier New"/>
+                <w:b w:val="0"/>
+                <w:i w:val="0"/>
+                <w:sz w:val="22"/>
+              </w:rPr>
+              <w:t>#ffffff</w:t>
             </w:r>
           </w:p>
         </w:tc>
@@ -1068,30 +1209,8 @@
             <w:r>
               <w:rPr>
                 <w:rFonts w:ascii="Times New Roman" w:hAnsi="Times New Roman"/>
-                <w:sz w:val="22"/>
-              </w:rPr>
-              <w:t>`#ffffff`</w:t>
-            </w:r>
-          </w:p>
-        </w:tc>
-        <w:tc>
-          <w:tcPr>
-            <w:tcW w:type="dxa" w:w="3118"/>
-            <w:tcMar>
-              <w:top w:w="100" w:type="dxa"/>
-              <w:bottom w:w="100" w:type="dxa"/>
-              <w:left w:w="150" w:type="dxa"/>
-              <w:right w:w="150" w:type="dxa"/>
-            </w:tcMar>
-          </w:tcPr>
-          <w:p>
-            <w:pPr>
-              <w:spacing w:before="40" w:after="40" w:line="252" w:lineRule="auto"/>
-              <w:jc w:val="left"/>
-            </w:pPr>
-            <w:r>
-              <w:rPr>
-                <w:rFonts w:ascii="Times New Roman" w:hAnsi="Times New Roman"/>
+                <w:b w:val="0"/>
+                <w:i w:val="0"/>
                 <w:sz w:val="22"/>
               </w:rPr>
               <w:t>Чистый белый фон карточек и таблиц</w:t>
@@ -1117,10 +1236,38 @@
             </w:pPr>
             <w:r>
               <w:rPr>
-                <w:rFonts w:ascii="Times New Roman" w:hAnsi="Times New Roman"/>
+                <w:rFonts w:ascii="Courier New" w:hAnsi="Courier New"/>
+                <w:b w:val="0"/>
+                <w:i w:val="0"/>
                 <w:sz w:val="22"/>
               </w:rPr>
-              <w:t>`--primary`</w:t>
+              <w:t>--primary</w:t>
+            </w:r>
+          </w:p>
+        </w:tc>
+        <w:tc>
+          <w:tcPr>
+            <w:tcW w:type="dxa" w:w="3118"/>
+            <w:tcMar>
+              <w:top w:w="100" w:type="dxa"/>
+              <w:bottom w:w="100" w:type="dxa"/>
+              <w:left w:w="150" w:type="dxa"/>
+              <w:right w:w="150" w:type="dxa"/>
+            </w:tcMar>
+          </w:tcPr>
+          <w:p>
+            <w:pPr>
+              <w:spacing w:before="40" w:after="40" w:line="252" w:lineRule="auto"/>
+              <w:jc w:val="left"/>
+            </w:pPr>
+            <w:r>
+              <w:rPr>
+                <w:rFonts w:ascii="Courier New" w:hAnsi="Courier New"/>
+                <w:b w:val="0"/>
+                <w:i w:val="0"/>
+                <w:sz w:val="22"/>
+              </w:rPr>
+              <w:t>#2563eb</w:t>
             </w:r>
           </w:p>
         </w:tc>
@@ -1142,30 +1289,8 @@
             <w:r>
               <w:rPr>
                 <w:rFonts w:ascii="Times New Roman" w:hAnsi="Times New Roman"/>
-                <w:sz w:val="22"/>
-              </w:rPr>
-              <w:t>`#2563eb`</w:t>
-            </w:r>
-          </w:p>
-        </w:tc>
-        <w:tc>
-          <w:tcPr>
-            <w:tcW w:type="dxa" w:w="3118"/>
-            <w:tcMar>
-              <w:top w:w="100" w:type="dxa"/>
-              <w:bottom w:w="100" w:type="dxa"/>
-              <w:left w:w="150" w:type="dxa"/>
-              <w:right w:w="150" w:type="dxa"/>
-            </w:tcMar>
-          </w:tcPr>
-          <w:p>
-            <w:pPr>
-              <w:spacing w:before="40" w:after="40" w:line="252" w:lineRule="auto"/>
-              <w:jc w:val="left"/>
-            </w:pPr>
-            <w:r>
-              <w:rPr>
-                <w:rFonts w:ascii="Times New Roman" w:hAnsi="Times New Roman"/>
+                <w:b w:val="0"/>
+                <w:i w:val="0"/>
                 <w:sz w:val="22"/>
               </w:rPr>
               <w:t>Акцентный синий цвет (кнопки, активные ссылки, фокус)</w:t>
@@ -1191,10 +1316,38 @@
             </w:pPr>
             <w:r>
               <w:rPr>
-                <w:rFonts w:ascii="Times New Roman" w:hAnsi="Times New Roman"/>
+                <w:rFonts w:ascii="Courier New" w:hAnsi="Courier New"/>
+                <w:b w:val="0"/>
+                <w:i w:val="0"/>
                 <w:sz w:val="22"/>
               </w:rPr>
-              <w:t>`--primary-hover`</w:t>
+              <w:t>--primary-hover</w:t>
+            </w:r>
+          </w:p>
+        </w:tc>
+        <w:tc>
+          <w:tcPr>
+            <w:tcW w:type="dxa" w:w="3118"/>
+            <w:tcMar>
+              <w:top w:w="100" w:type="dxa"/>
+              <w:bottom w:w="100" w:type="dxa"/>
+              <w:left w:w="150" w:type="dxa"/>
+              <w:right w:w="150" w:type="dxa"/>
+            </w:tcMar>
+          </w:tcPr>
+          <w:p>
+            <w:pPr>
+              <w:spacing w:before="40" w:after="40" w:line="252" w:lineRule="auto"/>
+              <w:jc w:val="left"/>
+            </w:pPr>
+            <w:r>
+              <w:rPr>
+                <w:rFonts w:ascii="Courier New" w:hAnsi="Courier New"/>
+                <w:b w:val="0"/>
+                <w:i w:val="0"/>
+                <w:sz w:val="22"/>
+              </w:rPr>
+              <w:t>#1d4ed8</w:t>
             </w:r>
           </w:p>
         </w:tc>
@@ -1216,30 +1369,8 @@
             <w:r>
               <w:rPr>
                 <w:rFonts w:ascii="Times New Roman" w:hAnsi="Times New Roman"/>
-                <w:sz w:val="22"/>
-              </w:rPr>
-              <w:t>`#1d4ed8`</w:t>
-            </w:r>
-          </w:p>
-        </w:tc>
-        <w:tc>
-          <w:tcPr>
-            <w:tcW w:type="dxa" w:w="3118"/>
-            <w:tcMar>
-              <w:top w:w="100" w:type="dxa"/>
-              <w:bottom w:w="100" w:type="dxa"/>
-              <w:left w:w="150" w:type="dxa"/>
-              <w:right w:w="150" w:type="dxa"/>
-            </w:tcMar>
-          </w:tcPr>
-          <w:p>
-            <w:pPr>
-              <w:spacing w:before="40" w:after="40" w:line="252" w:lineRule="auto"/>
-              <w:jc w:val="left"/>
-            </w:pPr>
-            <w:r>
-              <w:rPr>
-                <w:rFonts w:ascii="Times New Roman" w:hAnsi="Times New Roman"/>
+                <w:b w:val="0"/>
+                <w:i w:val="0"/>
                 <w:sz w:val="22"/>
               </w:rPr>
               <w:t>Состояние наведения интерактивных элементов</w:t>
@@ -1265,10 +1396,56 @@
             </w:pPr>
             <w:r>
               <w:rPr>
-                <w:rFonts w:ascii="Times New Roman" w:hAnsi="Times New Roman"/>
+                <w:rFonts w:ascii="Courier New" w:hAnsi="Courier New"/>
+                <w:b w:val="0"/>
+                <w:i w:val="0"/>
                 <w:sz w:val="22"/>
               </w:rPr>
-              <w:t>`--text-main`</w:t>
+              <w:t>--text-main</w:t>
+            </w:r>
+          </w:p>
+        </w:tc>
+        <w:tc>
+          <w:tcPr>
+            <w:tcW w:type="dxa" w:w="3118"/>
+            <w:tcMar>
+              <w:top w:w="100" w:type="dxa"/>
+              <w:bottom w:w="100" w:type="dxa"/>
+              <w:left w:w="150" w:type="dxa"/>
+              <w:right w:w="150" w:type="dxa"/>
+            </w:tcMar>
+          </w:tcPr>
+          <w:p>
+            <w:pPr>
+              <w:spacing w:before="40" w:after="40" w:line="252" w:lineRule="auto"/>
+              <w:jc w:val="left"/>
+            </w:pPr>
+            <w:r>
+              <w:rPr>
+                <w:rFonts w:ascii="Courier New" w:hAnsi="Courier New"/>
+                <w:b w:val="0"/>
+                <w:i w:val="0"/>
+                <w:sz w:val="22"/>
+              </w:rPr>
+              <w:t>#0f172a</w:t>
+            </w:r>
+            <w:r>
+              <w:rPr>
+                <w:rFonts w:ascii="Times New Roman" w:hAnsi="Times New Roman"/>
+                <w:b w:val="0"/>
+                <w:i w:val="0"/>
+                <w:sz w:val="22"/>
+              </w:rPr>
+              <w:t xml:space="preserve"> / </w:t>
+            </w:r>
+            <w:r>
+              <w:rPr>
+                <w:rFonts w:ascii="Courier New" w:hAnsi="Courier New"/>
+                <w:b w:val="0"/>
+                <w:i w:val="0"/>
+                <w:sz w:val="22"/>
+              </w:rPr>
+              <w:t>#1e293b</w:t>
             </w:r>
           </w:p>
         </w:tc>
@@ -1290,30 +1467,8 @@
             <w:r>
               <w:rPr>
                 <w:rFonts w:ascii="Times New Roman" w:hAnsi="Times New Roman"/>
-                <w:sz w:val="22"/>
-              </w:rPr>
-              <w:t>`#0f172a` / `#1e293b`</w:t>
-            </w:r>
-          </w:p>
-        </w:tc>
-        <w:tc>
-          <w:tcPr>
-            <w:tcW w:type="dxa" w:w="3118"/>
-            <w:tcMar>
-              <w:top w:w="100" w:type="dxa"/>
-              <w:bottom w:w="100" w:type="dxa"/>
-              <w:left w:w="150" w:type="dxa"/>
-              <w:right w:w="150" w:type="dxa"/>
-            </w:tcMar>
-          </w:tcPr>
-          <w:p>
-            <w:pPr>
-              <w:spacing w:before="40" w:after="40" w:line="252" w:lineRule="auto"/>
-              <w:jc w:val="left"/>
-            </w:pPr>
-            <w:r>
-              <w:rPr>
-                <w:rFonts w:ascii="Times New Roman" w:hAnsi="Times New Roman"/>
+                <w:b w:val="0"/>
+                <w:i w:val="0"/>
                 <w:sz w:val="22"/>
               </w:rPr>
               <w:t>Основной высококонтрастный текст</w:t>
@@ -1339,10 +1494,38 @@
             </w:pPr>
             <w:r>
               <w:rPr>
-                <w:rFonts w:ascii="Times New Roman" w:hAnsi="Times New Roman"/>
+                <w:rFonts w:ascii="Courier New" w:hAnsi="Courier New"/>
+                <w:b w:val="0"/>
+                <w:i w:val="0"/>
                 <w:sz w:val="22"/>
               </w:rPr>
-              <w:t>`--text-muted`</w:t>
+              <w:t>--text-muted</w:t>
+            </w:r>
+          </w:p>
+        </w:tc>
+        <w:tc>
+          <w:tcPr>
+            <w:tcW w:type="dxa" w:w="3118"/>
+            <w:tcMar>
+              <w:top w:w="100" w:type="dxa"/>
+              <w:bottom w:w="100" w:type="dxa"/>
+              <w:left w:w="150" w:type="dxa"/>
+              <w:right w:w="150" w:type="dxa"/>
+            </w:tcMar>
+          </w:tcPr>
+          <w:p>
+            <w:pPr>
+              <w:spacing w:before="40" w:after="40" w:line="252" w:lineRule="auto"/>
+              <w:jc w:val="left"/>
+            </w:pPr>
+            <w:r>
+              <w:rPr>
+                <w:rFonts w:ascii="Courier New" w:hAnsi="Courier New"/>
+                <w:b w:val="0"/>
+                <w:i w:val="0"/>
+                <w:sz w:val="22"/>
+              </w:rPr>
+              <w:t>#64748b</w:t>
             </w:r>
           </w:p>
         </w:tc>
@@ -1364,30 +1547,8 @@
             <w:r>
               <w:rPr>
                 <w:rFonts w:ascii="Times New Roman" w:hAnsi="Times New Roman"/>
-                <w:sz w:val="22"/>
-              </w:rPr>
-              <w:t>`#64748b`</w:t>
-            </w:r>
-          </w:p>
-        </w:tc>
-        <w:tc>
-          <w:tcPr>
-            <w:tcW w:type="dxa" w:w="3118"/>
-            <w:tcMar>
-              <w:top w:w="100" w:type="dxa"/>
-              <w:bottom w:w="100" w:type="dxa"/>
-              <w:left w:w="150" w:type="dxa"/>
-              <w:right w:w="150" w:type="dxa"/>
-            </w:tcMar>
-          </w:tcPr>
-          <w:p>
-            <w:pPr>
-              <w:spacing w:before="40" w:after="40" w:line="252" w:lineRule="auto"/>
-              <w:jc w:val="left"/>
-            </w:pPr>
-            <w:r>
-              <w:rPr>
-                <w:rFonts w:ascii="Times New Roman" w:hAnsi="Times New Roman"/>
+                <w:b w:val="0"/>
+                <w:i w:val="0"/>
                 <w:sz w:val="22"/>
               </w:rPr>
               <w:t>Второстепенный поясняющий текст и метаданные</w:t>
@@ -1413,10 +1574,38 @@
             </w:pPr>
             <w:r>
               <w:rPr>
-                <w:rFonts w:ascii="Times New Roman" w:hAnsi="Times New Roman"/>
+                <w:rFonts w:ascii="Courier New" w:hAnsi="Courier New"/>
+                <w:b w:val="0"/>
+                <w:i w:val="0"/>
                 <w:sz w:val="22"/>
               </w:rPr>
-              <w:t>`--border`</w:t>
+              <w:t>--border</w:t>
+            </w:r>
+          </w:p>
+        </w:tc>
+        <w:tc>
+          <w:tcPr>
+            <w:tcW w:type="dxa" w:w="3118"/>
+            <w:tcMar>
+              <w:top w:w="100" w:type="dxa"/>
+              <w:bottom w:w="100" w:type="dxa"/>
+              <w:left w:w="150" w:type="dxa"/>
+              <w:right w:w="150" w:type="dxa"/>
+            </w:tcMar>
+          </w:tcPr>
+          <w:p>
+            <w:pPr>
+              <w:spacing w:before="40" w:after="40" w:line="252" w:lineRule="auto"/>
+              <w:jc w:val="left"/>
+            </w:pPr>
+            <w:r>
+              <w:rPr>
+                <w:rFonts w:ascii="Courier New" w:hAnsi="Courier New"/>
+                <w:b w:val="0"/>
+                <w:i w:val="0"/>
+                <w:sz w:val="22"/>
+              </w:rPr>
+              <w:t>#e2e8f0</w:t>
             </w:r>
           </w:p>
         </w:tc>
@@ -1438,30 +1627,8 @@
             <w:r>
               <w:rPr>
                 <w:rFonts w:ascii="Times New Roman" w:hAnsi="Times New Roman"/>
-                <w:sz w:val="22"/>
-              </w:rPr>
-              <w:t>`#e2e8f0`</w:t>
-            </w:r>
-          </w:p>
-        </w:tc>
-        <w:tc>
-          <w:tcPr>
-            <w:tcW w:type="dxa" w:w="3118"/>
-            <w:tcMar>
-              <w:top w:w="100" w:type="dxa"/>
-              <w:bottom w:w="100" w:type="dxa"/>
-              <w:left w:w="150" w:type="dxa"/>
-              <w:right w:w="150" w:type="dxa"/>
-            </w:tcMar>
-          </w:tcPr>
-          <w:p>
-            <w:pPr>
-              <w:spacing w:before="40" w:after="40" w:line="252" w:lineRule="auto"/>
-              <w:jc w:val="left"/>
-            </w:pPr>
-            <w:r>
-              <w:rPr>
-                <w:rFonts w:ascii="Times New Roman" w:hAnsi="Times New Roman"/>
+                <w:b w:val="0"/>
+                <w:i w:val="0"/>
                 <w:sz w:val="22"/>
               </w:rPr>
               <w:t>Тонкие разделительные линии таблиц и карточек</w:t>
@@ -1487,10 +1654,56 @@
             </w:pPr>
             <w:r>
               <w:rPr>
-                <w:rFonts w:ascii="Times New Roman" w:hAnsi="Times New Roman"/>
+                <w:rFonts w:ascii="Courier New" w:hAnsi="Courier New"/>
+                <w:b w:val="0"/>
+                <w:i w:val="0"/>
                 <w:sz w:val="22"/>
               </w:rPr>
-              <w:t>`--badge-green`</w:t>
+              <w:t>--badge-green</w:t>
+            </w:r>
+          </w:p>
+        </w:tc>
+        <w:tc>
+          <w:tcPr>
+            <w:tcW w:type="dxa" w:w="3118"/>
+            <w:tcMar>
+              <w:top w:w="100" w:type="dxa"/>
+              <w:bottom w:w="100" w:type="dxa"/>
+              <w:left w:w="150" w:type="dxa"/>
+              <w:right w:w="150" w:type="dxa"/>
+            </w:tcMar>
+          </w:tcPr>
+          <w:p>
+            <w:pPr>
+              <w:spacing w:before="40" w:after="40" w:line="252" w:lineRule="auto"/>
+              <w:jc w:val="left"/>
+            </w:pPr>
+            <w:r>
+              <w:rPr>
+                <w:rFonts w:ascii="Courier New" w:hAnsi="Courier New"/>
+                <w:b w:val="0"/>
+                <w:i w:val="0"/>
+                <w:sz w:val="22"/>
+              </w:rPr>
+              <w:t>#dcfce7</w:t>
+            </w:r>
+            <w:r>
+              <w:rPr>
+                <w:rFonts w:ascii="Times New Roman" w:hAnsi="Times New Roman"/>
+                <w:b w:val="0"/>
+                <w:i w:val="0"/>
+                <w:sz w:val="22"/>
+              </w:rPr>
+              <w:t xml:space="preserve"> / </w:t>
+            </w:r>
+            <w:r>
+              <w:rPr>
+                <w:rFonts w:ascii="Courier New" w:hAnsi="Courier New"/>
+                <w:b w:val="0"/>
+                <w:i w:val="0"/>
+                <w:sz w:val="22"/>
+              </w:rPr>
+              <w:t>#15803d</w:t>
             </w:r>
           </w:p>
         </w:tc>
@@ -1512,30 +1725,8 @@
             <w:r>
               <w:rPr>
                 <w:rFonts w:ascii="Times New Roman" w:hAnsi="Times New Roman"/>
-                <w:sz w:val="22"/>
-              </w:rPr>
-              <w:t>`#dcfce7` / `#15803d`</w:t>
-            </w:r>
-          </w:p>
-        </w:tc>
-        <w:tc>
-          <w:tcPr>
-            <w:tcW w:type="dxa" w:w="3118"/>
-            <w:tcMar>
-              <w:top w:w="100" w:type="dxa"/>
-              <w:bottom w:w="100" w:type="dxa"/>
-              <w:left w:w="150" w:type="dxa"/>
-              <w:right w:w="150" w:type="dxa"/>
-            </w:tcMar>
-          </w:tcPr>
-          <w:p>
-            <w:pPr>
-              <w:spacing w:before="40" w:after="40" w:line="252" w:lineRule="auto"/>
-              <w:jc w:val="left"/>
-            </w:pPr>
-            <w:r>
-              <w:rPr>
-                <w:rFonts w:ascii="Times New Roman" w:hAnsi="Times New Roman"/>
+                <w:b w:val="0"/>
+                <w:i w:val="0"/>
                 <w:sz w:val="22"/>
               </w:rPr>
               <w:t>Статусы: «Утверждено», «Подписано», «Успешно»</w:t>
@@ -1561,10 +1752,56 @@
             </w:pPr>
             <w:r>
               <w:rPr>
-                <w:rFonts w:ascii="Times New Roman" w:hAnsi="Times New Roman"/>
+                <w:rFonts w:ascii="Courier New" w:hAnsi="Courier New"/>
+                <w:b w:val="0"/>
+                <w:i w:val="0"/>
                 <w:sz w:val="22"/>
               </w:rPr>
-              <w:t>`--badge-blue`</w:t>
+              <w:t>--badge-blue</w:t>
+            </w:r>
+          </w:p>
+        </w:tc>
+        <w:tc>
+          <w:tcPr>
+            <w:tcW w:type="dxa" w:w="3118"/>
+            <w:tcMar>
+              <w:top w:w="100" w:type="dxa"/>
+              <w:bottom w:w="100" w:type="dxa"/>
+              <w:left w:w="150" w:type="dxa"/>
+              <w:right w:w="150" w:type="dxa"/>
+            </w:tcMar>
+          </w:tcPr>
+          <w:p>
+            <w:pPr>
+              <w:spacing w:before="40" w:after="40" w:line="252" w:lineRule="auto"/>
+              <w:jc w:val="left"/>
+            </w:pPr>
+            <w:r>
+              <w:rPr>
+                <w:rFonts w:ascii="Courier New" w:hAnsi="Courier New"/>
+                <w:b w:val="0"/>
+                <w:i w:val="0"/>
+                <w:sz w:val="22"/>
+              </w:rPr>
+              <w:t>#dbeafe</w:t>
+            </w:r>
+            <w:r>
+              <w:rPr>
+                <w:rFonts w:ascii="Times New Roman" w:hAnsi="Times New Roman"/>
+                <w:b w:val="0"/>
+                <w:i w:val="0"/>
+                <w:sz w:val="22"/>
+              </w:rPr>
+              <w:t xml:space="preserve"> / </w:t>
+            </w:r>
+            <w:r>
+              <w:rPr>
+                <w:rFonts w:ascii="Courier New" w:hAnsi="Courier New"/>
+                <w:b w:val="0"/>
+                <w:i w:val="0"/>
+                <w:sz w:val="22"/>
+              </w:rPr>
+              <w:t>#1d4ed8</w:t>
             </w:r>
           </w:p>
         </w:tc>
@@ -1586,30 +1823,8 @@
             <w:r>
               <w:rPr>
                 <w:rFonts w:ascii="Times New Roman" w:hAnsi="Times New Roman"/>
-                <w:sz w:val="22"/>
-              </w:rPr>
-              <w:t>`#dbeafe` / `#1d4ed8`</w:t>
-            </w:r>
-          </w:p>
-        </w:tc>
-        <w:tc>
-          <w:tcPr>
-            <w:tcW w:type="dxa" w:w="3118"/>
-            <w:tcMar>
-              <w:top w:w="100" w:type="dxa"/>
-              <w:bottom w:w="100" w:type="dxa"/>
-              <w:left w:w="150" w:type="dxa"/>
-              <w:right w:w="150" w:type="dxa"/>
-            </w:tcMar>
-          </w:tcPr>
-          <w:p>
-            <w:pPr>
-              <w:spacing w:before="40" w:after="40" w:line="252" w:lineRule="auto"/>
-              <w:jc w:val="left"/>
-            </w:pPr>
-            <w:r>
-              <w:rPr>
-                <w:rFonts w:ascii="Times New Roman" w:hAnsi="Times New Roman"/>
+                <w:b w:val="0"/>
+                <w:i w:val="0"/>
                 <w:sz w:val="22"/>
               </w:rPr>
               <w:t>Статусы: «Обновлено», «Создано», базовые теги</w:t>
@@ -1635,10 +1850,56 @@
             </w:pPr>
             <w:r>
               <w:rPr>
-                <w:rFonts w:ascii="Times New Roman" w:hAnsi="Times New Roman"/>
+                <w:rFonts w:ascii="Courier New" w:hAnsi="Courier New"/>
+                <w:b w:val="0"/>
+                <w:i w:val="0"/>
                 <w:sz w:val="22"/>
               </w:rPr>
-              <w:t>`--badge-purple`</w:t>
+              <w:t>--badge-purple</w:t>
+            </w:r>
+          </w:p>
+        </w:tc>
+        <w:tc>
+          <w:tcPr>
+            <w:tcW w:type="dxa" w:w="3118"/>
+            <w:tcMar>
+              <w:top w:w="100" w:type="dxa"/>
+              <w:bottom w:w="100" w:type="dxa"/>
+              <w:left w:w="150" w:type="dxa"/>
+              <w:right w:w="150" w:type="dxa"/>
+            </w:tcMar>
+          </w:tcPr>
+          <w:p>
+            <w:pPr>
+              <w:spacing w:before="40" w:after="40" w:line="252" w:lineRule="auto"/>
+              <w:jc w:val="left"/>
+            </w:pPr>
+            <w:r>
+              <w:rPr>
+                <w:rFonts w:ascii="Courier New" w:hAnsi="Courier New"/>
+                <w:b w:val="0"/>
+                <w:i w:val="0"/>
+                <w:sz w:val="22"/>
+              </w:rPr>
+              <w:t>#f3e8ff</w:t>
+            </w:r>
+            <w:r>
+              <w:rPr>
+                <w:rFonts w:ascii="Times New Roman" w:hAnsi="Times New Roman"/>
+                <w:b w:val="0"/>
+                <w:i w:val="0"/>
+                <w:sz w:val="22"/>
+              </w:rPr>
+              <w:t xml:space="preserve"> / </w:t>
+            </w:r>
+            <w:r>
+              <w:rPr>
+                <w:rFonts w:ascii="Courier New" w:hAnsi="Courier New"/>
+                <w:b w:val="0"/>
+                <w:i w:val="0"/>
+                <w:sz w:val="22"/>
+              </w:rPr>
+              <w:t>#7e22ce</w:t>
             </w:r>
           </w:p>
         </w:tc>
@@ -1660,30 +1921,8 @@
             <w:r>
               <w:rPr>
                 <w:rFonts w:ascii="Times New Roman" w:hAnsi="Times New Roman"/>
-                <w:sz w:val="22"/>
-              </w:rPr>
-              <w:t>`#f3e8ff` / `#7e22ce`</w:t>
-            </w:r>
-          </w:p>
-        </w:tc>
-        <w:tc>
-          <w:tcPr>
-            <w:tcW w:type="dxa" w:w="3118"/>
-            <w:tcMar>
-              <w:top w:w="100" w:type="dxa"/>
-              <w:bottom w:w="100" w:type="dxa"/>
-              <w:left w:w="150" w:type="dxa"/>
-              <w:right w:w="150" w:type="dxa"/>
-            </w:tcMar>
-          </w:tcPr>
-          <w:p>
-            <w:pPr>
-              <w:spacing w:before="40" w:after="40" w:line="252" w:lineRule="auto"/>
-              <w:jc w:val="left"/>
-            </w:pPr>
-            <w:r>
-              <w:rPr>
-                <w:rFonts w:ascii="Times New Roman" w:hAnsi="Times New Roman"/>
+                <w:b w:val="0"/>
+                <w:i w:val="0"/>
                 <w:sz w:val="22"/>
               </w:rPr>
               <w:t>Статусы: «На экспертизе в АНОК», «Закреплено»</w:t>
@@ -1709,10 +1948,56 @@
             </w:pPr>
             <w:r>
               <w:rPr>
-                <w:rFonts w:ascii="Times New Roman" w:hAnsi="Times New Roman"/>
+                <w:rFonts w:ascii="Courier New" w:hAnsi="Courier New"/>
+                <w:b w:val="0"/>
+                <w:i w:val="0"/>
                 <w:sz w:val="22"/>
               </w:rPr>
-              <w:t>`--badge-yellow`</w:t>
+              <w:t>--badge-yellow</w:t>
+            </w:r>
+          </w:p>
+        </w:tc>
+        <w:tc>
+          <w:tcPr>
+            <w:tcW w:type="dxa" w:w="3118"/>
+            <w:tcMar>
+              <w:top w:w="100" w:type="dxa"/>
+              <w:bottom w:w="100" w:type="dxa"/>
+              <w:left w:w="150" w:type="dxa"/>
+              <w:right w:w="150" w:type="dxa"/>
+            </w:tcMar>
+          </w:tcPr>
+          <w:p>
+            <w:pPr>
+              <w:spacing w:before="40" w:after="40" w:line="252" w:lineRule="auto"/>
+              <w:jc w:val="left"/>
+            </w:pPr>
+            <w:r>
+              <w:rPr>
+                <w:rFonts w:ascii="Courier New" w:hAnsi="Courier New"/>
+                <w:b w:val="0"/>
+                <w:i w:val="0"/>
+                <w:sz w:val="22"/>
+              </w:rPr>
+              <w:t>#fef3c7</w:t>
+            </w:r>
+            <w:r>
+              <w:rPr>
+                <w:rFonts w:ascii="Times New Roman" w:hAnsi="Times New Roman"/>
+                <w:b w:val="0"/>
+                <w:i w:val="0"/>
+                <w:sz w:val="22"/>
+              </w:rPr>
+              <w:t xml:space="preserve"> / </w:t>
+            </w:r>
+            <w:r>
+              <w:rPr>
+                <w:rFonts w:ascii="Courier New" w:hAnsi="Courier New"/>
+                <w:b w:val="0"/>
+                <w:i w:val="0"/>
+                <w:sz w:val="22"/>
+              </w:rPr>
+              <w:t>#b45309</w:t>
             </w:r>
           </w:p>
         </w:tc>
@@ -1734,30 +2019,8 @@
             <w:r>
               <w:rPr>
                 <w:rFonts w:ascii="Times New Roman" w:hAnsi="Times New Roman"/>
-                <w:sz w:val="22"/>
-              </w:rPr>
-              <w:t>`#fef3c7` / `#b45309`</w:t>
-            </w:r>
-          </w:p>
-        </w:tc>
-        <w:tc>
-          <w:tcPr>
-            <w:tcW w:type="dxa" w:w="3118"/>
-            <w:tcMar>
-              <w:top w:w="100" w:type="dxa"/>
-              <w:bottom w:w="100" w:type="dxa"/>
-              <w:left w:w="150" w:type="dxa"/>
-              <w:right w:w="150" w:type="dxa"/>
-            </w:tcMar>
-          </w:tcPr>
-          <w:p>
-            <w:pPr>
-              <w:spacing w:before="40" w:after="40" w:line="252" w:lineRule="auto"/>
-              <w:jc w:val="left"/>
-            </w:pPr>
-            <w:r>
-              <w:rPr>
-                <w:rFonts w:ascii="Times New Roman" w:hAnsi="Times New Roman"/>
+                <w:b w:val="0"/>
+                <w:i w:val="0"/>
                 <w:sz w:val="22"/>
               </w:rPr>
               <w:t>Статусы: «На согласовании», «В процессе»</w:t>
@@ -1783,10 +2046,56 @@
             </w:pPr>
             <w:r>
               <w:rPr>
-                <w:rFonts w:ascii="Times New Roman" w:hAnsi="Times New Roman"/>
+                <w:rFonts w:ascii="Courier New" w:hAnsi="Courier New"/>
+                <w:b w:val="0"/>
+                <w:i w:val="0"/>
                 <w:sz w:val="22"/>
               </w:rPr>
-              <w:t>`--badge-red`</w:t>
+              <w:t>--badge-red</w:t>
+            </w:r>
+          </w:p>
+        </w:tc>
+        <w:tc>
+          <w:tcPr>
+            <w:tcW w:type="dxa" w:w="3118"/>
+            <w:tcMar>
+              <w:top w:w="100" w:type="dxa"/>
+              <w:bottom w:w="100" w:type="dxa"/>
+              <w:left w:w="150" w:type="dxa"/>
+              <w:right w:w="150" w:type="dxa"/>
+            </w:tcMar>
+          </w:tcPr>
+          <w:p>
+            <w:pPr>
+              <w:spacing w:before="40" w:after="40" w:line="252" w:lineRule="auto"/>
+              <w:jc w:val="left"/>
+            </w:pPr>
+            <w:r>
+              <w:rPr>
+                <w:rFonts w:ascii="Courier New" w:hAnsi="Courier New"/>
+                <w:b w:val="0"/>
+                <w:i w:val="0"/>
+                <w:sz w:val="22"/>
+              </w:rPr>
+              <w:t>#fee2e2</w:t>
+            </w:r>
+            <w:r>
+              <w:rPr>
+                <w:rFonts w:ascii="Times New Roman" w:hAnsi="Times New Roman"/>
+                <w:b w:val="0"/>
+                <w:i w:val="0"/>
+                <w:sz w:val="22"/>
+              </w:rPr>
+              <w:t xml:space="preserve"> / </w:t>
+            </w:r>
+            <w:r>
+              <w:rPr>
+                <w:rFonts w:ascii="Courier New" w:hAnsi="Courier New"/>
+                <w:b w:val="0"/>
+                <w:i w:val="0"/>
+                <w:sz w:val="22"/>
+              </w:rPr>
+              <w:t>#b91c1c</w:t>
             </w:r>
           </w:p>
         </w:tc>
@@ -1808,30 +2117,8 @@
             <w:r>
               <w:rPr>
                 <w:rFonts w:ascii="Times New Roman" w:hAnsi="Times New Roman"/>
-                <w:sz w:val="22"/>
-              </w:rPr>
-              <w:t>`#fee2e2` / `#b91c1c`</w:t>
-            </w:r>
-          </w:p>
-        </w:tc>
-        <w:tc>
-          <w:tcPr>
-            <w:tcW w:type="dxa" w:w="3118"/>
-            <w:tcMar>
-              <w:top w:w="100" w:type="dxa"/>
-              <w:bottom w:w="100" w:type="dxa"/>
-              <w:left w:w="150" w:type="dxa"/>
-              <w:right w:w="150" w:type="dxa"/>
-            </w:tcMar>
-          </w:tcPr>
-          <w:p>
-            <w:pPr>
-              <w:spacing w:before="40" w:after="40" w:line="252" w:lineRule="auto"/>
-              <w:jc w:val="left"/>
-            </w:pPr>
-            <w:r>
-              <w:rPr>
-                <w:rFonts w:ascii="Times New Roman" w:hAnsi="Times New Roman"/>
+                <w:b w:val="0"/>
+                <w:i w:val="0"/>
                 <w:sz w:val="22"/>
               </w:rPr>
               <w:t>Статусы: «Ошибка», «Замечание ФГОС»</w:t>
@@ -1876,13 +2163,8 @@
       <w:r>
         <w:rPr>
           <w:rFonts w:ascii="Times New Roman" w:hAnsi="Times New Roman"/>
-          <w:sz w:val="28"/>
-        </w:rPr>
-      </w:r>
-      <w:r>
-        <w:rPr>
-          <w:rFonts w:ascii="Times New Roman" w:hAnsi="Times New Roman"/>
           <w:b/>
+          <w:i w:val="0"/>
           <w:sz w:val="28"/>
         </w:rPr>
         <w:t>Шрифтовой стек:</w:t>
@@ -1890,9 +2172,29 @@
       <w:r>
         <w:rPr>
           <w:rFonts w:ascii="Times New Roman" w:hAnsi="Times New Roman"/>
+          <w:b w:val="0"/>
+          <w:i w:val="0"/>
           <w:sz w:val="28"/>
         </w:rPr>
-        <w:t xml:space="preserve"> системный стек шрифтов без внешних веб-зависимостей: `-apple-system, BlinkMacSystemFont, "Segoe UI", Roboto, "Helvetica Neue", Arial, sans-serif`.</w:t>
+        <w:t xml:space="preserve"> системный стек шрифтов без внешних веб-зависимостей: </w:t>
+      </w:r>
+      <w:r>
+        <w:rPr>
+          <w:rFonts w:ascii="Courier New" w:hAnsi="Courier New"/>
+          <w:b w:val="0"/>
+          <w:i w:val="0"/>
+          <w:sz w:val="28"/>
+        </w:rPr>
+        <w:t>-apple-system, BlinkMacSystemFont, "Segoe UI", Roboto, "Helvetica Neue", Arial, sans-serif</w:t>
+      </w:r>
+      <w:r>
+        <w:rPr>
+          <w:rFonts w:ascii="Times New Roman" w:hAnsi="Times New Roman"/>
+          <w:b w:val="0"/>
+          <w:i w:val="0"/>
+          <w:sz w:val="28"/>
+        </w:rPr>
+        <w:t>.</w:t>
       </w:r>
     </w:p>
     <w:p>
@@ -1912,22 +2214,11 @@
       <w:r>
         <w:rPr>
           <w:rFonts w:ascii="Times New Roman" w:hAnsi="Times New Roman"/>
-          <w:sz w:val="28"/>
-        </w:rPr>
-      </w:r>
-      <w:r>
-        <w:rPr>
-          <w:rFonts w:ascii="Times New Roman" w:hAnsi="Times New Roman"/>
           <w:b/>
+          <w:i w:val="0"/>
           <w:sz w:val="28"/>
         </w:rPr>
         <w:t>Иерархия размеров шрифтов:</w:t>
-      </w:r>
-      <w:r>
-        <w:rPr>
-          <w:rFonts w:ascii="Times New Roman" w:hAnsi="Times New Roman"/>
-          <w:sz w:val="28"/>
-        </w:rPr>
       </w:r>
     </w:p>
     <w:p>
@@ -1947,9 +2238,65 @@
       <w:r>
         <w:rPr>
           <w:rFonts w:ascii="Times New Roman" w:hAnsi="Times New Roman"/>
+          <w:b w:val="0"/>
+          <w:i w:val="0"/>
           <w:sz w:val="28"/>
         </w:rPr>
-        <w:t>Заголовок раздела `h1`: 24px, жирный (`font-weight: 700`), цвет `#0f172a`.</w:t>
+        <w:t xml:space="preserve">Заголовок раздела </w:t>
+      </w:r>
+      <w:r>
+        <w:rPr>
+          <w:rFonts w:ascii="Courier New" w:hAnsi="Courier New"/>
+          <w:b w:val="0"/>
+          <w:i w:val="0"/>
+          <w:sz w:val="28"/>
+        </w:rPr>
+        <w:t>h1</w:t>
+      </w:r>
+      <w:r>
+        <w:rPr>
+          <w:rFonts w:ascii="Times New Roman" w:hAnsi="Times New Roman"/>
+          <w:b w:val="0"/>
+          <w:i w:val="0"/>
+          <w:sz w:val="28"/>
+        </w:rPr>
+        <w:t>: 24px, жирный (</w:t>
+      </w:r>
+      <w:r>
+        <w:rPr>
+          <w:rFonts w:ascii="Courier New" w:hAnsi="Courier New"/>
+          <w:b w:val="0"/>
+          <w:i w:val="0"/>
+          <w:sz w:val="28"/>
+        </w:rPr>
+        <w:t>font-weight: 700</w:t>
+      </w:r>
+      <w:r>
+        <w:rPr>
+          <w:rFonts w:ascii="Times New Roman" w:hAnsi="Times New Roman"/>
+          <w:b w:val="0"/>
+          <w:i w:val="0"/>
+          <w:sz w:val="28"/>
+        </w:rPr>
+        <w:t xml:space="preserve">), цвет </w:t>
+      </w:r>
+      <w:r>
+        <w:rPr>
+          <w:rFonts w:ascii="Courier New" w:hAnsi="Courier New"/>
+          <w:b w:val="0"/>
+          <w:i w:val="0"/>
+          <w:sz w:val="28"/>
+        </w:rPr>
+        <w:t>#0f172a</w:t>
+      </w:r>
+      <w:r>
+        <w:rPr>
+          <w:rFonts w:ascii="Times New Roman" w:hAnsi="Times New Roman"/>
+          <w:b w:val="0"/>
+          <w:i w:val="0"/>
+          <w:sz w:val="28"/>
+        </w:rPr>
+        <w:t>.</w:t>
       </w:r>
     </w:p>
     <w:p>
@@ -1969,9 +2316,65 @@
       <w:r>
         <w:rPr>
           <w:rFonts w:ascii="Times New Roman" w:hAnsi="Times New Roman"/>
+          <w:b w:val="0"/>
+          <w:i w:val="0"/>
           <w:sz w:val="28"/>
         </w:rPr>
-        <w:t>Подзаголовок `h2`: 18px, полужирный (`font-weight: 600`), цвет `#1e293b`.</w:t>
+        <w:t xml:space="preserve">Подзаголовок </w:t>
+      </w:r>
+      <w:r>
+        <w:rPr>
+          <w:rFonts w:ascii="Courier New" w:hAnsi="Courier New"/>
+          <w:b w:val="0"/>
+          <w:i w:val="0"/>
+          <w:sz w:val="28"/>
+        </w:rPr>
+        <w:t>h2</w:t>
+      </w:r>
+      <w:r>
+        <w:rPr>
+          <w:rFonts w:ascii="Times New Roman" w:hAnsi="Times New Roman"/>
+          <w:b w:val="0"/>
+          <w:i w:val="0"/>
+          <w:sz w:val="28"/>
+        </w:rPr>
+        <w:t>: 18px, полужирный (</w:t>
+      </w:r>
+      <w:r>
+        <w:rPr>
+          <w:rFonts w:ascii="Courier New" w:hAnsi="Courier New"/>
+          <w:b w:val="0"/>
+          <w:i w:val="0"/>
+          <w:sz w:val="28"/>
+        </w:rPr>
+        <w:t>font-weight: 600</w:t>
+      </w:r>
+      <w:r>
+        <w:rPr>
+          <w:rFonts w:ascii="Times New Roman" w:hAnsi="Times New Roman"/>
+          <w:b w:val="0"/>
+          <w:i w:val="0"/>
+          <w:sz w:val="28"/>
+        </w:rPr>
+        <w:t xml:space="preserve">), цвет </w:t>
+      </w:r>
+      <w:r>
+        <w:rPr>
+          <w:rFonts w:ascii="Courier New" w:hAnsi="Courier New"/>
+          <w:b w:val="0"/>
+          <w:i w:val="0"/>
+          <w:sz w:val="28"/>
+        </w:rPr>
+        <w:t>#1e293b</w:t>
+      </w:r>
+      <w:r>
+        <w:rPr>
+          <w:rFonts w:ascii="Times New Roman" w:hAnsi="Times New Roman"/>
+          <w:b w:val="0"/>
+          <w:i w:val="0"/>
+          <w:sz w:val="28"/>
+        </w:rPr>
+        <w:t>.</w:t>
       </w:r>
     </w:p>
     <w:p>
@@ -1991,9 +2394,47 @@
       <w:r>
         <w:rPr>
           <w:rFonts w:ascii="Times New Roman" w:hAnsi="Times New Roman"/>
+          <w:b w:val="0"/>
+          <w:i w:val="0"/>
           <w:sz w:val="28"/>
         </w:rPr>
-        <w:t>Числовые метрики карточек: 32px, сверхжирный (`font-weight: 800`), цвет `#0f172a`.</w:t>
+        <w:t>Числовые метрики карточек: 32px, сверхжирный (</w:t>
+      </w:r>
+      <w:r>
+        <w:rPr>
+          <w:rFonts w:ascii="Courier New" w:hAnsi="Courier New"/>
+          <w:b w:val="0"/>
+          <w:i w:val="0"/>
+          <w:sz w:val="28"/>
+        </w:rPr>
+        <w:t>font-weight: 800</w:t>
+      </w:r>
+      <w:r>
+        <w:rPr>
+          <w:rFonts w:ascii="Times New Roman" w:hAnsi="Times New Roman"/>
+          <w:b w:val="0"/>
+          <w:i w:val="0"/>
+          <w:sz w:val="28"/>
+        </w:rPr>
+        <w:t xml:space="preserve">), цвет </w:t>
+      </w:r>
+      <w:r>
+        <w:rPr>
+          <w:rFonts w:ascii="Courier New" w:hAnsi="Courier New"/>
+          <w:b w:val="0"/>
+          <w:i w:val="0"/>
+          <w:sz w:val="28"/>
+        </w:rPr>
+        <w:t>#0f172a</w:t>
+      </w:r>
+      <w:r>
+        <w:rPr>
+          <w:rFonts w:ascii="Times New Roman" w:hAnsi="Times New Roman"/>
+          <w:b w:val="0"/>
+          <w:i w:val="0"/>
+          <w:sz w:val="28"/>
+        </w:rPr>
+        <w:t>.</w:t>
       </w:r>
     </w:p>
     <w:p>
@@ -2013,9 +2454,47 @@
       <w:r>
         <w:rPr>
           <w:rFonts w:ascii="Times New Roman" w:hAnsi="Times New Roman"/>
+          <w:b w:val="0"/>
+          <w:i w:val="0"/>
           <w:sz w:val="28"/>
         </w:rPr>
-        <w:t>Основной текст: 14px, нормальный (`line-height: 1.5`), цвет `#1e293b`.</w:t>
+        <w:t>Основной текст: 14px, нормальный (</w:t>
+      </w:r>
+      <w:r>
+        <w:rPr>
+          <w:rFonts w:ascii="Courier New" w:hAnsi="Courier New"/>
+          <w:b w:val="0"/>
+          <w:i w:val="0"/>
+          <w:sz w:val="28"/>
+        </w:rPr>
+        <w:t>line-height: 1.5</w:t>
+      </w:r>
+      <w:r>
+        <w:rPr>
+          <w:rFonts w:ascii="Times New Roman" w:hAnsi="Times New Roman"/>
+          <w:b w:val="0"/>
+          <w:i w:val="0"/>
+          <w:sz w:val="28"/>
+        </w:rPr>
+        <w:t xml:space="preserve">), цвет </w:t>
+      </w:r>
+      <w:r>
+        <w:rPr>
+          <w:rFonts w:ascii="Courier New" w:hAnsi="Courier New"/>
+          <w:b w:val="0"/>
+          <w:i w:val="0"/>
+          <w:sz w:val="28"/>
+        </w:rPr>
+        <w:t>#1e293b</w:t>
+      </w:r>
+      <w:r>
+        <w:rPr>
+          <w:rFonts w:ascii="Times New Roman" w:hAnsi="Times New Roman"/>
+          <w:b w:val="0"/>
+          <w:i w:val="0"/>
+          <w:sz w:val="28"/>
+        </w:rPr>
+        <w:t>.</w:t>
       </w:r>
     </w:p>
     <w:p>
@@ -2035,9 +2514,65 @@
       <w:r>
         <w:rPr>
           <w:rFonts w:ascii="Times New Roman" w:hAnsi="Times New Roman"/>
+          <w:b w:val="0"/>
+          <w:i w:val="0"/>
           <w:sz w:val="28"/>
         </w:rPr>
-        <w:t>Заголовки таблиц `th`: 12px, прописные буквы, полужирный (`font-weight: 600`), цвет `#475569`.</w:t>
+        <w:t xml:space="preserve">Заголовки таблиц </w:t>
+      </w:r>
+      <w:r>
+        <w:rPr>
+          <w:rFonts w:ascii="Courier New" w:hAnsi="Courier New"/>
+          <w:b w:val="0"/>
+          <w:i w:val="0"/>
+          <w:sz w:val="28"/>
+        </w:rPr>
+        <w:t>th</w:t>
+      </w:r>
+      <w:r>
+        <w:rPr>
+          <w:rFonts w:ascii="Times New Roman" w:hAnsi="Times New Roman"/>
+          <w:b w:val="0"/>
+          <w:i w:val="0"/>
+          <w:sz w:val="28"/>
+        </w:rPr>
+        <w:t>: 12px, прописные буквы, полужирный (</w:t>
+      </w:r>
+      <w:r>
+        <w:rPr>
+          <w:rFonts w:ascii="Courier New" w:hAnsi="Courier New"/>
+          <w:b w:val="0"/>
+          <w:i w:val="0"/>
+          <w:sz w:val="28"/>
+        </w:rPr>
+        <w:t>font-weight: 600</w:t>
+      </w:r>
+      <w:r>
+        <w:rPr>
+          <w:rFonts w:ascii="Times New Roman" w:hAnsi="Times New Roman"/>
+          <w:b w:val="0"/>
+          <w:i w:val="0"/>
+          <w:sz w:val="28"/>
+        </w:rPr>
+        <w:t xml:space="preserve">), цвет </w:t>
+      </w:r>
+      <w:r>
+        <w:rPr>
+          <w:rFonts w:ascii="Courier New" w:hAnsi="Courier New"/>
+          <w:b w:val="0"/>
+          <w:i w:val="0"/>
+          <w:sz w:val="28"/>
+        </w:rPr>
+        <w:t>#475569</w:t>
+      </w:r>
+      <w:r>
+        <w:rPr>
+          <w:rFonts w:ascii="Times New Roman" w:hAnsi="Times New Roman"/>
+          <w:b w:val="0"/>
+          <w:i w:val="0"/>
+          <w:sz w:val="28"/>
+        </w:rPr>
+        <w:t>.</w:t>
       </w:r>
     </w:p>
     <w:p>
@@ -2057,9 +2592,29 @@
       <w:r>
         <w:rPr>
           <w:rFonts w:ascii="Times New Roman" w:hAnsi="Times New Roman"/>
+          <w:b w:val="0"/>
+          <w:i w:val="0"/>
           <w:sz w:val="28"/>
         </w:rPr>
-        <w:t>Метаданные и сноски: 12px / 13px, цвет `#64748b`.</w:t>
+        <w:t xml:space="preserve">Метаданные и сноски: 12px / 13px, цвет </w:t>
+      </w:r>
+      <w:r>
+        <w:rPr>
+          <w:rFonts w:ascii="Courier New" w:hAnsi="Courier New"/>
+          <w:b w:val="0"/>
+          <w:i w:val="0"/>
+          <w:sz w:val="28"/>
+        </w:rPr>
+        <w:t>#64748b</w:t>
+      </w:r>
+      <w:r>
+        <w:rPr>
+          <w:rFonts w:ascii="Times New Roman" w:hAnsi="Times New Roman"/>
+          <w:b w:val="0"/>
+          <w:i w:val="0"/>
+          <w:sz w:val="28"/>
+        </w:rPr>
+        <w:t>.</w:t>
       </w:r>
     </w:p>
     <w:p>
@@ -2079,9 +2634,29 @@
       <w:r>
         <w:rPr>
           <w:rFonts w:ascii="Times New Roman" w:hAnsi="Times New Roman"/>
+          <w:b w:val="0"/>
+          <w:i w:val="0"/>
           <w:sz w:val="28"/>
         </w:rPr>
-        <w:t>Моноширинные коды (хэши, блоки): `font-family: monospace; font-size: 11px/12px`.</w:t>
+        <w:t xml:space="preserve">Моноширинные коды (хэши, блоки): </w:t>
+      </w:r>
+      <w:r>
+        <w:rPr>
+          <w:rFonts w:ascii="Courier New" w:hAnsi="Courier New"/>
+          <w:b w:val="0"/>
+          <w:i w:val="0"/>
+          <w:sz w:val="28"/>
+        </w:rPr>
+        <w:t>font-family: monospace; font-size: 11px/12px</w:t>
+      </w:r>
+      <w:r>
+        <w:rPr>
+          <w:rFonts w:ascii="Times New Roman" w:hAnsi="Times New Roman"/>
+          <w:b w:val="0"/>
+          <w:i w:val="0"/>
+          <w:sz w:val="28"/>
+        </w:rPr>
+        <w:t>.</w:t>
       </w:r>
     </w:p>
     <w:p>
@@ -2107,9 +2682,11 @@
       <w:r>
         <w:rPr>
           <w:rFonts w:ascii="Times New Roman" w:hAnsi="Times New Roman"/>
+          <w:b w:val="0"/>
+          <w:i w:val="0"/>
           <w:sz w:val="28"/>
         </w:rPr>
-        <w:t>При уменьшении ширины экрана ($\le 768px$):</w:t>
+        <w:t>При уменьшении ширины экрана (≤ 768px):</w:t>
       </w:r>
     </w:p>
     <w:p>
@@ -2129,6 +2706,8 @@
       <w:r>
         <w:rPr>
           <w:rFonts w:ascii="Times New Roman" w:hAnsi="Times New Roman"/>
+          <w:b w:val="0"/>
+          <w:i w:val="0"/>
           <w:sz w:val="28"/>
         </w:rPr>
         <w:t>Боковое меню компактно сворачивается в полосу шириной 70px с центрированными иконками.</w:t>
@@ -2151,9 +2730,29 @@
       <w:r>
         <w:rPr>
           <w:rFonts w:ascii="Times New Roman" w:hAnsi="Times New Roman"/>
+          <w:b w:val="0"/>
+          <w:i w:val="0"/>
           <w:sz w:val="28"/>
         </w:rPr>
-        <w:t>Таблицы автоматически получают горизонтальную полосу прокрутки (`overflow-x: auto`), предотвращая искажение контента.</w:t>
+        <w:t>Таблицы автоматически получают горизонтальную полосу прокрутки (</w:t>
+      </w:r>
+      <w:r>
+        <w:rPr>
+          <w:rFonts w:ascii="Courier New" w:hAnsi="Courier New"/>
+          <w:b w:val="0"/>
+          <w:i w:val="0"/>
+          <w:sz w:val="28"/>
+        </w:rPr>
+        <w:t>overflow-x: auto</w:t>
+      </w:r>
+      <w:r>
+        <w:rPr>
+          <w:rFonts w:ascii="Times New Roman" w:hAnsi="Times New Roman"/>
+          <w:b w:val="0"/>
+          <w:i w:val="0"/>
+          <w:sz w:val="28"/>
+        </w:rPr>
+        <w:t>), предотвращая искажение контента.</w:t>
       </w:r>
     </w:p>
     <w:p>
@@ -2173,6 +2772,8 @@
       <w:r>
         <w:rPr>
           <w:rFonts w:ascii="Times New Roman" w:hAnsi="Times New Roman"/>
+          <w:b w:val="0"/>
+          <w:i w:val="0"/>
           <w:sz w:val="28"/>
         </w:rPr>
         <w:t>Карточки сводной панели перестраиваются в одноколоночную сетку.</w:t>
@@ -2201,6 +2802,8 @@
       <w:r>
         <w:rPr>
           <w:rFonts w:ascii="Times New Roman" w:hAnsi="Times New Roman"/>
+          <w:b w:val="0"/>
+          <w:i w:val="0"/>
           <w:sz w:val="28"/>
         </w:rPr>
         <w:t>В рамках лабораторной работы спроектированы и реализованы 5 главных пользовательских интерфейсов:</w:t>
@@ -2291,6 +2894,8 @@
       <w:r>
         <w:rPr>
           <w:rFonts w:ascii="Times New Roman" w:hAnsi="Times New Roman"/>
+          <w:b w:val="0"/>
+          <w:i w:val="0"/>
           <w:sz w:val="28"/>
         </w:rPr>
         <w:t>4 интерактивные карточки верхнего уровня (Учебные планы, Дисциплины, Стандарты ФГОС, Служебные записки).</w:t>
@@ -2313,6 +2918,8 @@
       <w:r>
         <w:rPr>
           <w:rFonts w:ascii="Times New Roman" w:hAnsi="Times New Roman"/>
+          <w:b w:val="0"/>
+          <w:i w:val="0"/>
           <w:sz w:val="28"/>
         </w:rPr>
         <w:t>Сводный реестр учебных планов с быстрым переходом к детальному просмотру.</w:t>
@@ -2335,6 +2942,8 @@
       <w:r>
         <w:rPr>
           <w:rFonts w:ascii="Times New Roman" w:hAnsi="Times New Roman"/>
+          <w:b w:val="0"/>
+          <w:i w:val="0"/>
           <w:sz w:val="28"/>
         </w:rPr>
         <w:t>Лента важных объявлений и регламентов Центра АНОК.</w:t>
@@ -2425,6 +3034,8 @@
       <w:r>
         <w:rPr>
           <w:rFonts w:ascii="Times New Roman" w:hAnsi="Times New Roman"/>
+          <w:b w:val="0"/>
+          <w:i w:val="0"/>
           <w:sz w:val="28"/>
         </w:rPr>
         <w:t>Карточка паспорта образовательной программы (код 09.03.04, уровень «Бакалавриат», форма «Очная», общая трудоемкость 240 з.е., выпускающая кафедра).</w:t>
@@ -2447,6 +3058,8 @@
       <w:r>
         <w:rPr>
           <w:rFonts w:ascii="Times New Roman" w:hAnsi="Times New Roman"/>
+          <w:b w:val="0"/>
+          <w:i w:val="0"/>
           <w:sz w:val="28"/>
         </w:rPr>
         <w:t>Навигационная панель переключения семестров (кнопки «Семестр 1» ... «Семестр 8»).</w:t>
@@ -2469,6 +3082,8 @@
       <w:r>
         <w:rPr>
           <w:rFonts w:ascii="Times New Roman" w:hAnsi="Times New Roman"/>
+          <w:b w:val="0"/>
+          <w:i w:val="0"/>
           <w:sz w:val="28"/>
         </w:rPr>
         <w:t>Информационная плашка семестрового баланса: количество дисциплин, сумма зачетных единиц (норма 30 з.е.), сумма часов (1080 ч.) с разбивкой на лекции, лабораторные, практики и СРС.</w:t>
@@ -2491,6 +3106,8 @@
       <w:r>
         <w:rPr>
           <w:rFonts w:ascii="Times New Roman" w:hAnsi="Times New Roman"/>
+          <w:b w:val="0"/>
+          <w:i w:val="0"/>
           <w:sz w:val="28"/>
         </w:rPr>
         <w:t>Детализированная таблица дисциплин семестра с блоками (Б1.О, Б1.В, Б2, Б3, ФТД), формами контроля и обеспечивающими кафедрами.</w:t>
@@ -2581,9 +3198,11 @@
       <w:r>
         <w:rPr>
           <w:rFonts w:ascii="Times New Roman" w:hAnsi="Times New Roman"/>
+          <w:b w:val="0"/>
+          <w:i w:val="0"/>
           <w:sz w:val="28"/>
         </w:rPr>
-        <w:t>Сводная карточка результатов верификации: 5 критериев соответствия ФГОС ВО 3++ (общая трудоемкость, баланс семестров, лимит экзаменов $\le 5$, практики $\ge 12$ з.е., ГИА $\ge 6$ з.е.).</w:t>
+        <w:t>Сводная карточка результатов верификации: 5 критериев соответствия ФГОС ВО 3++ (общая трудоемкость, баланс семестров, лимит экзаменов ≤ 5, практики ≥ 12 з.е., ГИА ≥ 6 з.е.).</w:t>
       </w:r>
     </w:p>
     <w:p>
@@ -2603,6 +3222,8 @@
       <w:r>
         <w:rPr>
           <w:rFonts w:ascii="Times New Roman" w:hAnsi="Times New Roman"/>
+          <w:b w:val="0"/>
+          <w:i w:val="0"/>
           <w:sz w:val="28"/>
         </w:rPr>
         <w:t>Таблица действующих образовательных стандартов высшего образования.</w:t>
@@ -2693,6 +3314,8 @@
       <w:r>
         <w:rPr>
           <w:rFonts w:ascii="Times New Roman" w:hAnsi="Times New Roman"/>
+          <w:b w:val="0"/>
+          <w:i w:val="0"/>
           <w:sz w:val="28"/>
         </w:rPr>
         <w:t>Хронологическая цепочка 4 этапов визирования УП.</w:t>
@@ -2715,6 +3338,8 @@
       <w:r>
         <w:rPr>
           <w:rFonts w:ascii="Times New Roman" w:hAnsi="Times New Roman"/>
+          <w:b w:val="0"/>
+          <w:i w:val="0"/>
           <w:sz w:val="28"/>
         </w:rPr>
         <w:t>Отображение ролей, ФИО подписантов, даты и времени наложения визы, экспертных комментариев и криптографических SHA-256 хэшей подписи.</w:t>
@@ -2805,6 +3430,8 @@
       <w:r>
         <w:rPr>
           <w:rFonts w:ascii="Times New Roman" w:hAnsi="Times New Roman"/>
+          <w:b w:val="0"/>
+          <w:i w:val="0"/>
           <w:sz w:val="28"/>
         </w:rPr>
         <w:t>Реестр служебных записок на корректировку параметров плана с фиксацией инициатора, согласующей кафедры, причины изменений и статуса обработки в АНОК.</w:t>
@@ -2833,6 +3460,8 @@
       <w:r>
         <w:rPr>
           <w:rFonts w:ascii="Times New Roman" w:hAnsi="Times New Roman"/>
+          <w:b w:val="0"/>
+          <w:i w:val="0"/>
           <w:sz w:val="28"/>
         </w:rPr>
         <w:t>В рамках лабораторной работы № 3 разработан адаптивный модульный шаблон дизайна корпоративного портала Центра АНОК, сформирована таблица дизайн-токенов и цветовой палитры, определены типографические стандарты и реализованы 5 главных пользовательских интерфейсов.</w:t>

--- a/reports/lab3/LR3_Report_Variant15.docx
+++ b/reports/lab3/LR3_Report_Variant15.docx
@@ -95,6 +95,9 @@
     </w:p>
     <w:p>
       <w:pPr>
+        <w:keepNext/>
+        <w:keepLines/>
+        <w:widowControl/>
         <w:spacing w:before="240" w:after="120"/>
         <w:jc w:val="left"/>
       </w:pPr>
@@ -109,6 +112,7 @@
     </w:p>
     <w:p>
       <w:pPr>
+        <w:widowControl/>
         <w:spacing w:line="276" w:lineRule="auto" w:after="120"/>
         <w:ind w:firstLine="709"/>
         <w:jc w:val="both"/>
@@ -125,6 +129,10 @@
     </w:p>
     <w:p>
       <w:pPr>
+        <w:keepNext/>
+        <w:keepLines/>
+        <w:pageBreakBefore/>
+        <w:widowControl/>
         <w:spacing w:before="240" w:after="120"/>
         <w:jc w:val="left"/>
       </w:pPr>
@@ -139,6 +147,7 @@
     </w:p>
     <w:p>
       <w:pPr>
+        <w:widowControl/>
         <w:spacing w:line="276" w:lineRule="auto" w:after="120"/>
         <w:ind w:firstLine="709"/>
         <w:jc w:val="both"/>
@@ -155,6 +164,8 @@
     </w:p>
     <w:p>
       <w:pPr>
+        <w:keepNext/>
+        <w:keepLines/>
         <w:spacing w:before="200" w:after="80"/>
         <w:jc w:val="center"/>
       </w:pPr>
@@ -195,6 +206,8 @@
     </w:p>
     <w:p>
       <w:pPr>
+        <w:keepLines/>
+        <w:widowControl/>
         <w:spacing w:before="80" w:after="240"/>
         <w:jc w:val="center"/>
       </w:pPr>
@@ -209,6 +222,9 @@
     </w:p>
     <w:p>
       <w:pPr>
+        <w:keepNext/>
+        <w:keepLines/>
+        <w:widowControl/>
         <w:spacing w:before="160" w:after="80"/>
         <w:jc w:val="left"/>
       </w:pPr>
@@ -223,6 +239,8 @@
     </w:p>
     <w:p>
       <w:pPr>
+        <w:keepLines/>
+        <w:widowControl/>
         <w:spacing w:line="276" w:lineRule="auto" w:after="60"/>
         <w:ind w:left="709"/>
         <w:jc w:val="both"/>
@@ -247,6 +265,8 @@
     </w:p>
     <w:p>
       <w:pPr>
+        <w:keepLines/>
+        <w:widowControl/>
         <w:spacing w:line="276" w:lineRule="auto" w:after="60"/>
         <w:ind w:left="992"/>
         <w:jc w:val="both"/>
@@ -289,6 +309,8 @@
     </w:p>
     <w:p>
       <w:pPr>
+        <w:keepLines/>
+        <w:widowControl/>
         <w:spacing w:line="276" w:lineRule="auto" w:after="60"/>
         <w:ind w:left="992"/>
         <w:jc w:val="both"/>
@@ -313,6 +335,8 @@
     </w:p>
     <w:p>
       <w:pPr>
+        <w:keepLines/>
+        <w:widowControl/>
         <w:spacing w:line="276" w:lineRule="auto" w:after="60"/>
         <w:ind w:left="992"/>
         <w:jc w:val="both"/>
@@ -337,6 +361,8 @@
     </w:p>
     <w:p>
       <w:pPr>
+        <w:keepLines/>
+        <w:widowControl/>
         <w:spacing w:line="276" w:lineRule="auto" w:after="60"/>
         <w:ind w:left="992"/>
         <w:jc w:val="both"/>
@@ -361,6 +387,8 @@
     </w:p>
     <w:p>
       <w:pPr>
+        <w:keepLines/>
+        <w:widowControl/>
         <w:spacing w:line="276" w:lineRule="auto" w:after="60"/>
         <w:ind w:left="709"/>
         <w:jc w:val="both"/>
@@ -385,6 +413,8 @@
     </w:p>
     <w:p>
       <w:pPr>
+        <w:keepLines/>
+        <w:widowControl/>
         <w:spacing w:line="276" w:lineRule="auto" w:after="60"/>
         <w:ind w:left="992"/>
         <w:jc w:val="both"/>
@@ -427,6 +457,8 @@
     </w:p>
     <w:p>
       <w:pPr>
+        <w:keepLines/>
+        <w:widowControl/>
         <w:spacing w:line="276" w:lineRule="auto" w:after="60"/>
         <w:ind w:left="992"/>
         <w:jc w:val="both"/>
@@ -451,6 +483,8 @@
     </w:p>
     <w:p>
       <w:pPr>
+        <w:keepLines/>
+        <w:widowControl/>
         <w:spacing w:line="276" w:lineRule="auto" w:after="60"/>
         <w:ind w:left="992"/>
         <w:jc w:val="both"/>
@@ -493,6 +527,8 @@
     </w:p>
     <w:p>
       <w:pPr>
+        <w:keepLines/>
+        <w:widowControl/>
         <w:spacing w:line="276" w:lineRule="auto" w:after="60"/>
         <w:ind w:left="709"/>
         <w:jc w:val="both"/>
@@ -517,6 +553,8 @@
     </w:p>
     <w:p>
       <w:pPr>
+        <w:keepLines/>
+        <w:widowControl/>
         <w:spacing w:line="276" w:lineRule="auto" w:after="60"/>
         <w:ind w:left="992"/>
         <w:jc w:val="both"/>
@@ -559,6 +597,8 @@
     </w:p>
     <w:p>
       <w:pPr>
+        <w:keepLines/>
+        <w:widowControl/>
         <w:spacing w:line="276" w:lineRule="auto" w:after="60"/>
         <w:ind w:left="992"/>
         <w:jc w:val="both"/>
@@ -601,6 +641,8 @@
     </w:p>
     <w:p>
       <w:pPr>
+        <w:keepLines/>
+        <w:widowControl/>
         <w:spacing w:line="276" w:lineRule="auto" w:after="60"/>
         <w:ind w:left="992"/>
         <w:jc w:val="both"/>
@@ -625,6 +667,8 @@
     </w:p>
     <w:p>
       <w:pPr>
+        <w:keepLines/>
+        <w:widowControl/>
         <w:spacing w:line="276" w:lineRule="auto" w:after="60"/>
         <w:ind w:left="992"/>
         <w:jc w:val="both"/>
@@ -667,6 +711,8 @@
     </w:p>
     <w:p>
       <w:pPr>
+        <w:keepLines/>
+        <w:widowControl/>
         <w:spacing w:line="276" w:lineRule="auto" w:after="60"/>
         <w:ind w:left="709"/>
         <w:jc w:val="both"/>
@@ -691,6 +737,8 @@
     </w:p>
     <w:p>
       <w:pPr>
+        <w:keepLines/>
+        <w:widowControl/>
         <w:spacing w:line="276" w:lineRule="auto" w:after="60"/>
         <w:ind w:left="992"/>
         <w:jc w:val="both"/>
@@ -715,6 +763,9 @@
     </w:p>
     <w:p>
       <w:pPr>
+        <w:keepNext/>
+        <w:keepLines/>
+        <w:widowControl/>
         <w:spacing w:before="160" w:after="80"/>
         <w:jc w:val="left"/>
       </w:pPr>
@@ -729,6 +780,8 @@
     </w:p>
     <w:p>
       <w:pPr>
+        <w:keepNext/>
+        <w:keepLines/>
         <w:spacing w:before="200" w:after="80"/>
         <w:jc w:val="center"/>
       </w:pPr>
@@ -769,6 +822,8 @@
     </w:p>
     <w:p>
       <w:pPr>
+        <w:keepLines/>
+        <w:widowControl/>
         <w:spacing w:before="80" w:after="240"/>
         <w:jc w:val="center"/>
       </w:pPr>
@@ -783,6 +838,8 @@
     </w:p>
     <w:p>
       <w:pPr>
+        <w:keepNext/>
+        <w:keepLines/>
         <w:spacing w:before="160" w:after="80"/>
         <w:ind w:firstLine="709"/>
         <w:jc w:val="left"/>
@@ -816,6 +873,10 @@
         <w:gridCol w:w="3118"/>
       </w:tblGrid>
       <w:tr>
+        <w:trPr>
+          <w:cantSplit/>
+          <w:tblHeader w:val="true"/>
+        </w:trPr>
         <w:tc>
           <w:tcPr>
             <w:tcW w:type="dxa" w:w="3118"/>
@@ -899,6 +960,9 @@
         </w:tc>
       </w:tr>
       <w:tr>
+        <w:trPr>
+          <w:cantSplit/>
+        </w:trPr>
         <w:tc>
           <w:tcPr>
             <w:tcW w:type="dxa" w:w="3118"/>
@@ -979,6 +1043,9 @@
         </w:tc>
       </w:tr>
       <w:tr>
+        <w:trPr>
+          <w:cantSplit/>
+        </w:trPr>
         <w:tc>
           <w:tcPr>
             <w:tcW w:type="dxa" w:w="3118"/>
@@ -1059,6 +1126,9 @@
         </w:tc>
       </w:tr>
       <w:tr>
+        <w:trPr>
+          <w:cantSplit/>
+        </w:trPr>
         <w:tc>
           <w:tcPr>
             <w:tcW w:type="dxa" w:w="3118"/>
@@ -1139,6 +1209,9 @@
         </w:tc>
       </w:tr>
       <w:tr>
+        <w:trPr>
+          <w:cantSplit/>
+        </w:trPr>
         <w:tc>
           <w:tcPr>
             <w:tcW w:type="dxa" w:w="3118"/>
@@ -1219,6 +1292,9 @@
         </w:tc>
       </w:tr>
       <w:tr>
+        <w:trPr>
+          <w:cantSplit/>
+        </w:trPr>
         <w:tc>
           <w:tcPr>
             <w:tcW w:type="dxa" w:w="3118"/>
@@ -1299,6 +1375,9 @@
         </w:tc>
       </w:tr>
       <w:tr>
+        <w:trPr>
+          <w:cantSplit/>
+        </w:trPr>
         <w:tc>
           <w:tcPr>
             <w:tcW w:type="dxa" w:w="3118"/>
@@ -1379,6 +1458,9 @@
         </w:tc>
       </w:tr>
       <w:tr>
+        <w:trPr>
+          <w:cantSplit/>
+        </w:trPr>
         <w:tc>
           <w:tcPr>
             <w:tcW w:type="dxa" w:w="3118"/>
@@ -1477,6 +1559,9 @@
         </w:tc>
       </w:tr>
       <w:tr>
+        <w:trPr>
+          <w:cantSplit/>
+        </w:trPr>
         <w:tc>
           <w:tcPr>
             <w:tcW w:type="dxa" w:w="3118"/>
@@ -1557,6 +1642,9 @@
         </w:tc>
       </w:tr>
       <w:tr>
+        <w:trPr>
+          <w:cantSplit/>
+        </w:trPr>
         <w:tc>
           <w:tcPr>
             <w:tcW w:type="dxa" w:w="3118"/>
@@ -1637,6 +1725,9 @@
         </w:tc>
       </w:tr>
       <w:tr>
+        <w:trPr>
+          <w:cantSplit/>
+        </w:trPr>
         <w:tc>
           <w:tcPr>
             <w:tcW w:type="dxa" w:w="3118"/>
@@ -1735,6 +1826,9 @@
         </w:tc>
       </w:tr>
       <w:tr>
+        <w:trPr>
+          <w:cantSplit/>
+        </w:trPr>
         <w:tc>
           <w:tcPr>
             <w:tcW w:type="dxa" w:w="3118"/>
@@ -1833,6 +1927,9 @@
         </w:tc>
       </w:tr>
       <w:tr>
+        <w:trPr>
+          <w:cantSplit/>
+        </w:trPr>
         <w:tc>
           <w:tcPr>
             <w:tcW w:type="dxa" w:w="3118"/>
@@ -1931,6 +2028,9 @@
         </w:tc>
       </w:tr>
       <w:tr>
+        <w:trPr>
+          <w:cantSplit/>
+        </w:trPr>
         <w:tc>
           <w:tcPr>
             <w:tcW w:type="dxa" w:w="3118"/>
@@ -2029,6 +2129,9 @@
         </w:tc>
       </w:tr>
       <w:tr>
+        <w:trPr>
+          <w:cantSplit/>
+        </w:trPr>
         <w:tc>
           <w:tcPr>
             <w:tcW w:type="dxa" w:w="3118"/>
@@ -2134,6 +2237,9 @@
     </w:p>
     <w:p>
       <w:pPr>
+        <w:keepNext/>
+        <w:keepLines/>
+        <w:widowControl/>
         <w:spacing w:before="160" w:after="80"/>
         <w:jc w:val="left"/>
       </w:pPr>
@@ -2148,6 +2254,8 @@
     </w:p>
     <w:p>
       <w:pPr>
+        <w:keepLines/>
+        <w:widowControl/>
         <w:spacing w:line="276" w:lineRule="auto" w:after="60"/>
         <w:ind w:left="709"/>
         <w:jc w:val="both"/>
@@ -2199,6 +2307,8 @@
     </w:p>
     <w:p>
       <w:pPr>
+        <w:keepLines/>
+        <w:widowControl/>
         <w:spacing w:line="276" w:lineRule="auto" w:after="60"/>
         <w:ind w:left="709"/>
         <w:jc w:val="both"/>
@@ -2223,6 +2333,8 @@
     </w:p>
     <w:p>
       <w:pPr>
+        <w:keepLines/>
+        <w:widowControl/>
         <w:spacing w:line="276" w:lineRule="auto" w:after="60"/>
         <w:ind w:left="992"/>
         <w:jc w:val="both"/>
@@ -2301,6 +2413,8 @@
     </w:p>
     <w:p>
       <w:pPr>
+        <w:keepLines/>
+        <w:widowControl/>
         <w:spacing w:line="276" w:lineRule="auto" w:after="60"/>
         <w:ind w:left="992"/>
         <w:jc w:val="both"/>
@@ -2379,6 +2493,8 @@
     </w:p>
     <w:p>
       <w:pPr>
+        <w:keepLines/>
+        <w:widowControl/>
         <w:spacing w:line="276" w:lineRule="auto" w:after="60"/>
         <w:ind w:left="992"/>
         <w:jc w:val="both"/>
@@ -2439,6 +2555,8 @@
     </w:p>
     <w:p>
       <w:pPr>
+        <w:keepLines/>
+        <w:widowControl/>
         <w:spacing w:line="276" w:lineRule="auto" w:after="60"/>
         <w:ind w:left="992"/>
         <w:jc w:val="both"/>
@@ -2499,6 +2617,8 @@
     </w:p>
     <w:p>
       <w:pPr>
+        <w:keepLines/>
+        <w:widowControl/>
         <w:spacing w:line="276" w:lineRule="auto" w:after="60"/>
         <w:ind w:left="992"/>
         <w:jc w:val="both"/>
@@ -2577,6 +2697,8 @@
     </w:p>
     <w:p>
       <w:pPr>
+        <w:keepLines/>
+        <w:widowControl/>
         <w:spacing w:line="276" w:lineRule="auto" w:after="60"/>
         <w:ind w:left="992"/>
         <w:jc w:val="both"/>
@@ -2619,6 +2741,8 @@
     </w:p>
     <w:p>
       <w:pPr>
+        <w:keepLines/>
+        <w:widowControl/>
         <w:spacing w:line="276" w:lineRule="auto" w:after="60"/>
         <w:ind w:left="992"/>
         <w:jc w:val="both"/>
@@ -2661,6 +2785,9 @@
     </w:p>
     <w:p>
       <w:pPr>
+        <w:keepNext/>
+        <w:keepLines/>
+        <w:widowControl/>
         <w:spacing w:before="160" w:after="80"/>
         <w:jc w:val="left"/>
       </w:pPr>
@@ -2675,6 +2802,7 @@
     </w:p>
     <w:p>
       <w:pPr>
+        <w:widowControl/>
         <w:spacing w:line="276" w:lineRule="auto" w:after="120"/>
         <w:ind w:firstLine="709"/>
         <w:jc w:val="both"/>
@@ -2691,6 +2819,8 @@
     </w:p>
     <w:p>
       <w:pPr>
+        <w:keepLines/>
+        <w:widowControl/>
         <w:spacing w:line="276" w:lineRule="auto" w:after="60"/>
         <w:ind w:left="709"/>
         <w:jc w:val="both"/>
@@ -2715,6 +2845,8 @@
     </w:p>
     <w:p>
       <w:pPr>
+        <w:keepLines/>
+        <w:widowControl/>
         <w:spacing w:line="276" w:lineRule="auto" w:after="60"/>
         <w:ind w:left="709"/>
         <w:jc w:val="both"/>
@@ -2757,6 +2889,8 @@
     </w:p>
     <w:p>
       <w:pPr>
+        <w:keepLines/>
+        <w:widowControl/>
         <w:spacing w:line="276" w:lineRule="auto" w:after="60"/>
         <w:ind w:left="709"/>
         <w:jc w:val="both"/>
@@ -2781,6 +2915,10 @@
     </w:p>
     <w:p>
       <w:pPr>
+        <w:keepNext/>
+        <w:keepLines/>
+        <w:pageBreakBefore/>
+        <w:widowControl/>
         <w:spacing w:before="240" w:after="120"/>
         <w:jc w:val="left"/>
       </w:pPr>
@@ -2795,6 +2933,7 @@
     </w:p>
     <w:p>
       <w:pPr>
+        <w:widowControl/>
         <w:spacing w:line="276" w:lineRule="auto" w:after="120"/>
         <w:ind w:firstLine="709"/>
         <w:jc w:val="both"/>
@@ -2811,6 +2950,9 @@
     </w:p>
     <w:p>
       <w:pPr>
+        <w:keepNext/>
+        <w:keepLines/>
+        <w:widowControl/>
         <w:spacing w:before="160" w:after="80"/>
         <w:jc w:val="left"/>
       </w:pPr>
@@ -2825,13 +2967,15 @@
     </w:p>
     <w:p>
       <w:pPr>
+        <w:keepNext/>
+        <w:keepLines/>
         <w:spacing w:before="200" w:after="80"/>
         <w:jc w:val="center"/>
       </w:pPr>
       <w:r>
         <w:drawing>
           <wp:inline xmlns:a="http://schemas.openxmlformats.org/drawingml/2006/main" xmlns:pic="http://schemas.openxmlformats.org/drawingml/2006/picture">
-            <wp:extent cx="5760000" cy="3878593"/>
+            <wp:extent cx="5760000" cy="3878592"/>
             <wp:docPr id="3" name="Picture 3"/>
             <wp:cNvGraphicFramePr>
               <a:graphicFrameLocks noChangeAspect="1"/>
@@ -2852,7 +2996,7 @@
                   <pic:spPr>
                     <a:xfrm>
                       <a:off x="0" y="0"/>
-                      <a:ext cx="5760000" cy="3878593"/>
+                      <a:ext cx="5760000" cy="3878592"/>
                     </a:xfrm>
                     <a:prstGeom prst="rect"/>
                   </pic:spPr>
@@ -2865,6 +3009,8 @@
     </w:p>
     <w:p>
       <w:pPr>
+        <w:keepLines/>
+        <w:widowControl/>
         <w:spacing w:before="80" w:after="240"/>
         <w:jc w:val="center"/>
       </w:pPr>
@@ -2879,6 +3025,8 @@
     </w:p>
     <w:p>
       <w:pPr>
+        <w:keepLines/>
+        <w:widowControl/>
         <w:spacing w:line="276" w:lineRule="auto" w:after="60"/>
         <w:ind w:left="709"/>
         <w:jc w:val="both"/>
@@ -2903,6 +3051,8 @@
     </w:p>
     <w:p>
       <w:pPr>
+        <w:keepLines/>
+        <w:widowControl/>
         <w:spacing w:line="276" w:lineRule="auto" w:after="60"/>
         <w:ind w:left="709"/>
         <w:jc w:val="both"/>
@@ -2927,6 +3077,8 @@
     </w:p>
     <w:p>
       <w:pPr>
+        <w:keepLines/>
+        <w:widowControl/>
         <w:spacing w:line="276" w:lineRule="auto" w:after="60"/>
         <w:ind w:left="709"/>
         <w:jc w:val="both"/>
@@ -2951,6 +3103,9 @@
     </w:p>
     <w:p>
       <w:pPr>
+        <w:keepNext/>
+        <w:keepLines/>
+        <w:widowControl/>
         <w:spacing w:before="160" w:after="80"/>
         <w:jc w:val="left"/>
       </w:pPr>
@@ -2965,13 +3120,15 @@
     </w:p>
     <w:p>
       <w:pPr>
+        <w:keepNext/>
+        <w:keepLines/>
         <w:spacing w:before="200" w:after="80"/>
         <w:jc w:val="center"/>
       </w:pPr>
       <w:r>
         <w:drawing>
           <wp:inline xmlns:a="http://schemas.openxmlformats.org/drawingml/2006/main" xmlns:pic="http://schemas.openxmlformats.org/drawingml/2006/picture">
-            <wp:extent cx="5760000" cy="3878593"/>
+            <wp:extent cx="5760000" cy="3878592"/>
             <wp:docPr id="4" name="Picture 4"/>
             <wp:cNvGraphicFramePr>
               <a:graphicFrameLocks noChangeAspect="1"/>
@@ -2992,7 +3149,7 @@
                   <pic:spPr>
                     <a:xfrm>
                       <a:off x="0" y="0"/>
-                      <a:ext cx="5760000" cy="3878593"/>
+                      <a:ext cx="5760000" cy="3878592"/>
                     </a:xfrm>
                     <a:prstGeom prst="rect"/>
                   </pic:spPr>
@@ -3005,6 +3162,8 @@
     </w:p>
     <w:p>
       <w:pPr>
+        <w:keepLines/>
+        <w:widowControl/>
         <w:spacing w:before="80" w:after="240"/>
         <w:jc w:val="center"/>
       </w:pPr>
@@ -3019,6 +3178,8 @@
     </w:p>
     <w:p>
       <w:pPr>
+        <w:keepLines/>
+        <w:widowControl/>
         <w:spacing w:line="276" w:lineRule="auto" w:after="60"/>
         <w:ind w:left="709"/>
         <w:jc w:val="both"/>
@@ -3043,6 +3204,8 @@
     </w:p>
     <w:p>
       <w:pPr>
+        <w:keepLines/>
+        <w:widowControl/>
         <w:spacing w:line="276" w:lineRule="auto" w:after="60"/>
         <w:ind w:left="709"/>
         <w:jc w:val="both"/>
@@ -3067,6 +3230,8 @@
     </w:p>
     <w:p>
       <w:pPr>
+        <w:keepLines/>
+        <w:widowControl/>
         <w:spacing w:line="276" w:lineRule="auto" w:after="60"/>
         <w:ind w:left="709"/>
         <w:jc w:val="both"/>
@@ -3091,6 +3256,8 @@
     </w:p>
     <w:p>
       <w:pPr>
+        <w:keepLines/>
+        <w:widowControl/>
         <w:spacing w:line="276" w:lineRule="auto" w:after="60"/>
         <w:ind w:left="709"/>
         <w:jc w:val="both"/>
@@ -3115,6 +3282,9 @@
     </w:p>
     <w:p>
       <w:pPr>
+        <w:keepNext/>
+        <w:keepLines/>
+        <w:widowControl/>
         <w:spacing w:before="160" w:after="80"/>
         <w:jc w:val="left"/>
       </w:pPr>
@@ -3129,13 +3299,15 @@
     </w:p>
     <w:p>
       <w:pPr>
+        <w:keepNext/>
+        <w:keepLines/>
         <w:spacing w:before="200" w:after="80"/>
         <w:jc w:val="center"/>
       </w:pPr>
       <w:r>
         <w:drawing>
           <wp:inline xmlns:a="http://schemas.openxmlformats.org/drawingml/2006/main" xmlns:pic="http://schemas.openxmlformats.org/drawingml/2006/picture">
-            <wp:extent cx="5760000" cy="3878593"/>
+            <wp:extent cx="5760000" cy="3878592"/>
             <wp:docPr id="5" name="Picture 5"/>
             <wp:cNvGraphicFramePr>
               <a:graphicFrameLocks noChangeAspect="1"/>
@@ -3156,7 +3328,7 @@
                   <pic:spPr>
                     <a:xfrm>
                       <a:off x="0" y="0"/>
-                      <a:ext cx="5760000" cy="3878593"/>
+                      <a:ext cx="5760000" cy="3878592"/>
                     </a:xfrm>
                     <a:prstGeom prst="rect"/>
                   </pic:spPr>
@@ -3169,6 +3341,8 @@
     </w:p>
     <w:p>
       <w:pPr>
+        <w:keepLines/>
+        <w:widowControl/>
         <w:spacing w:before="80" w:after="240"/>
         <w:jc w:val="center"/>
       </w:pPr>
@@ -3183,6 +3357,8 @@
     </w:p>
     <w:p>
       <w:pPr>
+        <w:keepLines/>
+        <w:widowControl/>
         <w:spacing w:line="276" w:lineRule="auto" w:after="60"/>
         <w:ind w:left="709"/>
         <w:jc w:val="both"/>
@@ -3207,6 +3383,8 @@
     </w:p>
     <w:p>
       <w:pPr>
+        <w:keepLines/>
+        <w:widowControl/>
         <w:spacing w:line="276" w:lineRule="auto" w:after="60"/>
         <w:ind w:left="709"/>
         <w:jc w:val="both"/>
@@ -3231,6 +3409,9 @@
     </w:p>
     <w:p>
       <w:pPr>
+        <w:keepNext/>
+        <w:keepLines/>
+        <w:widowControl/>
         <w:spacing w:before="160" w:after="80"/>
         <w:jc w:val="left"/>
       </w:pPr>
@@ -3245,13 +3426,15 @@
     </w:p>
     <w:p>
       <w:pPr>
+        <w:keepNext/>
+        <w:keepLines/>
         <w:spacing w:before="200" w:after="80"/>
         <w:jc w:val="center"/>
       </w:pPr>
       <w:r>
         <w:drawing>
           <wp:inline xmlns:a="http://schemas.openxmlformats.org/drawingml/2006/main" xmlns:pic="http://schemas.openxmlformats.org/drawingml/2006/picture">
-            <wp:extent cx="5760000" cy="3878593"/>
+            <wp:extent cx="5760000" cy="3878592"/>
             <wp:docPr id="6" name="Picture 6"/>
             <wp:cNvGraphicFramePr>
               <a:graphicFrameLocks noChangeAspect="1"/>
@@ -3272,7 +3455,7 @@
                   <pic:spPr>
                     <a:xfrm>
                       <a:off x="0" y="0"/>
-                      <a:ext cx="5760000" cy="3878593"/>
+                      <a:ext cx="5760000" cy="3878592"/>
                     </a:xfrm>
                     <a:prstGeom prst="rect"/>
                   </pic:spPr>
@@ -3285,6 +3468,8 @@
     </w:p>
     <w:p>
       <w:pPr>
+        <w:keepLines/>
+        <w:widowControl/>
         <w:spacing w:before="80" w:after="240"/>
         <w:jc w:val="center"/>
       </w:pPr>
@@ -3299,6 +3484,8 @@
     </w:p>
     <w:p>
       <w:pPr>
+        <w:keepLines/>
+        <w:widowControl/>
         <w:spacing w:line="276" w:lineRule="auto" w:after="60"/>
         <w:ind w:left="709"/>
         <w:jc w:val="both"/>
@@ -3323,6 +3510,8 @@
     </w:p>
     <w:p>
       <w:pPr>
+        <w:keepLines/>
+        <w:widowControl/>
         <w:spacing w:line="276" w:lineRule="auto" w:after="60"/>
         <w:ind w:left="709"/>
         <w:jc w:val="both"/>
@@ -3347,6 +3536,9 @@
     </w:p>
     <w:p>
       <w:pPr>
+        <w:keepNext/>
+        <w:keepLines/>
+        <w:widowControl/>
         <w:spacing w:before="160" w:after="80"/>
         <w:jc w:val="left"/>
       </w:pPr>
@@ -3361,13 +3553,15 @@
     </w:p>
     <w:p>
       <w:pPr>
+        <w:keepNext/>
+        <w:keepLines/>
         <w:spacing w:before="200" w:after="80"/>
         <w:jc w:val="center"/>
       </w:pPr>
       <w:r>
         <w:drawing>
           <wp:inline xmlns:a="http://schemas.openxmlformats.org/drawingml/2006/main" xmlns:pic="http://schemas.openxmlformats.org/drawingml/2006/picture">
-            <wp:extent cx="5760000" cy="3878593"/>
+            <wp:extent cx="5760000" cy="3878592"/>
             <wp:docPr id="7" name="Picture 7"/>
             <wp:cNvGraphicFramePr>
               <a:graphicFrameLocks noChangeAspect="1"/>
@@ -3388,7 +3582,7 @@
                   <pic:spPr>
                     <a:xfrm>
                       <a:off x="0" y="0"/>
-                      <a:ext cx="5760000" cy="3878593"/>
+                      <a:ext cx="5760000" cy="3878592"/>
                     </a:xfrm>
                     <a:prstGeom prst="rect"/>
                   </pic:spPr>
@@ -3401,6 +3595,8 @@
     </w:p>
     <w:p>
       <w:pPr>
+        <w:keepLines/>
+        <w:widowControl/>
         <w:spacing w:before="80" w:after="240"/>
         <w:jc w:val="center"/>
       </w:pPr>
@@ -3415,6 +3611,8 @@
     </w:p>
     <w:p>
       <w:pPr>
+        <w:keepLines/>
+        <w:widowControl/>
         <w:spacing w:line="276" w:lineRule="auto" w:after="60"/>
         <w:ind w:left="709"/>
         <w:jc w:val="both"/>
@@ -3439,6 +3637,10 @@
     </w:p>
     <w:p>
       <w:pPr>
+        <w:keepNext/>
+        <w:keepLines/>
+        <w:pageBreakBefore/>
+        <w:widowControl/>
         <w:spacing w:before="240" w:after="120"/>
         <w:jc w:val="left"/>
       </w:pPr>
@@ -3453,6 +3655,7 @@
     </w:p>
     <w:p>
       <w:pPr>
+        <w:widowControl/>
         <w:spacing w:line="276" w:lineRule="auto" w:after="120"/>
         <w:ind w:firstLine="709"/>
         <w:jc w:val="both"/>

--- a/reports/lab3/LR3_Report_Variant15.docx
+++ b/reports/lab3/LR3_Report_Variant15.docx
@@ -2,17 +2,10 @@
 <file path=word/document.xml><?xml version="1.0" encoding="utf-8"?>
 <w:document xmlns:wpc="http://schemas.microsoft.com/office/word/2010/wordprocessingCanvas" xmlns:mo="http://schemas.microsoft.com/office/mac/office/2008/main" xmlns:mc="http://schemas.openxmlformats.org/markup-compatibility/2006" xmlns:mv="urn:schemas-microsoft-com:mac:vml" xmlns:o="urn:schemas-microsoft-com:office:office" xmlns:r="http://schemas.openxmlformats.org/officeDocument/2006/relationships" xmlns:m="http://schemas.openxmlformats.org/officeDocument/2006/math" xmlns:v="urn:schemas-microsoft-com:vml" xmlns:wp14="http://schemas.microsoft.com/office/word/2010/wordprocessingDrawing" xmlns:wp="http://schemas.openxmlformats.org/drawingml/2006/wordprocessingDrawing" xmlns:w10="urn:schemas-microsoft-com:office:word" xmlns:w="http://schemas.openxmlformats.org/wordprocessingml/2006/main" xmlns:w14="http://schemas.microsoft.com/office/word/2010/wordml" xmlns:wpg="http://schemas.microsoft.com/office/word/2010/wordprocessingGroup" xmlns:wpi="http://schemas.microsoft.com/office/word/2010/wordprocessingInk" xmlns:wne="http://schemas.microsoft.com/office/word/2006/wordml" xmlns:wps="http://schemas.microsoft.com/office/word/2010/wordprocessingShape" mc:Ignorable="w14 wp14">
   <w:body>
-    <w:p/>
-    <w:p/>
-    <w:p/>
-    <w:p/>
-    <w:p/>
-    <w:p/>
-    <w:p/>
-    <w:p/>
     <w:p>
       <w:pPr>
-        <w:spacing w:after="120"/>
+        <w:keepLines/>
+        <w:spacing w:before="3000" w:after="240" w:line="240" w:lineRule="auto"/>
         <w:jc w:val="center"/>
       </w:pPr>
       <w:r>
@@ -22,22 +15,29 @@
           <w:sz w:val="32"/>
         </w:rPr>
         <w:t>ОТЧЕТ ПО ЛАБОРАТОРНОЙ РАБОТЕ № 3</w:t>
-        <w:br/>
       </w:r>
     </w:p>
     <w:p>
       <w:pPr>
+        <w:keepLines/>
+        <w:spacing w:before="0" w:after="360" w:line="240" w:lineRule="auto"/>
         <w:jc w:val="center"/>
       </w:pPr>
       <w:r>
         <w:rPr>
           <w:rFonts w:ascii="Times New Roman" w:hAnsi="Times New Roman"/>
+          <w:b w:val="0"/>
           <w:sz w:val="28"/>
         </w:rPr>
         <w:t>по дисциплине: «Практикум по разработке корпоративного портала»</w:t>
-        <w:br/>
-        <w:br/>
       </w:r>
+    </w:p>
+    <w:p>
+      <w:pPr>
+        <w:keepLines/>
+        <w:spacing w:before="0" w:after="120" w:line="240" w:lineRule="auto"/>
+        <w:jc w:val="center"/>
+      </w:pPr>
       <w:r>
         <w:rPr>
           <w:rFonts w:ascii="Times New Roman" w:hAnsi="Times New Roman"/>
@@ -45,23 +45,33 @@
           <w:sz w:val="28"/>
         </w:rPr>
         <w:t>Тема: «Создание шаблона дизайна портала и главных пользовательских интерфейсов»</w:t>
-        <w:br/>
+      </w:r>
+    </w:p>
+    <w:p>
+      <w:pPr>
+        <w:keepLines/>
+        <w:spacing w:before="0" w:after="0" w:line="240" w:lineRule="auto"/>
+        <w:jc w:val="center"/>
+      </w:pPr>
+      <w:r>
+        <w:rPr>
+          <w:rFonts w:ascii="Times New Roman" w:hAnsi="Times New Roman"/>
+          <w:b/>
+          <w:sz w:val="28"/>
+        </w:rPr>
         <w:t>Вариант № 15: «Университет. Центр аккредитации и независимой оценки качества образования (АНОК)»</w:t>
       </w:r>
     </w:p>
-    <w:p/>
-    <w:p/>
-    <w:p/>
-    <w:p/>
-    <w:p/>
     <w:p>
       <w:pPr>
-        <w:spacing w:line="276" w:lineRule="auto"/>
+        <w:keepLines/>
+        <w:spacing w:before="1680" w:after="0" w:line="276" w:lineRule="auto"/>
         <w:jc w:val="right"/>
       </w:pPr>
       <w:r>
         <w:rPr>
           <w:rFonts w:ascii="Times New Roman" w:hAnsi="Times New Roman"/>
+          <w:b w:val="0"/>
           <w:sz w:val="26"/>
         </w:rPr>
         <w:t>Выполнил:</w:t>
@@ -69,34 +79,28 @@
         <w:t>студент группы П-41</w:t>
         <w:br/>
         <w:t>Соловьёв А.С.</w:t>
-        <w:br/>
       </w:r>
     </w:p>
-    <w:p/>
-    <w:p/>
-    <w:p/>
-    <w:p/>
     <w:p>
       <w:pPr>
+        <w:keepLines/>
+        <w:spacing w:before="1920" w:after="0" w:line="240" w:lineRule="auto"/>
         <w:jc w:val="center"/>
       </w:pPr>
       <w:r>
         <w:rPr>
           <w:rFonts w:ascii="Times New Roman" w:hAnsi="Times New Roman"/>
+          <w:b w:val="0"/>
           <w:sz w:val="24"/>
         </w:rPr>
         <w:t>Москва, 2026 г.</w:t>
       </w:r>
     </w:p>
     <w:p>
-      <w:r>
-        <w:br w:type="page"/>
-      </w:r>
-    </w:p>
-    <w:p>
       <w:pPr>
         <w:keepNext/>
         <w:keepLines/>
+        <w:pageBreakBefore/>
         <w:widowControl/>
         <w:spacing w:before="240" w:after="120"/>
         <w:jc w:val="left"/>

--- a/reports/lab3/LR3_Report_Variant15.docx
+++ b/reports/lab3/LR3_Report_Variant15.docx
@@ -360,7 +360,7 @@
           <w:i w:val="0"/>
           <w:sz w:val="28"/>
         </w:rPr>
-        <w:t>Наименование: «УНИВЕРСИТЕТ · Центр АНОК (Автоматизированная настройка образовательного контента)».</w:t>
+        <w:t>Наименование: «УНИВЕРСИТЕТ · Центр АНОК» с расшифровкой «Центр аккредитации и независимой оценки качества образования».</w:t>
       </w:r>
     </w:p>
     <w:p>

--- a/reports/lab3/LR3_Report_Variant15.docx
+++ b/reports/lab3/LR3_Report_Variant15.docx
@@ -176,7 +176,7 @@
       <w:r>
         <w:drawing>
           <wp:inline xmlns:a="http://schemas.openxmlformats.org/drawingml/2006/main" xmlns:pic="http://schemas.openxmlformats.org/drawingml/2006/picture">
-            <wp:extent cx="5760000" cy="3787397"/>
+            <wp:extent cx="5760000" cy="3637894"/>
             <wp:docPr id="1" name="Picture 1"/>
             <wp:cNvGraphicFramePr>
               <a:graphicFrameLocks noChangeAspect="1"/>
@@ -197,7 +197,7 @@
                   <pic:spPr>
                     <a:xfrm>
                       <a:off x="0" y="0"/>
-                      <a:ext cx="5760000" cy="3787397"/>
+                      <a:ext cx="5760000" cy="3637894"/>
                     </a:xfrm>
                     <a:prstGeom prst="rect"/>
                   </pic:spPr>
@@ -482,7 +482,7 @@
           <w:i w:val="0"/>
           <w:sz w:val="28"/>
         </w:rPr>
-        <w:t>12 разделов меню с визуальными пиктограммами и текстовыми метками.</w:t>
+        <w:t>14 разделов меню с визуальными пиктограммами и текстовыми метками (12 базовых + «Аналитика» и «Календарь дедлайнов», добавленные в ЛР № 6).</w:t>
       </w:r>
     </w:p>
     <w:p>
@@ -792,7 +792,7 @@
       <w:r>
         <w:drawing>
           <wp:inline xmlns:a="http://schemas.openxmlformats.org/drawingml/2006/main" xmlns:pic="http://schemas.openxmlformats.org/drawingml/2006/picture">
-            <wp:extent cx="5760000" cy="3787397"/>
+            <wp:extent cx="5760000" cy="3727058"/>
             <wp:docPr id="2" name="Picture 2"/>
             <wp:cNvGraphicFramePr>
               <a:graphicFrameLocks noChangeAspect="1"/>
@@ -813,7 +813,7 @@
                   <pic:spPr>
                     <a:xfrm>
                       <a:off x="0" y="0"/>
-                      <a:ext cx="5760000" cy="3787397"/>
+                      <a:ext cx="5760000" cy="3727058"/>
                     </a:xfrm>
                     <a:prstGeom prst="rect"/>
                   </pic:spPr>
@@ -2979,7 +2979,7 @@
       <w:r>
         <w:drawing>
           <wp:inline xmlns:a="http://schemas.openxmlformats.org/drawingml/2006/main" xmlns:pic="http://schemas.openxmlformats.org/drawingml/2006/picture">
-            <wp:extent cx="5760000" cy="3878592"/>
+            <wp:extent cx="5760000" cy="3600000"/>
             <wp:docPr id="3" name="Picture 3"/>
             <wp:cNvGraphicFramePr>
               <a:graphicFrameLocks noChangeAspect="1"/>
@@ -3000,7 +3000,7 @@
                   <pic:spPr>
                     <a:xfrm>
                       <a:off x="0" y="0"/>
-                      <a:ext cx="5760000" cy="3878592"/>
+                      <a:ext cx="5760000" cy="3600000"/>
                     </a:xfrm>
                     <a:prstGeom prst="rect"/>
                   </pic:spPr>
@@ -3132,7 +3132,7 @@
       <w:r>
         <w:drawing>
           <wp:inline xmlns:a="http://schemas.openxmlformats.org/drawingml/2006/main" xmlns:pic="http://schemas.openxmlformats.org/drawingml/2006/picture">
-            <wp:extent cx="5760000" cy="3878592"/>
+            <wp:extent cx="5760000" cy="3600000"/>
             <wp:docPr id="4" name="Picture 4"/>
             <wp:cNvGraphicFramePr>
               <a:graphicFrameLocks noChangeAspect="1"/>
@@ -3153,7 +3153,7 @@
                   <pic:spPr>
                     <a:xfrm>
                       <a:off x="0" y="0"/>
-                      <a:ext cx="5760000" cy="3878592"/>
+                      <a:ext cx="5760000" cy="3600000"/>
                     </a:xfrm>
                     <a:prstGeom prst="rect"/>
                   </pic:spPr>
@@ -3311,7 +3311,7 @@
       <w:r>
         <w:drawing>
           <wp:inline xmlns:a="http://schemas.openxmlformats.org/drawingml/2006/main" xmlns:pic="http://schemas.openxmlformats.org/drawingml/2006/picture">
-            <wp:extent cx="5760000" cy="3878592"/>
+            <wp:extent cx="5760000" cy="3600000"/>
             <wp:docPr id="5" name="Picture 5"/>
             <wp:cNvGraphicFramePr>
               <a:graphicFrameLocks noChangeAspect="1"/>
@@ -3332,7 +3332,7 @@
                   <pic:spPr>
                     <a:xfrm>
                       <a:off x="0" y="0"/>
-                      <a:ext cx="5760000" cy="3878592"/>
+                      <a:ext cx="5760000" cy="3600000"/>
                     </a:xfrm>
                     <a:prstGeom prst="rect"/>
                   </pic:spPr>
@@ -3438,7 +3438,7 @@
       <w:r>
         <w:drawing>
           <wp:inline xmlns:a="http://schemas.openxmlformats.org/drawingml/2006/main" xmlns:pic="http://schemas.openxmlformats.org/drawingml/2006/picture">
-            <wp:extent cx="5760000" cy="3878592"/>
+            <wp:extent cx="5760000" cy="3600000"/>
             <wp:docPr id="6" name="Picture 6"/>
             <wp:cNvGraphicFramePr>
               <a:graphicFrameLocks noChangeAspect="1"/>
@@ -3459,7 +3459,7 @@
                   <pic:spPr>
                     <a:xfrm>
                       <a:off x="0" y="0"/>
-                      <a:ext cx="5760000" cy="3878592"/>
+                      <a:ext cx="5760000" cy="3600000"/>
                     </a:xfrm>
                     <a:prstGeom prst="rect"/>
                   </pic:spPr>
@@ -3565,7 +3565,7 @@
       <w:r>
         <w:drawing>
           <wp:inline xmlns:a="http://schemas.openxmlformats.org/drawingml/2006/main" xmlns:pic="http://schemas.openxmlformats.org/drawingml/2006/picture">
-            <wp:extent cx="5760000" cy="3878592"/>
+            <wp:extent cx="5760000" cy="3600000"/>
             <wp:docPr id="7" name="Picture 7"/>
             <wp:cNvGraphicFramePr>
               <a:graphicFrameLocks noChangeAspect="1"/>
@@ -3586,7 +3586,7 @@
                   <pic:spPr>
                     <a:xfrm>
                       <a:off x="0" y="0"/>
-                      <a:ext cx="5760000" cy="3878592"/>
+                      <a:ext cx="5760000" cy="3600000"/>
                     </a:xfrm>
                     <a:prstGeom prst="rect"/>
                   </pic:spPr>
